--- a/DataMining_Parcial1.docx
+++ b/DataMining_Parcial1.docx
@@ -2833,6 +2833,3723 @@
       </w:r>
     </w:p>
     <w:p/>
+    <w:p>
+      <w:pPr>
+        <w:pStyle w:val="Heading1"/>
+      </w:pPr>
+      <w:r>
+        <w:t>Clase 26/01/2026</w:t>
+      </w:r>
+    </w:p>
+    <w:p>
+      <w:proofErr w:type="spellStart"/>
+      <w:r>
+        <w:t>Preguntas</w:t>
+      </w:r>
+      <w:proofErr w:type="spellEnd"/>
+      <w:r>
+        <w:t xml:space="preserve"> Deber:</w:t>
+      </w:r>
+    </w:p>
+    <w:p>
+      <w:pPr>
+        <w:pStyle w:val="ListParagraph"/>
+        <w:numPr>
+          <w:ilvl w:val="0"/>
+          <w:numId w:val="6"/>
+        </w:numPr>
+        <w:rPr>
+          <w:lang w:val="es-EC"/>
+        </w:rPr>
+      </w:pPr>
+      <w:r>
+        <w:rPr>
+          <w:lang w:val="es-EC"/>
+        </w:rPr>
+        <w:t>Usar nombre del servicio para c</w:t>
+      </w:r>
+      <w:r>
+        <w:rPr>
+          <w:lang w:val="es-EC"/>
+        </w:rPr>
+        <w:t xml:space="preserve">onectarse a la base de datos. No usar la IP. </w:t>
+      </w:r>
+    </w:p>
+    <w:p>
+      <w:pPr>
+        <w:pStyle w:val="ListParagraph"/>
+        <w:numPr>
+          <w:ilvl w:val="0"/>
+          <w:numId w:val="6"/>
+        </w:numPr>
+        <w:rPr>
+          <w:lang w:val="es-EC"/>
+        </w:rPr>
+      </w:pPr>
+      <w:r>
+        <w:rPr>
+          <w:lang w:val="es-EC"/>
+        </w:rPr>
+        <w:t xml:space="preserve">Lo </w:t>
+      </w:r>
+      <w:proofErr w:type="spellStart"/>
+      <w:r>
+        <w:rPr>
+          <w:lang w:val="es-EC"/>
+        </w:rPr>
+        <w:t>mas</w:t>
+      </w:r>
+      <w:proofErr w:type="spellEnd"/>
+      <w:r>
+        <w:rPr>
+          <w:lang w:val="es-EC"/>
+        </w:rPr>
+        <w:t xml:space="preserve"> retador es obtener credenciales por parte del protocolo OAuth. </w:t>
+      </w:r>
+    </w:p>
+    <w:p>
+      <w:pPr>
+        <w:pStyle w:val="ListParagraph"/>
+        <w:numPr>
+          <w:ilvl w:val="0"/>
+          <w:numId w:val="6"/>
+        </w:numPr>
+        <w:rPr>
+          <w:lang w:val="es-EC"/>
+        </w:rPr>
+      </w:pPr>
+      <w:r>
+        <w:rPr>
+          <w:lang w:val="es-EC"/>
+        </w:rPr>
+        <w:t xml:space="preserve">Complejidad </w:t>
+      </w:r>
+      <w:proofErr w:type="spellStart"/>
+      <w:r>
+        <w:rPr>
+          <w:lang w:val="es-EC"/>
+        </w:rPr>
+        <w:t>esta</w:t>
+      </w:r>
+      <w:proofErr w:type="spellEnd"/>
+      <w:r>
+        <w:rPr>
+          <w:lang w:val="es-EC"/>
+        </w:rPr>
+        <w:t xml:space="preserve"> en la ingesta con reintentos. </w:t>
+      </w:r>
+      <w:proofErr w:type="spellStart"/>
+      <w:r>
+        <w:rPr>
+          <w:lang w:val="es-EC"/>
+        </w:rPr>
+        <w:t>Indempotencia</w:t>
+      </w:r>
+      <w:proofErr w:type="spellEnd"/>
+      <w:r>
+        <w:rPr>
+          <w:lang w:val="es-EC"/>
+        </w:rPr>
+        <w:t>. Si se corre dos veces no se debe duplicar los datos.</w:t>
+      </w:r>
+    </w:p>
+    <w:p>
+      <w:pPr>
+        <w:rPr>
+          <w:lang w:val="es-EC"/>
+        </w:rPr>
+      </w:pPr>
+      <w:r>
+        <w:rPr>
+          <w:lang w:val="es-EC"/>
+        </w:rPr>
+        <w:t>Clase:</w:t>
+      </w:r>
+    </w:p>
+    <w:p>
+      <w:pPr>
+        <w:rPr>
+          <w:lang w:val="es-EC"/>
+        </w:rPr>
+      </w:pPr>
+      <w:r>
+        <w:rPr>
+          <w:lang w:val="es-EC"/>
+        </w:rPr>
+        <w:t xml:space="preserve">Introducción a arquitectura moderna de Datos. </w:t>
+      </w:r>
+    </w:p>
+    <w:p>
+      <w:r>
+        <w:t xml:space="preserve">Lectura: Habla de Data warehouse, Data </w:t>
+      </w:r>
+      <w:proofErr w:type="spellStart"/>
+      <w:r>
+        <w:t>lakehouse</w:t>
+      </w:r>
+      <w:proofErr w:type="spellEnd"/>
+      <w:r>
+        <w:t xml:space="preserve">, </w:t>
+      </w:r>
+    </w:p>
+    <w:p>
+      <w:pPr>
+        <w:pStyle w:val="ListParagraph"/>
+        <w:numPr>
+          <w:ilvl w:val="0"/>
+          <w:numId w:val="8"/>
+        </w:numPr>
+        <w:rPr>
+          <w:lang w:val="es-EC"/>
+        </w:rPr>
+      </w:pPr>
+      <w:r>
+        <w:rPr>
+          <w:lang w:val="es-EC"/>
+        </w:rPr>
+        <w:t>¿</w:t>
+      </w:r>
+      <w:proofErr w:type="spellStart"/>
+      <w:r>
+        <w:rPr>
+          <w:lang w:val="es-EC"/>
+        </w:rPr>
+        <w:t>Que</w:t>
+      </w:r>
+      <w:proofErr w:type="spellEnd"/>
+      <w:r>
+        <w:rPr>
+          <w:lang w:val="es-EC"/>
+        </w:rPr>
+        <w:t xml:space="preserve"> problema resuelve el Data </w:t>
+      </w:r>
+      <w:proofErr w:type="spellStart"/>
+      <w:r>
+        <w:rPr>
+          <w:lang w:val="es-EC"/>
+        </w:rPr>
+        <w:t>w</w:t>
+      </w:r>
+      <w:r>
+        <w:rPr>
+          <w:lang w:val="es-EC"/>
+        </w:rPr>
+        <w:t>arehouse</w:t>
+      </w:r>
+      <w:proofErr w:type="spellEnd"/>
+      <w:r>
+        <w:rPr>
+          <w:lang w:val="es-EC"/>
+        </w:rPr>
+        <w:t xml:space="preserve">? Y </w:t>
+      </w:r>
+      <w:proofErr w:type="spellStart"/>
+      <w:r>
+        <w:rPr>
+          <w:lang w:val="es-EC"/>
+        </w:rPr>
+        <w:t>por que</w:t>
+      </w:r>
+      <w:proofErr w:type="spellEnd"/>
+      <w:r>
+        <w:rPr>
+          <w:lang w:val="es-EC"/>
+        </w:rPr>
+        <w:t xml:space="preserve"> se vuelve insuficiente con la llegada de </w:t>
+      </w:r>
+      <w:proofErr w:type="spellStart"/>
+      <w:r>
+        <w:rPr>
+          <w:lang w:val="es-EC"/>
+        </w:rPr>
+        <w:t>big</w:t>
+      </w:r>
+      <w:proofErr w:type="spellEnd"/>
+      <w:r>
+        <w:rPr>
+          <w:lang w:val="es-EC"/>
+        </w:rPr>
+        <w:t xml:space="preserve"> data?</w:t>
+      </w:r>
+    </w:p>
+    <w:p>
+      <w:pPr>
+        <w:pStyle w:val="ListParagraph"/>
+        <w:numPr>
+          <w:ilvl w:val="0"/>
+          <w:numId w:val="8"/>
+        </w:numPr>
+        <w:rPr>
+          <w:lang w:val="es-EC"/>
+        </w:rPr>
+      </w:pPr>
+      <w:r>
+        <w:rPr>
+          <w:lang w:val="es-EC"/>
+        </w:rPr>
+        <w:t xml:space="preserve">¿Qué es datos no estructurados? No tienen </w:t>
+      </w:r>
+      <w:proofErr w:type="spellStart"/>
+      <w:r>
+        <w:rPr>
+          <w:lang w:val="es-EC"/>
+        </w:rPr>
+        <w:t>schema</w:t>
+      </w:r>
+      <w:proofErr w:type="spellEnd"/>
+      <w:r>
+        <w:rPr>
+          <w:lang w:val="es-EC"/>
+        </w:rPr>
+        <w:t xml:space="preserve">. </w:t>
+      </w:r>
+    </w:p>
+    <w:p>
+      <w:pPr>
+        <w:rPr>
+          <w:lang w:val="es-EC"/>
+        </w:rPr>
+      </w:pPr>
+      <w:r>
+        <w:rPr>
+          <w:lang w:val="es-EC"/>
+        </w:rPr>
+        <w:t xml:space="preserve">El problema que responde el DW donde hay una única fuente de la verdad. Y de ahí salga todo. Requerimiento empresarial. Gran base de datos. OLAP. En el 2000 son datos no estructurados, como </w:t>
+      </w:r>
+      <w:proofErr w:type="spellStart"/>
+      <w:r>
+        <w:rPr>
+          <w:lang w:val="es-EC"/>
+        </w:rPr>
+        <w:t>imagnees</w:t>
+      </w:r>
+      <w:proofErr w:type="spellEnd"/>
+      <w:r>
+        <w:rPr>
+          <w:lang w:val="es-EC"/>
+        </w:rPr>
+        <w:t xml:space="preserve"> videos, este tipo de archivos había problema de ubicarlos en tablas.</w:t>
+      </w:r>
+    </w:p>
+    <w:p>
+      <w:pPr>
+        <w:pStyle w:val="ListParagraph"/>
+        <w:numPr>
+          <w:ilvl w:val="0"/>
+          <w:numId w:val="8"/>
+        </w:numPr>
+        <w:rPr>
+          <w:lang w:val="es-EC"/>
+        </w:rPr>
+      </w:pPr>
+      <w:r>
+        <w:rPr>
+          <w:lang w:val="es-EC"/>
+        </w:rPr>
+        <w:lastRenderedPageBreak/>
+        <w:t xml:space="preserve">¿Cuál es </w:t>
+      </w:r>
+      <w:proofErr w:type="spellStart"/>
+      <w:proofErr w:type="gramStart"/>
+      <w:r>
+        <w:rPr>
+          <w:lang w:val="es-EC"/>
+        </w:rPr>
+        <w:t>al</w:t>
+      </w:r>
+      <w:proofErr w:type="spellEnd"/>
+      <w:r>
+        <w:rPr>
+          <w:lang w:val="es-EC"/>
+        </w:rPr>
+        <w:t xml:space="preserve"> diferencia</w:t>
+      </w:r>
+      <w:proofErr w:type="gramEnd"/>
+      <w:r>
+        <w:rPr>
+          <w:lang w:val="es-EC"/>
+        </w:rPr>
+        <w:t xml:space="preserve"> entre </w:t>
+      </w:r>
+      <w:proofErr w:type="spellStart"/>
+      <w:r>
+        <w:rPr>
+          <w:lang w:val="es-EC"/>
+        </w:rPr>
+        <w:t>schema</w:t>
+      </w:r>
+      <w:proofErr w:type="spellEnd"/>
+      <w:r>
+        <w:rPr>
+          <w:lang w:val="es-EC"/>
+        </w:rPr>
+        <w:t xml:space="preserve"> </w:t>
+      </w:r>
+      <w:proofErr w:type="spellStart"/>
+      <w:r>
+        <w:rPr>
+          <w:lang w:val="es-EC"/>
+        </w:rPr>
+        <w:t>on</w:t>
+      </w:r>
+      <w:proofErr w:type="spellEnd"/>
+      <w:r>
+        <w:rPr>
+          <w:lang w:val="es-EC"/>
+        </w:rPr>
+        <w:t xml:space="preserve"> </w:t>
+      </w:r>
+      <w:proofErr w:type="spellStart"/>
+      <w:r>
+        <w:rPr>
+          <w:lang w:val="es-EC"/>
+        </w:rPr>
+        <w:t>read</w:t>
+      </w:r>
+      <w:proofErr w:type="spellEnd"/>
+      <w:r>
+        <w:rPr>
+          <w:lang w:val="es-EC"/>
+        </w:rPr>
+        <w:t xml:space="preserve"> and </w:t>
+      </w:r>
+      <w:proofErr w:type="spellStart"/>
+      <w:r>
+        <w:rPr>
+          <w:lang w:val="es-EC"/>
+        </w:rPr>
+        <w:t>schema</w:t>
+      </w:r>
+      <w:proofErr w:type="spellEnd"/>
+      <w:r>
+        <w:rPr>
+          <w:lang w:val="es-EC"/>
+        </w:rPr>
+        <w:t xml:space="preserve"> </w:t>
+      </w:r>
+      <w:proofErr w:type="spellStart"/>
+      <w:r>
+        <w:rPr>
+          <w:lang w:val="es-EC"/>
+        </w:rPr>
+        <w:t>on</w:t>
+      </w:r>
+      <w:proofErr w:type="spellEnd"/>
+      <w:r>
+        <w:rPr>
+          <w:lang w:val="es-EC"/>
+        </w:rPr>
+        <w:t xml:space="preserve"> </w:t>
+      </w:r>
+      <w:proofErr w:type="spellStart"/>
+      <w:r>
+        <w:rPr>
+          <w:lang w:val="es-EC"/>
+        </w:rPr>
+        <w:t>write</w:t>
+      </w:r>
+      <w:proofErr w:type="spellEnd"/>
+      <w:r>
+        <w:rPr>
+          <w:lang w:val="es-EC"/>
+        </w:rPr>
+        <w:t>?</w:t>
+      </w:r>
+      <w:r>
+        <w:rPr>
+          <w:lang w:val="es-EC"/>
+        </w:rPr>
+        <w:t xml:space="preserve"> Hay dos técnicas, en que </w:t>
+      </w:r>
+      <w:proofErr w:type="spellStart"/>
+      <w:r>
+        <w:rPr>
+          <w:lang w:val="es-EC"/>
+        </w:rPr>
+        <w:t>momenots</w:t>
+      </w:r>
+      <w:proofErr w:type="spellEnd"/>
+      <w:r>
+        <w:rPr>
+          <w:lang w:val="es-EC"/>
+        </w:rPr>
+        <w:t xml:space="preserve"> se crea la estructura de los datos o tablas. Datos no estructurados son igual tablas pero la columna llega a ser binaria o codificación. </w:t>
+      </w:r>
+    </w:p>
+    <w:p>
+      <w:pPr>
+        <w:pStyle w:val="ListParagraph"/>
+        <w:numPr>
+          <w:ilvl w:val="0"/>
+          <w:numId w:val="8"/>
+        </w:numPr>
+        <w:rPr>
+          <w:lang w:val="es-EC"/>
+        </w:rPr>
+      </w:pPr>
+      <w:r>
+        <w:rPr>
+          <w:lang w:val="es-EC"/>
+        </w:rPr>
+        <w:t xml:space="preserve">¿Por qué es necesario que haya esta falta de transaccionalidad en un data </w:t>
+      </w:r>
+      <w:proofErr w:type="spellStart"/>
+      <w:r>
+        <w:rPr>
+          <w:lang w:val="es-EC"/>
+        </w:rPr>
+        <w:t>lake</w:t>
+      </w:r>
+      <w:proofErr w:type="spellEnd"/>
+      <w:r>
+        <w:rPr>
+          <w:lang w:val="es-EC"/>
+        </w:rPr>
+        <w:t>, que no tenga ACID?</w:t>
+      </w:r>
+    </w:p>
+    <w:p>
+      <w:pPr>
+        <w:rPr>
+          <w:lang w:val="es-EC"/>
+        </w:rPr>
+      </w:pPr>
+      <w:r>
+        <w:rPr>
+          <w:lang w:val="es-EC"/>
+        </w:rPr>
+        <w:t xml:space="preserve">Lo </w:t>
+      </w:r>
+      <w:proofErr w:type="spellStart"/>
+      <w:r>
+        <w:rPr>
+          <w:lang w:val="es-EC"/>
+        </w:rPr>
+        <w:t>mas</w:t>
+      </w:r>
+      <w:proofErr w:type="spellEnd"/>
+      <w:r>
+        <w:rPr>
+          <w:lang w:val="es-EC"/>
+        </w:rPr>
+        <w:t xml:space="preserve"> importante es que el Data Lake son distribuidos. Por lo que las propiedades </w:t>
+      </w:r>
+      <w:proofErr w:type="spellStart"/>
+      <w:r>
+        <w:rPr>
+          <w:lang w:val="es-EC"/>
+        </w:rPr>
+        <w:t>acid</w:t>
+      </w:r>
+      <w:proofErr w:type="spellEnd"/>
+      <w:r>
+        <w:rPr>
+          <w:lang w:val="es-EC"/>
+        </w:rPr>
+        <w:t xml:space="preserve"> son difíciles de mantener. Las transacciones lo que busca es consistencia atomicidad y que sea el </w:t>
+      </w:r>
+      <w:proofErr w:type="spellStart"/>
+      <w:r>
+        <w:rPr>
+          <w:lang w:val="es-EC"/>
+        </w:rPr>
+        <w:t>mas</w:t>
+      </w:r>
+      <w:proofErr w:type="spellEnd"/>
+      <w:r>
+        <w:rPr>
+          <w:lang w:val="es-EC"/>
+        </w:rPr>
+        <w:t xml:space="preserve"> actualizado. El data </w:t>
+      </w:r>
+      <w:proofErr w:type="spellStart"/>
+      <w:r>
+        <w:rPr>
+          <w:lang w:val="es-EC"/>
+        </w:rPr>
+        <w:t>lake</w:t>
+      </w:r>
+      <w:proofErr w:type="spellEnd"/>
+      <w:r>
+        <w:rPr>
+          <w:lang w:val="es-EC"/>
+        </w:rPr>
+        <w:t xml:space="preserve"> es lo </w:t>
+      </w:r>
+      <w:proofErr w:type="spellStart"/>
+      <w:r>
+        <w:rPr>
+          <w:lang w:val="es-EC"/>
+        </w:rPr>
+        <w:t>mas</w:t>
+      </w:r>
+      <w:proofErr w:type="spellEnd"/>
+      <w:r>
+        <w:rPr>
+          <w:lang w:val="es-EC"/>
+        </w:rPr>
+        <w:t xml:space="preserve"> importante tener todos los datos en un solo lugar.</w:t>
+      </w:r>
+    </w:p>
+    <w:p>
+      <w:pPr>
+        <w:pStyle w:val="ListParagraph"/>
+        <w:numPr>
+          <w:ilvl w:val="0"/>
+          <w:numId w:val="8"/>
+        </w:numPr>
+        <w:rPr>
+          <w:lang w:val="es-EC"/>
+        </w:rPr>
+      </w:pPr>
+      <w:r>
+        <w:rPr>
+          <w:lang w:val="es-EC"/>
+        </w:rPr>
+        <w:t xml:space="preserve">¿Qué sucede o cuales son los beneficios de </w:t>
+      </w:r>
+      <w:proofErr w:type="spellStart"/>
+      <w:r>
+        <w:rPr>
+          <w:lang w:val="es-EC"/>
+        </w:rPr>
+        <w:t>Lakehouse</w:t>
+      </w:r>
+      <w:proofErr w:type="spellEnd"/>
+      <w:r>
+        <w:rPr>
+          <w:lang w:val="es-EC"/>
+        </w:rPr>
+        <w:t>?</w:t>
+      </w:r>
+    </w:p>
+    <w:p>
+      <w:pPr>
+        <w:pStyle w:val="ListParagraph"/>
+        <w:numPr>
+          <w:ilvl w:val="0"/>
+          <w:numId w:val="8"/>
+        </w:numPr>
+        <w:rPr>
+          <w:lang w:val="es-EC"/>
+        </w:rPr>
+      </w:pPr>
+      <w:r>
+        <w:rPr>
+          <w:lang w:val="es-EC"/>
+        </w:rPr>
+        <w:t xml:space="preserve">¿Qué recomendaría a una empresa? ¿Qué preguntas </w:t>
+      </w:r>
+      <w:proofErr w:type="spellStart"/>
+      <w:r>
+        <w:rPr>
+          <w:lang w:val="es-EC"/>
+        </w:rPr>
+        <w:t>haria</w:t>
+      </w:r>
+      <w:proofErr w:type="spellEnd"/>
+      <w:r>
+        <w:rPr>
+          <w:lang w:val="es-EC"/>
+        </w:rPr>
+        <w:t>? Lo que manda es el presupuesto. Son tecnologías de la nube.</w:t>
+      </w:r>
+    </w:p>
+    <w:p>
+      <w:pPr>
+        <w:rPr>
+          <w:lang w:val="es-EC"/>
+        </w:rPr>
+      </w:pPr>
+    </w:p>
+    <w:p>
+      <w:pPr>
+        <w:rPr>
+          <w:lang w:val="es-EC"/>
+        </w:rPr>
+      </w:pPr>
+      <w:r>
+        <w:rPr>
+          <w:lang w:val="es-EC"/>
+        </w:rPr>
+        <w:t xml:space="preserve">OLAP es un </w:t>
+      </w:r>
+      <w:proofErr w:type="spellStart"/>
+      <w:r>
+        <w:rPr>
+          <w:lang w:val="es-EC"/>
+        </w:rPr>
+        <w:t>Warehouse</w:t>
+      </w:r>
+      <w:proofErr w:type="spellEnd"/>
+      <w:r>
+        <w:rPr>
+          <w:lang w:val="es-EC"/>
+        </w:rPr>
+        <w:t xml:space="preserve"> que </w:t>
+      </w:r>
+      <w:proofErr w:type="spellStart"/>
+      <w:r>
+        <w:rPr>
+          <w:lang w:val="es-EC"/>
+        </w:rPr>
+        <w:t>esta</w:t>
+      </w:r>
+      <w:proofErr w:type="spellEnd"/>
+      <w:r>
+        <w:rPr>
+          <w:lang w:val="es-EC"/>
+        </w:rPr>
+        <w:t xml:space="preserve"> diseñada para gobernanza de datos.</w:t>
+      </w:r>
+    </w:p>
+    <w:p>
+      <w:pPr>
+        <w:rPr>
+          <w:lang w:val="es-EC"/>
+        </w:rPr>
+      </w:pPr>
+      <w:proofErr w:type="spellStart"/>
+      <w:r>
+        <w:rPr>
+          <w:lang w:val="es-EC"/>
+        </w:rPr>
+        <w:t>Por que</w:t>
+      </w:r>
+      <w:proofErr w:type="spellEnd"/>
+      <w:r>
+        <w:rPr>
+          <w:lang w:val="es-EC"/>
+        </w:rPr>
+        <w:t xml:space="preserve"> se separa OLTP y OLAP. </w:t>
+      </w:r>
+    </w:p>
+    <w:p>
+      <w:pPr>
+        <w:rPr>
+          <w:lang w:val="es-EC"/>
+        </w:rPr>
+      </w:pPr>
+      <w:r>
+        <w:rPr>
+          <w:lang w:val="es-EC"/>
+        </w:rPr>
+        <w:t xml:space="preserve">Bases de datos transaccionales están hechas para escritura y la otra </w:t>
+      </w:r>
+      <w:proofErr w:type="spellStart"/>
+      <w:r>
+        <w:rPr>
+          <w:lang w:val="es-EC"/>
+        </w:rPr>
+        <w:t>esta</w:t>
+      </w:r>
+      <w:proofErr w:type="spellEnd"/>
+      <w:r>
+        <w:rPr>
+          <w:lang w:val="es-EC"/>
+        </w:rPr>
+        <w:t xml:space="preserve"> hecha para que se lea cosas. En la nube se separa el </w:t>
+      </w:r>
+      <w:proofErr w:type="spellStart"/>
+      <w:r>
+        <w:rPr>
+          <w:lang w:val="es-EC"/>
+        </w:rPr>
+        <w:t>computo</w:t>
+      </w:r>
+      <w:proofErr w:type="spellEnd"/>
+      <w:r>
+        <w:rPr>
+          <w:lang w:val="es-EC"/>
+        </w:rPr>
+        <w:t xml:space="preserve"> del almacenamiento.</w:t>
+      </w:r>
+    </w:p>
+    <w:p>
+      <w:pPr>
+        <w:rPr>
+          <w:lang w:val="es-EC"/>
+        </w:rPr>
+      </w:pPr>
+      <w:r>
+        <w:rPr>
+          <w:lang w:val="es-EC"/>
+        </w:rPr>
+        <w:t xml:space="preserve">Hay una computadora para el computa y otra para el disco. En la nube se tiene arquitectura tipo 2 Tier. </w:t>
+      </w:r>
+    </w:p>
+    <w:p>
+      <w:pPr>
+        <w:rPr>
+          <w:lang w:val="es-EC"/>
+        </w:rPr>
+      </w:pPr>
+      <w:proofErr w:type="spellStart"/>
+      <w:r>
+        <w:rPr>
+          <w:lang w:val="es-EC"/>
+        </w:rPr>
+        <w:t>Estan</w:t>
+      </w:r>
+      <w:proofErr w:type="spellEnd"/>
+      <w:r>
+        <w:rPr>
+          <w:lang w:val="es-EC"/>
+        </w:rPr>
+        <w:t xml:space="preserve"> en formato columnar como </w:t>
+      </w:r>
+      <w:proofErr w:type="spellStart"/>
+      <w:r>
+        <w:rPr>
+          <w:lang w:val="es-EC"/>
+        </w:rPr>
+        <w:t>paquet</w:t>
+      </w:r>
+      <w:proofErr w:type="spellEnd"/>
+      <w:r>
+        <w:rPr>
+          <w:lang w:val="es-EC"/>
+        </w:rPr>
+        <w:t xml:space="preserve">. Ya no almacenado a nivel de filas como </w:t>
+      </w:r>
+      <w:proofErr w:type="spellStart"/>
+      <w:r>
+        <w:rPr>
+          <w:lang w:val="es-EC"/>
+        </w:rPr>
+        <w:t>postgress</w:t>
+      </w:r>
+      <w:proofErr w:type="spellEnd"/>
+      <w:r>
+        <w:rPr>
+          <w:lang w:val="es-EC"/>
+        </w:rPr>
+        <w:t>.</w:t>
+      </w:r>
+    </w:p>
+    <w:p>
+      <w:pPr>
+        <w:rPr>
+          <w:lang w:val="es-EC"/>
+        </w:rPr>
+      </w:pPr>
+      <w:r>
+        <w:rPr>
+          <w:lang w:val="es-EC"/>
+        </w:rPr>
+        <w:t xml:space="preserve">Amazon S3 es una base de datos para almacenar objetos de cualquier cosa. </w:t>
+      </w:r>
+    </w:p>
+    <w:p>
+      <w:pPr>
+        <w:rPr>
+          <w:lang w:val="es-EC"/>
+        </w:rPr>
+      </w:pPr>
+      <w:r>
+        <w:rPr>
+          <w:lang w:val="es-EC"/>
+        </w:rPr>
+        <w:t>No es consistencia pura. Es consistencia parcial o de evento. Si se actualiza tal vez aun no refleje siempre.</w:t>
+      </w:r>
+    </w:p>
+    <w:p>
+      <w:pPr>
+        <w:rPr>
+          <w:lang w:val="es-EC"/>
+        </w:rPr>
+      </w:pPr>
+      <w:r>
+        <w:rPr>
+          <w:lang w:val="es-EC"/>
+        </w:rPr>
+        <w:t xml:space="preserve">Combina un </w:t>
+      </w:r>
+      <w:proofErr w:type="spellStart"/>
+      <w:r>
+        <w:rPr>
+          <w:lang w:val="es-EC"/>
+        </w:rPr>
+        <w:t>lakehous</w:t>
+      </w:r>
+      <w:proofErr w:type="spellEnd"/>
+      <w:r>
+        <w:rPr>
+          <w:lang w:val="es-EC"/>
+        </w:rPr>
+        <w:t xml:space="preserve"> </w:t>
+      </w:r>
+      <w:proofErr w:type="spellStart"/>
+      <w:r>
+        <w:rPr>
+          <w:lang w:val="es-EC"/>
+        </w:rPr>
+        <w:t>elo</w:t>
+      </w:r>
+      <w:proofErr w:type="spellEnd"/>
+      <w:r>
+        <w:rPr>
+          <w:lang w:val="es-EC"/>
+        </w:rPr>
+        <w:t xml:space="preserve"> barato de un data </w:t>
+      </w:r>
+      <w:proofErr w:type="spellStart"/>
+      <w:r>
+        <w:rPr>
+          <w:lang w:val="es-EC"/>
+        </w:rPr>
+        <w:t>lake</w:t>
+      </w:r>
+      <w:proofErr w:type="spellEnd"/>
+      <w:r>
+        <w:rPr>
+          <w:lang w:val="es-EC"/>
+        </w:rPr>
+        <w:t xml:space="preserve"> con el performance.</w:t>
+      </w:r>
+    </w:p>
+    <w:p>
+      <w:pPr>
+        <w:rPr>
+          <w:lang w:val="es-EC"/>
+        </w:rPr>
+      </w:pPr>
+      <w:r>
+        <w:rPr>
+          <w:lang w:val="es-EC"/>
+        </w:rPr>
+        <w:t xml:space="preserve">ETL nació para los </w:t>
+      </w:r>
+      <w:proofErr w:type="spellStart"/>
+      <w:r>
+        <w:rPr>
+          <w:lang w:val="es-EC"/>
+        </w:rPr>
+        <w:t>warehouse</w:t>
+      </w:r>
+      <w:proofErr w:type="spellEnd"/>
+      <w:r>
+        <w:rPr>
+          <w:lang w:val="es-EC"/>
+        </w:rPr>
+        <w:t xml:space="preserve">. Necesita esquema. </w:t>
+      </w:r>
+    </w:p>
+    <w:p>
+      <w:pPr>
+        <w:rPr>
+          <w:lang w:val="es-EC"/>
+        </w:rPr>
+      </w:pPr>
+      <w:r>
+        <w:rPr>
+          <w:lang w:val="es-EC"/>
+        </w:rPr>
+        <w:t xml:space="preserve">ELT: Extraer, cargar y transformar. Se transforma la final a nivel del </w:t>
+      </w:r>
+      <w:proofErr w:type="spellStart"/>
+      <w:r>
+        <w:rPr>
+          <w:lang w:val="es-EC"/>
+        </w:rPr>
+        <w:t>lakehouse</w:t>
+      </w:r>
+      <w:proofErr w:type="spellEnd"/>
+      <w:r>
+        <w:rPr>
+          <w:lang w:val="es-EC"/>
+        </w:rPr>
+        <w:t>.</w:t>
+      </w:r>
+    </w:p>
+    <w:p>
+      <w:pPr>
+        <w:pStyle w:val="Heading2"/>
+        <w:rPr>
+          <w:lang w:val="es-EC"/>
+        </w:rPr>
+      </w:pPr>
+      <w:r>
+        <w:rPr>
+          <w:lang w:val="es-EC"/>
+        </w:rPr>
+        <w:lastRenderedPageBreak/>
+        <w:t>¿Qué es una partición?</w:t>
+      </w:r>
+    </w:p>
+    <w:p>
+      <w:pPr>
+        <w:rPr>
+          <w:lang w:val="es-EC"/>
+        </w:rPr>
+      </w:pPr>
+      <w:r>
+        <w:rPr>
+          <w:lang w:val="es-EC"/>
+        </w:rPr>
+        <w:t xml:space="preserve">Hablando de </w:t>
+      </w:r>
+      <w:proofErr w:type="spellStart"/>
+      <w:r>
+        <w:rPr>
+          <w:lang w:val="es-EC"/>
+        </w:rPr>
+        <w:t>big</w:t>
+      </w:r>
+      <w:proofErr w:type="spellEnd"/>
+      <w:r>
+        <w:rPr>
+          <w:lang w:val="es-EC"/>
+        </w:rPr>
+        <w:t xml:space="preserve"> data son datos de alto volumen. Hay técnicas de particionamiento. Y llega de decir que en una computadora voy a </w:t>
+      </w:r>
+      <w:proofErr w:type="spellStart"/>
+      <w:r>
+        <w:rPr>
+          <w:lang w:val="es-EC"/>
+        </w:rPr>
+        <w:t>ponerta</w:t>
+      </w:r>
+      <w:proofErr w:type="spellEnd"/>
+      <w:r>
+        <w:rPr>
+          <w:lang w:val="es-EC"/>
+        </w:rPr>
+        <w:t xml:space="preserve"> productos y así ordenando físicamente.</w:t>
+      </w:r>
+    </w:p>
+    <w:p>
+      <w:pPr>
+        <w:rPr>
+          <w:lang w:val="es-EC"/>
+        </w:rPr>
+      </w:pPr>
+      <w:r>
+        <w:rPr>
+          <w:lang w:val="es-EC"/>
+        </w:rPr>
+        <w:t xml:space="preserve">Reduce drásticamente la </w:t>
+      </w:r>
+      <w:proofErr w:type="spellStart"/>
+      <w:r>
+        <w:rPr>
+          <w:lang w:val="es-EC"/>
+        </w:rPr>
+        <w:t>lectur</w:t>
+      </w:r>
+      <w:proofErr w:type="spellEnd"/>
+      <w:r>
+        <w:rPr>
+          <w:lang w:val="es-EC"/>
+        </w:rPr>
+        <w:t xml:space="preserve"> ad </w:t>
+      </w:r>
+      <w:proofErr w:type="spellStart"/>
+      <w:r>
+        <w:rPr>
+          <w:lang w:val="es-EC"/>
+        </w:rPr>
+        <w:t>edatos</w:t>
+      </w:r>
+      <w:proofErr w:type="spellEnd"/>
+      <w:r>
+        <w:rPr>
+          <w:lang w:val="es-EC"/>
+        </w:rPr>
+        <w:t xml:space="preserve"> con es </w:t>
+      </w:r>
+      <w:proofErr w:type="spellStart"/>
+      <w:r>
+        <w:rPr>
+          <w:lang w:val="es-EC"/>
+        </w:rPr>
+        <w:t>filtr</w:t>
+      </w:r>
+      <w:proofErr w:type="spellEnd"/>
+      <w:r>
+        <w:rPr>
+          <w:lang w:val="es-EC"/>
+        </w:rPr>
+        <w:t>. Para aprovechar esta participación se debe filtrar.</w:t>
+      </w:r>
+    </w:p>
+    <w:p>
+      <w:pPr>
+        <w:rPr>
+          <w:lang w:val="es-EC"/>
+        </w:rPr>
+      </w:pPr>
+      <w:r>
+        <w:rPr>
+          <w:lang w:val="es-EC"/>
+        </w:rPr>
+        <w:t xml:space="preserve">Vamos a usar </w:t>
+      </w:r>
+      <w:proofErr w:type="spellStart"/>
+      <w:r>
+        <w:rPr>
+          <w:lang w:val="es-EC"/>
+        </w:rPr>
+        <w:t>snowfalke</w:t>
+      </w:r>
+      <w:proofErr w:type="spellEnd"/>
+      <w:r>
+        <w:rPr>
+          <w:lang w:val="es-EC"/>
+        </w:rPr>
+        <w:t xml:space="preserve"> como un </w:t>
+      </w:r>
+      <w:proofErr w:type="spellStart"/>
+      <w:r>
+        <w:rPr>
+          <w:lang w:val="es-EC"/>
+        </w:rPr>
+        <w:t>warehous</w:t>
+      </w:r>
+      <w:proofErr w:type="spellEnd"/>
+      <w:r>
+        <w:rPr>
+          <w:lang w:val="es-EC"/>
+        </w:rPr>
+        <w:t xml:space="preserve"> </w:t>
+      </w:r>
+      <w:proofErr w:type="spellStart"/>
+      <w:r>
+        <w:rPr>
+          <w:lang w:val="es-EC"/>
+        </w:rPr>
+        <w:t>emuy</w:t>
+      </w:r>
+      <w:proofErr w:type="spellEnd"/>
+      <w:r>
+        <w:rPr>
+          <w:lang w:val="es-EC"/>
+        </w:rPr>
+        <w:t xml:space="preserve"> usado.</w:t>
+      </w:r>
+    </w:p>
+    <w:p>
+      <w:pPr>
+        <w:rPr>
+          <w:lang w:val="es-EC"/>
+        </w:rPr>
+      </w:pPr>
+      <w:r>
+        <w:rPr>
+          <w:lang w:val="es-EC"/>
+        </w:rPr>
+        <w:t xml:space="preserve">¿Qué es un hash? Un identificador único de un archivo. Que hace una función de hash de una función criptográfica. Hash es una </w:t>
+      </w:r>
+      <w:proofErr w:type="spellStart"/>
+      <w:r>
+        <w:rPr>
+          <w:lang w:val="es-EC"/>
+        </w:rPr>
+        <w:t>one</w:t>
+      </w:r>
+      <w:proofErr w:type="spellEnd"/>
+      <w:r>
+        <w:rPr>
+          <w:lang w:val="es-EC"/>
+        </w:rPr>
+        <w:t xml:space="preserve"> </w:t>
+      </w:r>
+      <w:proofErr w:type="spellStart"/>
+      <w:r>
+        <w:rPr>
+          <w:lang w:val="es-EC"/>
+        </w:rPr>
+        <w:t>way</w:t>
+      </w:r>
+      <w:proofErr w:type="spellEnd"/>
+      <w:r>
+        <w:rPr>
+          <w:lang w:val="es-EC"/>
+        </w:rPr>
+        <w:t xml:space="preserve"> </w:t>
+      </w:r>
+      <w:proofErr w:type="spellStart"/>
+      <w:r>
+        <w:rPr>
+          <w:lang w:val="es-EC"/>
+        </w:rPr>
+        <w:t>funciton</w:t>
+      </w:r>
+      <w:proofErr w:type="spellEnd"/>
+      <w:r>
+        <w:rPr>
+          <w:lang w:val="es-EC"/>
+        </w:rPr>
+        <w:t xml:space="preserve">. </w:t>
+      </w:r>
+      <w:proofErr w:type="spellStart"/>
+      <w:r>
+        <w:rPr>
+          <w:lang w:val="es-EC"/>
+        </w:rPr>
+        <w:t>Criptografica</w:t>
+      </w:r>
+      <w:proofErr w:type="spellEnd"/>
+      <w:r>
+        <w:rPr>
+          <w:lang w:val="es-EC"/>
+        </w:rPr>
+        <w:t xml:space="preserve"> recupera </w:t>
+      </w:r>
+      <w:proofErr w:type="spellStart"/>
+      <w:r>
+        <w:rPr>
+          <w:lang w:val="es-EC"/>
+        </w:rPr>
+        <w:t>mensja</w:t>
+      </w:r>
+      <w:proofErr w:type="spellEnd"/>
+      <w:r>
+        <w:rPr>
+          <w:lang w:val="es-EC"/>
+        </w:rPr>
+        <w:t xml:space="preserve"> </w:t>
+      </w:r>
+      <w:proofErr w:type="spellStart"/>
+      <w:r>
+        <w:rPr>
+          <w:lang w:val="es-EC"/>
+        </w:rPr>
+        <w:t>eoriginal</w:t>
+      </w:r>
+      <w:proofErr w:type="spellEnd"/>
+      <w:r>
+        <w:rPr>
+          <w:lang w:val="es-EC"/>
+        </w:rPr>
+        <w:t>.</w:t>
+      </w:r>
+    </w:p>
+    <w:p>
+      <w:pPr>
+        <w:rPr>
+          <w:lang w:val="es-EC"/>
+        </w:rPr>
+      </w:pPr>
+      <w:r>
+        <w:rPr>
+          <w:lang w:val="es-EC"/>
+        </w:rPr>
+        <w:t xml:space="preserve">Ya no hay llave </w:t>
+      </w:r>
+      <w:proofErr w:type="spellStart"/>
+      <w:r>
+        <w:rPr>
+          <w:lang w:val="es-EC"/>
+        </w:rPr>
+        <w:t>sprimarias</w:t>
+      </w:r>
+      <w:proofErr w:type="spellEnd"/>
+      <w:r>
+        <w:rPr>
+          <w:lang w:val="es-EC"/>
+        </w:rPr>
+        <w:t xml:space="preserve"> para AI son </w:t>
+      </w:r>
+      <w:proofErr w:type="spellStart"/>
+      <w:r>
+        <w:rPr>
+          <w:lang w:val="es-EC"/>
+        </w:rPr>
+        <w:t>surrow</w:t>
+      </w:r>
+      <w:proofErr w:type="spellEnd"/>
+      <w:r>
+        <w:rPr>
+          <w:lang w:val="es-EC"/>
+        </w:rPr>
+        <w:t xml:space="preserve"> gate </w:t>
+      </w:r>
+      <w:proofErr w:type="spellStart"/>
+      <w:r>
+        <w:rPr>
+          <w:lang w:val="es-EC"/>
+        </w:rPr>
+        <w:t>key</w:t>
+      </w:r>
+      <w:proofErr w:type="spellEnd"/>
+      <w:r>
+        <w:rPr>
+          <w:lang w:val="es-EC"/>
+        </w:rPr>
+        <w:t>.</w:t>
+      </w:r>
+    </w:p>
+    <w:p>
+      <w:pPr>
+        <w:rPr>
+          <w:lang w:val="es-EC"/>
+        </w:rPr>
+      </w:pPr>
+    </w:p>
+    <w:p>
+      <w:pPr>
+        <w:rPr>
+          <w:lang w:val="es-EC"/>
+        </w:rPr>
+      </w:pPr>
+      <w:r>
+        <w:rPr>
+          <w:lang w:val="es-EC"/>
+        </w:rPr>
+        <w:t xml:space="preserve">Una </w:t>
+      </w:r>
+      <w:proofErr w:type="spellStart"/>
+      <w:r>
+        <w:rPr>
+          <w:lang w:val="es-EC"/>
+        </w:rPr>
+        <w:t>tecnica</w:t>
+      </w:r>
+      <w:proofErr w:type="spellEnd"/>
+      <w:r>
+        <w:rPr>
+          <w:lang w:val="es-EC"/>
+        </w:rPr>
+        <w:t xml:space="preserve"> que vamos a</w:t>
+      </w:r>
+      <w:r>
+        <w:rPr>
+          <w:lang w:val="es-EC"/>
+        </w:rPr>
+        <w:t xml:space="preserve"> usar es el </w:t>
+      </w:r>
+      <w:proofErr w:type="spellStart"/>
+      <w:r>
+        <w:rPr>
+          <w:lang w:val="es-EC"/>
+        </w:rPr>
+        <w:t>partinicionamiento</w:t>
+      </w:r>
+      <w:proofErr w:type="spellEnd"/>
+      <w:r>
+        <w:rPr>
+          <w:lang w:val="es-EC"/>
+        </w:rPr>
+        <w:t>.</w:t>
+      </w:r>
+    </w:p>
+    <w:p>
+      <w:pPr>
+        <w:rPr>
+          <w:lang w:val="es-EC"/>
+        </w:rPr>
+      </w:pPr>
+      <w:proofErr w:type="spellStart"/>
+      <w:r>
+        <w:rPr>
+          <w:lang w:val="es-EC"/>
+        </w:rPr>
+        <w:t>Tambien</w:t>
+      </w:r>
+      <w:proofErr w:type="spellEnd"/>
+      <w:r>
+        <w:rPr>
+          <w:lang w:val="es-EC"/>
+        </w:rPr>
+        <w:t xml:space="preserve"> existe:</w:t>
+      </w:r>
+    </w:p>
+    <w:p>
+      <w:pPr>
+        <w:pStyle w:val="ListParagraph"/>
+        <w:numPr>
+          <w:ilvl w:val="0"/>
+          <w:numId w:val="1"/>
+        </w:numPr>
+        <w:rPr>
+          <w:lang w:val="es-EC"/>
+        </w:rPr>
+      </w:pPr>
+      <w:proofErr w:type="spellStart"/>
+      <w:r>
+        <w:rPr>
+          <w:lang w:val="es-EC"/>
+        </w:rPr>
+        <w:t>Clustering</w:t>
+      </w:r>
+      <w:proofErr w:type="spellEnd"/>
+      <w:r>
+        <w:rPr>
+          <w:lang w:val="es-EC"/>
+        </w:rPr>
+        <w:t xml:space="preserve">: Pero en arquitectura de datos llega a ser ordenar físicamente los datos. Mejora le </w:t>
+      </w:r>
+      <w:proofErr w:type="spellStart"/>
+      <w:r>
+        <w:rPr>
+          <w:lang w:val="es-EC"/>
+        </w:rPr>
+        <w:t>proning</w:t>
+      </w:r>
+      <w:proofErr w:type="spellEnd"/>
+      <w:r>
+        <w:rPr>
+          <w:lang w:val="es-EC"/>
+        </w:rPr>
+        <w:t xml:space="preserve"> de datos. </w:t>
+      </w:r>
+    </w:p>
+    <w:p>
+      <w:pPr>
+        <w:rPr>
+          <w:lang w:val="es-EC"/>
+        </w:rPr>
+      </w:pPr>
+      <w:r>
+        <w:rPr>
+          <w:lang w:val="es-EC"/>
+        </w:rPr>
+        <w:t xml:space="preserve">En </w:t>
+      </w:r>
+      <w:proofErr w:type="spellStart"/>
+      <w:r>
+        <w:rPr>
+          <w:lang w:val="es-EC"/>
+        </w:rPr>
+        <w:t>snowflake</w:t>
+      </w:r>
+      <w:proofErr w:type="spellEnd"/>
+      <w:r>
+        <w:rPr>
+          <w:lang w:val="es-EC"/>
+        </w:rPr>
+        <w:t xml:space="preserve"> se </w:t>
+      </w:r>
+      <w:proofErr w:type="spellStart"/>
+      <w:r>
+        <w:rPr>
+          <w:lang w:val="es-EC"/>
+        </w:rPr>
+        <w:t>deb</w:t>
+      </w:r>
+      <w:proofErr w:type="spellEnd"/>
+      <w:r>
+        <w:rPr>
+          <w:lang w:val="es-EC"/>
+        </w:rPr>
+        <w:t xml:space="preserve"> </w:t>
+      </w:r>
+      <w:proofErr w:type="spellStart"/>
+      <w:r>
+        <w:rPr>
+          <w:lang w:val="es-EC"/>
+        </w:rPr>
+        <w:t>confirguar</w:t>
+      </w:r>
+      <w:proofErr w:type="spellEnd"/>
+      <w:r>
+        <w:rPr>
+          <w:lang w:val="es-EC"/>
+        </w:rPr>
+        <w:t>.</w:t>
+      </w:r>
+    </w:p>
+    <w:p>
+      <w:pPr>
+        <w:pStyle w:val="ListParagraph"/>
+        <w:numPr>
+          <w:ilvl w:val="0"/>
+          <w:numId w:val="9"/>
+        </w:numPr>
+        <w:rPr>
+          <w:lang w:val="es-EC"/>
+        </w:rPr>
+      </w:pPr>
+      <w:proofErr w:type="spellStart"/>
+      <w:r>
+        <w:rPr>
+          <w:lang w:val="es-EC"/>
+        </w:rPr>
+        <w:t>Indices</w:t>
+      </w:r>
+      <w:proofErr w:type="spellEnd"/>
+      <w:r>
+        <w:rPr>
+          <w:lang w:val="es-EC"/>
+        </w:rPr>
+        <w:t xml:space="preserve"> </w:t>
+      </w:r>
+      <w:proofErr w:type="spellStart"/>
+      <w:r>
+        <w:rPr>
+          <w:lang w:val="es-EC"/>
+        </w:rPr>
+        <w:t>clusterizados</w:t>
+      </w:r>
+      <w:proofErr w:type="spellEnd"/>
+      <w:r>
+        <w:rPr>
+          <w:lang w:val="es-EC"/>
+        </w:rPr>
+        <w:t xml:space="preserve"> vs no </w:t>
+      </w:r>
+      <w:proofErr w:type="spellStart"/>
+      <w:r>
+        <w:rPr>
+          <w:lang w:val="es-EC"/>
+        </w:rPr>
+        <w:t>clusterizados</w:t>
+      </w:r>
+      <w:proofErr w:type="spellEnd"/>
+      <w:r>
+        <w:rPr>
+          <w:lang w:val="es-EC"/>
+        </w:rPr>
+        <w:t xml:space="preserve">? </w:t>
+      </w:r>
+      <w:proofErr w:type="spellStart"/>
+      <w:r>
+        <w:rPr>
+          <w:lang w:val="es-EC"/>
+        </w:rPr>
+        <w:t>Indices</w:t>
+      </w:r>
+      <w:proofErr w:type="spellEnd"/>
+      <w:r>
+        <w:rPr>
+          <w:lang w:val="es-EC"/>
+        </w:rPr>
+        <w:t xml:space="preserve"> requieren computo. Pero permite acelerar </w:t>
+      </w:r>
+      <w:proofErr w:type="gramStart"/>
+      <w:r>
+        <w:rPr>
+          <w:lang w:val="es-EC"/>
+        </w:rPr>
+        <w:t>búsqueda selectivas</w:t>
+      </w:r>
+      <w:proofErr w:type="gramEnd"/>
+      <w:r>
+        <w:rPr>
+          <w:lang w:val="es-EC"/>
+        </w:rPr>
+        <w:t>.</w:t>
+      </w:r>
+    </w:p>
+    <w:p>
+      <w:pPr>
+        <w:rPr>
+          <w:lang w:val="es-EC"/>
+        </w:rPr>
+      </w:pPr>
+      <w:r>
+        <w:rPr>
+          <w:lang w:val="es-EC"/>
+        </w:rPr>
+        <w:t xml:space="preserve">EL </w:t>
+      </w:r>
+      <w:proofErr w:type="spellStart"/>
+      <w:r>
+        <w:rPr>
+          <w:lang w:val="es-EC"/>
+        </w:rPr>
+        <w:t>primary</w:t>
+      </w:r>
+      <w:proofErr w:type="spellEnd"/>
+      <w:r>
+        <w:rPr>
+          <w:lang w:val="es-EC"/>
+        </w:rPr>
+        <w:t xml:space="preserve"> </w:t>
+      </w:r>
+      <w:proofErr w:type="spellStart"/>
+      <w:r>
+        <w:rPr>
+          <w:lang w:val="es-EC"/>
+        </w:rPr>
+        <w:t>key</w:t>
+      </w:r>
+      <w:proofErr w:type="spellEnd"/>
+      <w:r>
+        <w:rPr>
+          <w:lang w:val="es-EC"/>
+        </w:rPr>
+        <w:t xml:space="preserve"> es un índice </w:t>
+      </w:r>
+      <w:proofErr w:type="spellStart"/>
+      <w:r>
+        <w:rPr>
+          <w:lang w:val="es-EC"/>
+        </w:rPr>
+        <w:t>clusterizado</w:t>
+      </w:r>
+      <w:proofErr w:type="spellEnd"/>
+      <w:r>
+        <w:rPr>
+          <w:lang w:val="es-EC"/>
+        </w:rPr>
+        <w:t xml:space="preserve">. Todos los debas que se crean son no </w:t>
+      </w:r>
+      <w:proofErr w:type="spellStart"/>
+      <w:r>
+        <w:rPr>
+          <w:lang w:val="es-EC"/>
+        </w:rPr>
+        <w:t>clusterizados</w:t>
+      </w:r>
+      <w:proofErr w:type="spellEnd"/>
+      <w:r>
+        <w:rPr>
+          <w:lang w:val="es-EC"/>
+        </w:rPr>
+        <w:t>.</w:t>
+      </w:r>
+    </w:p>
+    <w:p>
+      <w:pPr>
+        <w:pStyle w:val="ListParagraph"/>
+        <w:numPr>
+          <w:ilvl w:val="0"/>
+          <w:numId w:val="10"/>
+        </w:numPr>
+        <w:rPr>
+          <w:lang w:val="es-EC"/>
+        </w:rPr>
+      </w:pPr>
+      <w:r>
+        <w:rPr>
+          <w:lang w:val="es-EC"/>
+        </w:rPr>
+        <w:t xml:space="preserve">Crear cuenta de </w:t>
+      </w:r>
+      <w:proofErr w:type="spellStart"/>
+      <w:r>
+        <w:rPr>
+          <w:lang w:val="es-EC"/>
+        </w:rPr>
+        <w:t>snowfalke</w:t>
+      </w:r>
+      <w:proofErr w:type="spellEnd"/>
+      <w:r>
+        <w:rPr>
+          <w:lang w:val="es-EC"/>
+        </w:rPr>
+        <w:t xml:space="preserve">. </w:t>
+      </w:r>
+      <w:proofErr w:type="spellStart"/>
+      <w:r>
+        <w:rPr>
+          <w:lang w:val="es-EC"/>
+        </w:rPr>
+        <w:t>Fucniona</w:t>
+      </w:r>
+      <w:proofErr w:type="spellEnd"/>
+      <w:r>
+        <w:rPr>
+          <w:lang w:val="es-EC"/>
+        </w:rPr>
+        <w:t xml:space="preserve"> en cualquier nube.</w:t>
+      </w:r>
+    </w:p>
+    <w:p>
+      <w:pPr>
+        <w:rPr>
+          <w:lang w:val="es-EC"/>
+        </w:rPr>
+      </w:pPr>
+      <w:r>
+        <w:rPr>
+          <w:lang w:val="es-EC"/>
+        </w:rPr>
+        <w:t xml:space="preserve">Ejercicio de </w:t>
+      </w:r>
+      <w:proofErr w:type="spellStart"/>
+      <w:r>
+        <w:rPr>
+          <w:lang w:val="es-EC"/>
+        </w:rPr>
+        <w:t>basic</w:t>
+      </w:r>
+      <w:proofErr w:type="spellEnd"/>
+      <w:r>
+        <w:rPr>
+          <w:lang w:val="es-EC"/>
+        </w:rPr>
+        <w:t xml:space="preserve"> </w:t>
+      </w:r>
+      <w:proofErr w:type="spellStart"/>
+      <w:r>
+        <w:rPr>
+          <w:lang w:val="es-EC"/>
+        </w:rPr>
+        <w:t>piline</w:t>
+      </w:r>
+      <w:proofErr w:type="spellEnd"/>
+      <w:r>
+        <w:rPr>
+          <w:lang w:val="es-EC"/>
+        </w:rPr>
+        <w:t xml:space="preserve"> con </w:t>
+      </w:r>
+      <w:proofErr w:type="spellStart"/>
+      <w:r>
+        <w:rPr>
+          <w:lang w:val="es-EC"/>
+        </w:rPr>
+        <w:t>snowflake</w:t>
+      </w:r>
+      <w:proofErr w:type="spellEnd"/>
+      <w:r>
+        <w:rPr>
+          <w:lang w:val="es-EC"/>
+        </w:rPr>
+        <w:t>.</w:t>
+      </w:r>
+    </w:p>
+    <w:p>
+      <w:pPr>
+        <w:rPr>
+          <w:lang w:val="es-EC"/>
+        </w:rPr>
+      </w:pPr>
+    </w:p>
+    <w:p>
+      <w:pPr>
+        <w:rPr>
+          <w:lang w:val="es-EC"/>
+        </w:rPr>
+      </w:pPr>
+    </w:p>
+    <w:p>
+      <w:pPr>
+        <w:pStyle w:val="Heading1"/>
+        <w:rPr>
+          <w:lang w:val="es-EC"/>
+        </w:rPr>
+      </w:pPr>
+      <w:r>
+        <w:rPr>
+          <w:lang w:val="es-EC"/>
+        </w:rPr>
+        <w:lastRenderedPageBreak/>
+        <w:t>Clase 02-02-2026</w:t>
+      </w:r>
+    </w:p>
+    <w:p>
+      <w:pPr>
+        <w:rPr>
+          <w:lang w:val="es-EC"/>
+        </w:rPr>
+      </w:pPr>
+      <w:r>
+        <w:rPr>
+          <w:lang w:val="es-EC"/>
+        </w:rPr>
+        <w:t>Resumen Lectura:</w:t>
+      </w:r>
+    </w:p>
+    <w:p>
+      <w:pPr>
+        <w:rPr>
+          <w:lang w:val="es-EC"/>
+        </w:rPr>
+      </w:pPr>
+      <w:r>
+        <w:rPr>
+          <w:lang w:val="es-EC"/>
+        </w:rPr>
+        <w:t xml:space="preserve">La lectura sostiene que la capa de almacenamiento es el verdadero núcleo de las plataformas de datos modernas, ya que define el rendimiento, la escalabilidad, la confiabilidad y la interoperabilidad. Más que elegir entre </w:t>
+      </w:r>
+      <w:proofErr w:type="spellStart"/>
+      <w:r>
+        <w:rPr>
+          <w:lang w:val="es-EC"/>
+        </w:rPr>
+        <w:t>Snowflake</w:t>
+      </w:r>
+      <w:proofErr w:type="spellEnd"/>
+      <w:r>
+        <w:rPr>
+          <w:lang w:val="es-EC"/>
+        </w:rPr>
+        <w:t xml:space="preserve"> o </w:t>
+      </w:r>
+      <w:proofErr w:type="spellStart"/>
+      <w:r>
+        <w:rPr>
+          <w:lang w:val="es-EC"/>
+        </w:rPr>
+        <w:t>Databricks</w:t>
+      </w:r>
+      <w:proofErr w:type="spellEnd"/>
+      <w:r>
+        <w:rPr>
+          <w:lang w:val="es-EC"/>
+        </w:rPr>
+        <w:t>, el reto actual es hacer que convivan.</w:t>
+      </w:r>
+    </w:p>
+    <w:p>
+      <w:pPr>
+        <w:rPr>
+          <w:lang w:val="es-EC"/>
+        </w:rPr>
+      </w:pPr>
+      <w:r>
+        <w:rPr>
+          <w:lang w:val="es-EC"/>
+        </w:rPr>
+        <w:t>Se analizan tres enfoques principales:</w:t>
+      </w:r>
+    </w:p>
+    <w:p>
+      <w:pPr>
+        <w:rPr>
+          <w:lang w:val="es-EC"/>
+        </w:rPr>
+      </w:pPr>
+      <w:r>
+        <w:rPr>
+          <w:lang w:val="es-EC"/>
+        </w:rPr>
+        <w:t>1. Apache Iceberg</w:t>
+      </w:r>
+    </w:p>
+    <w:p>
+      <w:pPr>
+        <w:rPr>
+          <w:lang w:val="es-EC"/>
+        </w:rPr>
+      </w:pPr>
+      <w:r>
+        <w:rPr>
+          <w:lang w:val="es-EC"/>
+        </w:rPr>
+        <w:t xml:space="preserve">Es un formato de tablas abierto y neutral, diseñado para resolver el caos de los data </w:t>
+      </w:r>
+      <w:proofErr w:type="spellStart"/>
+      <w:r>
+        <w:rPr>
+          <w:lang w:val="es-EC"/>
+        </w:rPr>
+        <w:t>lakes</w:t>
+      </w:r>
+      <w:proofErr w:type="spellEnd"/>
+      <w:r>
+        <w:rPr>
+          <w:lang w:val="es-EC"/>
+        </w:rPr>
+        <w:t xml:space="preserve"> tradicionales. Ofrece control de versiones por </w:t>
+      </w:r>
+      <w:proofErr w:type="spellStart"/>
+      <w:r>
+        <w:rPr>
+          <w:lang w:val="es-EC"/>
+        </w:rPr>
+        <w:t>snapshots</w:t>
+      </w:r>
+      <w:proofErr w:type="spellEnd"/>
+      <w:r>
+        <w:rPr>
+          <w:lang w:val="es-EC"/>
+        </w:rPr>
+        <w:t xml:space="preserve">, evolución de esquemas y compatibilidad con múltiples motores (Spark, Trino, </w:t>
+      </w:r>
+      <w:proofErr w:type="spellStart"/>
+      <w:r>
+        <w:rPr>
+          <w:lang w:val="es-EC"/>
+        </w:rPr>
+        <w:t>Snowflake</w:t>
+      </w:r>
+      <w:proofErr w:type="spellEnd"/>
+      <w:r>
+        <w:rPr>
+          <w:lang w:val="es-EC"/>
+        </w:rPr>
+        <w:t xml:space="preserve">, Flink, etc.). Su fortaleza es la interoperabilidad y la independencia de proveedores, ideal para entornos </w:t>
+      </w:r>
+      <w:proofErr w:type="spellStart"/>
+      <w:r>
+        <w:rPr>
+          <w:lang w:val="es-EC"/>
+        </w:rPr>
+        <w:t>multi-cloud</w:t>
+      </w:r>
+      <w:proofErr w:type="spellEnd"/>
+      <w:r>
+        <w:rPr>
+          <w:lang w:val="es-EC"/>
+        </w:rPr>
+        <w:t xml:space="preserve"> o híbridos.</w:t>
+      </w:r>
+    </w:p>
+    <w:p>
+      <w:pPr>
+        <w:rPr>
+          <w:lang w:val="es-EC"/>
+        </w:rPr>
+      </w:pPr>
+      <w:r>
+        <w:rPr>
+          <w:lang w:val="es-EC"/>
+        </w:rPr>
+        <w:t>2. Delta Lake</w:t>
+      </w:r>
+    </w:p>
+    <w:p>
+      <w:pPr>
+        <w:rPr>
+          <w:lang w:val="es-EC"/>
+        </w:rPr>
+      </w:pPr>
+      <w:r>
+        <w:rPr>
+          <w:lang w:val="es-EC"/>
+        </w:rPr>
+        <w:t xml:space="preserve">Desarrollado por </w:t>
+      </w:r>
+      <w:proofErr w:type="spellStart"/>
+      <w:r>
+        <w:rPr>
+          <w:lang w:val="es-EC"/>
+        </w:rPr>
+        <w:t>Databricks</w:t>
+      </w:r>
+      <w:proofErr w:type="spellEnd"/>
+      <w:r>
+        <w:rPr>
+          <w:lang w:val="es-EC"/>
+        </w:rPr>
+        <w:t xml:space="preserve">, prioriza la confiabilidad y transparencia dentro del enfoque </w:t>
+      </w:r>
+      <w:proofErr w:type="spellStart"/>
+      <w:r>
+        <w:rPr>
+          <w:lang w:val="es-EC"/>
+        </w:rPr>
+        <w:t>Lakehouse</w:t>
+      </w:r>
+      <w:proofErr w:type="spellEnd"/>
+      <w:r>
+        <w:rPr>
+          <w:lang w:val="es-EC"/>
+        </w:rPr>
+        <w:t>. Añade transacciones ACID, control de concurrencia, Time Travel y un log visible (</w:t>
+      </w:r>
+      <w:proofErr w:type="spellStart"/>
+      <w:r>
+        <w:rPr>
+          <w:lang w:val="es-EC"/>
+        </w:rPr>
+        <w:t>delta_log</w:t>
+      </w:r>
+      <w:proofErr w:type="spellEnd"/>
+      <w:r>
+        <w:rPr>
+          <w:lang w:val="es-EC"/>
+        </w:rPr>
+        <w:t xml:space="preserve">) que registra cada cambio. Es especialmente fuerte para ETL complejos, </w:t>
+      </w:r>
+      <w:proofErr w:type="spellStart"/>
+      <w:r>
+        <w:rPr>
+          <w:lang w:val="es-EC"/>
+        </w:rPr>
+        <w:t>streaming</w:t>
+      </w:r>
+      <w:proofErr w:type="spellEnd"/>
+      <w:r>
+        <w:rPr>
+          <w:lang w:val="es-EC"/>
+        </w:rPr>
+        <w:t xml:space="preserve">, machine </w:t>
+      </w:r>
+      <w:proofErr w:type="spellStart"/>
+      <w:r>
+        <w:rPr>
+          <w:lang w:val="es-EC"/>
+        </w:rPr>
+        <w:t>learning</w:t>
+      </w:r>
+      <w:proofErr w:type="spellEnd"/>
+      <w:r>
+        <w:rPr>
+          <w:lang w:val="es-EC"/>
+        </w:rPr>
+        <w:t xml:space="preserve"> y pipelines de datos, donde la trazabilidad y el control son clave.</w:t>
+      </w:r>
+    </w:p>
+    <w:p>
+      <w:pPr>
+        <w:rPr>
+          <w:lang w:val="es-EC"/>
+        </w:rPr>
+      </w:pPr>
+      <w:r>
+        <w:rPr>
+          <w:lang w:val="es-EC"/>
+        </w:rPr>
+        <w:t xml:space="preserve">3. </w:t>
+      </w:r>
+      <w:proofErr w:type="spellStart"/>
+      <w:r>
+        <w:rPr>
+          <w:lang w:val="es-EC"/>
+        </w:rPr>
+        <w:t>Snowflake</w:t>
+      </w:r>
+      <w:proofErr w:type="spellEnd"/>
+      <w:r>
+        <w:rPr>
+          <w:lang w:val="es-EC"/>
+        </w:rPr>
+        <w:t xml:space="preserve"> (motor propietario de metadatos)</w:t>
+      </w:r>
+    </w:p>
+    <w:p>
+      <w:pPr>
+        <w:rPr>
+          <w:lang w:val="es-EC"/>
+        </w:rPr>
+      </w:pPr>
+      <w:r>
+        <w:rPr>
+          <w:lang w:val="es-EC"/>
+        </w:rPr>
+        <w:t xml:space="preserve">Apuesta por la simplicidad y la abstracción total. El usuario no gestiona archivos ni particiones; </w:t>
+      </w:r>
+      <w:proofErr w:type="spellStart"/>
+      <w:r>
+        <w:rPr>
+          <w:lang w:val="es-EC"/>
+        </w:rPr>
+        <w:t>Snowflake</w:t>
+      </w:r>
+      <w:proofErr w:type="spellEnd"/>
+      <w:r>
+        <w:rPr>
+          <w:lang w:val="es-EC"/>
+        </w:rPr>
+        <w:t xml:space="preserve"> optimiza todo automáticamente mediante </w:t>
+      </w:r>
+      <w:proofErr w:type="spellStart"/>
+      <w:r>
+        <w:rPr>
+          <w:lang w:val="es-EC"/>
+        </w:rPr>
+        <w:t>micro-particiones</w:t>
+      </w:r>
+      <w:proofErr w:type="spellEnd"/>
+      <w:r>
+        <w:rPr>
+          <w:lang w:val="es-EC"/>
+        </w:rPr>
+        <w:t xml:space="preserve"> y metadatos. Esto permite alto rendimiento en SQL y BI, con mínimo esfuerzo operativo, a costa de ser un sistema cerrado.</w:t>
+      </w:r>
+    </w:p>
+    <w:p>
+      <w:pPr>
+        <w:rPr>
+          <w:lang w:val="es-EC"/>
+        </w:rPr>
+      </w:pPr>
+      <w:r>
+        <w:rPr>
+          <w:lang w:val="es-EC"/>
+        </w:rPr>
+        <w:t>Conclusión</w:t>
+      </w:r>
+    </w:p>
+    <w:p>
+      <w:pPr>
+        <w:rPr>
+          <w:lang w:val="es-EC"/>
+        </w:rPr>
+      </w:pPr>
+      <w:r>
+        <w:rPr>
+          <w:lang w:val="es-EC"/>
+        </w:rPr>
+        <w:t>Estos enfoques no compiten directamente:</w:t>
+      </w:r>
+    </w:p>
+    <w:p>
+      <w:pPr>
+        <w:rPr>
+          <w:lang w:val="es-EC"/>
+        </w:rPr>
+      </w:pPr>
+      <w:r>
+        <w:rPr>
+          <w:lang w:val="es-EC"/>
+        </w:rPr>
+        <w:lastRenderedPageBreak/>
+        <w:t>Iceberg = apertura e interoperabilidad</w:t>
+      </w:r>
+      <w:r>
+        <w:rPr>
+          <w:lang w:val="es-EC"/>
+        </w:rPr>
+        <w:t xml:space="preserve">. </w:t>
+      </w:r>
+      <w:r>
+        <w:rPr>
+          <w:b/>
+          <w:bCs/>
+          <w:lang w:val="es-EC"/>
+        </w:rPr>
+        <w:t>Iceberg permite que todos usen la misma tabla</w:t>
+      </w:r>
+      <w:r>
+        <w:rPr>
+          <w:lang w:val="es-EC"/>
+        </w:rPr>
+        <w:t>, sin copiar datos.</w:t>
+      </w:r>
+      <w:r>
+        <w:rPr>
+          <w:lang w:val="es-EC"/>
+        </w:rPr>
+        <w:t xml:space="preserve"> Varios equipos y modos de trabajo en el mismo lado. </w:t>
+      </w:r>
+      <w:proofErr w:type="spellStart"/>
+      <w:r>
+        <w:rPr>
+          <w:lang w:val="es-EC"/>
+        </w:rPr>
+        <w:t>Dataset</w:t>
+      </w:r>
+      <w:proofErr w:type="spellEnd"/>
+      <w:r>
+        <w:rPr>
+          <w:lang w:val="es-EC"/>
+        </w:rPr>
+        <w:t xml:space="preserve"> compartido.</w:t>
+      </w:r>
+    </w:p>
+    <w:p>
+      <w:pPr>
+        <w:rPr>
+          <w:lang w:val="es-EC"/>
+        </w:rPr>
+      </w:pPr>
+      <w:r>
+        <w:rPr>
+          <w:lang w:val="es-EC"/>
+        </w:rPr>
+        <w:t>Delta Lake = potencia transaccional y transparencia</w:t>
+      </w:r>
+      <w:r>
+        <w:rPr>
+          <w:lang w:val="es-EC"/>
+        </w:rPr>
+        <w:t xml:space="preserve">. </w:t>
+      </w:r>
+      <w:r>
+        <w:rPr>
+          <w:lang w:val="es-EC"/>
+        </w:rPr>
+        <w:t xml:space="preserve">Delta es ideal cuando </w:t>
+      </w:r>
+      <w:r>
+        <w:rPr>
+          <w:b/>
+          <w:bCs/>
+          <w:lang w:val="es-EC"/>
+        </w:rPr>
+        <w:t xml:space="preserve">tú mismo estás construyendo el </w:t>
+      </w:r>
+      <w:proofErr w:type="spellStart"/>
+      <w:r>
+        <w:rPr>
+          <w:b/>
+          <w:bCs/>
+          <w:lang w:val="es-EC"/>
+        </w:rPr>
+        <w:t>dataset</w:t>
+      </w:r>
+      <w:proofErr w:type="spellEnd"/>
+      <w:r>
+        <w:rPr>
+          <w:b/>
+          <w:bCs/>
+          <w:lang w:val="es-EC"/>
+        </w:rPr>
+        <w:t xml:space="preserve"> para minar</w:t>
+      </w:r>
+      <w:r>
+        <w:rPr>
+          <w:lang w:val="es-EC"/>
+        </w:rPr>
+        <w:t>.</w:t>
+      </w:r>
+      <w:r>
+        <w:rPr>
+          <w:lang w:val="es-EC"/>
+        </w:rPr>
+        <w:t xml:space="preserve"> Sirve mucho para Machine </w:t>
+      </w:r>
+      <w:proofErr w:type="spellStart"/>
+      <w:r>
+        <w:rPr>
+          <w:lang w:val="es-EC"/>
+        </w:rPr>
+        <w:t>Learning</w:t>
+      </w:r>
+      <w:proofErr w:type="spellEnd"/>
+      <w:r>
+        <w:rPr>
+          <w:lang w:val="es-EC"/>
+        </w:rPr>
+        <w:t xml:space="preserve"> e IA dado trazabilidad.</w:t>
+      </w:r>
+    </w:p>
+    <w:p>
+      <w:pPr>
+        <w:rPr>
+          <w:lang w:val="es-EC"/>
+        </w:rPr>
+      </w:pPr>
+      <w:proofErr w:type="spellStart"/>
+      <w:r>
+        <w:rPr>
+          <w:lang w:val="es-EC"/>
+        </w:rPr>
+        <w:t>Snowflake</w:t>
+      </w:r>
+      <w:proofErr w:type="spellEnd"/>
+      <w:r>
+        <w:rPr>
+          <w:lang w:val="es-EC"/>
+        </w:rPr>
+        <w:t xml:space="preserve"> = simplicidad y gobernanza</w:t>
+      </w:r>
+      <w:r>
+        <w:rPr>
+          <w:lang w:val="es-EC"/>
+        </w:rPr>
+        <w:t>. C</w:t>
+      </w:r>
+      <w:r>
+        <w:rPr>
+          <w:lang w:val="es-EC"/>
+        </w:rPr>
+        <w:t xml:space="preserve">uando Data </w:t>
+      </w:r>
+      <w:proofErr w:type="spellStart"/>
+      <w:r>
+        <w:rPr>
+          <w:lang w:val="es-EC"/>
+        </w:rPr>
+        <w:t>Mining</w:t>
+      </w:r>
+      <w:proofErr w:type="spellEnd"/>
+      <w:r>
+        <w:rPr>
+          <w:lang w:val="es-EC"/>
+        </w:rPr>
+        <w:t xml:space="preserve"> es más analítico que algorítmico</w:t>
+      </w:r>
+    </w:p>
+    <w:p>
+      <w:pPr>
+        <w:rPr>
+          <w:lang w:val="es-EC"/>
+        </w:rPr>
+      </w:pPr>
+      <w:r>
+        <w:rPr>
+          <w:lang w:val="es-EC"/>
+        </w:rPr>
+        <w:t>Las arquitecturas modernas más sólidas no eligen solo uno, sino que combinan estas tecnologías según el tipo de carga y necesidad del negocio.</w:t>
+      </w:r>
+      <w:r>
+        <w:rPr>
+          <w:lang w:val="es-EC"/>
+        </w:rPr>
+        <w:br/>
+      </w:r>
+    </w:p>
+    <w:p>
+      <w:pPr>
+        <w:rPr>
+          <w:lang w:val="es-EC"/>
+        </w:rPr>
+      </w:pPr>
+      <w:r>
+        <w:rPr>
+          <w:lang w:val="es-EC"/>
+        </w:rPr>
+        <w:t>Clase:</w:t>
+      </w:r>
+    </w:p>
+    <w:p>
+      <w:pPr>
+        <w:rPr>
+          <w:lang w:val="es-EC"/>
+        </w:rPr>
+      </w:pPr>
+      <w:r>
+        <w:rPr>
+          <w:lang w:val="es-EC"/>
+        </w:rPr>
+        <w:t xml:space="preserve">Hoy se quiere enfocar en </w:t>
+      </w:r>
+      <w:proofErr w:type="spellStart"/>
+      <w:r>
+        <w:rPr>
+          <w:lang w:val="es-EC"/>
+        </w:rPr>
+        <w:t>partinicionamiento</w:t>
+      </w:r>
+      <w:proofErr w:type="spellEnd"/>
+      <w:r>
+        <w:rPr>
+          <w:lang w:val="es-EC"/>
+        </w:rPr>
+        <w:t xml:space="preserve">. Se va a trabajar </w:t>
+      </w:r>
+      <w:proofErr w:type="spellStart"/>
+      <w:r>
+        <w:rPr>
+          <w:lang w:val="es-EC"/>
+        </w:rPr>
+        <w:t>co</w:t>
+      </w:r>
+      <w:proofErr w:type="spellEnd"/>
+      <w:r>
+        <w:rPr>
+          <w:lang w:val="es-EC"/>
+        </w:rPr>
+        <w:t xml:space="preserve"> datase de </w:t>
+      </w:r>
+      <w:proofErr w:type="gramStart"/>
+      <w:r>
+        <w:rPr>
+          <w:lang w:val="es-EC"/>
+        </w:rPr>
+        <w:t>nueva york</w:t>
+      </w:r>
+      <w:proofErr w:type="gramEnd"/>
+      <w:r>
+        <w:rPr>
+          <w:lang w:val="es-EC"/>
+        </w:rPr>
+        <w:t xml:space="preserve">. Y se debe hacer practica como </w:t>
+      </w:r>
+      <w:proofErr w:type="spellStart"/>
+      <w:r>
+        <w:rPr>
+          <w:lang w:val="es-EC"/>
+        </w:rPr>
+        <w:t>particniionar</w:t>
+      </w:r>
+      <w:proofErr w:type="spellEnd"/>
+      <w:r>
+        <w:rPr>
+          <w:lang w:val="es-EC"/>
+        </w:rPr>
+        <w:t xml:space="preserve"> manualmente.</w:t>
+      </w:r>
+    </w:p>
+    <w:p>
+      <w:pPr>
+        <w:rPr>
+          <w:lang w:val="es-EC"/>
+        </w:rPr>
+      </w:pPr>
+      <w:r>
+        <w:rPr>
+          <w:lang w:val="es-EC"/>
+        </w:rPr>
+        <w:t xml:space="preserve">Aprender lenguaje del DDL, DML, DCL, </w:t>
+      </w:r>
+    </w:p>
+    <w:p>
+      <w:pPr>
+        <w:rPr>
+          <w:lang w:val="es-EC"/>
+        </w:rPr>
+      </w:pPr>
+    </w:p>
+    <w:p>
+      <w:pPr>
+        <w:rPr>
+          <w:lang w:val="es-EC"/>
+        </w:rPr>
+      </w:pPr>
+      <w:r>
+        <w:rPr>
+          <w:lang w:val="es-EC"/>
+        </w:rPr>
+        <w:t xml:space="preserve">Crear tabla en </w:t>
+      </w:r>
+      <w:proofErr w:type="spellStart"/>
+      <w:r>
+        <w:rPr>
+          <w:lang w:val="es-EC"/>
+        </w:rPr>
+        <w:t>sql</w:t>
+      </w:r>
+      <w:proofErr w:type="spellEnd"/>
+      <w:r>
+        <w:rPr>
+          <w:lang w:val="es-EC"/>
+        </w:rPr>
+        <w:t>.</w:t>
+      </w:r>
+    </w:p>
+    <w:p>
+      <w:pPr>
+        <w:rPr>
+          <w:lang w:val="es-EC"/>
+        </w:rPr>
+      </w:pPr>
+      <w:proofErr w:type="spellStart"/>
+      <w:r>
+        <w:rPr>
+          <w:lang w:val="es-EC"/>
+        </w:rPr>
+        <w:t>Primary</w:t>
+      </w:r>
+      <w:proofErr w:type="spellEnd"/>
+      <w:r>
+        <w:rPr>
+          <w:lang w:val="es-EC"/>
+        </w:rPr>
+        <w:t xml:space="preserve"> </w:t>
+      </w:r>
+      <w:proofErr w:type="spellStart"/>
+      <w:r>
+        <w:rPr>
+          <w:lang w:val="es-EC"/>
+        </w:rPr>
+        <w:t>key</w:t>
+      </w:r>
+      <w:proofErr w:type="spellEnd"/>
+      <w:r>
+        <w:rPr>
+          <w:lang w:val="es-EC"/>
+        </w:rPr>
+        <w:t xml:space="preserve"> es un índice </w:t>
+      </w:r>
+      <w:proofErr w:type="spellStart"/>
+      <w:r>
+        <w:rPr>
+          <w:lang w:val="es-EC"/>
+        </w:rPr>
+        <w:t>clusterizado</w:t>
+      </w:r>
+      <w:proofErr w:type="spellEnd"/>
+      <w:r>
+        <w:rPr>
+          <w:lang w:val="es-EC"/>
+        </w:rPr>
+        <w:t xml:space="preserve"> físico, de tal manera que están </w:t>
+      </w:r>
+      <w:proofErr w:type="spellStart"/>
+      <w:r>
+        <w:rPr>
+          <w:lang w:val="es-EC"/>
+        </w:rPr>
+        <w:t>gaurdadas</w:t>
+      </w:r>
+      <w:proofErr w:type="spellEnd"/>
+      <w:r>
+        <w:rPr>
+          <w:lang w:val="es-EC"/>
+        </w:rPr>
+        <w:t xml:space="preserve"> físicamente en el disco, se ubica y a la derecha esta toda la data. Es complejidad de búsqueda logarítmica.</w:t>
+      </w:r>
+    </w:p>
+    <w:p>
+      <w:pPr>
+        <w:rPr>
+          <w:lang w:val="es-EC"/>
+        </w:rPr>
+      </w:pPr>
+    </w:p>
+    <w:p>
+      <w:pPr>
+        <w:rPr>
+          <w:lang w:val="es-EC"/>
+        </w:rPr>
+      </w:pPr>
+      <w:proofErr w:type="spellStart"/>
+      <w:r>
+        <w:rPr>
+          <w:lang w:val="es-EC"/>
+        </w:rPr>
+        <w:t>Indices</w:t>
+      </w:r>
+      <w:proofErr w:type="spellEnd"/>
+      <w:r>
+        <w:rPr>
+          <w:lang w:val="es-EC"/>
+        </w:rPr>
+        <w:t xml:space="preserve"> no </w:t>
+      </w:r>
+      <w:proofErr w:type="spellStart"/>
+      <w:r>
+        <w:rPr>
+          <w:lang w:val="es-EC"/>
+        </w:rPr>
+        <w:t>clsuterizados</w:t>
+      </w:r>
+      <w:proofErr w:type="spellEnd"/>
+      <w:r>
+        <w:rPr>
+          <w:lang w:val="es-EC"/>
+        </w:rPr>
+        <w:t xml:space="preserve"> los datos no están a lado de la llave.</w:t>
+      </w:r>
+    </w:p>
+    <w:p>
+      <w:pPr>
+        <w:rPr>
+          <w:lang w:val="es-EC"/>
+        </w:rPr>
+      </w:pPr>
+      <w:proofErr w:type="spellStart"/>
+      <w:r>
+        <w:rPr>
+          <w:lang w:val="es-EC"/>
+        </w:rPr>
+        <w:t>Particicionaes</w:t>
+      </w:r>
+      <w:proofErr w:type="spellEnd"/>
+      <w:r>
+        <w:rPr>
+          <w:lang w:val="es-EC"/>
+        </w:rPr>
+        <w:t xml:space="preserve"> se hacen por columnas usualmente que la cantidad de datos sea significativa y que se use bastante para filtrar. </w:t>
+      </w:r>
+    </w:p>
+    <w:p>
+      <w:pPr>
+        <w:rPr>
+          <w:lang w:val="es-EC"/>
+        </w:rPr>
+      </w:pPr>
+      <w:r>
+        <w:rPr>
+          <w:lang w:val="es-EC"/>
+        </w:rPr>
+        <w:t xml:space="preserve">Particionar hace que al </w:t>
+      </w:r>
+      <w:proofErr w:type="spellStart"/>
+      <w:r>
+        <w:rPr>
+          <w:lang w:val="es-EC"/>
+        </w:rPr>
+        <w:t>query</w:t>
+      </w:r>
+      <w:proofErr w:type="spellEnd"/>
+      <w:r>
+        <w:rPr>
+          <w:lang w:val="es-EC"/>
+        </w:rPr>
+        <w:t xml:space="preserve"> sea </w:t>
+      </w:r>
+      <w:proofErr w:type="spellStart"/>
+      <w:r>
+        <w:rPr>
+          <w:lang w:val="es-EC"/>
+        </w:rPr>
+        <w:t>mas</w:t>
+      </w:r>
+      <w:proofErr w:type="spellEnd"/>
+      <w:r>
+        <w:rPr>
+          <w:lang w:val="es-EC"/>
+        </w:rPr>
+        <w:t xml:space="preserve"> veloz.</w:t>
+      </w:r>
+    </w:p>
+    <w:p>
+      <w:pPr>
+        <w:rPr>
+          <w:lang w:val="es-EC"/>
+        </w:rPr>
+      </w:pPr>
+      <w:r>
+        <w:rPr>
+          <w:lang w:val="es-EC"/>
+        </w:rPr>
+        <w:t xml:space="preserve">Partición debe estar físicamente </w:t>
+      </w:r>
+      <w:proofErr w:type="spellStart"/>
+      <w:r>
+        <w:rPr>
+          <w:lang w:val="es-EC"/>
+        </w:rPr>
+        <w:t>quemeda</w:t>
+      </w:r>
+      <w:proofErr w:type="spellEnd"/>
+      <w:r>
+        <w:rPr>
+          <w:lang w:val="es-EC"/>
+        </w:rPr>
+        <w:t xml:space="preserve"> como una llave. </w:t>
+      </w:r>
+    </w:p>
+    <w:p>
+      <w:pPr>
+        <w:rPr>
+          <w:lang w:val="es-EC"/>
+        </w:rPr>
+      </w:pPr>
+      <w:r>
+        <w:rPr>
+          <w:lang w:val="es-EC"/>
+        </w:rPr>
+        <w:lastRenderedPageBreak/>
+        <w:t>Conceptualmente como se particiona? Bases de datos distribuidas pero aquí funciona lógicamente.</w:t>
+      </w:r>
+    </w:p>
+    <w:p>
+      <w:r>
+        <w:t xml:space="preserve">CREATE TABLE </w:t>
+      </w:r>
+      <w:proofErr w:type="spellStart"/>
+      <w:proofErr w:type="gramStart"/>
+      <w:r>
+        <w:t>ventas</w:t>
+      </w:r>
+      <w:proofErr w:type="spellEnd"/>
+      <w:proofErr w:type="gramEnd"/>
+      <w:r>
+        <w:t xml:space="preserve"> (</w:t>
+      </w:r>
+    </w:p>
+    <w:p>
+      <w:r>
+        <w:t xml:space="preserve">    </w:t>
+      </w:r>
+      <w:proofErr w:type="spellStart"/>
+      <w:r>
+        <w:t>venta_id</w:t>
+      </w:r>
+      <w:proofErr w:type="spellEnd"/>
+      <w:r>
+        <w:t xml:space="preserve"> SERIAL NOT NULL,</w:t>
+      </w:r>
+    </w:p>
+    <w:p>
+      <w:r>
+        <w:t xml:space="preserve">    </w:t>
+      </w:r>
+      <w:proofErr w:type="spellStart"/>
+      <w:r>
+        <w:t>fecha_venta</w:t>
+      </w:r>
+      <w:proofErr w:type="spellEnd"/>
+      <w:r>
+        <w:t xml:space="preserve"> DATE NOT NULL,</w:t>
+      </w:r>
+    </w:p>
+    <w:p>
+      <w:r>
+        <w:t xml:space="preserve">    </w:t>
+      </w:r>
+      <w:proofErr w:type="spellStart"/>
+      <w:r>
+        <w:t>producto_id</w:t>
+      </w:r>
+      <w:proofErr w:type="spellEnd"/>
+      <w:r>
+        <w:t xml:space="preserve"> INT NOT NULL,</w:t>
+      </w:r>
+    </w:p>
+    <w:p>
+      <w:r>
+        <w:t xml:space="preserve">    </w:t>
+      </w:r>
+      <w:proofErr w:type="spellStart"/>
+      <w:r>
+        <w:t>cantidad</w:t>
+      </w:r>
+      <w:proofErr w:type="spellEnd"/>
+      <w:r>
+        <w:t xml:space="preserve"> INT NOT NULL,</w:t>
+      </w:r>
+    </w:p>
+    <w:p>
+      <w:r>
+        <w:t xml:space="preserve">    </w:t>
+      </w:r>
+      <w:proofErr w:type="spellStart"/>
+      <w:r>
+        <w:t>precio_total</w:t>
+      </w:r>
+      <w:proofErr w:type="spellEnd"/>
+      <w:r>
+        <w:t xml:space="preserve"> NUMERIC NOT NULL,</w:t>
+      </w:r>
+    </w:p>
+    <w:p>
+      <w:pPr>
+        <w:rPr>
+          <w:lang w:val="es-EC"/>
+        </w:rPr>
+      </w:pPr>
+      <w:r>
+        <w:rPr>
+          <w:lang w:val="es-EC"/>
+        </w:rPr>
+        <w:t>PRIMARY KEY (</w:t>
+      </w:r>
+      <w:proofErr w:type="spellStart"/>
+      <w:r>
+        <w:rPr>
+          <w:lang w:val="es-EC"/>
+        </w:rPr>
+        <w:t>venta_id</w:t>
+      </w:r>
+      <w:proofErr w:type="spellEnd"/>
+      <w:r>
+        <w:rPr>
+          <w:lang w:val="es-EC"/>
+        </w:rPr>
+        <w:t xml:space="preserve">, </w:t>
+      </w:r>
+      <w:proofErr w:type="spellStart"/>
+      <w:r>
+        <w:rPr>
+          <w:lang w:val="es-EC"/>
+        </w:rPr>
+        <w:t>fecha_venta</w:t>
+      </w:r>
+      <w:proofErr w:type="spellEnd"/>
+      <w:r>
+        <w:rPr>
+          <w:lang w:val="es-EC"/>
+        </w:rPr>
+        <w:t xml:space="preserve">) -- </w:t>
+      </w:r>
+      <w:proofErr w:type="spellStart"/>
+      <w:r>
+        <w:rPr>
+          <w:lang w:val="es-EC"/>
+        </w:rPr>
+        <w:t>Indicice</w:t>
+      </w:r>
+      <w:proofErr w:type="spellEnd"/>
+      <w:r>
+        <w:rPr>
+          <w:lang w:val="es-EC"/>
+        </w:rPr>
+        <w:t xml:space="preserve"> </w:t>
+      </w:r>
+      <w:proofErr w:type="spellStart"/>
+      <w:r>
+        <w:rPr>
+          <w:lang w:val="es-EC"/>
+        </w:rPr>
+        <w:t>clusterizado</w:t>
+      </w:r>
+      <w:proofErr w:type="spellEnd"/>
+      <w:r>
+        <w:rPr>
+          <w:lang w:val="es-EC"/>
+        </w:rPr>
+        <w:t xml:space="preserve">. </w:t>
+      </w:r>
+    </w:p>
+    <w:p>
+      <w:r>
+        <w:t xml:space="preserve">) PARTITION BY </w:t>
+      </w:r>
+      <w:proofErr w:type="gramStart"/>
+      <w:r>
+        <w:t>RANGE(</w:t>
+      </w:r>
+      <w:proofErr w:type="spellStart"/>
+      <w:proofErr w:type="gramEnd"/>
+      <w:r>
+        <w:t>fecha_venta</w:t>
+      </w:r>
+      <w:proofErr w:type="spellEnd"/>
+      <w:proofErr w:type="gramStart"/>
+      <w:r>
+        <w:t>);</w:t>
+      </w:r>
+      <w:proofErr w:type="gramEnd"/>
+    </w:p>
+    <w:p>
+      <w:r>
+        <w:t xml:space="preserve">CREATE TABLE ventas_enero_2025 PARTITION OF </w:t>
+      </w:r>
+      <w:proofErr w:type="spellStart"/>
+      <w:r>
+        <w:t>ventas</w:t>
+      </w:r>
+      <w:proofErr w:type="spellEnd"/>
+    </w:p>
+    <w:p>
+      <w:r>
+        <w:t>FOR VALUES FROM ('2025-01-01') TO ('2025-02-01</w:t>
+      </w:r>
+      <w:proofErr w:type="gramStart"/>
+      <w:r>
+        <w:t>');</w:t>
+      </w:r>
+      <w:proofErr w:type="gramEnd"/>
+      <w:r>
+        <w:t xml:space="preserve"> --EXCLUYENTE DERECHA.</w:t>
+      </w:r>
+    </w:p>
+    <w:p/>
+    <w:p>
+      <w:r>
+        <w:t xml:space="preserve">CREATE TABLE ventas_febrero_2025 PARTITION OF </w:t>
+      </w:r>
+      <w:proofErr w:type="spellStart"/>
+      <w:r>
+        <w:t>ventas</w:t>
+      </w:r>
+      <w:proofErr w:type="spellEnd"/>
+    </w:p>
+    <w:p>
+      <w:r>
+        <w:t>FOR VALUES FROM ('2025-02-01') TO ('2025-03-01'</w:t>
+      </w:r>
+      <w:proofErr w:type="gramStart"/>
+      <w:r>
+        <w:t>);</w:t>
+      </w:r>
+      <w:proofErr w:type="gramEnd"/>
+    </w:p>
+    <w:p/>
+    <w:p>
+      <w:r>
+        <w:t xml:space="preserve">CREATE TABLE ventas_marzo_2025 PARTITION OF </w:t>
+      </w:r>
+      <w:proofErr w:type="spellStart"/>
+      <w:r>
+        <w:t>ventas</w:t>
+      </w:r>
+      <w:proofErr w:type="spellEnd"/>
+    </w:p>
+    <w:p>
+      <w:r>
+        <w:t>FOR VALUES FROM ('2025-03-01') TO ('2025-04-01'</w:t>
+      </w:r>
+      <w:proofErr w:type="gramStart"/>
+      <w:r>
+        <w:t>);</w:t>
+      </w:r>
+      <w:proofErr w:type="gramEnd"/>
+    </w:p>
+    <w:p/>
+    <w:p>
+      <w:pPr>
+        <w:rPr>
+          <w:lang w:val="es-EC"/>
+        </w:rPr>
+      </w:pPr>
+      <w:r>
+        <w:rPr>
+          <w:lang w:val="es-EC"/>
+        </w:rPr>
+        <w:t>ALTER TABLE ventas_enero_2025 ADD CONSTRAINT ventas_enero_2025_check</w:t>
+      </w:r>
+    </w:p>
+    <w:p>
+      <w:pPr>
+        <w:rPr>
+          <w:lang w:val="es-EC"/>
+        </w:rPr>
+      </w:pPr>
+      <w:r>
+        <w:rPr>
+          <w:lang w:val="es-EC"/>
+        </w:rPr>
+        <w:tab/>
+        <w:t xml:space="preserve">CHECK </w:t>
+      </w:r>
+      <w:proofErr w:type="gramStart"/>
+      <w:r>
+        <w:rPr>
+          <w:lang w:val="es-EC"/>
+        </w:rPr>
+        <w:t xml:space="preserve">( </w:t>
+      </w:r>
+      <w:proofErr w:type="spellStart"/>
+      <w:r>
+        <w:rPr>
+          <w:lang w:val="es-EC"/>
+        </w:rPr>
+        <w:t>fecha</w:t>
+      </w:r>
+      <w:proofErr w:type="gramEnd"/>
+      <w:r>
+        <w:rPr>
+          <w:lang w:val="es-EC"/>
+        </w:rPr>
+        <w:t>_venta</w:t>
+      </w:r>
+      <w:proofErr w:type="spellEnd"/>
+      <w:r>
+        <w:rPr>
+          <w:lang w:val="es-EC"/>
+        </w:rPr>
+        <w:t xml:space="preserve"> &gt;= '2025-01-01' AND </w:t>
+      </w:r>
+      <w:proofErr w:type="spellStart"/>
+      <w:r>
+        <w:rPr>
+          <w:lang w:val="es-EC"/>
+        </w:rPr>
+        <w:t>fecha_venta</w:t>
+      </w:r>
+      <w:proofErr w:type="spellEnd"/>
+      <w:r>
+        <w:rPr>
+          <w:lang w:val="es-EC"/>
+        </w:rPr>
+        <w:t xml:space="preserve"> &lt; '2025-02-01');</w:t>
+      </w:r>
+    </w:p>
+    <w:p>
+      <w:pPr>
+        <w:rPr>
+          <w:lang w:val="es-EC"/>
+        </w:rPr>
+      </w:pPr>
+    </w:p>
+    <w:p>
+      <w:pPr>
+        <w:rPr>
+          <w:lang w:val="es-EC"/>
+        </w:rPr>
+      </w:pPr>
+      <w:r>
+        <w:rPr>
+          <w:lang w:val="es-EC"/>
+        </w:rPr>
+        <w:t>ALTER TABLE ventas_febrero_2025 ADD CONSTRAINT ventas_febrero_2025_check</w:t>
+      </w:r>
+    </w:p>
+    <w:p>
+      <w:pPr>
+        <w:rPr>
+          <w:lang w:val="es-EC"/>
+        </w:rPr>
+      </w:pPr>
+      <w:r>
+        <w:rPr>
+          <w:lang w:val="es-EC"/>
+        </w:rPr>
+        <w:tab/>
+        <w:t xml:space="preserve">CHECK </w:t>
+      </w:r>
+      <w:proofErr w:type="gramStart"/>
+      <w:r>
+        <w:rPr>
+          <w:lang w:val="es-EC"/>
+        </w:rPr>
+        <w:t xml:space="preserve">( </w:t>
+      </w:r>
+      <w:proofErr w:type="spellStart"/>
+      <w:r>
+        <w:rPr>
+          <w:lang w:val="es-EC"/>
+        </w:rPr>
+        <w:t>fecha</w:t>
+      </w:r>
+      <w:proofErr w:type="gramEnd"/>
+      <w:r>
+        <w:rPr>
+          <w:lang w:val="es-EC"/>
+        </w:rPr>
+        <w:t>_venta</w:t>
+      </w:r>
+      <w:proofErr w:type="spellEnd"/>
+      <w:r>
+        <w:rPr>
+          <w:lang w:val="es-EC"/>
+        </w:rPr>
+        <w:t xml:space="preserve"> &gt;= '2025-02-01' AND </w:t>
+      </w:r>
+      <w:proofErr w:type="spellStart"/>
+      <w:r>
+        <w:rPr>
+          <w:lang w:val="es-EC"/>
+        </w:rPr>
+        <w:t>fecha_venta</w:t>
+      </w:r>
+      <w:proofErr w:type="spellEnd"/>
+      <w:r>
+        <w:rPr>
+          <w:lang w:val="es-EC"/>
+        </w:rPr>
+        <w:t xml:space="preserve"> &lt; '2025-03-01');</w:t>
+      </w:r>
+    </w:p>
+    <w:p>
+      <w:pPr>
+        <w:rPr>
+          <w:lang w:val="es-EC"/>
+        </w:rPr>
+      </w:pPr>
+    </w:p>
+    <w:p>
+      <w:pPr>
+        <w:rPr>
+          <w:lang w:val="es-EC"/>
+        </w:rPr>
+      </w:pPr>
+      <w:r>
+        <w:rPr>
+          <w:lang w:val="es-EC"/>
+        </w:rPr>
+        <w:t>-- MARZO 2025</w:t>
+      </w:r>
+    </w:p>
+    <w:p>
+      <w:pPr>
+        <w:rPr>
+          <w:lang w:val="es-EC"/>
+        </w:rPr>
+      </w:pPr>
+      <w:r>
+        <w:rPr>
+          <w:lang w:val="es-EC"/>
+        </w:rPr>
+        <w:t>ALTER TABLE ventas_marzo_2025 ADD CONSTRAINT ventas_marzo_2025_check</w:t>
+      </w:r>
+    </w:p>
+    <w:p>
+      <w:pPr>
+        <w:rPr>
+          <w:lang w:val="es-EC"/>
+        </w:rPr>
+      </w:pPr>
+      <w:r>
+        <w:rPr>
+          <w:lang w:val="es-EC"/>
+        </w:rPr>
+        <w:tab/>
+        <w:t>CHECK (</w:t>
+      </w:r>
+      <w:proofErr w:type="spellStart"/>
+      <w:r>
+        <w:rPr>
+          <w:lang w:val="es-EC"/>
+        </w:rPr>
+        <w:t>fecha_venta</w:t>
+      </w:r>
+      <w:proofErr w:type="spellEnd"/>
+      <w:r>
+        <w:rPr>
+          <w:lang w:val="es-EC"/>
+        </w:rPr>
+        <w:t xml:space="preserve"> &gt;= '2025-03-01' AND </w:t>
+      </w:r>
+      <w:proofErr w:type="spellStart"/>
+      <w:r>
+        <w:rPr>
+          <w:lang w:val="es-EC"/>
+        </w:rPr>
+        <w:t>fecha_venta</w:t>
+      </w:r>
+      <w:proofErr w:type="spellEnd"/>
+      <w:r>
+        <w:rPr>
+          <w:lang w:val="es-EC"/>
+        </w:rPr>
+        <w:t xml:space="preserve"> &lt; '2025-04-01');</w:t>
+      </w:r>
+    </w:p>
+    <w:p>
+      <w:pPr>
+        <w:rPr>
+          <w:lang w:val="es-EC"/>
+        </w:rPr>
+      </w:pPr>
+      <w:r>
+        <w:rPr>
+          <w:lang w:val="es-EC"/>
+        </w:rPr>
+        <w:t xml:space="preserve">Se </w:t>
+      </w:r>
+      <w:proofErr w:type="spellStart"/>
+      <w:r>
+        <w:rPr>
+          <w:lang w:val="es-EC"/>
+        </w:rPr>
+        <w:t>particiciona</w:t>
+      </w:r>
+      <w:proofErr w:type="spellEnd"/>
+      <w:r>
+        <w:rPr>
+          <w:lang w:val="es-EC"/>
+        </w:rPr>
+        <w:t xml:space="preserve"> la tabla ventas.</w:t>
+      </w:r>
+      <w:r>
+        <w:rPr>
+          <w:lang w:val="es-EC"/>
+        </w:rPr>
+        <w:t xml:space="preserve"> Lo que sucede por debajo y se agrega los </w:t>
+      </w:r>
+      <w:proofErr w:type="spellStart"/>
+      <w:r>
+        <w:rPr>
+          <w:lang w:val="es-EC"/>
+        </w:rPr>
+        <w:t>checks</w:t>
+      </w:r>
+      <w:proofErr w:type="spellEnd"/>
+      <w:r>
+        <w:rPr>
+          <w:lang w:val="es-EC"/>
+        </w:rPr>
+        <w:t xml:space="preserve"> luego de crear cada partición de forma </w:t>
+      </w:r>
+      <w:proofErr w:type="spellStart"/>
+      <w:r>
+        <w:rPr>
+          <w:lang w:val="es-EC"/>
+        </w:rPr>
+        <w:t>explicita</w:t>
+      </w:r>
+      <w:proofErr w:type="spellEnd"/>
+      <w:r>
+        <w:rPr>
+          <w:lang w:val="es-EC"/>
+        </w:rPr>
+        <w:t>.</w:t>
+      </w:r>
+    </w:p>
+    <w:p>
+      <w:pPr>
+        <w:rPr>
+          <w:lang w:val="es-EC"/>
+        </w:rPr>
+      </w:pPr>
+      <w:r>
+        <w:rPr>
+          <w:lang w:val="es-EC"/>
+        </w:rPr>
+        <w:t xml:space="preserve">Esto hace que la </w:t>
+      </w:r>
+      <w:proofErr w:type="spellStart"/>
+      <w:r>
+        <w:rPr>
+          <w:lang w:val="es-EC"/>
+        </w:rPr>
+        <w:t>query</w:t>
+      </w:r>
+      <w:proofErr w:type="spellEnd"/>
+      <w:r>
+        <w:rPr>
+          <w:lang w:val="es-EC"/>
+        </w:rPr>
+        <w:t xml:space="preserve"> sea veloz, todos datos se siguen cargando en ventas, no afecta a </w:t>
+      </w:r>
+      <w:proofErr w:type="spellStart"/>
+      <w:r>
+        <w:rPr>
+          <w:lang w:val="es-EC"/>
+        </w:rPr>
+        <w:t>aeso</w:t>
+      </w:r>
+      <w:proofErr w:type="spellEnd"/>
+      <w:r>
+        <w:rPr>
+          <w:lang w:val="es-EC"/>
+        </w:rPr>
+        <w:t>.</w:t>
+      </w:r>
+    </w:p>
+    <w:p>
+      <w:pPr>
+        <w:rPr>
+          <w:lang w:val="es-EC"/>
+        </w:rPr>
+      </w:pPr>
+      <w:r>
+        <w:rPr>
+          <w:lang w:val="es-EC"/>
+        </w:rPr>
+        <w:t>Esto hay particionamiento por rango. Hay particionamiento por lista</w:t>
+      </w:r>
+    </w:p>
+    <w:p>
+      <w:pPr>
+        <w:rPr>
+          <w:lang w:val="es-EC"/>
+        </w:rPr>
+      </w:pPr>
+      <w:r>
+        <w:rPr>
+          <w:lang w:val="es-EC"/>
+        </w:rPr>
+        <w:t>Luego tenemos</w:t>
+      </w:r>
+    </w:p>
+    <w:p>
+      <w:pPr>
+        <w:rPr>
+          <w:lang w:val="es-EC"/>
+        </w:rPr>
+      </w:pPr>
+      <w:r>
+        <w:rPr>
+          <w:lang w:val="es-EC"/>
+        </w:rPr>
+        <w:t>Particionar con formula de hash. Vamos a ver</w:t>
+      </w:r>
+      <w:r>
+        <w:rPr>
+          <w:lang w:val="es-EC"/>
+        </w:rPr>
+        <w:t xml:space="preserve"> </w:t>
+      </w:r>
+      <w:proofErr w:type="spellStart"/>
+      <w:proofErr w:type="gramStart"/>
+      <w:r>
+        <w:rPr>
+          <w:lang w:val="es-EC"/>
+        </w:rPr>
+        <w:t>analytical</w:t>
+      </w:r>
+      <w:proofErr w:type="spellEnd"/>
+      <w:r>
+        <w:rPr>
+          <w:lang w:val="es-EC"/>
+        </w:rPr>
+        <w:t>..</w:t>
+      </w:r>
+      <w:proofErr w:type="gramEnd"/>
+      <w:r>
+        <w:rPr>
+          <w:lang w:val="es-EC"/>
+        </w:rPr>
+        <w:t xml:space="preserve"> </w:t>
+      </w:r>
+    </w:p>
+    <w:p>
+      <w:pPr>
+        <w:rPr>
+          <w:lang w:val="es-EC"/>
+        </w:rPr>
+      </w:pPr>
+      <w:r>
+        <w:rPr>
+          <w:lang w:val="es-EC"/>
+        </w:rPr>
+        <w:t xml:space="preserve">Esquemas de tipo estrella, copo de nieve, una tabla grande. El </w:t>
+      </w:r>
+      <w:proofErr w:type="spellStart"/>
+      <w:r>
+        <w:rPr>
+          <w:lang w:val="es-EC"/>
+        </w:rPr>
+        <w:t>modelaimeiento</w:t>
+      </w:r>
+      <w:proofErr w:type="spellEnd"/>
+      <w:r>
+        <w:rPr>
+          <w:lang w:val="es-EC"/>
+        </w:rPr>
+        <w:t xml:space="preserve"> de datos que ocurre en analítica avanzada es totalmente diferente a una base de datos relacional que se busca normalizar. Tercera forma normal.</w:t>
+      </w:r>
+    </w:p>
+    <w:p>
+      <w:pPr>
+        <w:rPr>
+          <w:lang w:val="es-EC"/>
+        </w:rPr>
+      </w:pPr>
+      <w:r>
+        <w:rPr>
+          <w:lang w:val="es-EC"/>
+        </w:rPr>
+        <w:t xml:space="preserve">En minería de datos lo que buscamos es </w:t>
+      </w:r>
+      <w:proofErr w:type="spellStart"/>
+      <w:r>
+        <w:rPr>
+          <w:lang w:val="es-EC"/>
+        </w:rPr>
+        <w:t>denormalizar</w:t>
+      </w:r>
+      <w:proofErr w:type="spellEnd"/>
+      <w:r>
+        <w:rPr>
+          <w:lang w:val="es-EC"/>
+        </w:rPr>
+        <w:t xml:space="preserve">, que todo este compacto y reducir los </w:t>
+      </w:r>
+      <w:proofErr w:type="spellStart"/>
+      <w:r>
+        <w:rPr>
+          <w:lang w:val="es-EC"/>
+        </w:rPr>
+        <w:t>joins</w:t>
+      </w:r>
+      <w:proofErr w:type="spellEnd"/>
+      <w:r>
+        <w:rPr>
+          <w:lang w:val="es-EC"/>
+        </w:rPr>
+        <w:t xml:space="preserve"> a lo que </w:t>
+      </w:r>
+      <w:proofErr w:type="spellStart"/>
+      <w:r>
+        <w:rPr>
+          <w:lang w:val="es-EC"/>
+        </w:rPr>
+        <w:t>mas</w:t>
+      </w:r>
+      <w:proofErr w:type="spellEnd"/>
+      <w:r>
+        <w:rPr>
+          <w:lang w:val="es-EC"/>
+        </w:rPr>
+        <w:t xml:space="preserve"> podamos.]</w:t>
+      </w:r>
+    </w:p>
+    <w:p>
+      <w:pPr>
+        <w:rPr>
+          <w:lang w:val="es-EC"/>
+        </w:rPr>
+      </w:pPr>
+    </w:p>
+    <w:p>
+      <w:pPr>
+        <w:rPr>
+          <w:lang w:val="es-EC"/>
+        </w:rPr>
+      </w:pPr>
+      <w:r>
+        <w:rPr>
+          <w:lang w:val="es-EC"/>
+        </w:rPr>
+        <w:t xml:space="preserve">Diferencia es que el hash usa una función de hash para </w:t>
+      </w:r>
+      <w:proofErr w:type="spellStart"/>
+      <w:r>
+        <w:rPr>
+          <w:lang w:val="es-EC"/>
+        </w:rPr>
+        <w:t>distirbuir</w:t>
+      </w:r>
+      <w:proofErr w:type="spellEnd"/>
+      <w:r>
+        <w:rPr>
+          <w:lang w:val="es-EC"/>
+        </w:rPr>
+        <w:t xml:space="preserve"> los datos uniformemente a través d </w:t>
+      </w:r>
+      <w:proofErr w:type="spellStart"/>
+      <w:r>
+        <w:rPr>
+          <w:lang w:val="es-EC"/>
+        </w:rPr>
+        <w:t>elas</w:t>
+      </w:r>
+      <w:proofErr w:type="spellEnd"/>
+      <w:r>
+        <w:rPr>
+          <w:lang w:val="es-EC"/>
+        </w:rPr>
+        <w:t xml:space="preserve"> particiones. Permite lo que se conoce como un balanceador de carga o load </w:t>
+      </w:r>
+      <w:proofErr w:type="spellStart"/>
+      <w:r>
+        <w:rPr>
+          <w:lang w:val="es-EC"/>
+        </w:rPr>
+        <w:t>balancer</w:t>
+      </w:r>
+      <w:proofErr w:type="spellEnd"/>
+      <w:r>
+        <w:rPr>
+          <w:lang w:val="es-EC"/>
+        </w:rPr>
+        <w:t>.</w:t>
+      </w:r>
+    </w:p>
+    <w:p>
+      <w:pPr>
+        <w:rPr>
+          <w:lang w:val="es-EC"/>
+        </w:rPr>
+      </w:pPr>
+    </w:p>
+    <w:p>
+      <w:pPr>
+        <w:rPr>
+          <w:lang w:val="es-EC"/>
+        </w:rPr>
+      </w:pPr>
+      <w:r>
+        <w:rPr>
+          <w:lang w:val="es-EC"/>
+        </w:rPr>
+        <w:lastRenderedPageBreak/>
+        <w:t xml:space="preserve">Revisar derivadas parciales y algebra lineal. Para cuando se pide </w:t>
+      </w:r>
+      <w:proofErr w:type="spellStart"/>
+      <w:r>
+        <w:rPr>
+          <w:lang w:val="es-EC"/>
+        </w:rPr>
+        <w:t>desciente</w:t>
+      </w:r>
+      <w:proofErr w:type="spellEnd"/>
+      <w:r>
+        <w:rPr>
+          <w:lang w:val="es-EC"/>
+        </w:rPr>
+        <w:t xml:space="preserve"> de </w:t>
+      </w:r>
+      <w:proofErr w:type="spellStart"/>
+      <w:r>
+        <w:rPr>
+          <w:lang w:val="es-EC"/>
+        </w:rPr>
+        <w:t>graidnte</w:t>
+      </w:r>
+      <w:proofErr w:type="spellEnd"/>
+      <w:r>
+        <w:rPr>
+          <w:lang w:val="es-EC"/>
+        </w:rPr>
+        <w:t xml:space="preserve"> y su demostración.</w:t>
+      </w:r>
+    </w:p>
+    <w:p>
+      <w:pPr>
+        <w:rPr>
+          <w:lang w:val="es-EC"/>
+        </w:rPr>
+      </w:pPr>
+      <w:r>
+        <w:rPr>
+          <w:lang w:val="es-EC"/>
+        </w:rPr>
+        <w:t xml:space="preserve">PSET 2: Crear a mano particiones para </w:t>
+      </w:r>
+      <w:proofErr w:type="spellStart"/>
+      <w:r>
+        <w:rPr>
+          <w:lang w:val="es-EC"/>
+        </w:rPr>
+        <w:t>big</w:t>
+      </w:r>
+      <w:proofErr w:type="spellEnd"/>
+      <w:r>
+        <w:rPr>
+          <w:lang w:val="es-EC"/>
+        </w:rPr>
+        <w:t xml:space="preserve"> data. Empezar a ver los datos e ingresar 10 años. </w:t>
+      </w:r>
+    </w:p>
+    <w:p>
+      <w:pPr>
+        <w:rPr>
+          <w:lang w:val="es-EC"/>
+        </w:rPr>
+      </w:pPr>
+    </w:p>
+    <w:p>
+      <w:pPr>
+        <w:rPr>
+          <w:lang w:val="es-EC"/>
+        </w:rPr>
+      </w:pPr>
+      <w:r>
+        <w:rPr>
+          <w:lang w:val="es-EC"/>
+        </w:rPr>
+        <w:t xml:space="preserve">Tema de la semana: Que es </w:t>
+      </w:r>
+      <w:proofErr w:type="spellStart"/>
+      <w:r>
+        <w:rPr>
+          <w:lang w:val="es-EC"/>
+        </w:rPr>
+        <w:t>Analytics</w:t>
+      </w:r>
+      <w:proofErr w:type="spellEnd"/>
+      <w:r>
+        <w:rPr>
+          <w:lang w:val="es-EC"/>
+        </w:rPr>
+        <w:t xml:space="preserve"> </w:t>
+      </w:r>
+      <w:proofErr w:type="spellStart"/>
+      <w:r>
+        <w:rPr>
+          <w:lang w:val="es-EC"/>
+        </w:rPr>
+        <w:t>Engineering</w:t>
+      </w:r>
+      <w:proofErr w:type="spellEnd"/>
+      <w:r>
+        <w:rPr>
+          <w:lang w:val="es-EC"/>
+        </w:rPr>
+        <w:t>?</w:t>
+      </w:r>
+    </w:p>
+    <w:p>
+      <w:pPr>
+        <w:rPr>
+          <w:lang w:val="es-EC"/>
+        </w:rPr>
+      </w:pPr>
+      <w:r>
+        <w:rPr>
+          <w:lang w:val="es-EC"/>
+        </w:rPr>
+        <w:t xml:space="preserve">Tiene este tema hibrido que transforma datos </w:t>
+      </w:r>
+      <w:proofErr w:type="spellStart"/>
+      <w:r>
+        <w:rPr>
+          <w:lang w:val="es-EC"/>
+        </w:rPr>
+        <w:t>cruso</w:t>
+      </w:r>
+      <w:proofErr w:type="spellEnd"/>
+      <w:r>
+        <w:rPr>
+          <w:lang w:val="es-EC"/>
+        </w:rPr>
+        <w:t xml:space="preserve"> en data sets confiables.</w:t>
+      </w:r>
+    </w:p>
+    <w:p>
+      <w:pPr>
+        <w:rPr>
+          <w:lang w:val="es-EC"/>
+        </w:rPr>
+      </w:pPr>
+      <w:r>
+        <w:rPr>
+          <w:lang w:val="es-EC"/>
+        </w:rPr>
+        <w:t>Data Engineer consigue los datos. No analiza. Viene de saber estadística.</w:t>
+      </w:r>
+    </w:p>
+    <w:p>
+      <w:pPr>
+        <w:rPr>
+          <w:lang w:val="es-EC"/>
+        </w:rPr>
+      </w:pPr>
+      <w:r>
+        <w:rPr>
+          <w:lang w:val="es-EC"/>
+        </w:rPr>
+        <w:t>Es un arte enriquecer los datos.</w:t>
+      </w:r>
+    </w:p>
+    <w:p>
+      <w:pPr>
+        <w:rPr>
+          <w:lang w:val="es-EC"/>
+        </w:rPr>
+      </w:pPr>
+      <w:r>
+        <w:rPr>
+          <w:lang w:val="es-EC"/>
+        </w:rPr>
+        <w:t>Revisar que la parte de negocios es muy importante. Lo técnico se aprende pero falta coherencia y conocer el negocio.</w:t>
+      </w:r>
+    </w:p>
+    <w:p>
+      <w:pPr>
+        <w:rPr>
+          <w:lang w:val="es-EC"/>
+        </w:rPr>
+      </w:pPr>
+    </w:p>
+    <w:p>
+      <w:pPr>
+        <w:rPr>
+          <w:lang w:val="es-EC"/>
+        </w:rPr>
+      </w:pPr>
+      <w:r>
+        <w:rPr>
+          <w:lang w:val="es-EC"/>
+        </w:rPr>
+        <w:t xml:space="preserve">ELT moderno y el rol a nivel de hoy como </w:t>
+      </w:r>
+      <w:proofErr w:type="spellStart"/>
+      <w:r>
+        <w:rPr>
+          <w:lang w:val="es-EC"/>
+        </w:rPr>
+        <w:t>dbt</w:t>
+      </w:r>
+      <w:proofErr w:type="spellEnd"/>
+      <w:r>
+        <w:rPr>
+          <w:lang w:val="es-EC"/>
+        </w:rPr>
+        <w:t xml:space="preserve">: </w:t>
+      </w:r>
+      <w:proofErr w:type="spellStart"/>
+      <w:r>
+        <w:rPr>
+          <w:lang w:val="es-EC"/>
+        </w:rPr>
+        <w:t>Database</w:t>
+      </w:r>
+      <w:proofErr w:type="spellEnd"/>
+      <w:r>
+        <w:rPr>
+          <w:lang w:val="es-EC"/>
+        </w:rPr>
+        <w:t xml:space="preserve"> </w:t>
+      </w:r>
+      <w:proofErr w:type="spellStart"/>
+      <w:r>
+        <w:rPr>
+          <w:lang w:val="es-EC"/>
+        </w:rPr>
+        <w:t>tool</w:t>
+      </w:r>
+      <w:proofErr w:type="spellEnd"/>
+      <w:r>
+        <w:rPr>
+          <w:lang w:val="es-EC"/>
+        </w:rPr>
+        <w:t>. Se transforma datos crudos a datos valiosos de la empresa.</w:t>
+      </w:r>
+    </w:p>
+    <w:p>
+      <w:pPr>
+        <w:rPr>
+          <w:lang w:val="es-EC"/>
+        </w:rPr>
+      </w:pPr>
+    </w:p>
+    <w:p>
+      <w:pPr>
+        <w:rPr>
+          <w:lang w:val="es-EC"/>
+        </w:rPr>
+      </w:pPr>
+      <w:proofErr w:type="spellStart"/>
+      <w:r>
+        <w:rPr>
+          <w:lang w:val="es-EC"/>
+        </w:rPr>
+        <w:t>Dbt</w:t>
+      </w:r>
+      <w:proofErr w:type="spellEnd"/>
+      <w:r>
+        <w:rPr>
+          <w:lang w:val="es-EC"/>
+        </w:rPr>
+        <w:t xml:space="preserve"> permite conectar fuentes de orígenes de datos de </w:t>
+      </w:r>
+      <w:proofErr w:type="spellStart"/>
+      <w:r>
+        <w:rPr>
+          <w:lang w:val="es-EC"/>
+        </w:rPr>
+        <w:t>fierentes</w:t>
+      </w:r>
+      <w:proofErr w:type="spellEnd"/>
+      <w:r>
+        <w:rPr>
+          <w:lang w:val="es-EC"/>
+        </w:rPr>
+        <w:t xml:space="preserve">. Se puede </w:t>
+      </w:r>
+      <w:proofErr w:type="spellStart"/>
+      <w:r>
+        <w:rPr>
+          <w:lang w:val="es-EC"/>
+        </w:rPr>
+        <w:t>suar</w:t>
+      </w:r>
+      <w:proofErr w:type="spellEnd"/>
+      <w:r>
+        <w:rPr>
+          <w:lang w:val="es-EC"/>
+        </w:rPr>
+        <w:t xml:space="preserve"> </w:t>
+      </w:r>
+      <w:proofErr w:type="spellStart"/>
+      <w:r>
+        <w:rPr>
+          <w:lang w:val="es-EC"/>
+        </w:rPr>
+        <w:t>sql</w:t>
+      </w:r>
+      <w:proofErr w:type="spellEnd"/>
+      <w:r>
+        <w:rPr>
+          <w:lang w:val="es-EC"/>
+        </w:rPr>
+        <w:t xml:space="preserve"> con Python. Permite </w:t>
+      </w:r>
+      <w:proofErr w:type="spellStart"/>
+      <w:r>
+        <w:rPr>
+          <w:lang w:val="es-EC"/>
+        </w:rPr>
+        <w:t>modularcizacion</w:t>
+      </w:r>
+      <w:proofErr w:type="spellEnd"/>
+      <w:r>
+        <w:rPr>
+          <w:lang w:val="es-EC"/>
+        </w:rPr>
+        <w:t xml:space="preserve">. Revisar todo lo que hace </w:t>
+      </w:r>
+      <w:proofErr w:type="spellStart"/>
+      <w:r>
+        <w:rPr>
+          <w:lang w:val="es-EC"/>
+        </w:rPr>
+        <w:t>dbt</w:t>
+      </w:r>
+      <w:proofErr w:type="spellEnd"/>
+      <w:r>
+        <w:rPr>
+          <w:lang w:val="es-EC"/>
+        </w:rPr>
+        <w:t>.</w:t>
+      </w:r>
+    </w:p>
+    <w:p>
+      <w:pPr>
+        <w:rPr>
+          <w:lang w:val="es-EC"/>
+        </w:rPr>
+      </w:pPr>
+      <w:proofErr w:type="spellStart"/>
+      <w:r>
+        <w:rPr>
+          <w:lang w:val="es-EC"/>
+        </w:rPr>
+        <w:t>Pemrite</w:t>
+      </w:r>
+      <w:proofErr w:type="spellEnd"/>
+      <w:r>
+        <w:rPr>
+          <w:lang w:val="es-EC"/>
+        </w:rPr>
+        <w:t xml:space="preserve"> crear pruebas unitarias y de integración</w:t>
+      </w:r>
+    </w:p>
+    <w:p>
+      <w:pPr>
+        <w:rPr>
+          <w:lang w:val="es-EC"/>
+        </w:rPr>
+      </w:pPr>
+    </w:p>
     <w:sectPr>
       <w:pgSz w:w="12240" w:h="15840"/>
       <w:pgMar w:top="720" w:right="720" w:bottom="720" w:left="720" w:header="708" w:footer="708" w:gutter="0"/>
@@ -2846,6 +6563,184 @@
 <file path=word/numbering.xml><?xml version="1.0" encoding="utf-8"?>
 <w:numbering xmlns:wpc="http://schemas.microsoft.com/office/word/2010/wordprocessingCanvas" xmlns:cx="http://schemas.microsoft.com/office/drawing/2014/chartex" xmlns:cx1="http://schemas.microsoft.com/office/drawing/2015/9/8/chartex" xmlns:cx2="http://schemas.microsoft.com/office/drawing/2015/10/21/chartex" xmlns:cx3="http://schemas.microsoft.com/office/drawing/2016/5/9/chartex" xmlns:cx4="http://schemas.microsoft.com/office/drawing/2016/5/10/chartex" xmlns:cx5="http://schemas.microsoft.com/office/drawing/2016/5/11/chartex" xmlns:cx6="http://schemas.microsoft.com/office/drawing/2016/5/12/chartex" xmlns:cx7="http://schemas.microsoft.com/office/drawing/2016/5/13/chartex" xmlns:cx8="http://schemas.microsoft.com/office/drawing/2016/5/14/chartex" xmlns:mc="http://schemas.openxmlformats.org/markup-compatibility/2006" xmlns:aink="http://schemas.microsoft.com/office/drawing/2016/ink" xmlns:am3d="http://schemas.microsoft.com/office/drawing/2017/model3d" xmlns:o="urn:schemas-microsoft-com:office:office" xmlns:oel="http://schemas.microsoft.com/office/2019/extlst" xmlns:r="http://schemas.openxmlformats.org/officeDocument/2006/relationships" xmlns:m="http://schemas.openxmlformats.org/officeDocument/2006/math" xmlns:v="urn:schemas-microsoft-com:vml" xmlns:wp14="http://schemas.microsoft.com/office/word/2010/wordprocessingDrawing" xmlns:wp="http://schemas.openxmlformats.org/drawingml/2006/wordprocessingDrawing" xmlns:w10="urn:schemas-microsoft-com:office:word" xmlns:w="http://schemas.openxmlformats.org/wordprocessingml/2006/main" xmlns:w14="http://schemas.microsoft.com/office/word/2010/wordml" xmlns:w15="http://schemas.microsoft.com/office/word/2012/wordml" xmlns:w16cex="http://schemas.microsoft.com/office/word/2018/wordml/cex" xmlns:w16cid="http://schemas.microsoft.com/office/word/2016/wordml/cid" xmlns:w16="http://schemas.microsoft.com/office/word/2018/wordml" xmlns:w16du="http://schemas.microsoft.com/office/word/2023/wordml/word16du" xmlns:w16sdtdh="http://schemas.microsoft.com/office/word/2020/wordml/sdtdatahash" xmlns:w16sdtfl="http://schemas.microsoft.com/office/word/2024/wordml/sdtformatlock" xmlns:w16se="http://schemas.microsoft.com/office/word/2015/wordml/symex" xmlns:wpg="http://schemas.microsoft.com/office/word/2010/wordprocessingGroup" xmlns:wpi="http://schemas.microsoft.com/office/word/2010/wordprocessingInk" xmlns:wne="http://schemas.microsoft.com/office/word/2006/wordml" xmlns:wps="http://schemas.microsoft.com/office/word/2010/wordprocessingShape" mc:Ignorable="w14 w15 w16se w16cid w16 w16cex w16sdtdh w16sdtfl w16du wp14">
   <w:abstractNum w:abstractNumId="0" w15:restartNumberingAfterBreak="0">
+    <w:nsid w:val="11CD2BC5"/>
+    <w:multiLevelType w:val="hybridMultilevel"/>
+    <w:tmpl w:val="9ADC623E"/>
+    <w:lvl w:ilvl="0" w:tplc="0409000F">
+      <w:start w:val="1"/>
+      <w:numFmt w:val="decimal"/>
+      <w:lvlText w:val="%1."/>
+      <w:lvlJc w:val="left"/>
+      <w:pPr>
+        <w:ind w:left="720" w:hanging="360"/>
+      </w:pPr>
+      <w:rPr>
+        <w:rFonts w:hint="default"/>
+      </w:rPr>
+    </w:lvl>
+    <w:lvl w:ilvl="1" w:tplc="04090019" w:tentative="1">
+      <w:start w:val="1"/>
+      <w:numFmt w:val="lowerLetter"/>
+      <w:lvlText w:val="%2."/>
+      <w:lvlJc w:val="left"/>
+      <w:pPr>
+        <w:ind w:left="1440" w:hanging="360"/>
+      </w:pPr>
+    </w:lvl>
+    <w:lvl w:ilvl="2" w:tplc="0409001B" w:tentative="1">
+      <w:start w:val="1"/>
+      <w:numFmt w:val="lowerRoman"/>
+      <w:lvlText w:val="%3."/>
+      <w:lvlJc w:val="right"/>
+      <w:pPr>
+        <w:ind w:left="2160" w:hanging="180"/>
+      </w:pPr>
+    </w:lvl>
+    <w:lvl w:ilvl="3" w:tplc="0409000F" w:tentative="1">
+      <w:start w:val="1"/>
+      <w:numFmt w:val="decimal"/>
+      <w:lvlText w:val="%4."/>
+      <w:lvlJc w:val="left"/>
+      <w:pPr>
+        <w:ind w:left="2880" w:hanging="360"/>
+      </w:pPr>
+    </w:lvl>
+    <w:lvl w:ilvl="4" w:tplc="04090019" w:tentative="1">
+      <w:start w:val="1"/>
+      <w:numFmt w:val="lowerLetter"/>
+      <w:lvlText w:val="%5."/>
+      <w:lvlJc w:val="left"/>
+      <w:pPr>
+        <w:ind w:left="3600" w:hanging="360"/>
+      </w:pPr>
+    </w:lvl>
+    <w:lvl w:ilvl="5" w:tplc="0409001B" w:tentative="1">
+      <w:start w:val="1"/>
+      <w:numFmt w:val="lowerRoman"/>
+      <w:lvlText w:val="%6."/>
+      <w:lvlJc w:val="right"/>
+      <w:pPr>
+        <w:ind w:left="4320" w:hanging="180"/>
+      </w:pPr>
+    </w:lvl>
+    <w:lvl w:ilvl="6" w:tplc="0409000F" w:tentative="1">
+      <w:start w:val="1"/>
+      <w:numFmt w:val="decimal"/>
+      <w:lvlText w:val="%7."/>
+      <w:lvlJc w:val="left"/>
+      <w:pPr>
+        <w:ind w:left="5040" w:hanging="360"/>
+      </w:pPr>
+    </w:lvl>
+    <w:lvl w:ilvl="7" w:tplc="04090019" w:tentative="1">
+      <w:start w:val="1"/>
+      <w:numFmt w:val="lowerLetter"/>
+      <w:lvlText w:val="%8."/>
+      <w:lvlJc w:val="left"/>
+      <w:pPr>
+        <w:ind w:left="5760" w:hanging="360"/>
+      </w:pPr>
+    </w:lvl>
+    <w:lvl w:ilvl="8" w:tplc="0409001B" w:tentative="1">
+      <w:start w:val="1"/>
+      <w:numFmt w:val="lowerRoman"/>
+      <w:lvlText w:val="%9."/>
+      <w:lvlJc w:val="right"/>
+      <w:pPr>
+        <w:ind w:left="6480" w:hanging="180"/>
+      </w:pPr>
+    </w:lvl>
+  </w:abstractNum>
+  <w:abstractNum w:abstractNumId="1" w15:restartNumberingAfterBreak="0">
+    <w:nsid w:val="27FF2EB7"/>
+    <w:multiLevelType w:val="hybridMultilevel"/>
+    <w:tmpl w:val="C97C52C8"/>
+    <w:lvl w:ilvl="0" w:tplc="0409000F">
+      <w:start w:val="1"/>
+      <w:numFmt w:val="decimal"/>
+      <w:lvlText w:val="%1."/>
+      <w:lvlJc w:val="left"/>
+      <w:pPr>
+        <w:ind w:left="720" w:hanging="360"/>
+      </w:pPr>
+      <w:rPr>
+        <w:rFonts w:hint="default"/>
+      </w:rPr>
+    </w:lvl>
+    <w:lvl w:ilvl="1" w:tplc="04090019" w:tentative="1">
+      <w:start w:val="1"/>
+      <w:numFmt w:val="lowerLetter"/>
+      <w:lvlText w:val="%2."/>
+      <w:lvlJc w:val="left"/>
+      <w:pPr>
+        <w:ind w:left="1440" w:hanging="360"/>
+      </w:pPr>
+    </w:lvl>
+    <w:lvl w:ilvl="2" w:tplc="0409001B" w:tentative="1">
+      <w:start w:val="1"/>
+      <w:numFmt w:val="lowerRoman"/>
+      <w:lvlText w:val="%3."/>
+      <w:lvlJc w:val="right"/>
+      <w:pPr>
+        <w:ind w:left="2160" w:hanging="180"/>
+      </w:pPr>
+    </w:lvl>
+    <w:lvl w:ilvl="3" w:tplc="0409000F" w:tentative="1">
+      <w:start w:val="1"/>
+      <w:numFmt w:val="decimal"/>
+      <w:lvlText w:val="%4."/>
+      <w:lvlJc w:val="left"/>
+      <w:pPr>
+        <w:ind w:left="2880" w:hanging="360"/>
+      </w:pPr>
+    </w:lvl>
+    <w:lvl w:ilvl="4" w:tplc="04090019" w:tentative="1">
+      <w:start w:val="1"/>
+      <w:numFmt w:val="lowerLetter"/>
+      <w:lvlText w:val="%5."/>
+      <w:lvlJc w:val="left"/>
+      <w:pPr>
+        <w:ind w:left="3600" w:hanging="360"/>
+      </w:pPr>
+    </w:lvl>
+    <w:lvl w:ilvl="5" w:tplc="0409001B" w:tentative="1">
+      <w:start w:val="1"/>
+      <w:numFmt w:val="lowerRoman"/>
+      <w:lvlText w:val="%6."/>
+      <w:lvlJc w:val="right"/>
+      <w:pPr>
+        <w:ind w:left="4320" w:hanging="180"/>
+      </w:pPr>
+    </w:lvl>
+    <w:lvl w:ilvl="6" w:tplc="0409000F" w:tentative="1">
+      <w:start w:val="1"/>
+      <w:numFmt w:val="decimal"/>
+      <w:lvlText w:val="%7."/>
+      <w:lvlJc w:val="left"/>
+      <w:pPr>
+        <w:ind w:left="5040" w:hanging="360"/>
+      </w:pPr>
+    </w:lvl>
+    <w:lvl w:ilvl="7" w:tplc="04090019" w:tentative="1">
+      <w:start w:val="1"/>
+      <w:numFmt w:val="lowerLetter"/>
+      <w:lvlText w:val="%8."/>
+      <w:lvlJc w:val="left"/>
+      <w:pPr>
+        <w:ind w:left="5760" w:hanging="360"/>
+      </w:pPr>
+    </w:lvl>
+    <w:lvl w:ilvl="8" w:tplc="0409001B" w:tentative="1">
+      <w:start w:val="1"/>
+      <w:numFmt w:val="lowerRoman"/>
+      <w:lvlText w:val="%9."/>
+      <w:lvlJc w:val="right"/>
+      <w:pPr>
+        <w:ind w:left="6480" w:hanging="180"/>
+      </w:pPr>
+    </w:lvl>
+  </w:abstractNum>
+  <w:abstractNum w:abstractNumId="2" w15:restartNumberingAfterBreak="0">
     <w:nsid w:val="33366BF8"/>
     <w:multiLevelType w:val="hybridMultilevel"/>
     <w:tmpl w:val="B5621184"/>
@@ -2934,7 +6829,7 @@
       </w:pPr>
     </w:lvl>
   </w:abstractNum>
-  <w:abstractNum w:abstractNumId="1" w15:restartNumberingAfterBreak="0">
+  <w:abstractNum w:abstractNumId="3" w15:restartNumberingAfterBreak="0">
     <w:nsid w:val="3399249E"/>
     <w:multiLevelType w:val="hybridMultilevel"/>
     <w:tmpl w:val="CC9C1160"/>
@@ -3047,7 +6942,7 @@
       </w:rPr>
     </w:lvl>
   </w:abstractNum>
-  <w:abstractNum w:abstractNumId="2" w15:restartNumberingAfterBreak="0">
+  <w:abstractNum w:abstractNumId="4" w15:restartNumberingAfterBreak="0">
     <w:nsid w:val="33C70F20"/>
     <w:multiLevelType w:val="hybridMultilevel"/>
     <w:tmpl w:val="15C8E994"/>
@@ -3136,7 +7031,7 @@
       </w:pPr>
     </w:lvl>
   </w:abstractNum>
-  <w:abstractNum w:abstractNumId="3" w15:restartNumberingAfterBreak="0">
+  <w:abstractNum w:abstractNumId="5" w15:restartNumberingAfterBreak="0">
     <w:nsid w:val="3EBE52CE"/>
     <w:multiLevelType w:val="hybridMultilevel"/>
     <w:tmpl w:val="5532DCA6"/>
@@ -3225,7 +7120,7 @@
       </w:pPr>
     </w:lvl>
   </w:abstractNum>
-  <w:abstractNum w:abstractNumId="4" w15:restartNumberingAfterBreak="0">
+  <w:abstractNum w:abstractNumId="6" w15:restartNumberingAfterBreak="0">
     <w:nsid w:val="44BE7D2D"/>
     <w:multiLevelType w:val="hybridMultilevel"/>
     <w:tmpl w:val="4678D16E"/>
@@ -3314,20 +7209,302 @@
       </w:pPr>
     </w:lvl>
   </w:abstractNum>
+  <w:abstractNum w:abstractNumId="7" w15:restartNumberingAfterBreak="0">
+    <w:nsid w:val="461F61B3"/>
+    <w:multiLevelType w:val="hybridMultilevel"/>
+    <w:tmpl w:val="4DD09E8A"/>
+    <w:lvl w:ilvl="0" w:tplc="0409000F">
+      <w:start w:val="1"/>
+      <w:numFmt w:val="decimal"/>
+      <w:lvlText w:val="%1."/>
+      <w:lvlJc w:val="left"/>
+      <w:pPr>
+        <w:ind w:left="720" w:hanging="360"/>
+      </w:pPr>
+      <w:rPr>
+        <w:rFonts w:hint="default"/>
+      </w:rPr>
+    </w:lvl>
+    <w:lvl w:ilvl="1" w:tplc="04090019" w:tentative="1">
+      <w:start w:val="1"/>
+      <w:numFmt w:val="lowerLetter"/>
+      <w:lvlText w:val="%2."/>
+      <w:lvlJc w:val="left"/>
+      <w:pPr>
+        <w:ind w:left="1440" w:hanging="360"/>
+      </w:pPr>
+    </w:lvl>
+    <w:lvl w:ilvl="2" w:tplc="0409001B" w:tentative="1">
+      <w:start w:val="1"/>
+      <w:numFmt w:val="lowerRoman"/>
+      <w:lvlText w:val="%3."/>
+      <w:lvlJc w:val="right"/>
+      <w:pPr>
+        <w:ind w:left="2160" w:hanging="180"/>
+      </w:pPr>
+    </w:lvl>
+    <w:lvl w:ilvl="3" w:tplc="0409000F" w:tentative="1">
+      <w:start w:val="1"/>
+      <w:numFmt w:val="decimal"/>
+      <w:lvlText w:val="%4."/>
+      <w:lvlJc w:val="left"/>
+      <w:pPr>
+        <w:ind w:left="2880" w:hanging="360"/>
+      </w:pPr>
+    </w:lvl>
+    <w:lvl w:ilvl="4" w:tplc="04090019" w:tentative="1">
+      <w:start w:val="1"/>
+      <w:numFmt w:val="lowerLetter"/>
+      <w:lvlText w:val="%5."/>
+      <w:lvlJc w:val="left"/>
+      <w:pPr>
+        <w:ind w:left="3600" w:hanging="360"/>
+      </w:pPr>
+    </w:lvl>
+    <w:lvl w:ilvl="5" w:tplc="0409001B" w:tentative="1">
+      <w:start w:val="1"/>
+      <w:numFmt w:val="lowerRoman"/>
+      <w:lvlText w:val="%6."/>
+      <w:lvlJc w:val="right"/>
+      <w:pPr>
+        <w:ind w:left="4320" w:hanging="180"/>
+      </w:pPr>
+    </w:lvl>
+    <w:lvl w:ilvl="6" w:tplc="0409000F" w:tentative="1">
+      <w:start w:val="1"/>
+      <w:numFmt w:val="decimal"/>
+      <w:lvlText w:val="%7."/>
+      <w:lvlJc w:val="left"/>
+      <w:pPr>
+        <w:ind w:left="5040" w:hanging="360"/>
+      </w:pPr>
+    </w:lvl>
+    <w:lvl w:ilvl="7" w:tplc="04090019" w:tentative="1">
+      <w:start w:val="1"/>
+      <w:numFmt w:val="lowerLetter"/>
+      <w:lvlText w:val="%8."/>
+      <w:lvlJc w:val="left"/>
+      <w:pPr>
+        <w:ind w:left="5760" w:hanging="360"/>
+      </w:pPr>
+    </w:lvl>
+    <w:lvl w:ilvl="8" w:tplc="0409001B" w:tentative="1">
+      <w:start w:val="1"/>
+      <w:numFmt w:val="lowerRoman"/>
+      <w:lvlText w:val="%9."/>
+      <w:lvlJc w:val="right"/>
+      <w:pPr>
+        <w:ind w:left="6480" w:hanging="180"/>
+      </w:pPr>
+    </w:lvl>
+  </w:abstractNum>
+  <w:abstractNum w:abstractNumId="8" w15:restartNumberingAfterBreak="0">
+    <w:nsid w:val="5C3A66CD"/>
+    <w:multiLevelType w:val="hybridMultilevel"/>
+    <w:tmpl w:val="D4DA37F4"/>
+    <w:lvl w:ilvl="0" w:tplc="0409000F">
+      <w:start w:val="1"/>
+      <w:numFmt w:val="decimal"/>
+      <w:lvlText w:val="%1."/>
+      <w:lvlJc w:val="left"/>
+      <w:pPr>
+        <w:ind w:left="720" w:hanging="360"/>
+      </w:pPr>
+      <w:rPr>
+        <w:rFonts w:hint="default"/>
+      </w:rPr>
+    </w:lvl>
+    <w:lvl w:ilvl="1" w:tplc="04090019" w:tentative="1">
+      <w:start w:val="1"/>
+      <w:numFmt w:val="lowerLetter"/>
+      <w:lvlText w:val="%2."/>
+      <w:lvlJc w:val="left"/>
+      <w:pPr>
+        <w:ind w:left="1440" w:hanging="360"/>
+      </w:pPr>
+    </w:lvl>
+    <w:lvl w:ilvl="2" w:tplc="0409001B" w:tentative="1">
+      <w:start w:val="1"/>
+      <w:numFmt w:val="lowerRoman"/>
+      <w:lvlText w:val="%3."/>
+      <w:lvlJc w:val="right"/>
+      <w:pPr>
+        <w:ind w:left="2160" w:hanging="180"/>
+      </w:pPr>
+    </w:lvl>
+    <w:lvl w:ilvl="3" w:tplc="0409000F" w:tentative="1">
+      <w:start w:val="1"/>
+      <w:numFmt w:val="decimal"/>
+      <w:lvlText w:val="%4."/>
+      <w:lvlJc w:val="left"/>
+      <w:pPr>
+        <w:ind w:left="2880" w:hanging="360"/>
+      </w:pPr>
+    </w:lvl>
+    <w:lvl w:ilvl="4" w:tplc="04090019" w:tentative="1">
+      <w:start w:val="1"/>
+      <w:numFmt w:val="lowerLetter"/>
+      <w:lvlText w:val="%5."/>
+      <w:lvlJc w:val="left"/>
+      <w:pPr>
+        <w:ind w:left="3600" w:hanging="360"/>
+      </w:pPr>
+    </w:lvl>
+    <w:lvl w:ilvl="5" w:tplc="0409001B" w:tentative="1">
+      <w:start w:val="1"/>
+      <w:numFmt w:val="lowerRoman"/>
+      <w:lvlText w:val="%6."/>
+      <w:lvlJc w:val="right"/>
+      <w:pPr>
+        <w:ind w:left="4320" w:hanging="180"/>
+      </w:pPr>
+    </w:lvl>
+    <w:lvl w:ilvl="6" w:tplc="0409000F" w:tentative="1">
+      <w:start w:val="1"/>
+      <w:numFmt w:val="decimal"/>
+      <w:lvlText w:val="%7."/>
+      <w:lvlJc w:val="left"/>
+      <w:pPr>
+        <w:ind w:left="5040" w:hanging="360"/>
+      </w:pPr>
+    </w:lvl>
+    <w:lvl w:ilvl="7" w:tplc="04090019" w:tentative="1">
+      <w:start w:val="1"/>
+      <w:numFmt w:val="lowerLetter"/>
+      <w:lvlText w:val="%8."/>
+      <w:lvlJc w:val="left"/>
+      <w:pPr>
+        <w:ind w:left="5760" w:hanging="360"/>
+      </w:pPr>
+    </w:lvl>
+    <w:lvl w:ilvl="8" w:tplc="0409001B" w:tentative="1">
+      <w:start w:val="1"/>
+      <w:numFmt w:val="lowerRoman"/>
+      <w:lvlText w:val="%9."/>
+      <w:lvlJc w:val="right"/>
+      <w:pPr>
+        <w:ind w:left="6480" w:hanging="180"/>
+      </w:pPr>
+    </w:lvl>
+  </w:abstractNum>
+  <w:abstractNum w:abstractNumId="9" w15:restartNumberingAfterBreak="0">
+    <w:nsid w:val="72CC5D15"/>
+    <w:multiLevelType w:val="hybridMultilevel"/>
+    <w:tmpl w:val="056A2704"/>
+    <w:lvl w:ilvl="0" w:tplc="0409000F">
+      <w:start w:val="1"/>
+      <w:numFmt w:val="decimal"/>
+      <w:lvlText w:val="%1."/>
+      <w:lvlJc w:val="left"/>
+      <w:pPr>
+        <w:ind w:left="720" w:hanging="360"/>
+      </w:pPr>
+      <w:rPr>
+        <w:rFonts w:hint="default"/>
+      </w:rPr>
+    </w:lvl>
+    <w:lvl w:ilvl="1" w:tplc="04090019" w:tentative="1">
+      <w:start w:val="1"/>
+      <w:numFmt w:val="lowerLetter"/>
+      <w:lvlText w:val="%2."/>
+      <w:lvlJc w:val="left"/>
+      <w:pPr>
+        <w:ind w:left="1440" w:hanging="360"/>
+      </w:pPr>
+    </w:lvl>
+    <w:lvl w:ilvl="2" w:tplc="0409001B" w:tentative="1">
+      <w:start w:val="1"/>
+      <w:numFmt w:val="lowerRoman"/>
+      <w:lvlText w:val="%3."/>
+      <w:lvlJc w:val="right"/>
+      <w:pPr>
+        <w:ind w:left="2160" w:hanging="180"/>
+      </w:pPr>
+    </w:lvl>
+    <w:lvl w:ilvl="3" w:tplc="0409000F" w:tentative="1">
+      <w:start w:val="1"/>
+      <w:numFmt w:val="decimal"/>
+      <w:lvlText w:val="%4."/>
+      <w:lvlJc w:val="left"/>
+      <w:pPr>
+        <w:ind w:left="2880" w:hanging="360"/>
+      </w:pPr>
+    </w:lvl>
+    <w:lvl w:ilvl="4" w:tplc="04090019" w:tentative="1">
+      <w:start w:val="1"/>
+      <w:numFmt w:val="lowerLetter"/>
+      <w:lvlText w:val="%5."/>
+      <w:lvlJc w:val="left"/>
+      <w:pPr>
+        <w:ind w:left="3600" w:hanging="360"/>
+      </w:pPr>
+    </w:lvl>
+    <w:lvl w:ilvl="5" w:tplc="0409001B" w:tentative="1">
+      <w:start w:val="1"/>
+      <w:numFmt w:val="lowerRoman"/>
+      <w:lvlText w:val="%6."/>
+      <w:lvlJc w:val="right"/>
+      <w:pPr>
+        <w:ind w:left="4320" w:hanging="180"/>
+      </w:pPr>
+    </w:lvl>
+    <w:lvl w:ilvl="6" w:tplc="0409000F" w:tentative="1">
+      <w:start w:val="1"/>
+      <w:numFmt w:val="decimal"/>
+      <w:lvlText w:val="%7."/>
+      <w:lvlJc w:val="left"/>
+      <w:pPr>
+        <w:ind w:left="5040" w:hanging="360"/>
+      </w:pPr>
+    </w:lvl>
+    <w:lvl w:ilvl="7" w:tplc="04090019" w:tentative="1">
+      <w:start w:val="1"/>
+      <w:numFmt w:val="lowerLetter"/>
+      <w:lvlText w:val="%8."/>
+      <w:lvlJc w:val="left"/>
+      <w:pPr>
+        <w:ind w:left="5760" w:hanging="360"/>
+      </w:pPr>
+    </w:lvl>
+    <w:lvl w:ilvl="8" w:tplc="0409001B" w:tentative="1">
+      <w:start w:val="1"/>
+      <w:numFmt w:val="lowerRoman"/>
+      <w:lvlText w:val="%9."/>
+      <w:lvlJc w:val="right"/>
+      <w:pPr>
+        <w:ind w:left="6480" w:hanging="180"/>
+      </w:pPr>
+    </w:lvl>
+  </w:abstractNum>
   <w:num w:numId="1" w16cid:durableId="913777406">
-    <w:abstractNumId w:val="1"/>
+    <w:abstractNumId w:val="3"/>
   </w:num>
   <w:num w:numId="2" w16cid:durableId="384766467">
-    <w:abstractNumId w:val="3"/>
+    <w:abstractNumId w:val="5"/>
   </w:num>
   <w:num w:numId="3" w16cid:durableId="1490294888">
+    <w:abstractNumId w:val="4"/>
+  </w:num>
+  <w:num w:numId="4" w16cid:durableId="1343893122">
     <w:abstractNumId w:val="2"/>
   </w:num>
-  <w:num w:numId="4" w16cid:durableId="1343893122">
+  <w:num w:numId="5" w16cid:durableId="1406996107">
+    <w:abstractNumId w:val="6"/>
+  </w:num>
+  <w:num w:numId="6" w16cid:durableId="1595551792">
     <w:abstractNumId w:val="0"/>
   </w:num>
-  <w:num w:numId="5" w16cid:durableId="1406996107">
-    <w:abstractNumId w:val="4"/>
+  <w:num w:numId="7" w16cid:durableId="281616495">
+    <w:abstractNumId w:val="8"/>
+  </w:num>
+  <w:num w:numId="8" w16cid:durableId="1870798660">
+    <w:abstractNumId w:val="7"/>
+  </w:num>
+  <w:num w:numId="9" w16cid:durableId="1170216123">
+    <w:abstractNumId w:val="9"/>
+  </w:num>
+  <w:num w:numId="10" w16cid:durableId="805005114">
+    <w:abstractNumId w:val="1"/>
   </w:num>
 </w:numbering>
 </file>
@@ -4279,6 +8456,18 @@
       <w:spacing w:val="5"/>
     </w:rPr>
   </w:style>
+  <w:style w:type="paragraph" w:styleId="NormalWeb">
+    <w:name w:val="Normal (Web)"/>
+    <w:basedOn w:val="Normal"/>
+    <w:uiPriority w:val="99"/>
+    <w:semiHidden/>
+    <w:unhideWhenUsed/>
+    <w:rsid w:val="004C5729"/>
+    <w:rPr>
+      <w:rFonts w:cs="Times New Roman"/>
+      <w:szCs w:val="24"/>
+    </w:rPr>
+  </w:style>
 </w:styles>
 </file>
 

--- a/DataMining_Parcial1.docx
+++ b/DataMining_Parcial1.docx
@@ -13,8 +13,16 @@
         <w:rPr>
           <w:lang w:val="es-EC"/>
         </w:rPr>
-        <w:t>Parcial #1: Data Mining</w:t>
-      </w:r>
+        <w:t xml:space="preserve">Parcial #1: Data </w:t>
+      </w:r>
+      <w:proofErr w:type="spellStart"/>
+      <w:r>
+        <w:rPr>
+          <w:lang w:val="es-EC"/>
+        </w:rPr>
+        <w:t>Mining</w:t>
+      </w:r>
+      <w:proofErr w:type="spellEnd"/>
     </w:p>
     <w:p>
       <w:pPr>
@@ -107,8 +115,29 @@
           <w:lang w:val="es-EC"/>
         </w:rPr>
       </w:pPr>
-      <w:r>
-        <w:t>Reproducibilidad: CI/CD continuos integration and continious deployment</w:t>
+      <w:proofErr w:type="spellStart"/>
+      <w:r>
+        <w:t>Reproducibilidad</w:t>
+      </w:r>
+      <w:proofErr w:type="spellEnd"/>
+      <w:r>
+        <w:t xml:space="preserve">: CI/CD </w:t>
+      </w:r>
+      <w:proofErr w:type="spellStart"/>
+      <w:r>
+        <w:t>continuos</w:t>
+      </w:r>
+      <w:proofErr w:type="spellEnd"/>
+      <w:r>
+        <w:t xml:space="preserve"> integration and </w:t>
+      </w:r>
+      <w:proofErr w:type="spellStart"/>
+      <w:r>
+        <w:t>continious</w:t>
+      </w:r>
+      <w:proofErr w:type="spellEnd"/>
+      <w:r>
+        <w:t xml:space="preserve"> deployment</w:t>
       </w:r>
       <w:r>
         <w:t xml:space="preserve">. </w:t>
@@ -117,7 +146,21 @@
         <w:rPr>
           <w:lang w:val="es-EC"/>
         </w:rPr>
-        <w:t>Relacionado con DEvops. Versionado de imágenes garantiza resultados consistentes e</w:t>
+        <w:t xml:space="preserve">Relacionado con </w:t>
+      </w:r>
+      <w:proofErr w:type="spellStart"/>
+      <w:r>
+        <w:rPr>
+          <w:lang w:val="es-EC"/>
+        </w:rPr>
+        <w:t>DEvops</w:t>
+      </w:r>
+      <w:proofErr w:type="spellEnd"/>
+      <w:r>
+        <w:rPr>
+          <w:lang w:val="es-EC"/>
+        </w:rPr>
+        <w:t>. Versionado de imágenes garantiza resultados consistentes e</w:t>
       </w:r>
       <w:r>
         <w:rPr>
@@ -167,7 +210,21 @@
         <w:rPr>
           <w:lang w:val="es-EC"/>
         </w:rPr>
-        <w:t>Máquina virtual: Tiene un Hipervisor. Levanta todo un sistema operativo. Tiene un overhead.</w:t>
+        <w:t xml:space="preserve">Máquina virtual: Tiene un Hipervisor. Levanta todo un sistema operativo. Tiene un </w:t>
+      </w:r>
+      <w:proofErr w:type="spellStart"/>
+      <w:r>
+        <w:rPr>
+          <w:lang w:val="es-EC"/>
+        </w:rPr>
+        <w:t>overhead</w:t>
+      </w:r>
+      <w:proofErr w:type="spellEnd"/>
+      <w:r>
+        <w:rPr>
+          <w:lang w:val="es-EC"/>
+        </w:rPr>
+        <w:t>.</w:t>
       </w:r>
       <w:r>
         <w:rPr>
@@ -223,7 +280,21 @@
         <w:rPr>
           <w:lang w:val="es-EC"/>
         </w:rPr>
-        <w:t>Registro: Una computadora o servidor. Como Docker Hub o un registro de Azure donde se sube la imagen o contendeores. Registro Contiene imágenes.</w:t>
+        <w:t xml:space="preserve">Registro: Una computadora o servidor. Como Docker Hub o un registro de Azure donde se sube la imagen o </w:t>
+      </w:r>
+      <w:proofErr w:type="spellStart"/>
+      <w:r>
+        <w:rPr>
+          <w:lang w:val="es-EC"/>
+        </w:rPr>
+        <w:t>contendeores</w:t>
+      </w:r>
+      <w:proofErr w:type="spellEnd"/>
+      <w:r>
+        <w:rPr>
+          <w:lang w:val="es-EC"/>
+        </w:rPr>
+        <w:t>. Registro Contiene imágenes.</w:t>
       </w:r>
     </w:p>
     <w:p>
@@ -259,13 +330,55 @@
         <w:rPr>
           <w:lang w:val="es-EC"/>
         </w:rPr>
-        <w:t xml:space="preserve">Capa: Una imagen esta compuesta de capas. </w:t>
-      </w:r>
-      <w:r>
-        <w:rPr>
-          <w:lang w:val="es-EC"/>
-        </w:rPr>
-        <w:t>Se instala el kernel de los sistemas operativos. El kernel es un programa corazón que mueve el hardware con el software.</w:t>
+        <w:t xml:space="preserve">Capa: Una imagen </w:t>
+      </w:r>
+      <w:proofErr w:type="spellStart"/>
+      <w:r>
+        <w:rPr>
+          <w:lang w:val="es-EC"/>
+        </w:rPr>
+        <w:t>esta</w:t>
+      </w:r>
+      <w:proofErr w:type="spellEnd"/>
+      <w:r>
+        <w:rPr>
+          <w:lang w:val="es-EC"/>
+        </w:rPr>
+        <w:t xml:space="preserve"> compuesta de capas. </w:t>
+      </w:r>
+      <w:r>
+        <w:rPr>
+          <w:lang w:val="es-EC"/>
+        </w:rPr>
+        <w:t xml:space="preserve">Se instala el </w:t>
+      </w:r>
+      <w:proofErr w:type="spellStart"/>
+      <w:r>
+        <w:rPr>
+          <w:lang w:val="es-EC"/>
+        </w:rPr>
+        <w:t>kernel</w:t>
+      </w:r>
+      <w:proofErr w:type="spellEnd"/>
+      <w:r>
+        <w:rPr>
+          <w:lang w:val="es-EC"/>
+        </w:rPr>
+        <w:t xml:space="preserve"> de los sistemas operativos. El </w:t>
+      </w:r>
+      <w:proofErr w:type="spellStart"/>
+      <w:r>
+        <w:rPr>
+          <w:lang w:val="es-EC"/>
+        </w:rPr>
+        <w:t>kernel</w:t>
+      </w:r>
+      <w:proofErr w:type="spellEnd"/>
+      <w:r>
+        <w:rPr>
+          <w:lang w:val="es-EC"/>
+        </w:rPr>
+        <w:t xml:space="preserve"> es un programa corazón que mueve el hardware con el software.</w:t>
       </w:r>
     </w:p>
     <w:p>
@@ -293,11 +406,19 @@
           <w:lang w:val="es-EC"/>
         </w:rPr>
       </w:pPr>
-      <w:r>
-        <w:rPr>
-          <w:lang w:val="es-EC"/>
-        </w:rPr>
-        <w:t>Dockerfile:</w:t>
+      <w:proofErr w:type="spellStart"/>
+      <w:r>
+        <w:rPr>
+          <w:lang w:val="es-EC"/>
+        </w:rPr>
+        <w:t>Dockerfile</w:t>
+      </w:r>
+      <w:proofErr w:type="spellEnd"/>
+      <w:r>
+        <w:rPr>
+          <w:lang w:val="es-EC"/>
+        </w:rPr>
+        <w:t>:</w:t>
       </w:r>
     </w:p>
     <w:p>
@@ -315,7 +436,21 @@
         <w:rPr>
           <w:lang w:val="es-EC"/>
         </w:rPr>
-        <w:t>Docker Image:</w:t>
+        <w:t xml:space="preserve">Docker </w:t>
+      </w:r>
+      <w:proofErr w:type="spellStart"/>
+      <w:r>
+        <w:rPr>
+          <w:lang w:val="es-EC"/>
+        </w:rPr>
+        <w:t>Image</w:t>
+      </w:r>
+      <w:proofErr w:type="spellEnd"/>
+      <w:r>
+        <w:rPr>
+          <w:lang w:val="es-EC"/>
+        </w:rPr>
+        <w:t>:</w:t>
       </w:r>
     </w:p>
     <w:p>
@@ -348,33 +483,83 @@
         <w:rPr>
           <w:lang w:val="es-EC"/>
         </w:rPr>
-        <w:t>Tutorial Docker Completo Basico: Revisar e</w:t>
-      </w:r>
-      <w:r>
-        <w:rPr>
-          <w:lang w:val="es-EC"/>
-        </w:rPr>
-        <w:t>jemplo en week 1</w:t>
-      </w:r>
-    </w:p>
-    <w:p>
-      <w:pPr>
-        <w:rPr>
-          <w:lang w:val="es-EC"/>
-        </w:rPr>
-      </w:pPr>
-    </w:p>
-    <w:p>
-      <w:pPr>
-        <w:rPr>
-          <w:lang w:val="es-EC"/>
-        </w:rPr>
-      </w:pPr>
-      <w:r>
-        <w:rPr>
-          <w:lang w:val="es-EC"/>
-        </w:rPr>
-        <w:t>Introduccion Data Mining:</w:t>
+        <w:t xml:space="preserve">Tutorial Docker Completo </w:t>
+      </w:r>
+      <w:proofErr w:type="spellStart"/>
+      <w:r>
+        <w:rPr>
+          <w:lang w:val="es-EC"/>
+        </w:rPr>
+        <w:t>Basico</w:t>
+      </w:r>
+      <w:proofErr w:type="spellEnd"/>
+      <w:r>
+        <w:rPr>
+          <w:lang w:val="es-EC"/>
+        </w:rPr>
+        <w:t>: Revisar e</w:t>
+      </w:r>
+      <w:r>
+        <w:rPr>
+          <w:lang w:val="es-EC"/>
+        </w:rPr>
+        <w:t xml:space="preserve">jemplo en </w:t>
+      </w:r>
+      <w:proofErr w:type="spellStart"/>
+      <w:r>
+        <w:rPr>
+          <w:lang w:val="es-EC"/>
+        </w:rPr>
+        <w:t>week</w:t>
+      </w:r>
+      <w:proofErr w:type="spellEnd"/>
+      <w:r>
+        <w:rPr>
+          <w:lang w:val="es-EC"/>
+        </w:rPr>
+        <w:t xml:space="preserve"> 1</w:t>
+      </w:r>
+    </w:p>
+    <w:p>
+      <w:pPr>
+        <w:rPr>
+          <w:lang w:val="es-EC"/>
+        </w:rPr>
+      </w:pPr>
+    </w:p>
+    <w:p>
+      <w:pPr>
+        <w:rPr>
+          <w:lang w:val="es-EC"/>
+        </w:rPr>
+      </w:pPr>
+      <w:proofErr w:type="spellStart"/>
+      <w:r>
+        <w:rPr>
+          <w:lang w:val="es-EC"/>
+        </w:rPr>
+        <w:t>Introduccion</w:t>
+      </w:r>
+      <w:proofErr w:type="spellEnd"/>
+      <w:r>
+        <w:rPr>
+          <w:lang w:val="es-EC"/>
+        </w:rPr>
+        <w:t xml:space="preserve"> Data </w:t>
+      </w:r>
+      <w:proofErr w:type="spellStart"/>
+      <w:r>
+        <w:rPr>
+          <w:lang w:val="es-EC"/>
+        </w:rPr>
+        <w:t>Mining</w:t>
+      </w:r>
+      <w:proofErr w:type="spellEnd"/>
+      <w:r>
+        <w:rPr>
+          <w:lang w:val="es-EC"/>
+        </w:rPr>
+        <w:t>:</w:t>
       </w:r>
     </w:p>
     <w:p>
@@ -400,47 +585,117 @@
         <w:rPr>
           <w:lang w:val="es-EC"/>
         </w:rPr>
-        <w:t>Por ende vamos a simular un postgress.</w:t>
-      </w:r>
-    </w:p>
-    <w:p>
-      <w:pPr>
-        <w:rPr>
-          <w:lang w:val="es-EC"/>
-        </w:rPr>
-      </w:pPr>
-    </w:p>
-    <w:p>
-      <w:pPr>
-        <w:rPr>
-          <w:lang w:val="es-EC"/>
-        </w:rPr>
-      </w:pPr>
-      <w:r>
-        <w:rPr>
-          <w:lang w:val="es-EC"/>
-        </w:rPr>
-        <w:t>Existen orquestadores de contendedores. Como el Docker compose y el kubernetes. Permite levantar varios. Ya que solo se tiene un Docker file por directorio.</w:t>
-      </w:r>
-    </w:p>
-    <w:p>
-      <w:pPr>
-        <w:rPr>
-          <w:lang w:val="es-EC"/>
-        </w:rPr>
-      </w:pPr>
-    </w:p>
-    <w:p>
-      <w:pPr>
-        <w:rPr>
-          <w:lang w:val="es-EC"/>
-        </w:rPr>
-      </w:pPr>
-      <w:r>
-        <w:rPr>
-          <w:lang w:val="es-EC"/>
-        </w:rPr>
-        <w:t>Ejemplo de como levantar mas de uno con estos orquestadores.</w:t>
+        <w:t xml:space="preserve">Por ende vamos a simular un </w:t>
+      </w:r>
+      <w:proofErr w:type="spellStart"/>
+      <w:r>
+        <w:rPr>
+          <w:lang w:val="es-EC"/>
+        </w:rPr>
+        <w:t>postgress</w:t>
+      </w:r>
+      <w:proofErr w:type="spellEnd"/>
+      <w:r>
+        <w:rPr>
+          <w:lang w:val="es-EC"/>
+        </w:rPr>
+        <w:t>.</w:t>
+      </w:r>
+    </w:p>
+    <w:p>
+      <w:pPr>
+        <w:rPr>
+          <w:lang w:val="es-EC"/>
+        </w:rPr>
+      </w:pPr>
+    </w:p>
+    <w:p>
+      <w:pPr>
+        <w:rPr>
+          <w:lang w:val="es-EC"/>
+        </w:rPr>
+      </w:pPr>
+      <w:r>
+        <w:rPr>
+          <w:lang w:val="es-EC"/>
+        </w:rPr>
+        <w:t xml:space="preserve">Existen orquestadores de contendedores. Como el Docker </w:t>
+      </w:r>
+      <w:proofErr w:type="spellStart"/>
+      <w:r>
+        <w:rPr>
+          <w:lang w:val="es-EC"/>
+        </w:rPr>
+        <w:t>compose</w:t>
+      </w:r>
+      <w:proofErr w:type="spellEnd"/>
+      <w:r>
+        <w:rPr>
+          <w:lang w:val="es-EC"/>
+        </w:rPr>
+        <w:t xml:space="preserve"> y el </w:t>
+      </w:r>
+      <w:proofErr w:type="spellStart"/>
+      <w:r>
+        <w:rPr>
+          <w:lang w:val="es-EC"/>
+        </w:rPr>
+        <w:t>kubernetes</w:t>
+      </w:r>
+      <w:proofErr w:type="spellEnd"/>
+      <w:r>
+        <w:rPr>
+          <w:lang w:val="es-EC"/>
+        </w:rPr>
+        <w:t>. Permite levantar varios. Ya que solo se tiene un Docker file por directorio.</w:t>
+      </w:r>
+    </w:p>
+    <w:p>
+      <w:pPr>
+        <w:rPr>
+          <w:lang w:val="es-EC"/>
+        </w:rPr>
+      </w:pPr>
+    </w:p>
+    <w:p>
+      <w:pPr>
+        <w:rPr>
+          <w:lang w:val="es-EC"/>
+        </w:rPr>
+      </w:pPr>
+      <w:r>
+        <w:rPr>
+          <w:lang w:val="es-EC"/>
+        </w:rPr>
+        <w:t xml:space="preserve">Ejemplo de </w:t>
+      </w:r>
+      <w:proofErr w:type="spellStart"/>
+      <w:r>
+        <w:rPr>
+          <w:lang w:val="es-EC"/>
+        </w:rPr>
+        <w:t>como</w:t>
+      </w:r>
+      <w:proofErr w:type="spellEnd"/>
+      <w:r>
+        <w:rPr>
+          <w:lang w:val="es-EC"/>
+        </w:rPr>
+        <w:t xml:space="preserve"> levantar </w:t>
+      </w:r>
+      <w:proofErr w:type="spellStart"/>
+      <w:r>
+        <w:rPr>
+          <w:lang w:val="es-EC"/>
+        </w:rPr>
+        <w:t>mas</w:t>
+      </w:r>
+      <w:proofErr w:type="spellEnd"/>
+      <w:r>
+        <w:rPr>
+          <w:lang w:val="es-EC"/>
+        </w:rPr>
+        <w:t xml:space="preserve"> de uno con estos orquestadores.</w:t>
       </w:r>
     </w:p>
     <w:p>
@@ -553,90 +808,266 @@
           <w:lang w:val="es-EC"/>
         </w:rPr>
       </w:pPr>
-      <w:r>
-        <w:rPr>
-          <w:lang w:val="es-EC"/>
-        </w:rPr>
-        <w:t>Explicaci[on de como azure maneja diferentes contenderos y la idea de redes en Docker con una Virtual Red que conecta todo.</w:t>
-      </w:r>
-    </w:p>
-    <w:p>
-      <w:pPr>
-        <w:rPr>
-          <w:lang w:val="es-EC"/>
-        </w:rPr>
-      </w:pPr>
-    </w:p>
-    <w:p>
-      <w:pPr>
-        <w:rPr>
-          <w:lang w:val="es-EC"/>
-        </w:rPr>
-      </w:pPr>
-      <w:r>
-        <w:rPr>
-          <w:lang w:val="es-EC"/>
-        </w:rPr>
-        <w:t>Docker maneja su propio DNS ya que se eonecta con nombre del contenedor e intenramente conecta. Maneja puertos y tiene un aislamienot.</w:t>
-      </w:r>
-    </w:p>
-    <w:p>
-      <w:pPr>
-        <w:rPr>
-          <w:lang w:val="es-EC"/>
-        </w:rPr>
-      </w:pPr>
-      <w:r>
-        <w:rPr>
-          <w:lang w:val="es-EC"/>
-        </w:rPr>
-        <w:t>La redes de cada Docker en bridge o en overlay son aisladas.</w:t>
-      </w:r>
-    </w:p>
-    <w:p>
-      <w:pPr>
-        <w:rPr>
-          <w:lang w:val="es-EC"/>
-        </w:rPr>
-      </w:pPr>
-      <w:r>
-        <w:rPr>
-          <w:lang w:val="es-EC"/>
-        </w:rPr>
-        <w:t>Idea de DNS interno. Si se tiene distintos hosts se tiene un overlay que posee su DNS para hosts externos.</w:t>
-      </w:r>
-    </w:p>
-    <w:p>
-      <w:pPr>
-        <w:rPr>
-          <w:lang w:val="es-EC"/>
-        </w:rPr>
-      </w:pPr>
-    </w:p>
-    <w:p>
-      <w:pPr>
-        <w:rPr>
-          <w:lang w:val="es-EC"/>
-        </w:rPr>
-      </w:pPr>
-      <w:r>
-        <w:rPr>
-          <w:lang w:val="es-EC"/>
-        </w:rPr>
-        <w:t>Contenedores son stateless no almacenan estados y nada queda guardado. Para persistir información se debe usa rlos volúmenes. O podemos hacer lo que se conoce como bind mounts. Enlazan directamente una carpeta del host a una carpeta del contenedor.</w:t>
-      </w:r>
-    </w:p>
-    <w:p>
-      <w:pPr>
-        <w:rPr>
-          <w:lang w:val="es-EC"/>
-        </w:rPr>
-      </w:pPr>
-      <w:r>
-        <w:rPr>
-          <w:lang w:val="es-EC"/>
-        </w:rPr>
-        <w:t>Para backups igual se necesita el volumen. Riesgos es que si se tiene un volumen de la base de datos de la empresa se puede tener una brecha de seguridad.</w:t>
+      <w:proofErr w:type="spellStart"/>
+      <w:r>
+        <w:rPr>
+          <w:lang w:val="es-EC"/>
+        </w:rPr>
+        <w:t>Explicaci</w:t>
+      </w:r>
+      <w:proofErr w:type="spellEnd"/>
+      <w:r>
+        <w:rPr>
+          <w:lang w:val="es-EC"/>
+        </w:rPr>
+        <w:t>[</w:t>
+      </w:r>
+      <w:proofErr w:type="spellStart"/>
+      <w:r>
+        <w:rPr>
+          <w:lang w:val="es-EC"/>
+        </w:rPr>
+        <w:t>on</w:t>
+      </w:r>
+      <w:proofErr w:type="spellEnd"/>
+      <w:r>
+        <w:rPr>
+          <w:lang w:val="es-EC"/>
+        </w:rPr>
+        <w:t xml:space="preserve"> de como </w:t>
+      </w:r>
+      <w:proofErr w:type="spellStart"/>
+      <w:r>
+        <w:rPr>
+          <w:lang w:val="es-EC"/>
+        </w:rPr>
+        <w:t>azure</w:t>
+      </w:r>
+      <w:proofErr w:type="spellEnd"/>
+      <w:r>
+        <w:rPr>
+          <w:lang w:val="es-EC"/>
+        </w:rPr>
+        <w:t xml:space="preserve"> maneja diferentes contenderos y la idea de redes en Docker con una Virtual Red que conecta todo.</w:t>
+      </w:r>
+    </w:p>
+    <w:p>
+      <w:pPr>
+        <w:rPr>
+          <w:lang w:val="es-EC"/>
+        </w:rPr>
+      </w:pPr>
+    </w:p>
+    <w:p>
+      <w:pPr>
+        <w:rPr>
+          <w:lang w:val="es-EC"/>
+        </w:rPr>
+      </w:pPr>
+      <w:r>
+        <w:rPr>
+          <w:lang w:val="es-EC"/>
+        </w:rPr>
+        <w:t xml:space="preserve">Docker maneja su propio DNS ya que se </w:t>
+      </w:r>
+      <w:proofErr w:type="spellStart"/>
+      <w:r>
+        <w:rPr>
+          <w:lang w:val="es-EC"/>
+        </w:rPr>
+        <w:t>eonecta</w:t>
+      </w:r>
+      <w:proofErr w:type="spellEnd"/>
+      <w:r>
+        <w:rPr>
+          <w:lang w:val="es-EC"/>
+        </w:rPr>
+        <w:t xml:space="preserve"> con nombre del contenedor e </w:t>
+      </w:r>
+      <w:proofErr w:type="spellStart"/>
+      <w:r>
+        <w:rPr>
+          <w:lang w:val="es-EC"/>
+        </w:rPr>
+        <w:t>intenramente</w:t>
+      </w:r>
+      <w:proofErr w:type="spellEnd"/>
+      <w:r>
+        <w:rPr>
+          <w:lang w:val="es-EC"/>
+        </w:rPr>
+        <w:t xml:space="preserve"> conecta. Maneja puertos y tiene un </w:t>
+      </w:r>
+      <w:proofErr w:type="spellStart"/>
+      <w:r>
+        <w:rPr>
+          <w:lang w:val="es-EC"/>
+        </w:rPr>
+        <w:t>aislamienot</w:t>
+      </w:r>
+      <w:proofErr w:type="spellEnd"/>
+      <w:r>
+        <w:rPr>
+          <w:lang w:val="es-EC"/>
+        </w:rPr>
+        <w:t>.</w:t>
+      </w:r>
+    </w:p>
+    <w:p>
+      <w:pPr>
+        <w:rPr>
+          <w:lang w:val="es-EC"/>
+        </w:rPr>
+      </w:pPr>
+      <w:r>
+        <w:rPr>
+          <w:lang w:val="es-EC"/>
+        </w:rPr>
+        <w:t xml:space="preserve">La redes de cada Docker en bridge o en </w:t>
+      </w:r>
+      <w:proofErr w:type="spellStart"/>
+      <w:r>
+        <w:rPr>
+          <w:lang w:val="es-EC"/>
+        </w:rPr>
+        <w:t>overlay</w:t>
+      </w:r>
+      <w:proofErr w:type="spellEnd"/>
+      <w:r>
+        <w:rPr>
+          <w:lang w:val="es-EC"/>
+        </w:rPr>
+        <w:t xml:space="preserve"> son aisladas.</w:t>
+      </w:r>
+    </w:p>
+    <w:p>
+      <w:pPr>
+        <w:rPr>
+          <w:lang w:val="es-EC"/>
+        </w:rPr>
+      </w:pPr>
+      <w:r>
+        <w:rPr>
+          <w:lang w:val="es-EC"/>
+        </w:rPr>
+        <w:t xml:space="preserve">Idea de DNS interno. Si se tiene distintos hosts se tiene un </w:t>
+      </w:r>
+      <w:proofErr w:type="spellStart"/>
+      <w:r>
+        <w:rPr>
+          <w:lang w:val="es-EC"/>
+        </w:rPr>
+        <w:t>overlay</w:t>
+      </w:r>
+      <w:proofErr w:type="spellEnd"/>
+      <w:r>
+        <w:rPr>
+          <w:lang w:val="es-EC"/>
+        </w:rPr>
+        <w:t xml:space="preserve"> que posee su DNS para hosts externos.</w:t>
+      </w:r>
+    </w:p>
+    <w:p>
+      <w:pPr>
+        <w:rPr>
+          <w:lang w:val="es-EC"/>
+        </w:rPr>
+      </w:pPr>
+    </w:p>
+    <w:p>
+      <w:pPr>
+        <w:rPr>
+          <w:lang w:val="es-EC"/>
+        </w:rPr>
+      </w:pPr>
+      <w:r>
+        <w:rPr>
+          <w:lang w:val="es-EC"/>
+        </w:rPr>
+        <w:t xml:space="preserve">Contenedores son </w:t>
+      </w:r>
+      <w:proofErr w:type="spellStart"/>
+      <w:r>
+        <w:rPr>
+          <w:lang w:val="es-EC"/>
+        </w:rPr>
+        <w:t>stateless</w:t>
+      </w:r>
+      <w:proofErr w:type="spellEnd"/>
+      <w:r>
+        <w:rPr>
+          <w:lang w:val="es-EC"/>
+        </w:rPr>
+        <w:t xml:space="preserve"> no almacenan estados y nada queda guardado. Para persistir información se debe usa </w:t>
+      </w:r>
+      <w:proofErr w:type="spellStart"/>
+      <w:r>
+        <w:rPr>
+          <w:lang w:val="es-EC"/>
+        </w:rPr>
+        <w:t>rlos</w:t>
+      </w:r>
+      <w:proofErr w:type="spellEnd"/>
+      <w:r>
+        <w:rPr>
+          <w:lang w:val="es-EC"/>
+        </w:rPr>
+        <w:t xml:space="preserve"> volúmenes. O podemos hacer lo que se conoce como </w:t>
+      </w:r>
+      <w:proofErr w:type="spellStart"/>
+      <w:r>
+        <w:rPr>
+          <w:lang w:val="es-EC"/>
+        </w:rPr>
+        <w:t>bind</w:t>
+      </w:r>
+      <w:proofErr w:type="spellEnd"/>
+      <w:r>
+        <w:rPr>
+          <w:lang w:val="es-EC"/>
+        </w:rPr>
+        <w:t xml:space="preserve"> </w:t>
+      </w:r>
+      <w:proofErr w:type="spellStart"/>
+      <w:r>
+        <w:rPr>
+          <w:lang w:val="es-EC"/>
+        </w:rPr>
+        <w:t>mounts</w:t>
+      </w:r>
+      <w:proofErr w:type="spellEnd"/>
+      <w:r>
+        <w:rPr>
+          <w:lang w:val="es-EC"/>
+        </w:rPr>
+        <w:t>. Enlazan directamente una carpeta del host a una carpeta del contenedor.</w:t>
+      </w:r>
+    </w:p>
+    <w:p>
+      <w:pPr>
+        <w:rPr>
+          <w:lang w:val="es-EC"/>
+        </w:rPr>
+      </w:pPr>
+      <w:r>
+        <w:rPr>
+          <w:lang w:val="es-EC"/>
+        </w:rPr>
+        <w:t xml:space="preserve">Para </w:t>
+      </w:r>
+      <w:proofErr w:type="spellStart"/>
+      <w:r>
+        <w:rPr>
+          <w:lang w:val="es-EC"/>
+        </w:rPr>
+        <w:t>backups</w:t>
+      </w:r>
+      <w:proofErr w:type="spellEnd"/>
+      <w:r>
+        <w:rPr>
+          <w:lang w:val="es-EC"/>
+        </w:rPr>
+        <w:t xml:space="preserve"> igual se necesita el volumen. Riesgos es que si se tiene un volumen de la base de datos de la empresa se puede tener una brecha de seguridad.</w:t>
       </w:r>
     </w:p>
     <w:p>
@@ -678,11 +1109,19 @@
           <w:lang w:val="es-EC"/>
         </w:rPr>
       </w:pPr>
-      <w:r>
-        <w:rPr>
-          <w:lang w:val="es-EC"/>
-        </w:rPr>
-        <w:t xml:space="preserve">Dockerfile se construye por capas donde la primera es la base. </w:t>
+      <w:proofErr w:type="spellStart"/>
+      <w:r>
+        <w:rPr>
+          <w:lang w:val="es-EC"/>
+        </w:rPr>
+        <w:t>Dockerfile</w:t>
+      </w:r>
+      <w:proofErr w:type="spellEnd"/>
+      <w:r>
+        <w:rPr>
+          <w:lang w:val="es-EC"/>
+        </w:rPr>
+        <w:t xml:space="preserve"> se construye por capas donde la primera es la base. </w:t>
       </w:r>
     </w:p>
     <w:p>
@@ -703,27 +1142,63 @@
           <w:lang w:val="es-EC"/>
         </w:rPr>
         <w:lastRenderedPageBreak/>
-        <w:t>Con Docker compose tenemos servicios y existe el archivo yaml como un clave valor sin comillas. Servicios son la clave padre para definir contendedores ya dentro el nombre del contendor.</w:t>
-      </w:r>
-    </w:p>
-    <w:p>
-      <w:pPr>
-        <w:rPr>
-          <w:lang w:val="es-EC"/>
-        </w:rPr>
-      </w:pPr>
-    </w:p>
-    <w:p>
-      <w:pPr>
-        <w:rPr>
-          <w:lang w:val="es-EC"/>
-        </w:rPr>
-      </w:pPr>
-      <w:r>
-        <w:rPr>
-          <w:lang w:val="es-EC"/>
-        </w:rPr>
-        <w:t>Acronimo no tiene ACID en bases de datos.</w:t>
+        <w:t xml:space="preserve">Con Docker </w:t>
+      </w:r>
+      <w:proofErr w:type="spellStart"/>
+      <w:r>
+        <w:rPr>
+          <w:lang w:val="es-EC"/>
+        </w:rPr>
+        <w:t>compose</w:t>
+      </w:r>
+      <w:proofErr w:type="spellEnd"/>
+      <w:r>
+        <w:rPr>
+          <w:lang w:val="es-EC"/>
+        </w:rPr>
+        <w:t xml:space="preserve"> tenemos servicios y existe el archivo </w:t>
+      </w:r>
+      <w:proofErr w:type="spellStart"/>
+      <w:r>
+        <w:rPr>
+          <w:lang w:val="es-EC"/>
+        </w:rPr>
+        <w:t>yaml</w:t>
+      </w:r>
+      <w:proofErr w:type="spellEnd"/>
+      <w:r>
+        <w:rPr>
+          <w:lang w:val="es-EC"/>
+        </w:rPr>
+        <w:t xml:space="preserve"> como un clave valor sin comillas. Servicios son la clave padre para definir contendedores ya dentro el nombre del contendor.</w:t>
+      </w:r>
+    </w:p>
+    <w:p>
+      <w:pPr>
+        <w:rPr>
+          <w:lang w:val="es-EC"/>
+        </w:rPr>
+      </w:pPr>
+    </w:p>
+    <w:p>
+      <w:pPr>
+        <w:rPr>
+          <w:lang w:val="es-EC"/>
+        </w:rPr>
+      </w:pPr>
+      <w:proofErr w:type="spellStart"/>
+      <w:r>
+        <w:rPr>
+          <w:lang w:val="es-EC"/>
+        </w:rPr>
+        <w:t>Acronimo</w:t>
+      </w:r>
+      <w:proofErr w:type="spellEnd"/>
+      <w:r>
+        <w:rPr>
+          <w:lang w:val="es-EC"/>
+        </w:rPr>
+        <w:t xml:space="preserve"> no tiene ACID en bases de datos.</w:t>
       </w:r>
     </w:p>
     <w:p>
@@ -754,8 +1229,16 @@
         <w:rPr>
           <w:lang w:val="es-EC"/>
         </w:rPr>
-        <w:t>D: Durability</w:t>
-      </w:r>
+        <w:t xml:space="preserve">D: </w:t>
+      </w:r>
+      <w:proofErr w:type="spellStart"/>
+      <w:r>
+        <w:rPr>
+          <w:lang w:val="es-EC"/>
+        </w:rPr>
+        <w:t>Durability</w:t>
+      </w:r>
+      <w:proofErr w:type="spellEnd"/>
     </w:p>
     <w:p>
       <w:pPr>
@@ -786,130 +1269,370 @@
         <w:rPr>
           <w:lang w:val="es-EC"/>
         </w:rPr>
-        <w:t>Si solo vamos a lee OLAP bases de datos modernas como vectoriales para búsquedas.</w:t>
-      </w:r>
-    </w:p>
-    <w:p>
-      <w:pPr>
-        <w:rPr>
-          <w:lang w:val="es-EC"/>
-        </w:rPr>
-      </w:pPr>
-      <w:r>
-        <w:rPr>
-          <w:lang w:val="es-EC"/>
-        </w:rPr>
-        <w:t>No son ACID por que son distribuidas y buscan lectura. Como par amachine learning.</w:t>
-      </w:r>
-    </w:p>
-    <w:p>
-      <w:pPr>
-        <w:rPr>
-          <w:lang w:val="es-EC"/>
-        </w:rPr>
-      </w:pPr>
-      <w:r>
-        <w:rPr>
-          <w:lang w:val="es-EC"/>
-        </w:rPr>
-        <w:t>Queremos ahora crear un datalake.</w:t>
-      </w:r>
-    </w:p>
-    <w:p>
-      <w:pPr>
-        <w:rPr>
-          <w:lang w:val="es-EC"/>
-        </w:rPr>
-      </w:pPr>
-      <w:r>
-        <w:rPr>
-          <w:lang w:val="es-EC"/>
-        </w:rPr>
-        <w:t>PGAdmin is the database para verlo como</w:t>
-      </w:r>
-      <w:r>
-        <w:rPr>
-          <w:lang w:val="es-EC"/>
-        </w:rPr>
-        <w:t xml:space="preserve"> el warehouse UI</w:t>
-      </w:r>
-    </w:p>
-    <w:p>
-      <w:pPr>
-        <w:rPr>
-          <w:lang w:val="es-EC"/>
-        </w:rPr>
-      </w:pPr>
-    </w:p>
-    <w:p>
-      <w:pPr>
-        <w:rPr>
-          <w:lang w:val="es-EC"/>
-        </w:rPr>
-      </w:pPr>
-      <w:r>
-        <w:rPr>
-          <w:lang w:val="es-EC"/>
-        </w:rPr>
-        <w:t>En todo esto usamos bind m</w:t>
-      </w:r>
-      <w:r>
-        <w:rPr>
-          <w:lang w:val="es-EC"/>
-        </w:rPr>
-        <w:t>ode. Que usar los : y el slash para que se guarde en los volúmenes. Y esto se guarda en recursos de tipo volumen.</w:t>
-      </w:r>
-    </w:p>
-    <w:p>
-      <w:pPr>
-        <w:rPr>
-          <w:lang w:val="es-EC"/>
-        </w:rPr>
-      </w:pPr>
-      <w:r>
-        <w:rPr>
-          <w:lang w:val="es-EC"/>
-        </w:rPr>
-        <w:t>Bind mount de ruta a ruta y</w:t>
-      </w:r>
-      <w:r>
-        <w:rPr>
-          <w:lang w:val="es-EC"/>
-        </w:rPr>
-        <w:t xml:space="preserve"> un volumen. Como es con Docker compose se pone en el yaml sino deberíamos crearlos </w:t>
-      </w:r>
-    </w:p>
-    <w:p>
-      <w:pPr>
-        <w:rPr>
-          <w:lang w:val="es-EC"/>
-        </w:rPr>
-      </w:pPr>
-      <w:r>
-        <w:rPr>
-          <w:lang w:val="es-EC"/>
-        </w:rPr>
-        <w:t xml:space="preserve">Variables de entorno no deben quemarse en el archivo. Se debe crear archivo .env </w:t>
-      </w:r>
-    </w:p>
-    <w:p>
-      <w:pPr>
-        <w:rPr>
-          <w:lang w:val="es-EC"/>
-        </w:rPr>
-      </w:pPr>
-    </w:p>
-    <w:p>
-      <w:pPr>
-        <w:rPr>
-          <w:lang w:val="es-EC"/>
-        </w:rPr>
-      </w:pPr>
-      <w:r>
-        <w:rPr>
-          <w:lang w:val="es-EC"/>
-        </w:rPr>
-        <w:t>Existe Key Vault en azure.</w:t>
+        <w:t xml:space="preserve">Si solo vamos a </w:t>
+      </w:r>
+      <w:proofErr w:type="spellStart"/>
+      <w:r>
+        <w:rPr>
+          <w:lang w:val="es-EC"/>
+        </w:rPr>
+        <w:t>lee</w:t>
+      </w:r>
+      <w:proofErr w:type="spellEnd"/>
+      <w:r>
+        <w:rPr>
+          <w:lang w:val="es-EC"/>
+        </w:rPr>
+        <w:t xml:space="preserve"> OLAP bases de datos modernas como vectoriales para búsquedas.</w:t>
+      </w:r>
+    </w:p>
+    <w:p>
+      <w:pPr>
+        <w:rPr>
+          <w:lang w:val="es-EC"/>
+        </w:rPr>
+      </w:pPr>
+      <w:r>
+        <w:rPr>
+          <w:lang w:val="es-EC"/>
+        </w:rPr>
+        <w:t xml:space="preserve">No son ACID </w:t>
+      </w:r>
+      <w:proofErr w:type="spellStart"/>
+      <w:r>
+        <w:rPr>
+          <w:lang w:val="es-EC"/>
+        </w:rPr>
+        <w:t>por que</w:t>
+      </w:r>
+      <w:proofErr w:type="spellEnd"/>
+      <w:r>
+        <w:rPr>
+          <w:lang w:val="es-EC"/>
+        </w:rPr>
+        <w:t xml:space="preserve"> son distribuidas y buscan lectura. Como par amachine </w:t>
+      </w:r>
+      <w:proofErr w:type="spellStart"/>
+      <w:r>
+        <w:rPr>
+          <w:lang w:val="es-EC"/>
+        </w:rPr>
+        <w:t>learning</w:t>
+      </w:r>
+      <w:proofErr w:type="spellEnd"/>
+      <w:r>
+        <w:rPr>
+          <w:lang w:val="es-EC"/>
+        </w:rPr>
+        <w:t>.</w:t>
+      </w:r>
+    </w:p>
+    <w:p>
+      <w:pPr>
+        <w:rPr>
+          <w:lang w:val="es-EC"/>
+        </w:rPr>
+      </w:pPr>
+      <w:r>
+        <w:rPr>
+          <w:lang w:val="es-EC"/>
+        </w:rPr>
+        <w:t xml:space="preserve">Queremos ahora crear un </w:t>
+      </w:r>
+      <w:proofErr w:type="spellStart"/>
+      <w:r>
+        <w:rPr>
+          <w:lang w:val="es-EC"/>
+        </w:rPr>
+        <w:t>datalake</w:t>
+      </w:r>
+      <w:proofErr w:type="spellEnd"/>
+      <w:r>
+        <w:rPr>
+          <w:lang w:val="es-EC"/>
+        </w:rPr>
+        <w:t>.</w:t>
+      </w:r>
+    </w:p>
+    <w:p>
+      <w:pPr>
+        <w:rPr>
+          <w:lang w:val="es-EC"/>
+        </w:rPr>
+      </w:pPr>
+      <w:proofErr w:type="spellStart"/>
+      <w:r>
+        <w:rPr>
+          <w:lang w:val="es-EC"/>
+        </w:rPr>
+        <w:t>PGAdmin</w:t>
+      </w:r>
+      <w:proofErr w:type="spellEnd"/>
+      <w:r>
+        <w:rPr>
+          <w:lang w:val="es-EC"/>
+        </w:rPr>
+        <w:t xml:space="preserve"> </w:t>
+      </w:r>
+      <w:proofErr w:type="spellStart"/>
+      <w:r>
+        <w:rPr>
+          <w:lang w:val="es-EC"/>
+        </w:rPr>
+        <w:t>is</w:t>
+      </w:r>
+      <w:proofErr w:type="spellEnd"/>
+      <w:r>
+        <w:rPr>
+          <w:lang w:val="es-EC"/>
+        </w:rPr>
+        <w:t xml:space="preserve"> </w:t>
+      </w:r>
+      <w:proofErr w:type="spellStart"/>
+      <w:r>
+        <w:rPr>
+          <w:lang w:val="es-EC"/>
+        </w:rPr>
+        <w:t>the</w:t>
+      </w:r>
+      <w:proofErr w:type="spellEnd"/>
+      <w:r>
+        <w:rPr>
+          <w:lang w:val="es-EC"/>
+        </w:rPr>
+        <w:t xml:space="preserve"> </w:t>
+      </w:r>
+      <w:proofErr w:type="spellStart"/>
+      <w:r>
+        <w:rPr>
+          <w:lang w:val="es-EC"/>
+        </w:rPr>
+        <w:t>database</w:t>
+      </w:r>
+      <w:proofErr w:type="spellEnd"/>
+      <w:r>
+        <w:rPr>
+          <w:lang w:val="es-EC"/>
+        </w:rPr>
+        <w:t xml:space="preserve"> para verlo como</w:t>
+      </w:r>
+      <w:r>
+        <w:rPr>
+          <w:lang w:val="es-EC"/>
+        </w:rPr>
+        <w:t xml:space="preserve"> el </w:t>
+      </w:r>
+      <w:proofErr w:type="spellStart"/>
+      <w:r>
+        <w:rPr>
+          <w:lang w:val="es-EC"/>
+        </w:rPr>
+        <w:t>warehouse</w:t>
+      </w:r>
+      <w:proofErr w:type="spellEnd"/>
+      <w:r>
+        <w:rPr>
+          <w:lang w:val="es-EC"/>
+        </w:rPr>
+        <w:t xml:space="preserve"> UI</w:t>
+      </w:r>
+    </w:p>
+    <w:p>
+      <w:pPr>
+        <w:rPr>
+          <w:lang w:val="es-EC"/>
+        </w:rPr>
+      </w:pPr>
+    </w:p>
+    <w:p>
+      <w:pPr>
+        <w:rPr>
+          <w:lang w:val="es-EC"/>
+        </w:rPr>
+      </w:pPr>
+      <w:r>
+        <w:rPr>
+          <w:lang w:val="es-EC"/>
+        </w:rPr>
+        <w:t xml:space="preserve">En todo esto usamos </w:t>
+      </w:r>
+      <w:proofErr w:type="spellStart"/>
+      <w:r>
+        <w:rPr>
+          <w:lang w:val="es-EC"/>
+        </w:rPr>
+        <w:t>bind</w:t>
+      </w:r>
+      <w:proofErr w:type="spellEnd"/>
+      <w:r>
+        <w:rPr>
+          <w:lang w:val="es-EC"/>
+        </w:rPr>
+        <w:t xml:space="preserve"> </w:t>
+      </w:r>
+      <w:proofErr w:type="spellStart"/>
+      <w:r>
+        <w:rPr>
+          <w:lang w:val="es-EC"/>
+        </w:rPr>
+        <w:t>m</w:t>
+      </w:r>
+      <w:r>
+        <w:rPr>
+          <w:lang w:val="es-EC"/>
+        </w:rPr>
+        <w:t>ode</w:t>
+      </w:r>
+      <w:proofErr w:type="spellEnd"/>
+      <w:r>
+        <w:rPr>
+          <w:lang w:val="es-EC"/>
+        </w:rPr>
+        <w:t xml:space="preserve">. Que usar los : y el </w:t>
+      </w:r>
+      <w:proofErr w:type="spellStart"/>
+      <w:r>
+        <w:rPr>
+          <w:lang w:val="es-EC"/>
+        </w:rPr>
+        <w:t>slash</w:t>
+      </w:r>
+      <w:proofErr w:type="spellEnd"/>
+      <w:r>
+        <w:rPr>
+          <w:lang w:val="es-EC"/>
+        </w:rPr>
+        <w:t xml:space="preserve"> para que se guarde en los volúmenes. Y esto se guarda en recursos de tipo volumen.</w:t>
+      </w:r>
+    </w:p>
+    <w:p>
+      <w:pPr>
+        <w:rPr>
+          <w:lang w:val="es-EC"/>
+        </w:rPr>
+      </w:pPr>
+      <w:proofErr w:type="spellStart"/>
+      <w:r>
+        <w:rPr>
+          <w:lang w:val="es-EC"/>
+        </w:rPr>
+        <w:t>Bind</w:t>
+      </w:r>
+      <w:proofErr w:type="spellEnd"/>
+      <w:r>
+        <w:rPr>
+          <w:lang w:val="es-EC"/>
+        </w:rPr>
+        <w:t xml:space="preserve"> </w:t>
+      </w:r>
+      <w:proofErr w:type="spellStart"/>
+      <w:r>
+        <w:rPr>
+          <w:lang w:val="es-EC"/>
+        </w:rPr>
+        <w:t>mount</w:t>
+      </w:r>
+      <w:proofErr w:type="spellEnd"/>
+      <w:r>
+        <w:rPr>
+          <w:lang w:val="es-EC"/>
+        </w:rPr>
+        <w:t xml:space="preserve"> de ruta a ruta y</w:t>
+      </w:r>
+      <w:r>
+        <w:rPr>
+          <w:lang w:val="es-EC"/>
+        </w:rPr>
+        <w:t xml:space="preserve"> un volumen. Como es con Docker </w:t>
+      </w:r>
+      <w:proofErr w:type="spellStart"/>
+      <w:r>
+        <w:rPr>
+          <w:lang w:val="es-EC"/>
+        </w:rPr>
+        <w:t>compose</w:t>
+      </w:r>
+      <w:proofErr w:type="spellEnd"/>
+      <w:r>
+        <w:rPr>
+          <w:lang w:val="es-EC"/>
+        </w:rPr>
+        <w:t xml:space="preserve"> se pone en el </w:t>
+      </w:r>
+      <w:proofErr w:type="spellStart"/>
+      <w:r>
+        <w:rPr>
+          <w:lang w:val="es-EC"/>
+        </w:rPr>
+        <w:t>yaml</w:t>
+      </w:r>
+      <w:proofErr w:type="spellEnd"/>
+      <w:r>
+        <w:rPr>
+          <w:lang w:val="es-EC"/>
+        </w:rPr>
+        <w:t xml:space="preserve"> sino deberíamos crearlos </w:t>
+      </w:r>
+    </w:p>
+    <w:p>
+      <w:pPr>
+        <w:rPr>
+          <w:lang w:val="es-EC"/>
+        </w:rPr>
+      </w:pPr>
+      <w:r>
+        <w:rPr>
+          <w:lang w:val="es-EC"/>
+        </w:rPr>
+        <w:t>Variables de entorno no deben quemarse en el archivo. Se debe crear archivo .</w:t>
+      </w:r>
+      <w:proofErr w:type="spellStart"/>
+      <w:r>
+        <w:rPr>
+          <w:lang w:val="es-EC"/>
+        </w:rPr>
+        <w:t>env</w:t>
+      </w:r>
+      <w:proofErr w:type="spellEnd"/>
+      <w:r>
+        <w:rPr>
+          <w:lang w:val="es-EC"/>
+        </w:rPr>
+        <w:t xml:space="preserve"> </w:t>
+      </w:r>
+    </w:p>
+    <w:p>
+      <w:pPr>
+        <w:rPr>
+          <w:lang w:val="es-EC"/>
+        </w:rPr>
+      </w:pPr>
+    </w:p>
+    <w:p>
+      <w:pPr>
+        <w:rPr>
+          <w:lang w:val="es-EC"/>
+        </w:rPr>
+      </w:pPr>
+      <w:r>
+        <w:rPr>
+          <w:lang w:val="es-EC"/>
+        </w:rPr>
+        <w:t xml:space="preserve">Existe Key Vault en </w:t>
+      </w:r>
+      <w:proofErr w:type="spellStart"/>
+      <w:r>
+        <w:rPr>
+          <w:lang w:val="es-EC"/>
+        </w:rPr>
+        <w:t>azure</w:t>
+      </w:r>
+      <w:proofErr w:type="spellEnd"/>
+      <w:r>
+        <w:rPr>
+          <w:lang w:val="es-EC"/>
+        </w:rPr>
+        <w:t>.</w:t>
       </w:r>
     </w:p>
     <w:p>
@@ -923,7 +1646,21 @@
           <w:lang w:val="es-EC"/>
         </w:rPr>
         <w:lastRenderedPageBreak/>
-        <w:t>Conceptos compoe clave</w:t>
+        <w:t xml:space="preserve">Conceptos </w:t>
+      </w:r>
+      <w:proofErr w:type="spellStart"/>
+      <w:r>
+        <w:rPr>
+          <w:lang w:val="es-EC"/>
+        </w:rPr>
+        <w:t>compoe</w:t>
+      </w:r>
+      <w:proofErr w:type="spellEnd"/>
+      <w:r>
+        <w:rPr>
+          <w:lang w:val="es-EC"/>
+        </w:rPr>
+        <w:t xml:space="preserve"> clave</w:t>
       </w:r>
     </w:p>
     <w:p>
@@ -958,12 +1695,14 @@
           <w:lang w:val="es-EC"/>
         </w:rPr>
       </w:pPr>
+      <w:proofErr w:type="spellStart"/>
       <w:r>
         <w:rPr>
           <w:lang w:val="es-EC"/>
         </w:rPr>
         <w:t>Volumenes</w:t>
       </w:r>
+      <w:proofErr w:type="spellEnd"/>
     </w:p>
     <w:p>
       <w:pPr>
@@ -1001,7 +1740,35 @@
         <w:rPr>
           <w:lang w:val="es-EC"/>
         </w:rPr>
-        <w:t>Docker compose crea su propia red pero es buena practica correrla.</w:t>
+        <w:t xml:space="preserve">Docker </w:t>
+      </w:r>
+      <w:proofErr w:type="spellStart"/>
+      <w:r>
+        <w:rPr>
+          <w:lang w:val="es-EC"/>
+        </w:rPr>
+        <w:t>compose</w:t>
+      </w:r>
+      <w:proofErr w:type="spellEnd"/>
+      <w:r>
+        <w:rPr>
+          <w:lang w:val="es-EC"/>
+        </w:rPr>
+        <w:t xml:space="preserve"> crea su propia red pero es buena </w:t>
+      </w:r>
+      <w:proofErr w:type="spellStart"/>
+      <w:r>
+        <w:rPr>
+          <w:lang w:val="es-EC"/>
+        </w:rPr>
+        <w:t>practica</w:t>
+      </w:r>
+      <w:proofErr w:type="spellEnd"/>
+      <w:r>
+        <w:rPr>
+          <w:lang w:val="es-EC"/>
+        </w:rPr>
+        <w:t xml:space="preserve"> correrla.</w:t>
       </w:r>
     </w:p>
     <w:p>
@@ -1063,11 +1830,45 @@
         </w:rPr>
         <w:t xml:space="preserve">¿Cómo lo conectas con tu clase de ML, como se integra? </w:t>
       </w:r>
-      <w:r>
-        <w:t xml:space="preserve">Usando ETL: Extraction, Transformation and Load. </w:t>
-      </w:r>
-      <w:r>
-        <w:t xml:space="preserve">Permite establecer un flujo de procesos. </w:t>
+      <w:proofErr w:type="spellStart"/>
+      <w:r>
+        <w:t>Usando</w:t>
+      </w:r>
+      <w:proofErr w:type="spellEnd"/>
+      <w:r>
+        <w:t xml:space="preserve"> ETL: Extraction, Transformation and Load. </w:t>
+      </w:r>
+      <w:proofErr w:type="spellStart"/>
+      <w:r>
+        <w:t>Permite</w:t>
+      </w:r>
+      <w:proofErr w:type="spellEnd"/>
+      <w:r>
+        <w:t xml:space="preserve"> </w:t>
+      </w:r>
+      <w:proofErr w:type="spellStart"/>
+      <w:r>
+        <w:t>establecer</w:t>
+      </w:r>
+      <w:proofErr w:type="spellEnd"/>
+      <w:r>
+        <w:t xml:space="preserve"> un </w:t>
+      </w:r>
+      <w:proofErr w:type="spellStart"/>
+      <w:r>
+        <w:t>flujo</w:t>
+      </w:r>
+      <w:proofErr w:type="spellEnd"/>
+      <w:r>
+        <w:t xml:space="preserve"> de </w:t>
+      </w:r>
+      <w:proofErr w:type="spellStart"/>
+      <w:r>
+        <w:t>procesos</w:t>
+      </w:r>
+      <w:proofErr w:type="spellEnd"/>
+      <w:r>
+        <w:t xml:space="preserve">. </w:t>
       </w:r>
     </w:p>
     <w:p>
@@ -1180,7 +1981,15 @@
     </w:p>
     <w:p>
       <w:r>
-        <w:t>Workflow Orchestation para Data Mining a</w:t>
+        <w:t xml:space="preserve">Workflow </w:t>
+      </w:r>
+      <w:proofErr w:type="spellStart"/>
+      <w:r>
+        <w:t>Orchestation</w:t>
+      </w:r>
+      <w:proofErr w:type="spellEnd"/>
+      <w:r>
+        <w:t xml:space="preserve"> para Data Mining a</w:t>
       </w:r>
       <w:r>
         <w:t>nd Engineering:</w:t>
@@ -1267,7 +2076,35 @@
         <w:rPr>
           <w:lang w:val="es-EC"/>
         </w:rPr>
-        <w:t>Diferencia entre Data Mining y Machine Learning:</w:t>
+        <w:t xml:space="preserve">Diferencia entre Data </w:t>
+      </w:r>
+      <w:proofErr w:type="spellStart"/>
+      <w:r>
+        <w:rPr>
+          <w:lang w:val="es-EC"/>
+        </w:rPr>
+        <w:t>Mining</w:t>
+      </w:r>
+      <w:proofErr w:type="spellEnd"/>
+      <w:r>
+        <w:rPr>
+          <w:lang w:val="es-EC"/>
+        </w:rPr>
+        <w:t xml:space="preserve"> y Machine </w:t>
+      </w:r>
+      <w:proofErr w:type="spellStart"/>
+      <w:r>
+        <w:rPr>
+          <w:lang w:val="es-EC"/>
+        </w:rPr>
+        <w:t>Learning</w:t>
+      </w:r>
+      <w:proofErr w:type="spellEnd"/>
+      <w:r>
+        <w:rPr>
+          <w:lang w:val="es-EC"/>
+        </w:rPr>
+        <w:t>:</w:t>
       </w:r>
     </w:p>
     <w:p>
@@ -1285,33 +2122,145 @@
         <w:rPr>
           <w:lang w:val="es-EC"/>
         </w:rPr>
-        <w:t xml:space="preserve">Data Mining es como la palabra de negocios dentro de procesos empresariales como Data Science. Permite Reproducir procesos de limpieza de dtos, dar seguimiento completo. </w:t>
-      </w:r>
-    </w:p>
-    <w:p>
-      <w:pPr>
-        <w:rPr>
-          <w:lang w:val="es-EC"/>
-        </w:rPr>
-      </w:pPr>
-      <w:r>
-        <w:rPr>
-          <w:lang w:val="es-EC"/>
-        </w:rPr>
-        <w:t>Procesos Cross Indutria de Mineria de Datos. Esatndar de como se gestiona.</w:t>
-      </w:r>
-    </w:p>
-    <w:p>
-      <w:pPr>
-        <w:rPr>
-          <w:lang w:val="es-EC"/>
-        </w:rPr>
-      </w:pPr>
-      <w:r>
-        <w:rPr>
-          <w:lang w:val="es-EC"/>
-        </w:rPr>
-        <w:t>Ciclo de Metodologias Agiles que nace desde el entendimiento de datos.</w:t>
+        <w:t xml:space="preserve">Data </w:t>
+      </w:r>
+      <w:proofErr w:type="spellStart"/>
+      <w:r>
+        <w:rPr>
+          <w:lang w:val="es-EC"/>
+        </w:rPr>
+        <w:t>Mining</w:t>
+      </w:r>
+      <w:proofErr w:type="spellEnd"/>
+      <w:r>
+        <w:rPr>
+          <w:lang w:val="es-EC"/>
+        </w:rPr>
+        <w:t xml:space="preserve"> es como la palabra de negocios dentro de procesos empresariales como Data </w:t>
+      </w:r>
+      <w:proofErr w:type="spellStart"/>
+      <w:r>
+        <w:rPr>
+          <w:lang w:val="es-EC"/>
+        </w:rPr>
+        <w:t>Science</w:t>
+      </w:r>
+      <w:proofErr w:type="spellEnd"/>
+      <w:r>
+        <w:rPr>
+          <w:lang w:val="es-EC"/>
+        </w:rPr>
+        <w:t xml:space="preserve">. Permite Reproducir procesos de limpieza de </w:t>
+      </w:r>
+      <w:proofErr w:type="spellStart"/>
+      <w:r>
+        <w:rPr>
+          <w:lang w:val="es-EC"/>
+        </w:rPr>
+        <w:t>dtos</w:t>
+      </w:r>
+      <w:proofErr w:type="spellEnd"/>
+      <w:r>
+        <w:rPr>
+          <w:lang w:val="es-EC"/>
+        </w:rPr>
+        <w:t xml:space="preserve">, dar seguimiento completo. </w:t>
+      </w:r>
+    </w:p>
+    <w:p>
+      <w:pPr>
+        <w:rPr>
+          <w:lang w:val="es-EC"/>
+        </w:rPr>
+      </w:pPr>
+      <w:r>
+        <w:rPr>
+          <w:lang w:val="es-EC"/>
+        </w:rPr>
+        <w:t xml:space="preserve">Procesos Cross </w:t>
+      </w:r>
+      <w:proofErr w:type="spellStart"/>
+      <w:r>
+        <w:rPr>
+          <w:lang w:val="es-EC"/>
+        </w:rPr>
+        <w:t>Indutria</w:t>
+      </w:r>
+      <w:proofErr w:type="spellEnd"/>
+      <w:r>
+        <w:rPr>
+          <w:lang w:val="es-EC"/>
+        </w:rPr>
+        <w:t xml:space="preserve"> de </w:t>
+      </w:r>
+      <w:proofErr w:type="spellStart"/>
+      <w:r>
+        <w:rPr>
+          <w:lang w:val="es-EC"/>
+        </w:rPr>
+        <w:t>Mineria</w:t>
+      </w:r>
+      <w:proofErr w:type="spellEnd"/>
+      <w:r>
+        <w:rPr>
+          <w:lang w:val="es-EC"/>
+        </w:rPr>
+        <w:t xml:space="preserve"> de Datos. </w:t>
+      </w:r>
+      <w:proofErr w:type="spellStart"/>
+      <w:r>
+        <w:rPr>
+          <w:lang w:val="es-EC"/>
+        </w:rPr>
+        <w:t>Esatndar</w:t>
+      </w:r>
+      <w:proofErr w:type="spellEnd"/>
+      <w:r>
+        <w:rPr>
+          <w:lang w:val="es-EC"/>
+        </w:rPr>
+        <w:t xml:space="preserve"> de </w:t>
+      </w:r>
+      <w:proofErr w:type="spellStart"/>
+      <w:r>
+        <w:rPr>
+          <w:lang w:val="es-EC"/>
+        </w:rPr>
+        <w:t>como</w:t>
+      </w:r>
+      <w:proofErr w:type="spellEnd"/>
+      <w:r>
+        <w:rPr>
+          <w:lang w:val="es-EC"/>
+        </w:rPr>
+        <w:t xml:space="preserve"> se gestiona.</w:t>
+      </w:r>
+    </w:p>
+    <w:p>
+      <w:pPr>
+        <w:rPr>
+          <w:lang w:val="es-EC"/>
+        </w:rPr>
+      </w:pPr>
+      <w:r>
+        <w:rPr>
+          <w:lang w:val="es-EC"/>
+        </w:rPr>
+        <w:t xml:space="preserve">Ciclo de </w:t>
+      </w:r>
+      <w:proofErr w:type="spellStart"/>
+      <w:r>
+        <w:rPr>
+          <w:lang w:val="es-EC"/>
+        </w:rPr>
+        <w:t>Metodologias</w:t>
+      </w:r>
+      <w:proofErr w:type="spellEnd"/>
+      <w:r>
+        <w:rPr>
+          <w:lang w:val="es-EC"/>
+        </w:rPr>
+        <w:t xml:space="preserve"> Agiles que nace desde el entendimiento de datos.</w:t>
       </w:r>
     </w:p>
     <w:p>
@@ -1325,11 +2274,19 @@
           <w:lang w:val="es-EC"/>
         </w:rPr>
       </w:pPr>
-      <w:r>
-        <w:rPr>
-          <w:lang w:val="es-EC"/>
-        </w:rPr>
-        <w:t>Review CRISP-DM</w:t>
+      <w:proofErr w:type="spellStart"/>
+      <w:r>
+        <w:rPr>
+          <w:lang w:val="es-EC"/>
+        </w:rPr>
+        <w:t>Review</w:t>
+      </w:r>
+      <w:proofErr w:type="spellEnd"/>
+      <w:r>
+        <w:rPr>
+          <w:lang w:val="es-EC"/>
+        </w:rPr>
+        <w:t xml:space="preserve"> CRISP-DM</w:t>
       </w:r>
     </w:p>
     <w:p>
@@ -1394,12 +2351,28 @@
           <w:lang w:val="es-EC"/>
         </w:rPr>
       </w:pPr>
-      <w:r>
-        <w:rPr>
-          <w:lang w:val="es-EC"/>
-        </w:rPr>
-        <w:t>Task/Operator</w:t>
-      </w:r>
+      <w:proofErr w:type="spellStart"/>
+      <w:r>
+        <w:rPr>
+          <w:lang w:val="es-EC"/>
+        </w:rPr>
+        <w:t>Task</w:t>
+      </w:r>
+      <w:proofErr w:type="spellEnd"/>
+      <w:r>
+        <w:rPr>
+          <w:lang w:val="es-EC"/>
+        </w:rPr>
+        <w:t>/</w:t>
+      </w:r>
+      <w:proofErr w:type="spellStart"/>
+      <w:r>
+        <w:rPr>
+          <w:lang w:val="es-EC"/>
+        </w:rPr>
+        <w:t>Operator</w:t>
+      </w:r>
+      <w:proofErr w:type="spellEnd"/>
     </w:p>
     <w:p>
       <w:pPr>
@@ -1416,8 +2389,16 @@
         <w:rPr>
           <w:lang w:val="es-EC"/>
         </w:rPr>
-        <w:t>Scheduler/Executor</w:t>
-      </w:r>
+        <w:t>Scheduler/</w:t>
+      </w:r>
+      <w:proofErr w:type="spellStart"/>
+      <w:r>
+        <w:rPr>
+          <w:lang w:val="es-EC"/>
+        </w:rPr>
+        <w:t>Executor</w:t>
+      </w:r>
+      <w:proofErr w:type="spellEnd"/>
     </w:p>
     <w:p>
       <w:pPr>
@@ -1430,12 +2411,14 @@
           <w:lang w:val="es-EC"/>
         </w:rPr>
       </w:pPr>
+      <w:proofErr w:type="spellStart"/>
       <w:r>
         <w:rPr>
           <w:lang w:val="es-EC"/>
         </w:rPr>
         <w:t>Triggers</w:t>
       </w:r>
+      <w:proofErr w:type="spellEnd"/>
     </w:p>
     <w:p>
       <w:pPr>
@@ -1448,12 +2431,14 @@
           <w:lang w:val="es-EC"/>
         </w:rPr>
       </w:pPr>
+      <w:proofErr w:type="spellStart"/>
       <w:r>
         <w:rPr>
           <w:lang w:val="es-EC"/>
         </w:rPr>
         <w:t>SLAs</w:t>
       </w:r>
+      <w:proofErr w:type="spellEnd"/>
     </w:p>
     <w:p>
       <w:pPr>
@@ -1489,7 +2474,35 @@
         <w:rPr>
           <w:lang w:val="es-EC"/>
         </w:rPr>
-        <w:t>Todo se maneja en Lote. De batch en batch.</w:t>
+        <w:t xml:space="preserve">Todo se maneja en Lote. De </w:t>
+      </w:r>
+      <w:proofErr w:type="spellStart"/>
+      <w:r>
+        <w:rPr>
+          <w:lang w:val="es-EC"/>
+        </w:rPr>
+        <w:t>batch</w:t>
+      </w:r>
+      <w:proofErr w:type="spellEnd"/>
+      <w:r>
+        <w:rPr>
+          <w:lang w:val="es-EC"/>
+        </w:rPr>
+        <w:t xml:space="preserve"> en </w:t>
+      </w:r>
+      <w:proofErr w:type="spellStart"/>
+      <w:r>
+        <w:rPr>
+          <w:lang w:val="es-EC"/>
+        </w:rPr>
+        <w:t>batch</w:t>
+      </w:r>
+      <w:proofErr w:type="spellEnd"/>
+      <w:r>
+        <w:rPr>
+          <w:lang w:val="es-EC"/>
+        </w:rPr>
+        <w:t>.</w:t>
       </w:r>
     </w:p>
     <w:p>
@@ -1521,12 +2534,14 @@
           <w:lang w:val="es-EC"/>
         </w:rPr>
       </w:pPr>
+      <w:proofErr w:type="spellStart"/>
       <w:r>
         <w:rPr>
           <w:lang w:val="es-EC"/>
         </w:rPr>
         <w:t>Streaming</w:t>
       </w:r>
+      <w:proofErr w:type="spellEnd"/>
     </w:p>
     <w:p>
       <w:pPr>
@@ -1539,12 +2554,14 @@
           <w:lang w:val="es-EC"/>
         </w:rPr>
       </w:pPr>
+      <w:proofErr w:type="spellStart"/>
       <w:r>
         <w:rPr>
           <w:lang w:val="es-EC"/>
         </w:rPr>
         <w:t>Event-driven</w:t>
       </w:r>
+      <w:proofErr w:type="spellEnd"/>
     </w:p>
     <w:p>
       <w:pPr>
@@ -1630,7 +2647,21 @@
         <w:rPr>
           <w:lang w:val="es-EC"/>
         </w:rPr>
-        <w:t>Fan In / Fan out controlado</w:t>
+        <w:t xml:space="preserve">Fan In / Fan </w:t>
+      </w:r>
+      <w:proofErr w:type="spellStart"/>
+      <w:r>
+        <w:rPr>
+          <w:lang w:val="es-EC"/>
+        </w:rPr>
+        <w:t>out</w:t>
+      </w:r>
+      <w:proofErr w:type="spellEnd"/>
+      <w:r>
+        <w:rPr>
+          <w:lang w:val="es-EC"/>
+        </w:rPr>
+        <w:t xml:space="preserve"> controlado</w:t>
       </w:r>
     </w:p>
     <w:p>
@@ -1648,8 +2679,16 @@
         <w:rPr>
           <w:lang w:val="es-EC"/>
         </w:rPr>
-        <w:t>Reintentos con backoff</w:t>
-      </w:r>
+        <w:t xml:space="preserve">Reintentos con </w:t>
+      </w:r>
+      <w:proofErr w:type="spellStart"/>
+      <w:r>
+        <w:rPr>
+          <w:lang w:val="es-EC"/>
+        </w:rPr>
+        <w:t>backoff</w:t>
+      </w:r>
+      <w:proofErr w:type="spellEnd"/>
     </w:p>
     <w:p>
       <w:pPr>
@@ -1662,31 +2701,67 @@
           <w:lang w:val="es-EC"/>
         </w:rPr>
       </w:pPr>
-      <w:r>
-        <w:rPr>
-          <w:lang w:val="es-EC"/>
-        </w:rPr>
-        <w:t>Timeouts y recursos limitados</w:t>
-      </w:r>
-    </w:p>
-    <w:p>
-      <w:pPr>
-        <w:rPr>
-          <w:lang w:val="es-EC"/>
-        </w:rPr>
-      </w:pPr>
-    </w:p>
-    <w:p>
-      <w:pPr>
-        <w:rPr>
-          <w:lang w:val="es-EC"/>
-        </w:rPr>
-      </w:pPr>
-      <w:r>
-        <w:rPr>
-          <w:lang w:val="es-EC"/>
-        </w:rPr>
-        <w:t>Cloud ops, Fin Ops.</w:t>
+      <w:proofErr w:type="spellStart"/>
+      <w:r>
+        <w:rPr>
+          <w:lang w:val="es-EC"/>
+        </w:rPr>
+        <w:t>Timeouts</w:t>
+      </w:r>
+      <w:proofErr w:type="spellEnd"/>
+      <w:r>
+        <w:rPr>
+          <w:lang w:val="es-EC"/>
+        </w:rPr>
+        <w:t xml:space="preserve"> y recursos limitados</w:t>
+      </w:r>
+    </w:p>
+    <w:p>
+      <w:pPr>
+        <w:rPr>
+          <w:lang w:val="es-EC"/>
+        </w:rPr>
+      </w:pPr>
+    </w:p>
+    <w:p>
+      <w:pPr>
+        <w:rPr>
+          <w:lang w:val="es-EC"/>
+        </w:rPr>
+      </w:pPr>
+      <w:r>
+        <w:rPr>
+          <w:lang w:val="es-EC"/>
+        </w:rPr>
+        <w:t xml:space="preserve">Cloud </w:t>
+      </w:r>
+      <w:proofErr w:type="spellStart"/>
+      <w:r>
+        <w:rPr>
+          <w:lang w:val="es-EC"/>
+        </w:rPr>
+        <w:t>ops</w:t>
+      </w:r>
+      <w:proofErr w:type="spellEnd"/>
+      <w:r>
+        <w:rPr>
+          <w:lang w:val="es-EC"/>
+        </w:rPr>
+        <w:t xml:space="preserve">, Fin </w:t>
+      </w:r>
+      <w:proofErr w:type="spellStart"/>
+      <w:r>
+        <w:rPr>
+          <w:lang w:val="es-EC"/>
+        </w:rPr>
+        <w:t>Ops</w:t>
+      </w:r>
+      <w:proofErr w:type="spellEnd"/>
+      <w:r>
+        <w:rPr>
+          <w:lang w:val="es-EC"/>
+        </w:rPr>
+        <w:t>.</w:t>
       </w:r>
     </w:p>
     <w:p/>
@@ -1699,8 +2774,13 @@
       </w:r>
     </w:p>
     <w:p>
-      <w:r>
-        <w:t>Preguntas Deber:</w:t>
+      <w:proofErr w:type="spellStart"/>
+      <w:r>
+        <w:t>Preguntas</w:t>
+      </w:r>
+      <w:proofErr w:type="spellEnd"/>
+      <w:r>
+        <w:t xml:space="preserve"> Deber:</w:t>
       </w:r>
     </w:p>
     <w:p>
@@ -1742,7 +2822,21 @@
         <w:rPr>
           <w:lang w:val="es-EC"/>
         </w:rPr>
-        <w:t xml:space="preserve">Lo mas retador es obtener credenciales por parte del protocolo OAuth. </w:t>
+        <w:t xml:space="preserve">Lo </w:t>
+      </w:r>
+      <w:proofErr w:type="spellStart"/>
+      <w:r>
+        <w:rPr>
+          <w:lang w:val="es-EC"/>
+        </w:rPr>
+        <w:t>mas</w:t>
+      </w:r>
+      <w:proofErr w:type="spellEnd"/>
+      <w:r>
+        <w:rPr>
+          <w:lang w:val="es-EC"/>
+        </w:rPr>
+        <w:t xml:space="preserve"> retador es obtener credenciales por parte del protocolo OAuth. </w:t>
       </w:r>
     </w:p>
     <w:p>
@@ -1760,7 +2854,35 @@
         <w:rPr>
           <w:lang w:val="es-EC"/>
         </w:rPr>
-        <w:t>Complejidad esta en la ingesta con reintentos. Indempotencia. Si se corre dos veces no se debe duplicar los datos.</w:t>
+        <w:t xml:space="preserve">Complejidad </w:t>
+      </w:r>
+      <w:proofErr w:type="spellStart"/>
+      <w:r>
+        <w:rPr>
+          <w:lang w:val="es-EC"/>
+        </w:rPr>
+        <w:t>esta</w:t>
+      </w:r>
+      <w:proofErr w:type="spellEnd"/>
+      <w:r>
+        <w:rPr>
+          <w:lang w:val="es-EC"/>
+        </w:rPr>
+        <w:t xml:space="preserve"> en la ingesta con reintentos. </w:t>
+      </w:r>
+      <w:proofErr w:type="spellStart"/>
+      <w:r>
+        <w:rPr>
+          <w:lang w:val="es-EC"/>
+        </w:rPr>
+        <w:t>Indempotencia</w:t>
+      </w:r>
+      <w:proofErr w:type="spellEnd"/>
+      <w:r>
+        <w:rPr>
+          <w:lang w:val="es-EC"/>
+        </w:rPr>
+        <w:t>. Si se corre dos veces no se debe duplicar los datos.</w:t>
       </w:r>
     </w:p>
     <w:p>
@@ -1791,8 +2913,13 @@
     </w:p>
     <w:p>
       <w:r>
-        <w:t>Lectura: Habla de Data warehouse, Data lakehouse</w:t>
-      </w:r>
+        <w:t xml:space="preserve">Lectura: Habla de Data warehouse, Data </w:t>
+      </w:r>
+      <w:proofErr w:type="spellStart"/>
+      <w:r>
+        <w:t>lakehouse</w:t>
+      </w:r>
+      <w:proofErr w:type="spellEnd"/>
       <w:r>
         <w:t xml:space="preserve">, </w:t>
       </w:r>
@@ -1814,17 +2941,67 @@
         </w:rPr>
         <w:t>¿</w:t>
       </w:r>
-      <w:r>
-        <w:rPr>
-          <w:lang w:val="es-EC"/>
-        </w:rPr>
-        <w:t>Que problema resuelve el Data w</w:t>
-      </w:r>
-      <w:r>
-        <w:rPr>
-          <w:lang w:val="es-EC"/>
-        </w:rPr>
-        <w:t>arehouse? Y por que se vuelve insuficiente con la llegada de big data?</w:t>
+      <w:proofErr w:type="spellStart"/>
+      <w:r>
+        <w:rPr>
+          <w:lang w:val="es-EC"/>
+        </w:rPr>
+        <w:t>Que</w:t>
+      </w:r>
+      <w:proofErr w:type="spellEnd"/>
+      <w:r>
+        <w:rPr>
+          <w:lang w:val="es-EC"/>
+        </w:rPr>
+        <w:t xml:space="preserve"> problema resuelve el Data </w:t>
+      </w:r>
+      <w:proofErr w:type="spellStart"/>
+      <w:r>
+        <w:rPr>
+          <w:lang w:val="es-EC"/>
+        </w:rPr>
+        <w:t>w</w:t>
+      </w:r>
+      <w:r>
+        <w:rPr>
+          <w:lang w:val="es-EC"/>
+        </w:rPr>
+        <w:t>arehouse</w:t>
+      </w:r>
+      <w:proofErr w:type="spellEnd"/>
+      <w:r>
+        <w:rPr>
+          <w:lang w:val="es-EC"/>
+        </w:rPr>
+        <w:t xml:space="preserve">? Y </w:t>
+      </w:r>
+      <w:proofErr w:type="spellStart"/>
+      <w:r>
+        <w:rPr>
+          <w:lang w:val="es-EC"/>
+        </w:rPr>
+        <w:t>por que</w:t>
+      </w:r>
+      <w:proofErr w:type="spellEnd"/>
+      <w:r>
+        <w:rPr>
+          <w:lang w:val="es-EC"/>
+        </w:rPr>
+        <w:t xml:space="preserve"> se vuelve insuficiente con la llegada de </w:t>
+      </w:r>
+      <w:proofErr w:type="spellStart"/>
+      <w:r>
+        <w:rPr>
+          <w:lang w:val="es-EC"/>
+        </w:rPr>
+        <w:t>big</w:t>
+      </w:r>
+      <w:proofErr w:type="spellEnd"/>
+      <w:r>
+        <w:rPr>
+          <w:lang w:val="es-EC"/>
+        </w:rPr>
+        <w:t xml:space="preserve"> data?</w:t>
       </w:r>
     </w:p>
     <w:p>
@@ -1842,20 +3019,48 @@
         <w:rPr>
           <w:lang w:val="es-EC"/>
         </w:rPr>
-        <w:t xml:space="preserve">¿Qué es datos no estructurados? No tienen schema. </w:t>
-      </w:r>
-    </w:p>
-    <w:p>
-      <w:pPr>
-        <w:rPr>
-          <w:lang w:val="es-EC"/>
-        </w:rPr>
-      </w:pPr>
-      <w:r>
-        <w:rPr>
-          <w:lang w:val="es-EC"/>
-        </w:rPr>
-        <w:t>El problema que responde el DW donde hay una única fuente de la verdad. Y de ahí salga todo. Requerimiento empresarial. Gran base de datos. OLAP. En el 2000 son datos no estructurados, como imagnees videos, este tipo de archivos había problema de ubicarlos en tablas.</w:t>
+        <w:t xml:space="preserve">¿Qué es datos no estructurados? No tienen </w:t>
+      </w:r>
+      <w:proofErr w:type="spellStart"/>
+      <w:r>
+        <w:rPr>
+          <w:lang w:val="es-EC"/>
+        </w:rPr>
+        <w:t>schema</w:t>
+      </w:r>
+      <w:proofErr w:type="spellEnd"/>
+      <w:r>
+        <w:rPr>
+          <w:lang w:val="es-EC"/>
+        </w:rPr>
+        <w:t xml:space="preserve">. </w:t>
+      </w:r>
+    </w:p>
+    <w:p>
+      <w:pPr>
+        <w:rPr>
+          <w:lang w:val="es-EC"/>
+        </w:rPr>
+      </w:pPr>
+      <w:r>
+        <w:rPr>
+          <w:lang w:val="es-EC"/>
+        </w:rPr>
+        <w:t xml:space="preserve">El problema que responde el DW donde hay una única fuente de la verdad. Y de ahí salga todo. Requerimiento empresarial. Gran base de datos. OLAP. En el 2000 son datos no estructurados, como </w:t>
+      </w:r>
+      <w:proofErr w:type="spellStart"/>
+      <w:r>
+        <w:rPr>
+          <w:lang w:val="es-EC"/>
+        </w:rPr>
+        <w:t>imagnees</w:t>
+      </w:r>
+      <w:proofErr w:type="spellEnd"/>
+      <w:r>
+        <w:rPr>
+          <w:lang w:val="es-EC"/>
+        </w:rPr>
+        <w:t xml:space="preserve"> videos, este tipo de archivos había problema de ubicarlos en tablas.</w:t>
       </w:r>
     </w:p>
     <w:p>
@@ -1874,14 +3079,100 @@
           <w:lang w:val="es-EC"/>
         </w:rPr>
         <w:lastRenderedPageBreak/>
-        <w:t xml:space="preserve">¿Cuál es al diferencia entre </w:t>
-      </w:r>
-      <w:r>
-        <w:rPr>
-          <w:lang w:val="es-EC"/>
-        </w:rPr>
-        <w:t>schema on read and schema on write</w:t>
-      </w:r>
+        <w:t xml:space="preserve">¿Cuál es </w:t>
+      </w:r>
+      <w:proofErr w:type="spellStart"/>
+      <w:r>
+        <w:rPr>
+          <w:lang w:val="es-EC"/>
+        </w:rPr>
+        <w:t>al</w:t>
+      </w:r>
+      <w:proofErr w:type="spellEnd"/>
+      <w:r>
+        <w:rPr>
+          <w:lang w:val="es-EC"/>
+        </w:rPr>
+        <w:t xml:space="preserve"> diferencia entre </w:t>
+      </w:r>
+      <w:proofErr w:type="spellStart"/>
+      <w:r>
+        <w:rPr>
+          <w:lang w:val="es-EC"/>
+        </w:rPr>
+        <w:t>schema</w:t>
+      </w:r>
+      <w:proofErr w:type="spellEnd"/>
+      <w:r>
+        <w:rPr>
+          <w:lang w:val="es-EC"/>
+        </w:rPr>
+        <w:t xml:space="preserve"> </w:t>
+      </w:r>
+      <w:proofErr w:type="spellStart"/>
+      <w:r>
+        <w:rPr>
+          <w:lang w:val="es-EC"/>
+        </w:rPr>
+        <w:t>on</w:t>
+      </w:r>
+      <w:proofErr w:type="spellEnd"/>
+      <w:r>
+        <w:rPr>
+          <w:lang w:val="es-EC"/>
+        </w:rPr>
+        <w:t xml:space="preserve"> </w:t>
+      </w:r>
+      <w:proofErr w:type="spellStart"/>
+      <w:r>
+        <w:rPr>
+          <w:lang w:val="es-EC"/>
+        </w:rPr>
+        <w:t>read</w:t>
+      </w:r>
+      <w:proofErr w:type="spellEnd"/>
+      <w:r>
+        <w:rPr>
+          <w:lang w:val="es-EC"/>
+        </w:rPr>
+        <w:t xml:space="preserve"> and </w:t>
+      </w:r>
+      <w:proofErr w:type="spellStart"/>
+      <w:r>
+        <w:rPr>
+          <w:lang w:val="es-EC"/>
+        </w:rPr>
+        <w:t>schema</w:t>
+      </w:r>
+      <w:proofErr w:type="spellEnd"/>
+      <w:r>
+        <w:rPr>
+          <w:lang w:val="es-EC"/>
+        </w:rPr>
+        <w:t xml:space="preserve"> </w:t>
+      </w:r>
+      <w:proofErr w:type="spellStart"/>
+      <w:r>
+        <w:rPr>
+          <w:lang w:val="es-EC"/>
+        </w:rPr>
+        <w:t>on</w:t>
+      </w:r>
+      <w:proofErr w:type="spellEnd"/>
+      <w:r>
+        <w:rPr>
+          <w:lang w:val="es-EC"/>
+        </w:rPr>
+        <w:t xml:space="preserve"> </w:t>
+      </w:r>
+      <w:proofErr w:type="spellStart"/>
+      <w:r>
+        <w:rPr>
+          <w:lang w:val="es-EC"/>
+        </w:rPr>
+        <w:t>write</w:t>
+      </w:r>
+      <w:proofErr w:type="spellEnd"/>
       <w:r>
         <w:rPr>
           <w:lang w:val="es-EC"/>
@@ -1892,7 +3183,21 @@
         <w:rPr>
           <w:lang w:val="es-EC"/>
         </w:rPr>
-        <w:t xml:space="preserve"> Hay dos técnicas, en que momenots se crea la estructura de los datos o tablas. Datos no estructurados son igual tablas pero la columna llega a ser binaria o codificación. </w:t>
+        <w:t xml:space="preserve"> Hay dos técnicas, en que </w:t>
+      </w:r>
+      <w:proofErr w:type="spellStart"/>
+      <w:r>
+        <w:rPr>
+          <w:lang w:val="es-EC"/>
+        </w:rPr>
+        <w:t>momenots</w:t>
+      </w:r>
+      <w:proofErr w:type="spellEnd"/>
+      <w:r>
+        <w:rPr>
+          <w:lang w:val="es-EC"/>
+        </w:rPr>
+        <w:t xml:space="preserve"> se crea la estructura de los datos o tablas. Datos no estructurados son igual tablas pero la columna llega a ser binaria o codificación. </w:t>
       </w:r>
     </w:p>
     <w:p>
@@ -1910,20 +3215,104 @@
         <w:rPr>
           <w:lang w:val="es-EC"/>
         </w:rPr>
-        <w:t>¿Por qué es necesario que haya esta falta de transaccionalidad en un data lake, que no tenga ACID?</w:t>
-      </w:r>
-    </w:p>
-    <w:p>
-      <w:pPr>
-        <w:rPr>
-          <w:lang w:val="es-EC"/>
-        </w:rPr>
-      </w:pPr>
-      <w:r>
-        <w:rPr>
-          <w:lang w:val="es-EC"/>
-        </w:rPr>
-        <w:t>Lo mas importante es que el Data Lake son distribuidos. Por lo que las propiedades acid son difíciles de mantener. Las transacciones lo que busca es consistencia atomicidad y que sea el mas actualizado. El data lake es lo mas importante tener todos los datos en un solo lugar.</w:t>
+        <w:t xml:space="preserve">¿Por qué es necesario que haya esta falta de transaccionalidad en un data </w:t>
+      </w:r>
+      <w:proofErr w:type="spellStart"/>
+      <w:r>
+        <w:rPr>
+          <w:lang w:val="es-EC"/>
+        </w:rPr>
+        <w:t>lake</w:t>
+      </w:r>
+      <w:proofErr w:type="spellEnd"/>
+      <w:r>
+        <w:rPr>
+          <w:lang w:val="es-EC"/>
+        </w:rPr>
+        <w:t>, que no tenga ACID?</w:t>
+      </w:r>
+    </w:p>
+    <w:p>
+      <w:pPr>
+        <w:rPr>
+          <w:lang w:val="es-EC"/>
+        </w:rPr>
+      </w:pPr>
+      <w:r>
+        <w:rPr>
+          <w:lang w:val="es-EC"/>
+        </w:rPr>
+        <w:t xml:space="preserve">Lo </w:t>
+      </w:r>
+      <w:proofErr w:type="spellStart"/>
+      <w:r>
+        <w:rPr>
+          <w:lang w:val="es-EC"/>
+        </w:rPr>
+        <w:t>mas</w:t>
+      </w:r>
+      <w:proofErr w:type="spellEnd"/>
+      <w:r>
+        <w:rPr>
+          <w:lang w:val="es-EC"/>
+        </w:rPr>
+        <w:t xml:space="preserve"> importante es que el Data Lake son distribuidos. Por lo que las propiedades </w:t>
+      </w:r>
+      <w:proofErr w:type="spellStart"/>
+      <w:r>
+        <w:rPr>
+          <w:lang w:val="es-EC"/>
+        </w:rPr>
+        <w:t>acid</w:t>
+      </w:r>
+      <w:proofErr w:type="spellEnd"/>
+      <w:r>
+        <w:rPr>
+          <w:lang w:val="es-EC"/>
+        </w:rPr>
+        <w:t xml:space="preserve"> son difíciles de mantener. Las transacciones lo que busca es consistencia atomicidad y que sea el </w:t>
+      </w:r>
+      <w:proofErr w:type="spellStart"/>
+      <w:r>
+        <w:rPr>
+          <w:lang w:val="es-EC"/>
+        </w:rPr>
+        <w:t>mas</w:t>
+      </w:r>
+      <w:proofErr w:type="spellEnd"/>
+      <w:r>
+        <w:rPr>
+          <w:lang w:val="es-EC"/>
+        </w:rPr>
+        <w:t xml:space="preserve"> actualizado. El data </w:t>
+      </w:r>
+      <w:proofErr w:type="spellStart"/>
+      <w:r>
+        <w:rPr>
+          <w:lang w:val="es-EC"/>
+        </w:rPr>
+        <w:t>lake</w:t>
+      </w:r>
+      <w:proofErr w:type="spellEnd"/>
+      <w:r>
+        <w:rPr>
+          <w:lang w:val="es-EC"/>
+        </w:rPr>
+        <w:t xml:space="preserve"> es lo </w:t>
+      </w:r>
+      <w:proofErr w:type="spellStart"/>
+      <w:r>
+        <w:rPr>
+          <w:lang w:val="es-EC"/>
+        </w:rPr>
+        <w:t>mas</w:t>
+      </w:r>
+      <w:proofErr w:type="spellEnd"/>
+      <w:r>
+        <w:rPr>
+          <w:lang w:val="es-EC"/>
+        </w:rPr>
+        <w:t xml:space="preserve"> importante tener todos los datos en un solo lugar.</w:t>
       </w:r>
     </w:p>
     <w:p>
@@ -1941,7 +3330,21 @@
         <w:rPr>
           <w:lang w:val="es-EC"/>
         </w:rPr>
-        <w:t>¿Qué sucede o cuales son los beneficios de Lakehouse?</w:t>
+        <w:t xml:space="preserve">¿Qué sucede o cuales son los beneficios de </w:t>
+      </w:r>
+      <w:proofErr w:type="spellStart"/>
+      <w:r>
+        <w:rPr>
+          <w:lang w:val="es-EC"/>
+        </w:rPr>
+        <w:t>Lakehouse</w:t>
+      </w:r>
+      <w:proofErr w:type="spellEnd"/>
+      <w:r>
+        <w:rPr>
+          <w:lang w:val="es-EC"/>
+        </w:rPr>
+        <w:t>?</w:t>
       </w:r>
     </w:p>
     <w:p>
@@ -1959,53 +3362,131 @@
         <w:rPr>
           <w:lang w:val="es-EC"/>
         </w:rPr>
-        <w:t>¿Qué recomendaría a una empresa? ¿Qué preguntas haria? Lo que manda es el presupuesto. Son tecnologías de la nube.</w:t>
-      </w:r>
-    </w:p>
-    <w:p>
-      <w:pPr>
-        <w:rPr>
-          <w:lang w:val="es-EC"/>
-        </w:rPr>
-      </w:pPr>
-    </w:p>
-    <w:p>
-      <w:pPr>
-        <w:rPr>
-          <w:lang w:val="es-EC"/>
-        </w:rPr>
-      </w:pPr>
-      <w:r>
-        <w:rPr>
-          <w:lang w:val="es-EC"/>
-        </w:rPr>
-        <w:t>OLAP es un Warehouse que esta diseñada para gobernanza de datos.</w:t>
-      </w:r>
-    </w:p>
-    <w:p>
-      <w:pPr>
-        <w:rPr>
-          <w:lang w:val="es-EC"/>
-        </w:rPr>
-      </w:pPr>
-      <w:r>
-        <w:rPr>
-          <w:lang w:val="es-EC"/>
-        </w:rPr>
-        <w:t xml:space="preserve">Por que se separa OLTP y OLAP. </w:t>
-      </w:r>
-    </w:p>
-    <w:p>
-      <w:pPr>
-        <w:rPr>
-          <w:lang w:val="es-EC"/>
-        </w:rPr>
-      </w:pPr>
-      <w:r>
-        <w:rPr>
-          <w:lang w:val="es-EC"/>
-        </w:rPr>
-        <w:t>Bases de datos transaccionales están hechas para escritura y la otra esta hecha para que se lea cosas. En la nube se separa el computo del almacenamiento.</w:t>
+        <w:t xml:space="preserve">¿Qué recomendaría a una empresa? ¿Qué preguntas </w:t>
+      </w:r>
+      <w:proofErr w:type="spellStart"/>
+      <w:r>
+        <w:rPr>
+          <w:lang w:val="es-EC"/>
+        </w:rPr>
+        <w:t>haria</w:t>
+      </w:r>
+      <w:proofErr w:type="spellEnd"/>
+      <w:r>
+        <w:rPr>
+          <w:lang w:val="es-EC"/>
+        </w:rPr>
+        <w:t>? Lo que manda es el presupuesto. Son tecnologías de la nube.</w:t>
+      </w:r>
+    </w:p>
+    <w:p>
+      <w:pPr>
+        <w:rPr>
+          <w:lang w:val="es-EC"/>
+        </w:rPr>
+      </w:pPr>
+    </w:p>
+    <w:p>
+      <w:pPr>
+        <w:rPr>
+          <w:lang w:val="es-EC"/>
+        </w:rPr>
+      </w:pPr>
+      <w:r>
+        <w:rPr>
+          <w:lang w:val="es-EC"/>
+        </w:rPr>
+        <w:t xml:space="preserve">OLAP es un </w:t>
+      </w:r>
+      <w:proofErr w:type="spellStart"/>
+      <w:r>
+        <w:rPr>
+          <w:lang w:val="es-EC"/>
+        </w:rPr>
+        <w:t>Warehouse</w:t>
+      </w:r>
+      <w:proofErr w:type="spellEnd"/>
+      <w:r>
+        <w:rPr>
+          <w:lang w:val="es-EC"/>
+        </w:rPr>
+        <w:t xml:space="preserve"> que </w:t>
+      </w:r>
+      <w:proofErr w:type="spellStart"/>
+      <w:r>
+        <w:rPr>
+          <w:lang w:val="es-EC"/>
+        </w:rPr>
+        <w:t>esta</w:t>
+      </w:r>
+      <w:proofErr w:type="spellEnd"/>
+      <w:r>
+        <w:rPr>
+          <w:lang w:val="es-EC"/>
+        </w:rPr>
+        <w:t xml:space="preserve"> diseñada para gobernanza de datos.</w:t>
+      </w:r>
+    </w:p>
+    <w:p>
+      <w:pPr>
+        <w:rPr>
+          <w:lang w:val="es-EC"/>
+        </w:rPr>
+      </w:pPr>
+      <w:proofErr w:type="spellStart"/>
+      <w:r>
+        <w:rPr>
+          <w:lang w:val="es-EC"/>
+        </w:rPr>
+        <w:t>Por que</w:t>
+      </w:r>
+      <w:proofErr w:type="spellEnd"/>
+      <w:r>
+        <w:rPr>
+          <w:lang w:val="es-EC"/>
+        </w:rPr>
+        <w:t xml:space="preserve"> se separa OLTP y OLAP. </w:t>
+      </w:r>
+    </w:p>
+    <w:p>
+      <w:pPr>
+        <w:rPr>
+          <w:lang w:val="es-EC"/>
+        </w:rPr>
+      </w:pPr>
+      <w:r>
+        <w:rPr>
+          <w:lang w:val="es-EC"/>
+        </w:rPr>
+        <w:t xml:space="preserve">Bases de datos transaccionales están hechas para escritura y la otra </w:t>
+      </w:r>
+      <w:proofErr w:type="spellStart"/>
+      <w:r>
+        <w:rPr>
+          <w:lang w:val="es-EC"/>
+        </w:rPr>
+        <w:t>esta</w:t>
+      </w:r>
+      <w:proofErr w:type="spellEnd"/>
+      <w:r>
+        <w:rPr>
+          <w:lang w:val="es-EC"/>
+        </w:rPr>
+        <w:t xml:space="preserve"> hecha para que se lea cosas. En la nube se separa el </w:t>
+      </w:r>
+      <w:proofErr w:type="spellStart"/>
+      <w:r>
+        <w:rPr>
+          <w:lang w:val="es-EC"/>
+        </w:rPr>
+        <w:t>computo</w:t>
+      </w:r>
+      <w:proofErr w:type="spellEnd"/>
+      <w:r>
+        <w:rPr>
+          <w:lang w:val="es-EC"/>
+        </w:rPr>
+        <w:t xml:space="preserve"> del almacenamiento.</w:t>
       </w:r>
     </w:p>
     <w:p>
@@ -2027,11 +3508,47 @@
           <w:lang w:val="es-EC"/>
         </w:rPr>
       </w:pPr>
-      <w:r>
-        <w:rPr>
-          <w:lang w:val="es-EC"/>
-        </w:rPr>
-        <w:t>Estan en formato columnar como paquet. Ya no almacenado a nivel de filas como postgress.</w:t>
+      <w:proofErr w:type="spellStart"/>
+      <w:r>
+        <w:rPr>
+          <w:lang w:val="es-EC"/>
+        </w:rPr>
+        <w:t>Estan</w:t>
+      </w:r>
+      <w:proofErr w:type="spellEnd"/>
+      <w:r>
+        <w:rPr>
+          <w:lang w:val="es-EC"/>
+        </w:rPr>
+        <w:t xml:space="preserve"> en formato columnar como </w:t>
+      </w:r>
+      <w:proofErr w:type="spellStart"/>
+      <w:r>
+        <w:rPr>
+          <w:lang w:val="es-EC"/>
+        </w:rPr>
+        <w:t>paquet</w:t>
+      </w:r>
+      <w:proofErr w:type="spellEnd"/>
+      <w:r>
+        <w:rPr>
+          <w:lang w:val="es-EC"/>
+        </w:rPr>
+        <w:t xml:space="preserve">. Ya no almacenado a nivel de filas como </w:t>
+      </w:r>
+      <w:proofErr w:type="spellStart"/>
+      <w:r>
+        <w:rPr>
+          <w:lang w:val="es-EC"/>
+        </w:rPr>
+        <w:t>postgress</w:t>
+      </w:r>
+      <w:proofErr w:type="spellEnd"/>
+      <w:r>
+        <w:rPr>
+          <w:lang w:val="es-EC"/>
+        </w:rPr>
+        <w:t>.</w:t>
       </w:r>
     </w:p>
     <w:p>
@@ -2070,33 +3587,103 @@
         <w:rPr>
           <w:lang w:val="es-EC"/>
         </w:rPr>
-        <w:t>Combina un lakehous elo barato de un data lake con el performance.</w:t>
-      </w:r>
-    </w:p>
-    <w:p>
-      <w:pPr>
-        <w:rPr>
-          <w:lang w:val="es-EC"/>
-        </w:rPr>
-      </w:pPr>
-      <w:r>
-        <w:rPr>
-          <w:lang w:val="es-EC"/>
-        </w:rPr>
-        <w:t xml:space="preserve">ETL nació para los warehouse. Necesita esquema. </w:t>
-      </w:r>
-    </w:p>
-    <w:p>
-      <w:pPr>
-        <w:rPr>
-          <w:lang w:val="es-EC"/>
-        </w:rPr>
-      </w:pPr>
-      <w:r>
-        <w:rPr>
-          <w:lang w:val="es-EC"/>
-        </w:rPr>
-        <w:t>ELT: Extraer, cargar y transformar. Se transforma la final a nivel del lakehouse.</w:t>
+        <w:t xml:space="preserve">Combina un </w:t>
+      </w:r>
+      <w:proofErr w:type="spellStart"/>
+      <w:r>
+        <w:rPr>
+          <w:lang w:val="es-EC"/>
+        </w:rPr>
+        <w:t>lakehous</w:t>
+      </w:r>
+      <w:proofErr w:type="spellEnd"/>
+      <w:r>
+        <w:rPr>
+          <w:lang w:val="es-EC"/>
+        </w:rPr>
+        <w:t xml:space="preserve"> </w:t>
+      </w:r>
+      <w:proofErr w:type="spellStart"/>
+      <w:r>
+        <w:rPr>
+          <w:lang w:val="es-EC"/>
+        </w:rPr>
+        <w:t>elo</w:t>
+      </w:r>
+      <w:proofErr w:type="spellEnd"/>
+      <w:r>
+        <w:rPr>
+          <w:lang w:val="es-EC"/>
+        </w:rPr>
+        <w:t xml:space="preserve"> barato de un data </w:t>
+      </w:r>
+      <w:proofErr w:type="spellStart"/>
+      <w:r>
+        <w:rPr>
+          <w:lang w:val="es-EC"/>
+        </w:rPr>
+        <w:t>lake</w:t>
+      </w:r>
+      <w:proofErr w:type="spellEnd"/>
+      <w:r>
+        <w:rPr>
+          <w:lang w:val="es-EC"/>
+        </w:rPr>
+        <w:t xml:space="preserve"> con el performance.</w:t>
+      </w:r>
+    </w:p>
+    <w:p>
+      <w:pPr>
+        <w:rPr>
+          <w:lang w:val="es-EC"/>
+        </w:rPr>
+      </w:pPr>
+      <w:r>
+        <w:rPr>
+          <w:lang w:val="es-EC"/>
+        </w:rPr>
+        <w:t xml:space="preserve">ETL nació para los </w:t>
+      </w:r>
+      <w:proofErr w:type="spellStart"/>
+      <w:r>
+        <w:rPr>
+          <w:lang w:val="es-EC"/>
+        </w:rPr>
+        <w:t>warehouse</w:t>
+      </w:r>
+      <w:proofErr w:type="spellEnd"/>
+      <w:r>
+        <w:rPr>
+          <w:lang w:val="es-EC"/>
+        </w:rPr>
+        <w:t xml:space="preserve">. Necesita esquema. </w:t>
+      </w:r>
+    </w:p>
+    <w:p>
+      <w:pPr>
+        <w:rPr>
+          <w:lang w:val="es-EC"/>
+        </w:rPr>
+      </w:pPr>
+      <w:r>
+        <w:rPr>
+          <w:lang w:val="es-EC"/>
+        </w:rPr>
+        <w:t xml:space="preserve">ELT: Extraer, cargar y transformar. Se transforma la final a nivel del </w:t>
+      </w:r>
+      <w:proofErr w:type="spellStart"/>
+      <w:r>
+        <w:rPr>
+          <w:lang w:val="es-EC"/>
+        </w:rPr>
+        <w:t>lakehouse</w:t>
+      </w:r>
+      <w:proofErr w:type="spellEnd"/>
+      <w:r>
+        <w:rPr>
+          <w:lang w:val="es-EC"/>
+        </w:rPr>
+        <w:t>.</w:t>
       </w:r>
     </w:p>
     <w:p>
@@ -2124,98 +3711,372 @@
         <w:rPr>
           <w:lang w:val="es-EC"/>
         </w:rPr>
-        <w:t>Hablando de big data son datos de alto volumen. Hay técnicas de particionamiento. Y llega de decir que en una computadora voy a ponerta productos y así ordenando físicamente.</w:t>
-      </w:r>
-    </w:p>
-    <w:p>
-      <w:pPr>
-        <w:rPr>
-          <w:lang w:val="es-EC"/>
-        </w:rPr>
-      </w:pPr>
-      <w:r>
-        <w:rPr>
-          <w:lang w:val="es-EC"/>
-        </w:rPr>
-        <w:t>Reduce drásticamente la lectur ad edatos con es filtr. Para aprovechar esta participación se debe filtrar.</w:t>
-      </w:r>
-    </w:p>
-    <w:p>
-      <w:pPr>
-        <w:rPr>
-          <w:lang w:val="es-EC"/>
-        </w:rPr>
-      </w:pPr>
-      <w:r>
-        <w:rPr>
-          <w:lang w:val="es-EC"/>
-        </w:rPr>
-        <w:t>Vamos a usar snowfalke como un warehous emuy usado.</w:t>
-      </w:r>
-    </w:p>
-    <w:p>
-      <w:pPr>
-        <w:rPr>
-          <w:lang w:val="es-EC"/>
-        </w:rPr>
-      </w:pPr>
-      <w:r>
-        <w:rPr>
-          <w:lang w:val="es-EC"/>
-        </w:rPr>
-        <w:t>¿Qué es un hash? Un identificador único de un archivo. Que hace una función de hash de una función criptográfica. Hash es una one way funciton. Criptografica recupera mensja eoriginal.</w:t>
-      </w:r>
-    </w:p>
-    <w:p>
-      <w:pPr>
-        <w:rPr>
-          <w:lang w:val="es-EC"/>
-        </w:rPr>
-      </w:pPr>
-      <w:r>
-        <w:rPr>
-          <w:lang w:val="es-EC"/>
-        </w:rPr>
-        <w:t>Ya no hay llave sprimarias para AI son surrow gate key.</w:t>
-      </w:r>
-    </w:p>
-    <w:p>
-      <w:pPr>
-        <w:rPr>
-          <w:lang w:val="es-EC"/>
-        </w:rPr>
-      </w:pPr>
-    </w:p>
-    <w:p>
-      <w:pPr>
-        <w:rPr>
-          <w:lang w:val="es-EC"/>
-        </w:rPr>
-      </w:pPr>
-      <w:r>
-        <w:rPr>
-          <w:lang w:val="es-EC"/>
-        </w:rPr>
-        <w:t>Una tecnica que vamos a</w:t>
-      </w:r>
-      <w:r>
-        <w:rPr>
-          <w:lang w:val="es-EC"/>
-        </w:rPr>
-        <w:t xml:space="preserve"> usar es el partinicionamiento.</w:t>
-      </w:r>
-    </w:p>
-    <w:p>
-      <w:pPr>
-        <w:rPr>
-          <w:lang w:val="es-EC"/>
-        </w:rPr>
-      </w:pPr>
-      <w:r>
-        <w:rPr>
-          <w:lang w:val="es-EC"/>
-        </w:rPr>
-        <w:t>Tambien existe:</w:t>
+        <w:t xml:space="preserve">Hablando de </w:t>
+      </w:r>
+      <w:proofErr w:type="spellStart"/>
+      <w:r>
+        <w:rPr>
+          <w:lang w:val="es-EC"/>
+        </w:rPr>
+        <w:t>big</w:t>
+      </w:r>
+      <w:proofErr w:type="spellEnd"/>
+      <w:r>
+        <w:rPr>
+          <w:lang w:val="es-EC"/>
+        </w:rPr>
+        <w:t xml:space="preserve"> data son datos de alto volumen. Hay técnicas de particionamiento. Y llega de decir que en una computadora voy a </w:t>
+      </w:r>
+      <w:proofErr w:type="spellStart"/>
+      <w:r>
+        <w:rPr>
+          <w:lang w:val="es-EC"/>
+        </w:rPr>
+        <w:t>ponerta</w:t>
+      </w:r>
+      <w:proofErr w:type="spellEnd"/>
+      <w:r>
+        <w:rPr>
+          <w:lang w:val="es-EC"/>
+        </w:rPr>
+        <w:t xml:space="preserve"> productos y así ordenando físicamente.</w:t>
+      </w:r>
+    </w:p>
+    <w:p>
+      <w:pPr>
+        <w:rPr>
+          <w:lang w:val="es-EC"/>
+        </w:rPr>
+      </w:pPr>
+      <w:r>
+        <w:rPr>
+          <w:lang w:val="es-EC"/>
+        </w:rPr>
+        <w:t xml:space="preserve">Reduce drásticamente la </w:t>
+      </w:r>
+      <w:proofErr w:type="spellStart"/>
+      <w:r>
+        <w:rPr>
+          <w:lang w:val="es-EC"/>
+        </w:rPr>
+        <w:t>lectur</w:t>
+      </w:r>
+      <w:proofErr w:type="spellEnd"/>
+      <w:r>
+        <w:rPr>
+          <w:lang w:val="es-EC"/>
+        </w:rPr>
+        <w:t xml:space="preserve"> ad </w:t>
+      </w:r>
+      <w:proofErr w:type="spellStart"/>
+      <w:r>
+        <w:rPr>
+          <w:lang w:val="es-EC"/>
+        </w:rPr>
+        <w:t>edatos</w:t>
+      </w:r>
+      <w:proofErr w:type="spellEnd"/>
+      <w:r>
+        <w:rPr>
+          <w:lang w:val="es-EC"/>
+        </w:rPr>
+        <w:t xml:space="preserve"> con es </w:t>
+      </w:r>
+      <w:proofErr w:type="spellStart"/>
+      <w:r>
+        <w:rPr>
+          <w:lang w:val="es-EC"/>
+        </w:rPr>
+        <w:t>filtr</w:t>
+      </w:r>
+      <w:proofErr w:type="spellEnd"/>
+      <w:r>
+        <w:rPr>
+          <w:lang w:val="es-EC"/>
+        </w:rPr>
+        <w:t>. Para aprovechar esta participación se debe filtrar.</w:t>
+      </w:r>
+    </w:p>
+    <w:p>
+      <w:pPr>
+        <w:rPr>
+          <w:lang w:val="es-EC"/>
+        </w:rPr>
+      </w:pPr>
+      <w:r>
+        <w:rPr>
+          <w:lang w:val="es-EC"/>
+        </w:rPr>
+        <w:t xml:space="preserve">Vamos a usar </w:t>
+      </w:r>
+      <w:proofErr w:type="spellStart"/>
+      <w:r>
+        <w:rPr>
+          <w:lang w:val="es-EC"/>
+        </w:rPr>
+        <w:t>snowfalke</w:t>
+      </w:r>
+      <w:proofErr w:type="spellEnd"/>
+      <w:r>
+        <w:rPr>
+          <w:lang w:val="es-EC"/>
+        </w:rPr>
+        <w:t xml:space="preserve"> como un </w:t>
+      </w:r>
+      <w:proofErr w:type="spellStart"/>
+      <w:r>
+        <w:rPr>
+          <w:lang w:val="es-EC"/>
+        </w:rPr>
+        <w:t>warehous</w:t>
+      </w:r>
+      <w:proofErr w:type="spellEnd"/>
+      <w:r>
+        <w:rPr>
+          <w:lang w:val="es-EC"/>
+        </w:rPr>
+        <w:t xml:space="preserve"> </w:t>
+      </w:r>
+      <w:proofErr w:type="spellStart"/>
+      <w:r>
+        <w:rPr>
+          <w:lang w:val="es-EC"/>
+        </w:rPr>
+        <w:t>emuy</w:t>
+      </w:r>
+      <w:proofErr w:type="spellEnd"/>
+      <w:r>
+        <w:rPr>
+          <w:lang w:val="es-EC"/>
+        </w:rPr>
+        <w:t xml:space="preserve"> usado.</w:t>
+      </w:r>
+    </w:p>
+    <w:p>
+      <w:pPr>
+        <w:rPr>
+          <w:lang w:val="es-EC"/>
+        </w:rPr>
+      </w:pPr>
+      <w:r>
+        <w:rPr>
+          <w:lang w:val="es-EC"/>
+        </w:rPr>
+        <w:t xml:space="preserve">¿Qué es un hash? Un identificador único de un archivo. Que hace una función de hash de una función criptográfica. Hash es una </w:t>
+      </w:r>
+      <w:proofErr w:type="spellStart"/>
+      <w:r>
+        <w:rPr>
+          <w:lang w:val="es-EC"/>
+        </w:rPr>
+        <w:t>one</w:t>
+      </w:r>
+      <w:proofErr w:type="spellEnd"/>
+      <w:r>
+        <w:rPr>
+          <w:lang w:val="es-EC"/>
+        </w:rPr>
+        <w:t xml:space="preserve"> </w:t>
+      </w:r>
+      <w:proofErr w:type="spellStart"/>
+      <w:r>
+        <w:rPr>
+          <w:lang w:val="es-EC"/>
+        </w:rPr>
+        <w:t>way</w:t>
+      </w:r>
+      <w:proofErr w:type="spellEnd"/>
+      <w:r>
+        <w:rPr>
+          <w:lang w:val="es-EC"/>
+        </w:rPr>
+        <w:t xml:space="preserve"> </w:t>
+      </w:r>
+      <w:proofErr w:type="spellStart"/>
+      <w:r>
+        <w:rPr>
+          <w:lang w:val="es-EC"/>
+        </w:rPr>
+        <w:t>funciton</w:t>
+      </w:r>
+      <w:proofErr w:type="spellEnd"/>
+      <w:r>
+        <w:rPr>
+          <w:lang w:val="es-EC"/>
+        </w:rPr>
+        <w:t xml:space="preserve">. </w:t>
+      </w:r>
+      <w:proofErr w:type="spellStart"/>
+      <w:r>
+        <w:rPr>
+          <w:lang w:val="es-EC"/>
+        </w:rPr>
+        <w:t>Criptografica</w:t>
+      </w:r>
+      <w:proofErr w:type="spellEnd"/>
+      <w:r>
+        <w:rPr>
+          <w:lang w:val="es-EC"/>
+        </w:rPr>
+        <w:t xml:space="preserve"> recupera </w:t>
+      </w:r>
+      <w:proofErr w:type="spellStart"/>
+      <w:r>
+        <w:rPr>
+          <w:lang w:val="es-EC"/>
+        </w:rPr>
+        <w:t>mensja</w:t>
+      </w:r>
+      <w:proofErr w:type="spellEnd"/>
+      <w:r>
+        <w:rPr>
+          <w:lang w:val="es-EC"/>
+        </w:rPr>
+        <w:t xml:space="preserve"> </w:t>
+      </w:r>
+      <w:proofErr w:type="spellStart"/>
+      <w:r>
+        <w:rPr>
+          <w:lang w:val="es-EC"/>
+        </w:rPr>
+        <w:t>eoriginal</w:t>
+      </w:r>
+      <w:proofErr w:type="spellEnd"/>
+      <w:r>
+        <w:rPr>
+          <w:lang w:val="es-EC"/>
+        </w:rPr>
+        <w:t>.</w:t>
+      </w:r>
+    </w:p>
+    <w:p>
+      <w:pPr>
+        <w:rPr>
+          <w:lang w:val="es-EC"/>
+        </w:rPr>
+      </w:pPr>
+      <w:r>
+        <w:rPr>
+          <w:lang w:val="es-EC"/>
+        </w:rPr>
+        <w:t xml:space="preserve">Ya no hay llave </w:t>
+      </w:r>
+      <w:proofErr w:type="spellStart"/>
+      <w:r>
+        <w:rPr>
+          <w:lang w:val="es-EC"/>
+        </w:rPr>
+        <w:t>sprimarias</w:t>
+      </w:r>
+      <w:proofErr w:type="spellEnd"/>
+      <w:r>
+        <w:rPr>
+          <w:lang w:val="es-EC"/>
+        </w:rPr>
+        <w:t xml:space="preserve"> para AI son </w:t>
+      </w:r>
+      <w:proofErr w:type="spellStart"/>
+      <w:r>
+        <w:rPr>
+          <w:lang w:val="es-EC"/>
+        </w:rPr>
+        <w:t>surrow</w:t>
+      </w:r>
+      <w:proofErr w:type="spellEnd"/>
+      <w:r>
+        <w:rPr>
+          <w:lang w:val="es-EC"/>
+        </w:rPr>
+        <w:t xml:space="preserve"> gate </w:t>
+      </w:r>
+      <w:proofErr w:type="spellStart"/>
+      <w:r>
+        <w:rPr>
+          <w:lang w:val="es-EC"/>
+        </w:rPr>
+        <w:t>key</w:t>
+      </w:r>
+      <w:proofErr w:type="spellEnd"/>
+      <w:r>
+        <w:rPr>
+          <w:lang w:val="es-EC"/>
+        </w:rPr>
+        <w:t>.</w:t>
+      </w:r>
+    </w:p>
+    <w:p>
+      <w:pPr>
+        <w:rPr>
+          <w:lang w:val="es-EC"/>
+        </w:rPr>
+      </w:pPr>
+    </w:p>
+    <w:p>
+      <w:pPr>
+        <w:rPr>
+          <w:lang w:val="es-EC"/>
+        </w:rPr>
+      </w:pPr>
+      <w:r>
+        <w:rPr>
+          <w:lang w:val="es-EC"/>
+        </w:rPr>
+        <w:t xml:space="preserve">Una </w:t>
+      </w:r>
+      <w:proofErr w:type="spellStart"/>
+      <w:r>
+        <w:rPr>
+          <w:lang w:val="es-EC"/>
+        </w:rPr>
+        <w:t>tecnica</w:t>
+      </w:r>
+      <w:proofErr w:type="spellEnd"/>
+      <w:r>
+        <w:rPr>
+          <w:lang w:val="es-EC"/>
+        </w:rPr>
+        <w:t xml:space="preserve"> que vamos a</w:t>
+      </w:r>
+      <w:r>
+        <w:rPr>
+          <w:lang w:val="es-EC"/>
+        </w:rPr>
+        <w:t xml:space="preserve"> usar es el </w:t>
+      </w:r>
+      <w:proofErr w:type="spellStart"/>
+      <w:r>
+        <w:rPr>
+          <w:lang w:val="es-EC"/>
+        </w:rPr>
+        <w:t>partinicionamiento</w:t>
+      </w:r>
+      <w:proofErr w:type="spellEnd"/>
+      <w:r>
+        <w:rPr>
+          <w:lang w:val="es-EC"/>
+        </w:rPr>
+        <w:t>.</w:t>
+      </w:r>
+    </w:p>
+    <w:p>
+      <w:pPr>
+        <w:rPr>
+          <w:lang w:val="es-EC"/>
+        </w:rPr>
+      </w:pPr>
+      <w:proofErr w:type="spellStart"/>
+      <w:r>
+        <w:rPr>
+          <w:lang w:val="es-EC"/>
+        </w:rPr>
+        <w:t>Tambien</w:t>
+      </w:r>
+      <w:proofErr w:type="spellEnd"/>
+      <w:r>
+        <w:rPr>
+          <w:lang w:val="es-EC"/>
+        </w:rPr>
+        <w:t xml:space="preserve"> existe:</w:t>
       </w:r>
     </w:p>
     <w:p>
@@ -2229,24 +4090,88 @@
           <w:lang w:val="es-EC"/>
         </w:rPr>
       </w:pPr>
-      <w:r>
-        <w:rPr>
-          <w:lang w:val="es-EC"/>
-        </w:rPr>
-        <w:t xml:space="preserve">Clustering: Pero en arquitectura de datos llega a ser ordenar físicamente los datos. Mejora le proning de datos. </w:t>
-      </w:r>
-    </w:p>
-    <w:p>
-      <w:pPr>
-        <w:rPr>
-          <w:lang w:val="es-EC"/>
-        </w:rPr>
-      </w:pPr>
-      <w:r>
-        <w:rPr>
-          <w:lang w:val="es-EC"/>
-        </w:rPr>
-        <w:t>En snowflake se deb confirguar.</w:t>
+      <w:proofErr w:type="spellStart"/>
+      <w:r>
+        <w:rPr>
+          <w:lang w:val="es-EC"/>
+        </w:rPr>
+        <w:t>Clustering</w:t>
+      </w:r>
+      <w:proofErr w:type="spellEnd"/>
+      <w:r>
+        <w:rPr>
+          <w:lang w:val="es-EC"/>
+        </w:rPr>
+        <w:t xml:space="preserve">: Pero en arquitectura de datos llega a ser ordenar físicamente los datos. Mejora le </w:t>
+      </w:r>
+      <w:proofErr w:type="spellStart"/>
+      <w:r>
+        <w:rPr>
+          <w:lang w:val="es-EC"/>
+        </w:rPr>
+        <w:t>proning</w:t>
+      </w:r>
+      <w:proofErr w:type="spellEnd"/>
+      <w:r>
+        <w:rPr>
+          <w:lang w:val="es-EC"/>
+        </w:rPr>
+        <w:t xml:space="preserve"> de datos. </w:t>
+      </w:r>
+    </w:p>
+    <w:p>
+      <w:pPr>
+        <w:rPr>
+          <w:lang w:val="es-EC"/>
+        </w:rPr>
+      </w:pPr>
+      <w:r>
+        <w:rPr>
+          <w:lang w:val="es-EC"/>
+        </w:rPr>
+        <w:t xml:space="preserve">En </w:t>
+      </w:r>
+      <w:proofErr w:type="spellStart"/>
+      <w:r>
+        <w:rPr>
+          <w:lang w:val="es-EC"/>
+        </w:rPr>
+        <w:t>snowflake</w:t>
+      </w:r>
+      <w:proofErr w:type="spellEnd"/>
+      <w:r>
+        <w:rPr>
+          <w:lang w:val="es-EC"/>
+        </w:rPr>
+        <w:t xml:space="preserve"> se </w:t>
+      </w:r>
+      <w:proofErr w:type="spellStart"/>
+      <w:r>
+        <w:rPr>
+          <w:lang w:val="es-EC"/>
+        </w:rPr>
+        <w:t>deb</w:t>
+      </w:r>
+      <w:proofErr w:type="spellEnd"/>
+      <w:r>
+        <w:rPr>
+          <w:lang w:val="es-EC"/>
+        </w:rPr>
+        <w:t xml:space="preserve"> </w:t>
+      </w:r>
+      <w:proofErr w:type="spellStart"/>
+      <w:r>
+        <w:rPr>
+          <w:lang w:val="es-EC"/>
+        </w:rPr>
+        <w:t>confirguar</w:t>
+      </w:r>
+      <w:proofErr w:type="spellEnd"/>
+      <w:r>
+        <w:rPr>
+          <w:lang w:val="es-EC"/>
+        </w:rPr>
+        <w:t>.</w:t>
       </w:r>
     </w:p>
     <w:p>
@@ -2260,24 +4185,130 @@
           <w:lang w:val="es-EC"/>
         </w:rPr>
       </w:pPr>
-      <w:r>
-        <w:rPr>
-          <w:lang w:val="es-EC"/>
-        </w:rPr>
-        <w:t>Indices clusterizados vs no clusterizados? Indices requieren computo. Pero permite acelerar búsqueda selectivas.</w:t>
-      </w:r>
-    </w:p>
-    <w:p>
-      <w:pPr>
-        <w:rPr>
-          <w:lang w:val="es-EC"/>
-        </w:rPr>
-      </w:pPr>
-      <w:r>
-        <w:rPr>
-          <w:lang w:val="es-EC"/>
-        </w:rPr>
-        <w:t>EL primary key es un índice clusterizado. Todos los debas que se crean son no clusterizados.</w:t>
+      <w:proofErr w:type="spellStart"/>
+      <w:r>
+        <w:rPr>
+          <w:lang w:val="es-EC"/>
+        </w:rPr>
+        <w:t>Indices</w:t>
+      </w:r>
+      <w:proofErr w:type="spellEnd"/>
+      <w:r>
+        <w:rPr>
+          <w:lang w:val="es-EC"/>
+        </w:rPr>
+        <w:t xml:space="preserve"> </w:t>
+      </w:r>
+      <w:proofErr w:type="spellStart"/>
+      <w:r>
+        <w:rPr>
+          <w:lang w:val="es-EC"/>
+        </w:rPr>
+        <w:t>clusterizados</w:t>
+      </w:r>
+      <w:proofErr w:type="spellEnd"/>
+      <w:r>
+        <w:rPr>
+          <w:lang w:val="es-EC"/>
+        </w:rPr>
+        <w:t xml:space="preserve"> vs no </w:t>
+      </w:r>
+      <w:proofErr w:type="spellStart"/>
+      <w:r>
+        <w:rPr>
+          <w:lang w:val="es-EC"/>
+        </w:rPr>
+        <w:t>clusterizados</w:t>
+      </w:r>
+      <w:proofErr w:type="spellEnd"/>
+      <w:r>
+        <w:rPr>
+          <w:lang w:val="es-EC"/>
+        </w:rPr>
+        <w:t xml:space="preserve">? </w:t>
+      </w:r>
+      <w:proofErr w:type="spellStart"/>
+      <w:r>
+        <w:rPr>
+          <w:lang w:val="es-EC"/>
+        </w:rPr>
+        <w:t>Indices</w:t>
+      </w:r>
+      <w:proofErr w:type="spellEnd"/>
+      <w:r>
+        <w:rPr>
+          <w:lang w:val="es-EC"/>
+        </w:rPr>
+        <w:t xml:space="preserve"> requieren computo. Pero permite acelerar búsqueda selectivas.</w:t>
+      </w:r>
+    </w:p>
+    <w:p>
+      <w:pPr>
+        <w:rPr>
+          <w:lang w:val="es-EC"/>
+        </w:rPr>
+      </w:pPr>
+      <w:r>
+        <w:rPr>
+          <w:lang w:val="es-EC"/>
+        </w:rPr>
+        <w:t xml:space="preserve">EL </w:t>
+      </w:r>
+      <w:proofErr w:type="spellStart"/>
+      <w:r>
+        <w:rPr>
+          <w:lang w:val="es-EC"/>
+        </w:rPr>
+        <w:t>primary</w:t>
+      </w:r>
+      <w:proofErr w:type="spellEnd"/>
+      <w:r>
+        <w:rPr>
+          <w:lang w:val="es-EC"/>
+        </w:rPr>
+        <w:t xml:space="preserve"> </w:t>
+      </w:r>
+      <w:proofErr w:type="spellStart"/>
+      <w:r>
+        <w:rPr>
+          <w:lang w:val="es-EC"/>
+        </w:rPr>
+        <w:t>key</w:t>
+      </w:r>
+      <w:proofErr w:type="spellEnd"/>
+      <w:r>
+        <w:rPr>
+          <w:lang w:val="es-EC"/>
+        </w:rPr>
+        <w:t xml:space="preserve"> es un índice </w:t>
+      </w:r>
+      <w:proofErr w:type="spellStart"/>
+      <w:r>
+        <w:rPr>
+          <w:lang w:val="es-EC"/>
+        </w:rPr>
+        <w:t>clusterizado</w:t>
+      </w:r>
+      <w:proofErr w:type="spellEnd"/>
+      <w:r>
+        <w:rPr>
+          <w:lang w:val="es-EC"/>
+        </w:rPr>
+        <w:t xml:space="preserve">. Todos los debas que se crean son no </w:t>
+      </w:r>
+      <w:proofErr w:type="spellStart"/>
+      <w:r>
+        <w:rPr>
+          <w:lang w:val="es-EC"/>
+        </w:rPr>
+        <w:t>clusterizados</w:t>
+      </w:r>
+      <w:proofErr w:type="spellEnd"/>
+      <w:r>
+        <w:rPr>
+          <w:lang w:val="es-EC"/>
+        </w:rPr>
+        <w:t>.</w:t>
       </w:r>
     </w:p>
     <w:p>
@@ -2295,20 +4326,90 @@
         <w:rPr>
           <w:lang w:val="es-EC"/>
         </w:rPr>
-        <w:t>Crear cuenta de snowfalke. Fucniona en cualquier nube.</w:t>
-      </w:r>
-    </w:p>
-    <w:p>
-      <w:pPr>
-        <w:rPr>
-          <w:lang w:val="es-EC"/>
-        </w:rPr>
-      </w:pPr>
-      <w:r>
-        <w:rPr>
-          <w:lang w:val="es-EC"/>
-        </w:rPr>
-        <w:t>Ejercicio de basic piline con snowflake.</w:t>
+        <w:t xml:space="preserve">Crear cuenta de </w:t>
+      </w:r>
+      <w:proofErr w:type="spellStart"/>
+      <w:r>
+        <w:rPr>
+          <w:lang w:val="es-EC"/>
+        </w:rPr>
+        <w:t>snowfalke</w:t>
+      </w:r>
+      <w:proofErr w:type="spellEnd"/>
+      <w:r>
+        <w:rPr>
+          <w:lang w:val="es-EC"/>
+        </w:rPr>
+        <w:t xml:space="preserve">. </w:t>
+      </w:r>
+      <w:proofErr w:type="spellStart"/>
+      <w:r>
+        <w:rPr>
+          <w:lang w:val="es-EC"/>
+        </w:rPr>
+        <w:t>Fucniona</w:t>
+      </w:r>
+      <w:proofErr w:type="spellEnd"/>
+      <w:r>
+        <w:rPr>
+          <w:lang w:val="es-EC"/>
+        </w:rPr>
+        <w:t xml:space="preserve"> en cualquier nube.</w:t>
+      </w:r>
+    </w:p>
+    <w:p>
+      <w:pPr>
+        <w:rPr>
+          <w:lang w:val="es-EC"/>
+        </w:rPr>
+      </w:pPr>
+      <w:r>
+        <w:rPr>
+          <w:lang w:val="es-EC"/>
+        </w:rPr>
+        <w:t xml:space="preserve">Ejercicio de </w:t>
+      </w:r>
+      <w:proofErr w:type="spellStart"/>
+      <w:r>
+        <w:rPr>
+          <w:lang w:val="es-EC"/>
+        </w:rPr>
+        <w:t>basic</w:t>
+      </w:r>
+      <w:proofErr w:type="spellEnd"/>
+      <w:r>
+        <w:rPr>
+          <w:lang w:val="es-EC"/>
+        </w:rPr>
+        <w:t xml:space="preserve"> </w:t>
+      </w:r>
+      <w:proofErr w:type="spellStart"/>
+      <w:r>
+        <w:rPr>
+          <w:lang w:val="es-EC"/>
+        </w:rPr>
+        <w:t>piline</w:t>
+      </w:r>
+      <w:proofErr w:type="spellEnd"/>
+      <w:r>
+        <w:rPr>
+          <w:lang w:val="es-EC"/>
+        </w:rPr>
+        <w:t xml:space="preserve"> con </w:t>
+      </w:r>
+      <w:proofErr w:type="spellStart"/>
+      <w:r>
+        <w:rPr>
+          <w:lang w:val="es-EC"/>
+        </w:rPr>
+        <w:t>snowflake</w:t>
+      </w:r>
+      <w:proofErr w:type="spellEnd"/>
+      <w:r>
+        <w:rPr>
+          <w:lang w:val="es-EC"/>
+        </w:rPr>
+        <w:t>.</w:t>
       </w:r>
     </w:p>
     <w:p>
@@ -2363,7 +4464,35 @@
         <w:rPr>
           <w:lang w:val="es-EC"/>
         </w:rPr>
-        <w:t>La lectura sostiene que la capa de almacenamiento es el verdadero núcleo de las plataformas de datos modernas, ya que define el rendimiento, la escalabilidad, la confiabilidad y la interoperabilidad. Más que elegir entre Snowflake o Databricks, el reto actual es hacer que convivan.</w:t>
+        <w:t xml:space="preserve">La lectura sostiene que la capa de almacenamiento es el verdadero núcleo de las plataformas de datos modernas, ya que define el rendimiento, la escalabilidad, la confiabilidad y la interoperabilidad. Más que elegir entre </w:t>
+      </w:r>
+      <w:proofErr w:type="spellStart"/>
+      <w:r>
+        <w:rPr>
+          <w:lang w:val="es-EC"/>
+        </w:rPr>
+        <w:t>Snowflake</w:t>
+      </w:r>
+      <w:proofErr w:type="spellEnd"/>
+      <w:r>
+        <w:rPr>
+          <w:lang w:val="es-EC"/>
+        </w:rPr>
+        <w:t xml:space="preserve"> o </w:t>
+      </w:r>
+      <w:proofErr w:type="spellStart"/>
+      <w:r>
+        <w:rPr>
+          <w:lang w:val="es-EC"/>
+        </w:rPr>
+        <w:t>Databricks</w:t>
+      </w:r>
+      <w:proofErr w:type="spellEnd"/>
+      <w:r>
+        <w:rPr>
+          <w:lang w:val="es-EC"/>
+        </w:rPr>
+        <w:t>, el reto actual es hacer que convivan.</w:t>
       </w:r>
     </w:p>
     <w:p>
@@ -2402,7 +4531,63 @@
         <w:rPr>
           <w:lang w:val="es-EC"/>
         </w:rPr>
-        <w:t>Es un formato de tablas abierto y neutral, diseñado para resolver el caos de los data lakes tradicionales. Ofrece control de versiones por snapshots, evolución de esquemas y compatibilidad con múltiples motores (Spark, Trino, Snowflake, Flink, etc.). Su fortaleza es la interoperabilidad y la independencia de proveedores, ideal para entornos multi-cloud o híbridos.</w:t>
+        <w:t xml:space="preserve">Es un formato de tablas abierto y neutral, diseñado para resolver el caos de los data </w:t>
+      </w:r>
+      <w:proofErr w:type="spellStart"/>
+      <w:r>
+        <w:rPr>
+          <w:lang w:val="es-EC"/>
+        </w:rPr>
+        <w:t>lakes</w:t>
+      </w:r>
+      <w:proofErr w:type="spellEnd"/>
+      <w:r>
+        <w:rPr>
+          <w:lang w:val="es-EC"/>
+        </w:rPr>
+        <w:t xml:space="preserve"> tradicionales. Ofrece control de versiones por </w:t>
+      </w:r>
+      <w:proofErr w:type="spellStart"/>
+      <w:r>
+        <w:rPr>
+          <w:lang w:val="es-EC"/>
+        </w:rPr>
+        <w:t>snapshots</w:t>
+      </w:r>
+      <w:proofErr w:type="spellEnd"/>
+      <w:r>
+        <w:rPr>
+          <w:lang w:val="es-EC"/>
+        </w:rPr>
+        <w:t xml:space="preserve">, evolución de esquemas y compatibilidad con múltiples motores (Spark, Trino, </w:t>
+      </w:r>
+      <w:proofErr w:type="spellStart"/>
+      <w:r>
+        <w:rPr>
+          <w:lang w:val="es-EC"/>
+        </w:rPr>
+        <w:t>Snowflake</w:t>
+      </w:r>
+      <w:proofErr w:type="spellEnd"/>
+      <w:r>
+        <w:rPr>
+          <w:lang w:val="es-EC"/>
+        </w:rPr>
+        <w:t xml:space="preserve">, Flink, etc.). Su fortaleza es la interoperabilidad y la independencia de proveedores, ideal para entornos </w:t>
+      </w:r>
+      <w:proofErr w:type="spellStart"/>
+      <w:r>
+        <w:rPr>
+          <w:lang w:val="es-EC"/>
+        </w:rPr>
+        <w:t>multi-cloud</w:t>
+      </w:r>
+      <w:proofErr w:type="spellEnd"/>
+      <w:r>
+        <w:rPr>
+          <w:lang w:val="es-EC"/>
+        </w:rPr>
+        <w:t xml:space="preserve"> o híbridos.</w:t>
       </w:r>
     </w:p>
     <w:p>
@@ -2428,33 +4613,145 @@
         <w:rPr>
           <w:lang w:val="es-EC"/>
         </w:rPr>
-        <w:t>Desarrollado por Databricks, prioriza la confiabilidad y transparencia dentro del enfoque Lakehouse. Añade transacciones ACID, control de concurrencia, Time Travel y un log visible (delta_log) que registra cada cambio. Es especialmente fuerte para ETL complejos, streaming, machine learning y pipelines de datos, donde la trazabilidad y el control son clave.</w:t>
-      </w:r>
-    </w:p>
-    <w:p>
-      <w:pPr>
-        <w:rPr>
-          <w:lang w:val="es-EC"/>
-        </w:rPr>
-      </w:pPr>
-      <w:r>
-        <w:rPr>
-          <w:lang w:val="es-EC"/>
-        </w:rPr>
-        <w:t>3. Snowflake (motor propietario de metadatos)</w:t>
-      </w:r>
-    </w:p>
-    <w:p>
-      <w:pPr>
-        <w:rPr>
-          <w:lang w:val="es-EC"/>
-        </w:rPr>
-      </w:pPr>
-      <w:r>
-        <w:rPr>
-          <w:lang w:val="es-EC"/>
-        </w:rPr>
-        <w:t>Apuesta por la simplicidad y la abstracción total. El usuario no gestiona archivos ni particiones; Snowflake optimiza todo automáticamente mediante micro-particiones y metadatos. Esto permite alto rendimiento en SQL y BI, con mínimo esfuerzo operativo, a costa de ser un sistema cerrado.</w:t>
+        <w:t xml:space="preserve">Desarrollado por </w:t>
+      </w:r>
+      <w:proofErr w:type="spellStart"/>
+      <w:r>
+        <w:rPr>
+          <w:lang w:val="es-EC"/>
+        </w:rPr>
+        <w:t>Databricks</w:t>
+      </w:r>
+      <w:proofErr w:type="spellEnd"/>
+      <w:r>
+        <w:rPr>
+          <w:lang w:val="es-EC"/>
+        </w:rPr>
+        <w:t xml:space="preserve">, prioriza la confiabilidad y transparencia dentro del enfoque </w:t>
+      </w:r>
+      <w:proofErr w:type="spellStart"/>
+      <w:r>
+        <w:rPr>
+          <w:lang w:val="es-EC"/>
+        </w:rPr>
+        <w:t>Lakehouse</w:t>
+      </w:r>
+      <w:proofErr w:type="spellEnd"/>
+      <w:r>
+        <w:rPr>
+          <w:lang w:val="es-EC"/>
+        </w:rPr>
+        <w:t>. Añade transacciones ACID, control de concurrencia, Time Travel y un log visible (</w:t>
+      </w:r>
+      <w:proofErr w:type="spellStart"/>
+      <w:r>
+        <w:rPr>
+          <w:lang w:val="es-EC"/>
+        </w:rPr>
+        <w:t>delta_log</w:t>
+      </w:r>
+      <w:proofErr w:type="spellEnd"/>
+      <w:r>
+        <w:rPr>
+          <w:lang w:val="es-EC"/>
+        </w:rPr>
+        <w:t xml:space="preserve">) que registra cada cambio. Es especialmente fuerte para ETL complejos, </w:t>
+      </w:r>
+      <w:proofErr w:type="spellStart"/>
+      <w:r>
+        <w:rPr>
+          <w:lang w:val="es-EC"/>
+        </w:rPr>
+        <w:t>streaming</w:t>
+      </w:r>
+      <w:proofErr w:type="spellEnd"/>
+      <w:r>
+        <w:rPr>
+          <w:lang w:val="es-EC"/>
+        </w:rPr>
+        <w:t xml:space="preserve">, machine </w:t>
+      </w:r>
+      <w:proofErr w:type="spellStart"/>
+      <w:r>
+        <w:rPr>
+          <w:lang w:val="es-EC"/>
+        </w:rPr>
+        <w:t>learning</w:t>
+      </w:r>
+      <w:proofErr w:type="spellEnd"/>
+      <w:r>
+        <w:rPr>
+          <w:lang w:val="es-EC"/>
+        </w:rPr>
+        <w:t xml:space="preserve"> y pipelines de datos, donde la trazabilidad y el control son clave.</w:t>
+      </w:r>
+    </w:p>
+    <w:p>
+      <w:pPr>
+        <w:rPr>
+          <w:lang w:val="es-EC"/>
+        </w:rPr>
+      </w:pPr>
+      <w:r>
+        <w:rPr>
+          <w:lang w:val="es-EC"/>
+        </w:rPr>
+        <w:t xml:space="preserve">3. </w:t>
+      </w:r>
+      <w:proofErr w:type="spellStart"/>
+      <w:r>
+        <w:rPr>
+          <w:lang w:val="es-EC"/>
+        </w:rPr>
+        <w:t>Snowflake</w:t>
+      </w:r>
+      <w:proofErr w:type="spellEnd"/>
+      <w:r>
+        <w:rPr>
+          <w:lang w:val="es-EC"/>
+        </w:rPr>
+        <w:t xml:space="preserve"> (motor propietario de metadatos)</w:t>
+      </w:r>
+    </w:p>
+    <w:p>
+      <w:pPr>
+        <w:rPr>
+          <w:lang w:val="es-EC"/>
+        </w:rPr>
+      </w:pPr>
+      <w:r>
+        <w:rPr>
+          <w:lang w:val="es-EC"/>
+        </w:rPr>
+        <w:t xml:space="preserve">Apuesta por la simplicidad y la abstracción total. El usuario no gestiona archivos ni particiones; </w:t>
+      </w:r>
+      <w:proofErr w:type="spellStart"/>
+      <w:r>
+        <w:rPr>
+          <w:lang w:val="es-EC"/>
+        </w:rPr>
+        <w:t>Snowflake</w:t>
+      </w:r>
+      <w:proofErr w:type="spellEnd"/>
+      <w:r>
+        <w:rPr>
+          <w:lang w:val="es-EC"/>
+        </w:rPr>
+        <w:t xml:space="preserve"> optimiza todo automáticamente mediante </w:t>
+      </w:r>
+      <w:proofErr w:type="spellStart"/>
+      <w:r>
+        <w:rPr>
+          <w:lang w:val="es-EC"/>
+        </w:rPr>
+        <w:t>micro-particiones</w:t>
+      </w:r>
+      <w:proofErr w:type="spellEnd"/>
+      <w:r>
+        <w:rPr>
+          <w:lang w:val="es-EC"/>
+        </w:rPr>
+        <w:t xml:space="preserve"> y metadatos. Esto permite alto rendimiento en SQL y BI, con mínimo esfuerzo operativo, a costa de ser un sistema cerrado.</w:t>
       </w:r>
     </w:p>
     <w:p>
@@ -2520,7 +4817,21 @@
         <w:rPr>
           <w:lang w:val="es-EC"/>
         </w:rPr>
-        <w:t xml:space="preserve"> Varios equipos y modos de trabajo en el mismo lado. Dataset compartido.</w:t>
+        <w:t xml:space="preserve"> Varios equipos y modos de trabajo en el mismo lado. </w:t>
+      </w:r>
+      <w:proofErr w:type="spellStart"/>
+      <w:r>
+        <w:rPr>
+          <w:lang w:val="es-EC"/>
+        </w:rPr>
+        <w:t>Dataset</w:t>
+      </w:r>
+      <w:proofErr w:type="spellEnd"/>
+      <w:r>
+        <w:rPr>
+          <w:lang w:val="es-EC"/>
+        </w:rPr>
+        <w:t xml:space="preserve"> compartido.</w:t>
       </w:r>
     </w:p>
     <w:p>
@@ -2553,7 +4864,25 @@
           <w:bCs/>
           <w:lang w:val="es-EC"/>
         </w:rPr>
-        <w:t>tú mismo estás construyendo el dataset para minar</w:t>
+        <w:t xml:space="preserve">tú mismo estás construyendo el </w:t>
+      </w:r>
+      <w:proofErr w:type="spellStart"/>
+      <w:r>
+        <w:rPr>
+          <w:b/>
+          <w:bCs/>
+          <w:lang w:val="es-EC"/>
+        </w:rPr>
+        <w:t>dataset</w:t>
+      </w:r>
+      <w:proofErr w:type="spellEnd"/>
+      <w:r>
+        <w:rPr>
+          <w:b/>
+          <w:bCs/>
+          <w:lang w:val="es-EC"/>
+        </w:rPr>
+        <w:t xml:space="preserve"> para minar</w:t>
       </w:r>
       <w:r>
         <w:rPr>
@@ -2565,20 +4894,42 @@
         <w:rPr>
           <w:lang w:val="es-EC"/>
         </w:rPr>
-        <w:t xml:space="preserve"> Sirve mucho para Machine Learning e IA dado trazabilidad.</w:t>
-      </w:r>
-    </w:p>
-    <w:p>
-      <w:pPr>
-        <w:rPr>
-          <w:lang w:val="es-EC"/>
-        </w:rPr>
-      </w:pPr>
-      <w:r>
-        <w:rPr>
-          <w:lang w:val="es-EC"/>
-        </w:rPr>
-        <w:t>Snowflake = simplicidad y gobernanza</w:t>
+        <w:t xml:space="preserve"> Sirve mucho para Machine </w:t>
+      </w:r>
+      <w:proofErr w:type="spellStart"/>
+      <w:r>
+        <w:rPr>
+          <w:lang w:val="es-EC"/>
+        </w:rPr>
+        <w:t>Learning</w:t>
+      </w:r>
+      <w:proofErr w:type="spellEnd"/>
+      <w:r>
+        <w:rPr>
+          <w:lang w:val="es-EC"/>
+        </w:rPr>
+        <w:t xml:space="preserve"> e IA dado trazabilidad.</w:t>
+      </w:r>
+    </w:p>
+    <w:p>
+      <w:pPr>
+        <w:rPr>
+          <w:lang w:val="es-EC"/>
+        </w:rPr>
+      </w:pPr>
+      <w:proofErr w:type="spellStart"/>
+      <w:r>
+        <w:rPr>
+          <w:lang w:val="es-EC"/>
+        </w:rPr>
+        <w:t>Snowflake</w:t>
+      </w:r>
+      <w:proofErr w:type="spellEnd"/>
+      <w:r>
+        <w:rPr>
+          <w:lang w:val="es-EC"/>
+        </w:rPr>
+        <w:t xml:space="preserve"> = simplicidad y gobernanza</w:t>
       </w:r>
       <w:r>
         <w:rPr>
@@ -2590,7 +4941,21 @@
         <w:rPr>
           <w:lang w:val="es-EC"/>
         </w:rPr>
-        <w:t>uando Data Mining es más analítico que algorítmico</w:t>
+        <w:t xml:space="preserve">uando Data </w:t>
+      </w:r>
+      <w:proofErr w:type="spellStart"/>
+      <w:r>
+        <w:rPr>
+          <w:lang w:val="es-EC"/>
+        </w:rPr>
+        <w:t>Mining</w:t>
+      </w:r>
+      <w:proofErr w:type="spellEnd"/>
+      <w:r>
+        <w:rPr>
+          <w:lang w:val="es-EC"/>
+        </w:rPr>
+        <w:t xml:space="preserve"> es más analítico que algorítmico</w:t>
       </w:r>
     </w:p>
     <w:p>
@@ -2635,7 +5000,49 @@
         <w:rPr>
           <w:lang w:val="es-EC"/>
         </w:rPr>
-        <w:t>Hoy se quiere enfocar en partinicionamiento. Se va a trabajar co datase de nueva york. Y se debe hacer practica como particniionar manualmente.</w:t>
+        <w:t xml:space="preserve">Hoy se quiere enfocar en </w:t>
+      </w:r>
+      <w:proofErr w:type="spellStart"/>
+      <w:r>
+        <w:rPr>
+          <w:lang w:val="es-EC"/>
+        </w:rPr>
+        <w:t>partinicionamiento</w:t>
+      </w:r>
+      <w:proofErr w:type="spellEnd"/>
+      <w:r>
+        <w:rPr>
+          <w:lang w:val="es-EC"/>
+        </w:rPr>
+        <w:t xml:space="preserve">. Se va a trabajar </w:t>
+      </w:r>
+      <w:proofErr w:type="spellStart"/>
+      <w:r>
+        <w:rPr>
+          <w:lang w:val="es-EC"/>
+        </w:rPr>
+        <w:t>co</w:t>
+      </w:r>
+      <w:proofErr w:type="spellEnd"/>
+      <w:r>
+        <w:rPr>
+          <w:lang w:val="es-EC"/>
+        </w:rPr>
+        <w:t xml:space="preserve"> datase de nueva york. Y se debe hacer practica como </w:t>
+      </w:r>
+      <w:proofErr w:type="spellStart"/>
+      <w:r>
+        <w:rPr>
+          <w:lang w:val="es-EC"/>
+        </w:rPr>
+        <w:t>particniionar</w:t>
+      </w:r>
+      <w:proofErr w:type="spellEnd"/>
+      <w:r>
+        <w:rPr>
+          <w:lang w:val="es-EC"/>
+        </w:rPr>
+        <w:t xml:space="preserve"> manualmente.</w:t>
       </w:r>
     </w:p>
     <w:p>
@@ -2668,79 +5075,215 @@
         <w:rPr>
           <w:lang w:val="es-EC"/>
         </w:rPr>
-        <w:t>Crear tabla en sql.</w:t>
-      </w:r>
-    </w:p>
-    <w:p>
-      <w:pPr>
-        <w:rPr>
-          <w:lang w:val="es-EC"/>
-        </w:rPr>
-      </w:pPr>
-      <w:r>
-        <w:rPr>
-          <w:lang w:val="es-EC"/>
-        </w:rPr>
-        <w:t>Primary key es un índice clusterizado físico, de tal manera que están gaurdadas físicamente en el disco, se ubica y a la derecha esta toda la data. Es complejidad de búsqueda logarítmica.</w:t>
-      </w:r>
-    </w:p>
-    <w:p>
-      <w:pPr>
-        <w:rPr>
-          <w:lang w:val="es-EC"/>
-        </w:rPr>
-      </w:pPr>
-    </w:p>
-    <w:p>
-      <w:pPr>
-        <w:rPr>
-          <w:lang w:val="es-EC"/>
-        </w:rPr>
-      </w:pPr>
-      <w:r>
-        <w:rPr>
-          <w:lang w:val="es-EC"/>
-        </w:rPr>
-        <w:t>Indices no clsuterizados los datos no están a lado de la llave.</w:t>
-      </w:r>
-    </w:p>
-    <w:p>
-      <w:pPr>
-        <w:rPr>
-          <w:lang w:val="es-EC"/>
-        </w:rPr>
-      </w:pPr>
-      <w:r>
-        <w:rPr>
-          <w:lang w:val="es-EC"/>
-        </w:rPr>
-        <w:t xml:space="preserve">Particicionaes se hacen por columnas usualmente que la cantidad de datos sea significativa y que se use bastante para filtrar. </w:t>
-      </w:r>
-    </w:p>
-    <w:p>
-      <w:pPr>
-        <w:rPr>
-          <w:lang w:val="es-EC"/>
-        </w:rPr>
-      </w:pPr>
-      <w:r>
-        <w:rPr>
-          <w:lang w:val="es-EC"/>
-        </w:rPr>
-        <w:t>Particionar hace que al query sea mas veloz.</w:t>
-      </w:r>
-    </w:p>
-    <w:p>
-      <w:pPr>
-        <w:rPr>
-          <w:lang w:val="es-EC"/>
-        </w:rPr>
-      </w:pPr>
-      <w:r>
-        <w:rPr>
-          <w:lang w:val="es-EC"/>
-        </w:rPr>
-        <w:t xml:space="preserve">Partición debe estar físicamente quemeda como una llave. </w:t>
+        <w:t xml:space="preserve">Crear tabla en </w:t>
+      </w:r>
+      <w:proofErr w:type="spellStart"/>
+      <w:r>
+        <w:rPr>
+          <w:lang w:val="es-EC"/>
+        </w:rPr>
+        <w:t>sql</w:t>
+      </w:r>
+      <w:proofErr w:type="spellEnd"/>
+      <w:r>
+        <w:rPr>
+          <w:lang w:val="es-EC"/>
+        </w:rPr>
+        <w:t>.</w:t>
+      </w:r>
+    </w:p>
+    <w:p>
+      <w:pPr>
+        <w:rPr>
+          <w:lang w:val="es-EC"/>
+        </w:rPr>
+      </w:pPr>
+      <w:proofErr w:type="spellStart"/>
+      <w:r>
+        <w:rPr>
+          <w:lang w:val="es-EC"/>
+        </w:rPr>
+        <w:t>Primary</w:t>
+      </w:r>
+      <w:proofErr w:type="spellEnd"/>
+      <w:r>
+        <w:rPr>
+          <w:lang w:val="es-EC"/>
+        </w:rPr>
+        <w:t xml:space="preserve"> </w:t>
+      </w:r>
+      <w:proofErr w:type="spellStart"/>
+      <w:r>
+        <w:rPr>
+          <w:lang w:val="es-EC"/>
+        </w:rPr>
+        <w:t>key</w:t>
+      </w:r>
+      <w:proofErr w:type="spellEnd"/>
+      <w:r>
+        <w:rPr>
+          <w:lang w:val="es-EC"/>
+        </w:rPr>
+        <w:t xml:space="preserve"> es un índice </w:t>
+      </w:r>
+      <w:proofErr w:type="spellStart"/>
+      <w:r>
+        <w:rPr>
+          <w:lang w:val="es-EC"/>
+        </w:rPr>
+        <w:t>clusterizado</w:t>
+      </w:r>
+      <w:proofErr w:type="spellEnd"/>
+      <w:r>
+        <w:rPr>
+          <w:lang w:val="es-EC"/>
+        </w:rPr>
+        <w:t xml:space="preserve"> físico, de tal manera que están </w:t>
+      </w:r>
+      <w:proofErr w:type="spellStart"/>
+      <w:r>
+        <w:rPr>
+          <w:lang w:val="es-EC"/>
+        </w:rPr>
+        <w:t>gaurdadas</w:t>
+      </w:r>
+      <w:proofErr w:type="spellEnd"/>
+      <w:r>
+        <w:rPr>
+          <w:lang w:val="es-EC"/>
+        </w:rPr>
+        <w:t xml:space="preserve"> físicamente en el disco, se ubica y a la derecha esta toda la data. Es complejidad de búsqueda logarítmica.</w:t>
+      </w:r>
+    </w:p>
+    <w:p>
+      <w:pPr>
+        <w:rPr>
+          <w:lang w:val="es-EC"/>
+        </w:rPr>
+      </w:pPr>
+    </w:p>
+    <w:p>
+      <w:pPr>
+        <w:rPr>
+          <w:lang w:val="es-EC"/>
+        </w:rPr>
+      </w:pPr>
+      <w:proofErr w:type="spellStart"/>
+      <w:r>
+        <w:rPr>
+          <w:lang w:val="es-EC"/>
+        </w:rPr>
+        <w:t>Indices</w:t>
+      </w:r>
+      <w:proofErr w:type="spellEnd"/>
+      <w:r>
+        <w:rPr>
+          <w:lang w:val="es-EC"/>
+        </w:rPr>
+        <w:t xml:space="preserve"> no </w:t>
+      </w:r>
+      <w:proofErr w:type="spellStart"/>
+      <w:r>
+        <w:rPr>
+          <w:lang w:val="es-EC"/>
+        </w:rPr>
+        <w:t>clsuterizados</w:t>
+      </w:r>
+      <w:proofErr w:type="spellEnd"/>
+      <w:r>
+        <w:rPr>
+          <w:lang w:val="es-EC"/>
+        </w:rPr>
+        <w:t xml:space="preserve"> los datos no están a lado de la llave.</w:t>
+      </w:r>
+    </w:p>
+    <w:p>
+      <w:pPr>
+        <w:rPr>
+          <w:lang w:val="es-EC"/>
+        </w:rPr>
+      </w:pPr>
+      <w:proofErr w:type="spellStart"/>
+      <w:r>
+        <w:rPr>
+          <w:lang w:val="es-EC"/>
+        </w:rPr>
+        <w:t>Particicionaes</w:t>
+      </w:r>
+      <w:proofErr w:type="spellEnd"/>
+      <w:r>
+        <w:rPr>
+          <w:lang w:val="es-EC"/>
+        </w:rPr>
+        <w:t xml:space="preserve"> se hacen por columnas usualmente que la cantidad de datos sea significativa y que se use bastante para filtrar. </w:t>
+      </w:r>
+    </w:p>
+    <w:p>
+      <w:pPr>
+        <w:rPr>
+          <w:lang w:val="es-EC"/>
+        </w:rPr>
+      </w:pPr>
+      <w:r>
+        <w:rPr>
+          <w:lang w:val="es-EC"/>
+        </w:rPr>
+        <w:t xml:space="preserve">Particionar hace que al </w:t>
+      </w:r>
+      <w:proofErr w:type="spellStart"/>
+      <w:r>
+        <w:rPr>
+          <w:lang w:val="es-EC"/>
+        </w:rPr>
+        <w:t>query</w:t>
+      </w:r>
+      <w:proofErr w:type="spellEnd"/>
+      <w:r>
+        <w:rPr>
+          <w:lang w:val="es-EC"/>
+        </w:rPr>
+        <w:t xml:space="preserve"> sea </w:t>
+      </w:r>
+      <w:proofErr w:type="spellStart"/>
+      <w:r>
+        <w:rPr>
+          <w:lang w:val="es-EC"/>
+        </w:rPr>
+        <w:t>mas</w:t>
+      </w:r>
+      <w:proofErr w:type="spellEnd"/>
+      <w:r>
+        <w:rPr>
+          <w:lang w:val="es-EC"/>
+        </w:rPr>
+        <w:t xml:space="preserve"> veloz.</w:t>
+      </w:r>
+    </w:p>
+    <w:p>
+      <w:pPr>
+        <w:rPr>
+          <w:lang w:val="es-EC"/>
+        </w:rPr>
+      </w:pPr>
+      <w:r>
+        <w:rPr>
+          <w:lang w:val="es-EC"/>
+        </w:rPr>
+        <w:t xml:space="preserve">Partición debe estar físicamente </w:t>
+      </w:r>
+      <w:proofErr w:type="spellStart"/>
+      <w:r>
+        <w:rPr>
+          <w:lang w:val="es-EC"/>
+        </w:rPr>
+        <w:t>quemeda</w:t>
+      </w:r>
+      <w:proofErr w:type="spellEnd"/>
+      <w:r>
+        <w:rPr>
+          <w:lang w:val="es-EC"/>
+        </w:rPr>
+        <w:t xml:space="preserve"> como una llave. </w:t>
       </w:r>
     </w:p>
     <w:p>
@@ -2759,56 +5302,173 @@
     </w:p>
     <w:p>
       <w:r>
-        <w:t>CREATE TABLE ventas (</w:t>
-      </w:r>
-    </w:p>
-    <w:p>
-      <w:r>
-        <w:t xml:space="preserve">    venta_id SERIAL NOT NULL,</w:t>
-      </w:r>
-    </w:p>
-    <w:p>
-      <w:r>
-        <w:t xml:space="preserve">    fecha_venta DATE NOT NULL,</w:t>
-      </w:r>
-    </w:p>
-    <w:p>
-      <w:r>
-        <w:t xml:space="preserve">    producto_id INT NOT NULL,</w:t>
-      </w:r>
-    </w:p>
-    <w:p>
-      <w:r>
-        <w:t xml:space="preserve">    cantidad INT NOT NULL,</w:t>
-      </w:r>
-    </w:p>
-    <w:p>
-      <w:r>
-        <w:t xml:space="preserve">    precio_total NUMERIC NOT NULL,</w:t>
-      </w:r>
-    </w:p>
-    <w:p>
-      <w:pPr>
-        <w:rPr>
-          <w:lang w:val="es-EC"/>
-        </w:rPr>
-      </w:pPr>
-      <w:r>
-        <w:rPr>
-          <w:lang w:val="es-EC"/>
-        </w:rPr>
-        <w:t xml:space="preserve">PRIMARY KEY (venta_id, fecha_venta) -- Indicice clusterizado. </w:t>
-      </w:r>
-    </w:p>
-    <w:p>
-      <w:r>
-        <w:t>) PARTITION BY RANGE(fecha_venta);</w:t>
-      </w:r>
-    </w:p>
-    <w:p>
-      <w:r>
-        <w:t>CREATE TABLE ventas_enero_2025 PARTITION OF ventas</w:t>
-      </w:r>
+        <w:t xml:space="preserve">CREATE TABLE </w:t>
+      </w:r>
+      <w:proofErr w:type="spellStart"/>
+      <w:r>
+        <w:t>ventas</w:t>
+      </w:r>
+      <w:proofErr w:type="spellEnd"/>
+      <w:r>
+        <w:t xml:space="preserve"> (</w:t>
+      </w:r>
+    </w:p>
+    <w:p>
+      <w:r>
+        <w:t xml:space="preserve">    </w:t>
+      </w:r>
+      <w:proofErr w:type="spellStart"/>
+      <w:r>
+        <w:t>venta_id</w:t>
+      </w:r>
+      <w:proofErr w:type="spellEnd"/>
+      <w:r>
+        <w:t xml:space="preserve"> SERIAL NOT NULL,</w:t>
+      </w:r>
+    </w:p>
+    <w:p>
+      <w:r>
+        <w:t xml:space="preserve">    </w:t>
+      </w:r>
+      <w:proofErr w:type="spellStart"/>
+      <w:r>
+        <w:t>fecha_venta</w:t>
+      </w:r>
+      <w:proofErr w:type="spellEnd"/>
+      <w:r>
+        <w:t xml:space="preserve"> DATE NOT NULL,</w:t>
+      </w:r>
+    </w:p>
+    <w:p>
+      <w:r>
+        <w:t xml:space="preserve">    </w:t>
+      </w:r>
+      <w:proofErr w:type="spellStart"/>
+      <w:r>
+        <w:t>producto_id</w:t>
+      </w:r>
+      <w:proofErr w:type="spellEnd"/>
+      <w:r>
+        <w:t xml:space="preserve"> INT NOT NULL,</w:t>
+      </w:r>
+    </w:p>
+    <w:p>
+      <w:r>
+        <w:t xml:space="preserve">    </w:t>
+      </w:r>
+      <w:proofErr w:type="spellStart"/>
+      <w:r>
+        <w:t>cantidad</w:t>
+      </w:r>
+      <w:proofErr w:type="spellEnd"/>
+      <w:r>
+        <w:t xml:space="preserve"> INT NOT NULL,</w:t>
+      </w:r>
+    </w:p>
+    <w:p>
+      <w:r>
+        <w:t xml:space="preserve">    </w:t>
+      </w:r>
+      <w:proofErr w:type="spellStart"/>
+      <w:r>
+        <w:t>precio_total</w:t>
+      </w:r>
+      <w:proofErr w:type="spellEnd"/>
+      <w:r>
+        <w:t xml:space="preserve"> NUMERIC NOT NULL,</w:t>
+      </w:r>
+    </w:p>
+    <w:p>
+      <w:pPr>
+        <w:rPr>
+          <w:lang w:val="es-EC"/>
+        </w:rPr>
+      </w:pPr>
+      <w:r>
+        <w:rPr>
+          <w:lang w:val="es-EC"/>
+        </w:rPr>
+        <w:t>PRIMARY KEY (</w:t>
+      </w:r>
+      <w:proofErr w:type="spellStart"/>
+      <w:r>
+        <w:rPr>
+          <w:lang w:val="es-EC"/>
+        </w:rPr>
+        <w:t>venta_id</w:t>
+      </w:r>
+      <w:proofErr w:type="spellEnd"/>
+      <w:r>
+        <w:rPr>
+          <w:lang w:val="es-EC"/>
+        </w:rPr>
+        <w:t xml:space="preserve">, </w:t>
+      </w:r>
+      <w:proofErr w:type="spellStart"/>
+      <w:r>
+        <w:rPr>
+          <w:lang w:val="es-EC"/>
+        </w:rPr>
+        <w:t>fecha_venta</w:t>
+      </w:r>
+      <w:proofErr w:type="spellEnd"/>
+      <w:r>
+        <w:rPr>
+          <w:lang w:val="es-EC"/>
+        </w:rPr>
+        <w:t xml:space="preserve">) -- </w:t>
+      </w:r>
+      <w:proofErr w:type="spellStart"/>
+      <w:r>
+        <w:rPr>
+          <w:lang w:val="es-EC"/>
+        </w:rPr>
+        <w:t>Indicice</w:t>
+      </w:r>
+      <w:proofErr w:type="spellEnd"/>
+      <w:r>
+        <w:rPr>
+          <w:lang w:val="es-EC"/>
+        </w:rPr>
+        <w:t xml:space="preserve"> </w:t>
+      </w:r>
+      <w:proofErr w:type="spellStart"/>
+      <w:r>
+        <w:rPr>
+          <w:lang w:val="es-EC"/>
+        </w:rPr>
+        <w:t>clusterizado</w:t>
+      </w:r>
+      <w:proofErr w:type="spellEnd"/>
+      <w:r>
+        <w:rPr>
+          <w:lang w:val="es-EC"/>
+        </w:rPr>
+        <w:t xml:space="preserve">. </w:t>
+      </w:r>
+    </w:p>
+    <w:p>
+      <w:r>
+        <w:t>) PARTITION BY RANGE(</w:t>
+      </w:r>
+      <w:proofErr w:type="spellStart"/>
+      <w:r>
+        <w:t>fecha_venta</w:t>
+      </w:r>
+      <w:proofErr w:type="spellEnd"/>
+      <w:r>
+        <w:t>);</w:t>
+      </w:r>
+    </w:p>
+    <w:p>
+      <w:r>
+        <w:t xml:space="preserve">CREATE TABLE ventas_enero_2025 PARTITION OF </w:t>
+      </w:r>
+      <w:proofErr w:type="spellStart"/>
+      <w:r>
+        <w:t>ventas</w:t>
+      </w:r>
+      <w:proofErr w:type="spellEnd"/>
     </w:p>
     <w:p>
       <w:r>
@@ -2818,8 +5478,13 @@
     <w:p/>
     <w:p>
       <w:r>
-        <w:t>CREATE TABLE ventas_febrero_2025 PARTITION OF ventas</w:t>
-      </w:r>
+        <w:t xml:space="preserve">CREATE TABLE ventas_febrero_2025 PARTITION OF </w:t>
+      </w:r>
+      <w:proofErr w:type="spellStart"/>
+      <w:r>
+        <w:t>ventas</w:t>
+      </w:r>
+      <w:proofErr w:type="spellEnd"/>
     </w:p>
     <w:p>
       <w:r>
@@ -2829,8 +5494,13 @@
     <w:p/>
     <w:p>
       <w:r>
-        <w:t>CREATE TABLE ventas_marzo_2025 PARTITION OF ventas</w:t>
-      </w:r>
+        <w:t xml:space="preserve">CREATE TABLE ventas_marzo_2025 PARTITION OF </w:t>
+      </w:r>
+      <w:proofErr w:type="spellStart"/>
+      <w:r>
+        <w:t>ventas</w:t>
+      </w:r>
+      <w:proofErr w:type="spellEnd"/>
     </w:p>
     <w:p>
       <w:r>
@@ -2862,7 +5532,35 @@
           <w:lang w:val="es-EC"/>
         </w:rPr>
         <w:tab/>
-        <w:t>CHECK ( fecha_venta &gt;= '2025-01-01' AND fecha_venta &lt; '2025-02-01');</w:t>
+        <w:t xml:space="preserve">CHECK ( </w:t>
+      </w:r>
+      <w:proofErr w:type="spellStart"/>
+      <w:r>
+        <w:rPr>
+          <w:lang w:val="es-EC"/>
+        </w:rPr>
+        <w:t>fecha_venta</w:t>
+      </w:r>
+      <w:proofErr w:type="spellEnd"/>
+      <w:r>
+        <w:rPr>
+          <w:lang w:val="es-EC"/>
+        </w:rPr>
+        <w:t xml:space="preserve"> &gt;= '2025-01-01' AND </w:t>
+      </w:r>
+      <w:proofErr w:type="spellStart"/>
+      <w:r>
+        <w:rPr>
+          <w:lang w:val="es-EC"/>
+        </w:rPr>
+        <w:t>fecha_venta</w:t>
+      </w:r>
+      <w:proofErr w:type="spellEnd"/>
+      <w:r>
+        <w:rPr>
+          <w:lang w:val="es-EC"/>
+        </w:rPr>
+        <w:t xml:space="preserve"> &lt; '2025-02-01');</w:t>
       </w:r>
     </w:p>
     <w:p>
@@ -2896,7 +5594,35 @@
           <w:lang w:val="es-EC"/>
         </w:rPr>
         <w:tab/>
-        <w:t>CHECK ( fecha_venta &gt;= '2025-02-01' AND fecha_venta &lt; '2025-03-01');</w:t>
+        <w:t xml:space="preserve">CHECK ( </w:t>
+      </w:r>
+      <w:proofErr w:type="spellStart"/>
+      <w:r>
+        <w:rPr>
+          <w:lang w:val="es-EC"/>
+        </w:rPr>
+        <w:t>fecha_venta</w:t>
+      </w:r>
+      <w:proofErr w:type="spellEnd"/>
+      <w:r>
+        <w:rPr>
+          <w:lang w:val="es-EC"/>
+        </w:rPr>
+        <w:t xml:space="preserve"> &gt;= '2025-02-01' AND </w:t>
+      </w:r>
+      <w:proofErr w:type="spellStart"/>
+      <w:r>
+        <w:rPr>
+          <w:lang w:val="es-EC"/>
+        </w:rPr>
+        <w:t>fecha_venta</w:t>
+      </w:r>
+      <w:proofErr w:type="spellEnd"/>
+      <w:r>
+        <w:rPr>
+          <w:lang w:val="es-EC"/>
+        </w:rPr>
+        <w:t xml:space="preserve"> &lt; '2025-03-01');</w:t>
       </w:r>
     </w:p>
     <w:p>
@@ -2943,39 +5669,137 @@
           <w:lang w:val="es-EC"/>
         </w:rPr>
         <w:tab/>
-        <w:t>CHECK (fecha_venta &gt;= '2025-03-01' AND fecha_venta &lt; '2025-04-01');</w:t>
-      </w:r>
-    </w:p>
-    <w:p>
-      <w:pPr>
-        <w:rPr>
-          <w:lang w:val="es-EC"/>
-        </w:rPr>
-      </w:pPr>
-      <w:r>
-        <w:rPr>
-          <w:lang w:val="es-EC"/>
-        </w:rPr>
-        <w:t>Se particiciona la tabla ventas.</w:t>
-      </w:r>
-      <w:r>
-        <w:rPr>
-          <w:lang w:val="es-EC"/>
-        </w:rPr>
-        <w:t xml:space="preserve"> Lo que sucede por debajo y se agrega los checks luego de crear cada partición de forma explicita.</w:t>
-      </w:r>
-    </w:p>
-    <w:p>
-      <w:pPr>
-        <w:rPr>
-          <w:lang w:val="es-EC"/>
-        </w:rPr>
-      </w:pPr>
-      <w:r>
-        <w:rPr>
-          <w:lang w:val="es-EC"/>
-        </w:rPr>
-        <w:t>Esto hace que la query sea veloz, todos datos se siguen cargando en ventas, no afecta a aeso.</w:t>
+        <w:t>CHECK (</w:t>
+      </w:r>
+      <w:proofErr w:type="spellStart"/>
+      <w:r>
+        <w:rPr>
+          <w:lang w:val="es-EC"/>
+        </w:rPr>
+        <w:t>fecha_venta</w:t>
+      </w:r>
+      <w:proofErr w:type="spellEnd"/>
+      <w:r>
+        <w:rPr>
+          <w:lang w:val="es-EC"/>
+        </w:rPr>
+        <w:t xml:space="preserve"> &gt;= '2025-03-01' AND </w:t>
+      </w:r>
+      <w:proofErr w:type="spellStart"/>
+      <w:r>
+        <w:rPr>
+          <w:lang w:val="es-EC"/>
+        </w:rPr>
+        <w:t>fecha_venta</w:t>
+      </w:r>
+      <w:proofErr w:type="spellEnd"/>
+      <w:r>
+        <w:rPr>
+          <w:lang w:val="es-EC"/>
+        </w:rPr>
+        <w:t xml:space="preserve"> &lt; '2025-04-01');</w:t>
+      </w:r>
+    </w:p>
+    <w:p>
+      <w:pPr>
+        <w:rPr>
+          <w:lang w:val="es-EC"/>
+        </w:rPr>
+      </w:pPr>
+      <w:r>
+        <w:rPr>
+          <w:lang w:val="es-EC"/>
+        </w:rPr>
+        <w:t xml:space="preserve">Se </w:t>
+      </w:r>
+      <w:proofErr w:type="spellStart"/>
+      <w:r>
+        <w:rPr>
+          <w:lang w:val="es-EC"/>
+        </w:rPr>
+        <w:t>particiciona</w:t>
+      </w:r>
+      <w:proofErr w:type="spellEnd"/>
+      <w:r>
+        <w:rPr>
+          <w:lang w:val="es-EC"/>
+        </w:rPr>
+        <w:t xml:space="preserve"> la tabla ventas.</w:t>
+      </w:r>
+      <w:r>
+        <w:rPr>
+          <w:lang w:val="es-EC"/>
+        </w:rPr>
+        <w:t xml:space="preserve"> Lo que sucede por debajo y se agrega los </w:t>
+      </w:r>
+      <w:proofErr w:type="spellStart"/>
+      <w:r>
+        <w:rPr>
+          <w:lang w:val="es-EC"/>
+        </w:rPr>
+        <w:t>checks</w:t>
+      </w:r>
+      <w:proofErr w:type="spellEnd"/>
+      <w:r>
+        <w:rPr>
+          <w:lang w:val="es-EC"/>
+        </w:rPr>
+        <w:t xml:space="preserve"> luego de crear cada partición de forma </w:t>
+      </w:r>
+      <w:proofErr w:type="spellStart"/>
+      <w:r>
+        <w:rPr>
+          <w:lang w:val="es-EC"/>
+        </w:rPr>
+        <w:t>explicita</w:t>
+      </w:r>
+      <w:proofErr w:type="spellEnd"/>
+      <w:r>
+        <w:rPr>
+          <w:lang w:val="es-EC"/>
+        </w:rPr>
+        <w:t>.</w:t>
+      </w:r>
+    </w:p>
+    <w:p>
+      <w:pPr>
+        <w:rPr>
+          <w:lang w:val="es-EC"/>
+        </w:rPr>
+      </w:pPr>
+      <w:r>
+        <w:rPr>
+          <w:lang w:val="es-EC"/>
+        </w:rPr>
+        <w:t xml:space="preserve">Esto hace que la </w:t>
+      </w:r>
+      <w:proofErr w:type="spellStart"/>
+      <w:r>
+        <w:rPr>
+          <w:lang w:val="es-EC"/>
+        </w:rPr>
+        <w:t>query</w:t>
+      </w:r>
+      <w:proofErr w:type="spellEnd"/>
+      <w:r>
+        <w:rPr>
+          <w:lang w:val="es-EC"/>
+        </w:rPr>
+        <w:t xml:space="preserve"> sea veloz, todos datos se siguen cargando en ventas, no afecta a </w:t>
+      </w:r>
+      <w:proofErr w:type="spellStart"/>
+      <w:r>
+        <w:rPr>
+          <w:lang w:val="es-EC"/>
+        </w:rPr>
+        <w:t>aeso</w:t>
+      </w:r>
+      <w:proofErr w:type="spellEnd"/>
+      <w:r>
+        <w:rPr>
+          <w:lang w:val="es-EC"/>
+        </w:rPr>
+        <w:t>.</w:t>
       </w:r>
     </w:p>
     <w:p>
@@ -3020,53 +5844,165 @@
         <w:rPr>
           <w:lang w:val="es-EC"/>
         </w:rPr>
-        <w:t xml:space="preserve"> analytical.. </w:t>
-      </w:r>
-    </w:p>
-    <w:p>
-      <w:pPr>
-        <w:rPr>
-          <w:lang w:val="es-EC"/>
-        </w:rPr>
-      </w:pPr>
-      <w:r>
-        <w:rPr>
-          <w:lang w:val="es-EC"/>
-        </w:rPr>
-        <w:t>Esquemas de tipo estrella, copo de nieve, una tabla grande. El modelaimeiento de datos que ocurre en analítica avanzada es totalmente diferente a una base de datos relacional que se busca normalizar. Tercera forma normal.</w:t>
-      </w:r>
-    </w:p>
-    <w:p>
-      <w:pPr>
-        <w:rPr>
-          <w:lang w:val="es-EC"/>
-        </w:rPr>
-      </w:pPr>
-      <w:r>
-        <w:rPr>
-          <w:lang w:val="es-EC"/>
-        </w:rPr>
-        <w:t>En minería de datos lo que buscamos es denormalizar, que todo este compacto y reducir los joins a lo que mas podamos.]</w:t>
-      </w:r>
-    </w:p>
-    <w:p>
-      <w:pPr>
-        <w:rPr>
-          <w:lang w:val="es-EC"/>
-        </w:rPr>
-      </w:pPr>
-    </w:p>
-    <w:p>
-      <w:pPr>
-        <w:rPr>
-          <w:lang w:val="es-EC"/>
-        </w:rPr>
-      </w:pPr>
-      <w:r>
-        <w:rPr>
-          <w:lang w:val="es-EC"/>
-        </w:rPr>
-        <w:t>Diferencia es que el hash usa una función de hash para distirbuir los datos uniformemente a través d elas particiones. Permite lo que se conoce como un balanceador de carga o load balancer.</w:t>
+        <w:t xml:space="preserve"> </w:t>
+      </w:r>
+      <w:proofErr w:type="spellStart"/>
+      <w:r>
+        <w:rPr>
+          <w:lang w:val="es-EC"/>
+        </w:rPr>
+        <w:t>analytical</w:t>
+      </w:r>
+      <w:proofErr w:type="spellEnd"/>
+      <w:r>
+        <w:rPr>
+          <w:lang w:val="es-EC"/>
+        </w:rPr>
+        <w:t xml:space="preserve">.. </w:t>
+      </w:r>
+    </w:p>
+    <w:p>
+      <w:pPr>
+        <w:rPr>
+          <w:lang w:val="es-EC"/>
+        </w:rPr>
+      </w:pPr>
+      <w:r>
+        <w:rPr>
+          <w:lang w:val="es-EC"/>
+        </w:rPr>
+        <w:t xml:space="preserve">Esquemas de tipo estrella, copo de nieve, una tabla grande. El </w:t>
+      </w:r>
+      <w:proofErr w:type="spellStart"/>
+      <w:r>
+        <w:rPr>
+          <w:lang w:val="es-EC"/>
+        </w:rPr>
+        <w:t>modelaimeiento</w:t>
+      </w:r>
+      <w:proofErr w:type="spellEnd"/>
+      <w:r>
+        <w:rPr>
+          <w:lang w:val="es-EC"/>
+        </w:rPr>
+        <w:t xml:space="preserve"> de datos que ocurre en analítica avanzada es totalmente diferente a una base de datos relacional que se busca normalizar. Tercera forma normal.</w:t>
+      </w:r>
+    </w:p>
+    <w:p>
+      <w:pPr>
+        <w:rPr>
+          <w:lang w:val="es-EC"/>
+        </w:rPr>
+      </w:pPr>
+      <w:r>
+        <w:rPr>
+          <w:lang w:val="es-EC"/>
+        </w:rPr>
+        <w:t xml:space="preserve">En minería de datos lo que buscamos es </w:t>
+      </w:r>
+      <w:proofErr w:type="spellStart"/>
+      <w:r>
+        <w:rPr>
+          <w:lang w:val="es-EC"/>
+        </w:rPr>
+        <w:t>denormalizar</w:t>
+      </w:r>
+      <w:proofErr w:type="spellEnd"/>
+      <w:r>
+        <w:rPr>
+          <w:lang w:val="es-EC"/>
+        </w:rPr>
+        <w:t xml:space="preserve">, que todo este compacto y reducir los </w:t>
+      </w:r>
+      <w:proofErr w:type="spellStart"/>
+      <w:r>
+        <w:rPr>
+          <w:lang w:val="es-EC"/>
+        </w:rPr>
+        <w:t>joins</w:t>
+      </w:r>
+      <w:proofErr w:type="spellEnd"/>
+      <w:r>
+        <w:rPr>
+          <w:lang w:val="es-EC"/>
+        </w:rPr>
+        <w:t xml:space="preserve"> a lo que </w:t>
+      </w:r>
+      <w:proofErr w:type="spellStart"/>
+      <w:r>
+        <w:rPr>
+          <w:lang w:val="es-EC"/>
+        </w:rPr>
+        <w:t>mas</w:t>
+      </w:r>
+      <w:proofErr w:type="spellEnd"/>
+      <w:r>
+        <w:rPr>
+          <w:lang w:val="es-EC"/>
+        </w:rPr>
+        <w:t xml:space="preserve"> podamos.]</w:t>
+      </w:r>
+    </w:p>
+    <w:p>
+      <w:pPr>
+        <w:rPr>
+          <w:lang w:val="es-EC"/>
+        </w:rPr>
+      </w:pPr>
+    </w:p>
+    <w:p>
+      <w:pPr>
+        <w:rPr>
+          <w:lang w:val="es-EC"/>
+        </w:rPr>
+      </w:pPr>
+      <w:r>
+        <w:rPr>
+          <w:lang w:val="es-EC"/>
+        </w:rPr>
+        <w:t xml:space="preserve">Diferencia es que el hash usa una función de hash para </w:t>
+      </w:r>
+      <w:proofErr w:type="spellStart"/>
+      <w:r>
+        <w:rPr>
+          <w:lang w:val="es-EC"/>
+        </w:rPr>
+        <w:t>distirbuir</w:t>
+      </w:r>
+      <w:proofErr w:type="spellEnd"/>
+      <w:r>
+        <w:rPr>
+          <w:lang w:val="es-EC"/>
+        </w:rPr>
+        <w:t xml:space="preserve"> los datos uniformemente a través d </w:t>
+      </w:r>
+      <w:proofErr w:type="spellStart"/>
+      <w:r>
+        <w:rPr>
+          <w:lang w:val="es-EC"/>
+        </w:rPr>
+        <w:t>elas</w:t>
+      </w:r>
+      <w:proofErr w:type="spellEnd"/>
+      <w:r>
+        <w:rPr>
+          <w:lang w:val="es-EC"/>
+        </w:rPr>
+        <w:t xml:space="preserve"> particiones. Permite lo que se conoce como un balanceador de carga o load </w:t>
+      </w:r>
+      <w:proofErr w:type="spellStart"/>
+      <w:r>
+        <w:rPr>
+          <w:lang w:val="es-EC"/>
+        </w:rPr>
+        <w:t>balancer</w:t>
+      </w:r>
+      <w:proofErr w:type="spellEnd"/>
+      <w:r>
+        <w:rPr>
+          <w:lang w:val="es-EC"/>
+        </w:rPr>
+        <w:t>.</w:t>
       </w:r>
     </w:p>
     <w:p>
@@ -3087,53 +6023,137 @@
           <w:lang w:val="es-EC"/>
         </w:rPr>
         <w:lastRenderedPageBreak/>
-        <w:t>Revisar derivadas parciales y algebra lineal. Para cuando se pide desciente de graidnte y su demostración.</w:t>
-      </w:r>
-    </w:p>
-    <w:p>
-      <w:pPr>
-        <w:rPr>
-          <w:lang w:val="es-EC"/>
-        </w:rPr>
-      </w:pPr>
-      <w:r>
-        <w:rPr>
-          <w:lang w:val="es-EC"/>
-        </w:rPr>
-        <w:t xml:space="preserve">PSET 2: Crear a mano particiones para big data. Empezar a ver los datos e ingresar 10 años. </w:t>
-      </w:r>
-    </w:p>
-    <w:p>
-      <w:pPr>
-        <w:rPr>
-          <w:lang w:val="es-EC"/>
-        </w:rPr>
-      </w:pPr>
-    </w:p>
-    <w:p>
-      <w:pPr>
-        <w:rPr>
-          <w:lang w:val="es-EC"/>
-        </w:rPr>
-      </w:pPr>
-      <w:r>
-        <w:rPr>
-          <w:lang w:val="es-EC"/>
-        </w:rPr>
-        <w:t>Tema de la semana: Que es Analytics Engineering?</w:t>
-      </w:r>
-    </w:p>
-    <w:p>
-      <w:pPr>
-        <w:rPr>
-          <w:lang w:val="es-EC"/>
-        </w:rPr>
-      </w:pPr>
-      <w:r>
-        <w:rPr>
-          <w:lang w:val="es-EC"/>
-        </w:rPr>
-        <w:t>Tiene este tema hibrido que transforma datos cruso en data sets confiables.</w:t>
+        <w:t xml:space="preserve">Revisar derivadas parciales y algebra lineal. Para cuando se pide </w:t>
+      </w:r>
+      <w:proofErr w:type="spellStart"/>
+      <w:r>
+        <w:rPr>
+          <w:lang w:val="es-EC"/>
+        </w:rPr>
+        <w:t>desciente</w:t>
+      </w:r>
+      <w:proofErr w:type="spellEnd"/>
+      <w:r>
+        <w:rPr>
+          <w:lang w:val="es-EC"/>
+        </w:rPr>
+        <w:t xml:space="preserve"> de </w:t>
+      </w:r>
+      <w:proofErr w:type="spellStart"/>
+      <w:r>
+        <w:rPr>
+          <w:lang w:val="es-EC"/>
+        </w:rPr>
+        <w:t>graidnte</w:t>
+      </w:r>
+      <w:proofErr w:type="spellEnd"/>
+      <w:r>
+        <w:rPr>
+          <w:lang w:val="es-EC"/>
+        </w:rPr>
+        <w:t xml:space="preserve"> y su demostración.</w:t>
+      </w:r>
+    </w:p>
+    <w:p>
+      <w:pPr>
+        <w:rPr>
+          <w:lang w:val="es-EC"/>
+        </w:rPr>
+      </w:pPr>
+      <w:r>
+        <w:rPr>
+          <w:lang w:val="es-EC"/>
+        </w:rPr>
+        <w:t xml:space="preserve">PSET 2: Crear a mano particiones para </w:t>
+      </w:r>
+      <w:proofErr w:type="spellStart"/>
+      <w:r>
+        <w:rPr>
+          <w:lang w:val="es-EC"/>
+        </w:rPr>
+        <w:t>big</w:t>
+      </w:r>
+      <w:proofErr w:type="spellEnd"/>
+      <w:r>
+        <w:rPr>
+          <w:lang w:val="es-EC"/>
+        </w:rPr>
+        <w:t xml:space="preserve"> data. Empezar a ver los datos e ingresar 10 años. </w:t>
+      </w:r>
+    </w:p>
+    <w:p>
+      <w:pPr>
+        <w:rPr>
+          <w:lang w:val="es-EC"/>
+        </w:rPr>
+      </w:pPr>
+    </w:p>
+    <w:p>
+      <w:pPr>
+        <w:rPr>
+          <w:lang w:val="es-EC"/>
+        </w:rPr>
+      </w:pPr>
+      <w:r>
+        <w:rPr>
+          <w:lang w:val="es-EC"/>
+        </w:rPr>
+        <w:t xml:space="preserve">Tema de la semana: Que es </w:t>
+      </w:r>
+      <w:proofErr w:type="spellStart"/>
+      <w:r>
+        <w:rPr>
+          <w:lang w:val="es-EC"/>
+        </w:rPr>
+        <w:t>Analytics</w:t>
+      </w:r>
+      <w:proofErr w:type="spellEnd"/>
+      <w:r>
+        <w:rPr>
+          <w:lang w:val="es-EC"/>
+        </w:rPr>
+        <w:t xml:space="preserve"> </w:t>
+      </w:r>
+      <w:proofErr w:type="spellStart"/>
+      <w:r>
+        <w:rPr>
+          <w:lang w:val="es-EC"/>
+        </w:rPr>
+        <w:t>Engineering</w:t>
+      </w:r>
+      <w:proofErr w:type="spellEnd"/>
+      <w:r>
+        <w:rPr>
+          <w:lang w:val="es-EC"/>
+        </w:rPr>
+        <w:t>?</w:t>
+      </w:r>
+    </w:p>
+    <w:p>
+      <w:pPr>
+        <w:rPr>
+          <w:lang w:val="es-EC"/>
+        </w:rPr>
+      </w:pPr>
+      <w:r>
+        <w:rPr>
+          <w:lang w:val="es-EC"/>
+        </w:rPr>
+        <w:t xml:space="preserve">Tiene este tema hibrido que transforma datos </w:t>
+      </w:r>
+      <w:proofErr w:type="spellStart"/>
+      <w:r>
+        <w:rPr>
+          <w:lang w:val="es-EC"/>
+        </w:rPr>
+        <w:t>cruso</w:t>
+      </w:r>
+      <w:proofErr w:type="spellEnd"/>
+      <w:r>
+        <w:rPr>
+          <w:lang w:val="es-EC"/>
+        </w:rPr>
+        <w:t xml:space="preserve"> en data sets confiables.</w:t>
       </w:r>
     </w:p>
     <w:p>
@@ -3192,40 +6212,168 @@
         <w:rPr>
           <w:lang w:val="es-EC"/>
         </w:rPr>
-        <w:t>ELT moderno y el rol a nivel de hoy como dbt: Database tool. Se transforma datos crudos a datos valiosos de la empresa.</w:t>
-      </w:r>
-    </w:p>
-    <w:p>
-      <w:pPr>
-        <w:rPr>
-          <w:lang w:val="es-EC"/>
-        </w:rPr>
-      </w:pPr>
-    </w:p>
-    <w:p>
-      <w:pPr>
-        <w:rPr>
-          <w:lang w:val="es-EC"/>
-        </w:rPr>
-      </w:pPr>
-      <w:r>
-        <w:rPr>
-          <w:lang w:val="es-EC"/>
-        </w:rPr>
-        <w:t>Dbt permite conectar fuentes de orígenes de datos de fierentes. Se puede suar sql con Python. Permite modularcizacion. Revisar todo lo que hace dbt.</w:t>
-      </w:r>
-    </w:p>
-    <w:p>
-      <w:pPr>
-        <w:rPr>
-          <w:lang w:val="es-EC"/>
-        </w:rPr>
-      </w:pPr>
-      <w:r>
-        <w:rPr>
-          <w:lang w:val="es-EC"/>
-        </w:rPr>
-        <w:t>Pemrite crear pruebas unitarias y de integración</w:t>
+        <w:t xml:space="preserve">ELT moderno y el rol a nivel de hoy como </w:t>
+      </w:r>
+      <w:proofErr w:type="spellStart"/>
+      <w:r>
+        <w:rPr>
+          <w:lang w:val="es-EC"/>
+        </w:rPr>
+        <w:t>dbt</w:t>
+      </w:r>
+      <w:proofErr w:type="spellEnd"/>
+      <w:r>
+        <w:rPr>
+          <w:lang w:val="es-EC"/>
+        </w:rPr>
+        <w:t xml:space="preserve">: </w:t>
+      </w:r>
+      <w:proofErr w:type="spellStart"/>
+      <w:r>
+        <w:rPr>
+          <w:lang w:val="es-EC"/>
+        </w:rPr>
+        <w:t>Database</w:t>
+      </w:r>
+      <w:proofErr w:type="spellEnd"/>
+      <w:r>
+        <w:rPr>
+          <w:lang w:val="es-EC"/>
+        </w:rPr>
+        <w:t xml:space="preserve"> </w:t>
+      </w:r>
+      <w:proofErr w:type="spellStart"/>
+      <w:r>
+        <w:rPr>
+          <w:lang w:val="es-EC"/>
+        </w:rPr>
+        <w:t>tool</w:t>
+      </w:r>
+      <w:proofErr w:type="spellEnd"/>
+      <w:r>
+        <w:rPr>
+          <w:lang w:val="es-EC"/>
+        </w:rPr>
+        <w:t>. Se transforma datos crudos a datos valiosos de la empresa.</w:t>
+      </w:r>
+    </w:p>
+    <w:p>
+      <w:pPr>
+        <w:rPr>
+          <w:lang w:val="es-EC"/>
+        </w:rPr>
+      </w:pPr>
+    </w:p>
+    <w:p>
+      <w:pPr>
+        <w:rPr>
+          <w:lang w:val="es-EC"/>
+        </w:rPr>
+      </w:pPr>
+      <w:proofErr w:type="spellStart"/>
+      <w:r>
+        <w:rPr>
+          <w:lang w:val="es-EC"/>
+        </w:rPr>
+        <w:t>Dbt</w:t>
+      </w:r>
+      <w:proofErr w:type="spellEnd"/>
+      <w:r>
+        <w:rPr>
+          <w:lang w:val="es-EC"/>
+        </w:rPr>
+        <w:t xml:space="preserve"> permite conectar fuentes de orígenes de datos de </w:t>
+      </w:r>
+      <w:proofErr w:type="spellStart"/>
+      <w:r>
+        <w:rPr>
+          <w:lang w:val="es-EC"/>
+        </w:rPr>
+        <w:t>fierentes</w:t>
+      </w:r>
+      <w:proofErr w:type="spellEnd"/>
+      <w:r>
+        <w:rPr>
+          <w:lang w:val="es-EC"/>
+        </w:rPr>
+        <w:t xml:space="preserve">. Se puede </w:t>
+      </w:r>
+      <w:proofErr w:type="spellStart"/>
+      <w:r>
+        <w:rPr>
+          <w:lang w:val="es-EC"/>
+        </w:rPr>
+        <w:t>suar</w:t>
+      </w:r>
+      <w:proofErr w:type="spellEnd"/>
+      <w:r>
+        <w:rPr>
+          <w:lang w:val="es-EC"/>
+        </w:rPr>
+        <w:t xml:space="preserve"> </w:t>
+      </w:r>
+      <w:proofErr w:type="spellStart"/>
+      <w:r>
+        <w:rPr>
+          <w:lang w:val="es-EC"/>
+        </w:rPr>
+        <w:t>sql</w:t>
+      </w:r>
+      <w:proofErr w:type="spellEnd"/>
+      <w:r>
+        <w:rPr>
+          <w:lang w:val="es-EC"/>
+        </w:rPr>
+        <w:t xml:space="preserve"> con Python. Permite </w:t>
+      </w:r>
+      <w:proofErr w:type="spellStart"/>
+      <w:r>
+        <w:rPr>
+          <w:lang w:val="es-EC"/>
+        </w:rPr>
+        <w:t>modularcizacion</w:t>
+      </w:r>
+      <w:proofErr w:type="spellEnd"/>
+      <w:r>
+        <w:rPr>
+          <w:lang w:val="es-EC"/>
+        </w:rPr>
+        <w:t xml:space="preserve">. Revisar todo lo que hace </w:t>
+      </w:r>
+      <w:proofErr w:type="spellStart"/>
+      <w:r>
+        <w:rPr>
+          <w:lang w:val="es-EC"/>
+        </w:rPr>
+        <w:t>dbt</w:t>
+      </w:r>
+      <w:proofErr w:type="spellEnd"/>
+      <w:r>
+        <w:rPr>
+          <w:lang w:val="es-EC"/>
+        </w:rPr>
+        <w:t>.</w:t>
+      </w:r>
+    </w:p>
+    <w:p>
+      <w:pPr>
+        <w:rPr>
+          <w:lang w:val="es-EC"/>
+        </w:rPr>
+      </w:pPr>
+      <w:proofErr w:type="spellStart"/>
+      <w:r>
+        <w:rPr>
+          <w:lang w:val="es-EC"/>
+        </w:rPr>
+        <w:t>Pemrite</w:t>
+      </w:r>
+      <w:proofErr w:type="spellEnd"/>
+      <w:r>
+        <w:rPr>
+          <w:lang w:val="es-EC"/>
+        </w:rPr>
+        <w:t xml:space="preserve"> crear pruebas unitarias y de integración</w:t>
       </w:r>
     </w:p>
     <w:p>
@@ -3265,7 +6413,35 @@
         <w:rPr>
           <w:lang w:val="es-EC"/>
         </w:rPr>
-        <w:t>Habla de diferentes técnicas de modelado de datos. Es diferente a lo normal con por ejmplo la primera y tercera forma normal. Pero, en la lectura habal de modelar datos para data mining.</w:t>
+        <w:t xml:space="preserve">Habla de diferentes técnicas de modelado de datos. Es diferente a lo normal con por </w:t>
+      </w:r>
+      <w:proofErr w:type="spellStart"/>
+      <w:r>
+        <w:rPr>
+          <w:lang w:val="es-EC"/>
+        </w:rPr>
+        <w:t>ejmplo</w:t>
+      </w:r>
+      <w:proofErr w:type="spellEnd"/>
+      <w:r>
+        <w:rPr>
+          <w:lang w:val="es-EC"/>
+        </w:rPr>
+        <w:t xml:space="preserve"> la primera y tercera forma normal. Pero, en la lectura habal de modelar datos para data </w:t>
+      </w:r>
+      <w:proofErr w:type="spellStart"/>
+      <w:r>
+        <w:rPr>
+          <w:lang w:val="es-EC"/>
+        </w:rPr>
+        <w:t>mining</w:t>
+      </w:r>
+      <w:proofErr w:type="spellEnd"/>
+      <w:r>
+        <w:rPr>
+          <w:lang w:val="es-EC"/>
+        </w:rPr>
+        <w:t>.</w:t>
       </w:r>
     </w:p>
     <w:p>
@@ -3284,7 +6460,35 @@
           <w:lang w:val="es-EC"/>
         </w:rPr>
         <w:lastRenderedPageBreak/>
-        <w:t>Que es modelamiento de Datos? Que significa modelar en OLTP vs OLAP? OLTP busca mas para transacciones y almacenar, normalizar. En OLAP se busca reducir la cantidad de joins y hacer eficiente la lectura. Estructura de tablas y sus relaciones.</w:t>
+        <w:t xml:space="preserve">Que es modelamiento de Datos? Que significa modelar en OLTP vs OLAP? OLTP busca </w:t>
+      </w:r>
+      <w:proofErr w:type="spellStart"/>
+      <w:r>
+        <w:rPr>
+          <w:lang w:val="es-EC"/>
+        </w:rPr>
+        <w:t>mas</w:t>
+      </w:r>
+      <w:proofErr w:type="spellEnd"/>
+      <w:r>
+        <w:rPr>
+          <w:lang w:val="es-EC"/>
+        </w:rPr>
+        <w:t xml:space="preserve"> para transacciones y almacenar, normalizar. En OLAP se busca reducir la cantidad de </w:t>
+      </w:r>
+      <w:proofErr w:type="spellStart"/>
+      <w:r>
+        <w:rPr>
+          <w:lang w:val="es-EC"/>
+        </w:rPr>
+        <w:t>joins</w:t>
+      </w:r>
+      <w:proofErr w:type="spellEnd"/>
+      <w:r>
+        <w:rPr>
+          <w:lang w:val="es-EC"/>
+        </w:rPr>
+        <w:t xml:space="preserve"> y hacer eficiente la lectura. Estructura de tablas y sus relaciones.</w:t>
       </w:r>
     </w:p>
     <w:p>
@@ -3298,11 +6502,75 @@
           <w:lang w:val="es-EC"/>
         </w:rPr>
       </w:pPr>
-      <w:r>
-        <w:rPr>
-          <w:lang w:val="es-EC"/>
-        </w:rPr>
-        <w:t>Por que es mas intuitivo el modelamiento dimensional para usuario de negocio? Hay una capa de abstracción. Por que en el modelamiento dimensional se habla acerca de métricas. El ROI, el CAC, el LTV, etc. El modelamiento dimesnsional es intuitivo por que de ahí nace.</w:t>
+      <w:proofErr w:type="spellStart"/>
+      <w:r>
+        <w:rPr>
+          <w:lang w:val="es-EC"/>
+        </w:rPr>
+        <w:t>Por que</w:t>
+      </w:r>
+      <w:proofErr w:type="spellEnd"/>
+      <w:r>
+        <w:rPr>
+          <w:lang w:val="es-EC"/>
+        </w:rPr>
+        <w:t xml:space="preserve"> es </w:t>
+      </w:r>
+      <w:proofErr w:type="spellStart"/>
+      <w:r>
+        <w:rPr>
+          <w:lang w:val="es-EC"/>
+        </w:rPr>
+        <w:t>mas</w:t>
+      </w:r>
+      <w:proofErr w:type="spellEnd"/>
+      <w:r>
+        <w:rPr>
+          <w:lang w:val="es-EC"/>
+        </w:rPr>
+        <w:t xml:space="preserve"> intuitivo el modelamiento dimensional para usuario de negocio? Hay una capa de abstracción. </w:t>
+      </w:r>
+      <w:proofErr w:type="spellStart"/>
+      <w:r>
+        <w:rPr>
+          <w:lang w:val="es-EC"/>
+        </w:rPr>
+        <w:t>Por que</w:t>
+      </w:r>
+      <w:proofErr w:type="spellEnd"/>
+      <w:r>
+        <w:rPr>
+          <w:lang w:val="es-EC"/>
+        </w:rPr>
+        <w:t xml:space="preserve"> en el modelamiento dimensional se habla acerca de métricas. El ROI, el CAC, el LTV, etc. El modelamiento </w:t>
+      </w:r>
+      <w:proofErr w:type="spellStart"/>
+      <w:r>
+        <w:rPr>
+          <w:lang w:val="es-EC"/>
+        </w:rPr>
+        <w:t>dimesnsional</w:t>
+      </w:r>
+      <w:proofErr w:type="spellEnd"/>
+      <w:r>
+        <w:rPr>
+          <w:lang w:val="es-EC"/>
+        </w:rPr>
+        <w:t xml:space="preserve"> es intuitivo </w:t>
+      </w:r>
+      <w:proofErr w:type="spellStart"/>
+      <w:r>
+        <w:rPr>
+          <w:lang w:val="es-EC"/>
+        </w:rPr>
+        <w:t>por que</w:t>
+      </w:r>
+      <w:proofErr w:type="spellEnd"/>
+      <w:r>
+        <w:rPr>
+          <w:lang w:val="es-EC"/>
+        </w:rPr>
+        <w:t xml:space="preserve"> de ahí nace.</w:t>
       </w:r>
     </w:p>
     <w:p>
@@ -3320,7 +6588,35 @@
         <w:rPr>
           <w:lang w:val="es-EC"/>
         </w:rPr>
-        <w:t>¿Qué tipo de modelamiento tenemos? Que diferencia hay entre Star y snowflake.</w:t>
+        <w:t xml:space="preserve">¿Qué tipo de modelamiento tenemos? </w:t>
+      </w:r>
+      <w:proofErr w:type="spellStart"/>
+      <w:r>
+        <w:rPr>
+          <w:lang w:val="es-EC"/>
+        </w:rPr>
+        <w:t>Que</w:t>
+      </w:r>
+      <w:proofErr w:type="spellEnd"/>
+      <w:r>
+        <w:rPr>
+          <w:lang w:val="es-EC"/>
+        </w:rPr>
+        <w:t xml:space="preserve"> diferencia hay entre Star y </w:t>
+      </w:r>
+      <w:proofErr w:type="spellStart"/>
+      <w:r>
+        <w:rPr>
+          <w:lang w:val="es-EC"/>
+        </w:rPr>
+        <w:t>snowflake</w:t>
+      </w:r>
+      <w:proofErr w:type="spellEnd"/>
+      <w:r>
+        <w:rPr>
+          <w:lang w:val="es-EC"/>
+        </w:rPr>
+        <w:t>.</w:t>
       </w:r>
     </w:p>
     <w:p>
@@ -3334,17 +6630,53 @@
           <w:lang w:val="es-EC"/>
         </w:rPr>
       </w:pPr>
-      <w:r>
-        <w:rPr>
-          <w:lang w:val="es-EC"/>
-        </w:rPr>
-        <w:t xml:space="preserve">Cual es la ventaja y desventaja: </w:t>
-      </w:r>
-      <w:r>
-        <w:rPr>
-          <w:lang w:val="es-EC"/>
-        </w:rPr>
-        <w:t>Ventaja del estrella es que esta todo a un join. Al estar hablando de datos estos epsan y tienen un costo computacional.</w:t>
+      <w:proofErr w:type="spellStart"/>
+      <w:r>
+        <w:rPr>
+          <w:lang w:val="es-EC"/>
+        </w:rPr>
+        <w:t>Cual</w:t>
+      </w:r>
+      <w:proofErr w:type="spellEnd"/>
+      <w:r>
+        <w:rPr>
+          <w:lang w:val="es-EC"/>
+        </w:rPr>
+        <w:t xml:space="preserve"> es la ventaja y desventaja: </w:t>
+      </w:r>
+      <w:r>
+        <w:rPr>
+          <w:lang w:val="es-EC"/>
+        </w:rPr>
+        <w:t xml:space="preserve">Ventaja del estrella es que esta todo a un </w:t>
+      </w:r>
+      <w:proofErr w:type="spellStart"/>
+      <w:r>
+        <w:rPr>
+          <w:lang w:val="es-EC"/>
+        </w:rPr>
+        <w:t>join</w:t>
+      </w:r>
+      <w:proofErr w:type="spellEnd"/>
+      <w:r>
+        <w:rPr>
+          <w:lang w:val="es-EC"/>
+        </w:rPr>
+        <w:t xml:space="preserve">. Al estar hablando de datos estos </w:t>
+      </w:r>
+      <w:proofErr w:type="spellStart"/>
+      <w:r>
+        <w:rPr>
+          <w:lang w:val="es-EC"/>
+        </w:rPr>
+        <w:t>epsan</w:t>
+      </w:r>
+      <w:proofErr w:type="spellEnd"/>
+      <w:r>
+        <w:rPr>
+          <w:lang w:val="es-EC"/>
+        </w:rPr>
+        <w:t xml:space="preserve"> y tienen un costo computacional.</w:t>
       </w:r>
     </w:p>
     <w:p>
@@ -3362,7 +6694,35 @@
         <w:rPr>
           <w:lang w:val="es-EC"/>
         </w:rPr>
-        <w:t>¿Qué es granularidad? La granuridadl es el factura id en la principal y el siguiente de un detalle por ejemplo seria el item_id.</w:t>
+        <w:t xml:space="preserve">¿Qué es granularidad? La </w:t>
+      </w:r>
+      <w:proofErr w:type="spellStart"/>
+      <w:r>
+        <w:rPr>
+          <w:lang w:val="es-EC"/>
+        </w:rPr>
+        <w:t>granuridadl</w:t>
+      </w:r>
+      <w:proofErr w:type="spellEnd"/>
+      <w:r>
+        <w:rPr>
+          <w:lang w:val="es-EC"/>
+        </w:rPr>
+        <w:t xml:space="preserve"> es el factura id en la principal y el siguiente de un detalle por ejemplo seria el </w:t>
+      </w:r>
+      <w:proofErr w:type="spellStart"/>
+      <w:r>
+        <w:rPr>
+          <w:lang w:val="es-EC"/>
+        </w:rPr>
+        <w:t>item_id</w:t>
+      </w:r>
+      <w:proofErr w:type="spellEnd"/>
+      <w:r>
+        <w:rPr>
+          <w:lang w:val="es-EC"/>
+        </w:rPr>
+        <w:t>.</w:t>
       </w:r>
     </w:p>
     <w:p>
@@ -3386,13 +6746,55 @@
         <w:rPr>
           <w:lang w:val="es-EC"/>
         </w:rPr>
-        <w:t>Kimball propone un enfoque bottom-up basado en modelos dimensionales para análisis, mientras que Inmon propone un enfoque top-down con un Data Warehouse corporativo normalizado enfocado en integración.</w:t>
-      </w:r>
-      <w:r>
-        <w:rPr>
-          <w:lang w:val="es-EC"/>
-        </w:rPr>
-        <w:t xml:space="preserve"> Primero veine INMON normalizando todo y optimizando, y llega KIMBALL a minimizar esta complejidad. Kimball crea una sola fuente de verdad de  la empresa. A partir de ahí se plantea propuestas de datos.</w:t>
+        <w:t>Kimball propone un enfoque bottom-up basado en modelos dimensionales para análisis, mientras que Inmon propone un enfoque top-</w:t>
+      </w:r>
+      <w:proofErr w:type="spellStart"/>
+      <w:r>
+        <w:rPr>
+          <w:lang w:val="es-EC"/>
+        </w:rPr>
+        <w:t>down</w:t>
+      </w:r>
+      <w:proofErr w:type="spellEnd"/>
+      <w:r>
+        <w:rPr>
+          <w:lang w:val="es-EC"/>
+        </w:rPr>
+        <w:t xml:space="preserve"> con un Data </w:t>
+      </w:r>
+      <w:proofErr w:type="spellStart"/>
+      <w:r>
+        <w:rPr>
+          <w:lang w:val="es-EC"/>
+        </w:rPr>
+        <w:t>Warehouse</w:t>
+      </w:r>
+      <w:proofErr w:type="spellEnd"/>
+      <w:r>
+        <w:rPr>
+          <w:lang w:val="es-EC"/>
+        </w:rPr>
+        <w:t xml:space="preserve"> corporativo normalizado enfocado en integración.</w:t>
+      </w:r>
+      <w:r>
+        <w:rPr>
+          <w:lang w:val="es-EC"/>
+        </w:rPr>
+        <w:t xml:space="preserve"> Primero </w:t>
+      </w:r>
+      <w:proofErr w:type="spellStart"/>
+      <w:r>
+        <w:rPr>
+          <w:lang w:val="es-EC"/>
+        </w:rPr>
+        <w:t>veine</w:t>
+      </w:r>
+      <w:proofErr w:type="spellEnd"/>
+      <w:r>
+        <w:rPr>
+          <w:lang w:val="es-EC"/>
+        </w:rPr>
+        <w:t xml:space="preserve"> INMON normalizando todo y optimizando, y llega KIMBALL a minimizar esta complejidad. Kimball crea una sola fuente de verdad de  la empresa. A partir de ahí se plantea propuestas de datos.</w:t>
       </w:r>
     </w:p>
     <w:p>
@@ -3427,18 +6829,84 @@
           <w:lang w:val="es-EC"/>
         </w:rPr>
         <w:br/>
-        <w:t>Nos quedamos en lo que ya habiamos las dos clases distintas de bases de datos. Uno es OLAP par analytics y OLTP para transacciones.</w:t>
-      </w:r>
-    </w:p>
-    <w:p>
-      <w:r>
-        <w:rPr>
-          <w:lang w:val="es-EC"/>
-        </w:rPr>
-        <w:t xml:space="preserve">Hay aruiqtetcuras y familias de bases de datos. </w:t>
-      </w:r>
-      <w:r>
-        <w:t>Com Datwarehouse, Datalakehouse y LAkehouse.</w:t>
+        <w:t xml:space="preserve">Nos quedamos en lo que ya </w:t>
+      </w:r>
+      <w:proofErr w:type="spellStart"/>
+      <w:r>
+        <w:rPr>
+          <w:lang w:val="es-EC"/>
+        </w:rPr>
+        <w:t>habiamos</w:t>
+      </w:r>
+      <w:proofErr w:type="spellEnd"/>
+      <w:r>
+        <w:rPr>
+          <w:lang w:val="es-EC"/>
+        </w:rPr>
+        <w:t xml:space="preserve"> las dos clases distintas de bases de datos. Uno es OLAP par </w:t>
+      </w:r>
+      <w:proofErr w:type="spellStart"/>
+      <w:r>
+        <w:rPr>
+          <w:lang w:val="es-EC"/>
+        </w:rPr>
+        <w:t>analytics</w:t>
+      </w:r>
+      <w:proofErr w:type="spellEnd"/>
+      <w:r>
+        <w:rPr>
+          <w:lang w:val="es-EC"/>
+        </w:rPr>
+        <w:t xml:space="preserve"> y OLTP para transacciones.</w:t>
+      </w:r>
+    </w:p>
+    <w:p>
+      <w:r>
+        <w:rPr>
+          <w:lang w:val="es-EC"/>
+        </w:rPr>
+        <w:t xml:space="preserve">Hay </w:t>
+      </w:r>
+      <w:proofErr w:type="spellStart"/>
+      <w:r>
+        <w:rPr>
+          <w:lang w:val="es-EC"/>
+        </w:rPr>
+        <w:t>aruiqtetcuras</w:t>
+      </w:r>
+      <w:proofErr w:type="spellEnd"/>
+      <w:r>
+        <w:rPr>
+          <w:lang w:val="es-EC"/>
+        </w:rPr>
+        <w:t xml:space="preserve"> y familias de bases de datos. </w:t>
+      </w:r>
+      <w:r>
+        <w:t xml:space="preserve">Com </w:t>
+      </w:r>
+      <w:proofErr w:type="spellStart"/>
+      <w:r>
+        <w:t>Datwarehouse</w:t>
+      </w:r>
+      <w:proofErr w:type="spellEnd"/>
+      <w:r>
+        <w:t xml:space="preserve">, </w:t>
+      </w:r>
+      <w:proofErr w:type="spellStart"/>
+      <w:r>
+        <w:t>Datalakehouse</w:t>
+      </w:r>
+      <w:proofErr w:type="spellEnd"/>
+      <w:r>
+        <w:t xml:space="preserve"> y </w:t>
+      </w:r>
+      <w:proofErr w:type="spellStart"/>
+      <w:r>
+        <w:t>LAkehouse</w:t>
+      </w:r>
+      <w:proofErr w:type="spellEnd"/>
+      <w:r>
+        <w:t>.</w:t>
       </w:r>
     </w:p>
     <w:p/>
@@ -3458,7 +6926,21 @@
         <w:rPr>
           <w:lang w:val="es-EC"/>
         </w:rPr>
-        <w:t>e la ingesta y la persistencia de estos datos. Ahora viene la parte final y es como sacamos insights o valor de los datos.</w:t>
+        <w:t xml:space="preserve">e la ingesta y la persistencia de estos datos. Ahora viene la parte final y es como sacamos </w:t>
+      </w:r>
+      <w:proofErr w:type="spellStart"/>
+      <w:r>
+        <w:rPr>
+          <w:lang w:val="es-EC"/>
+        </w:rPr>
+        <w:t>insights</w:t>
+      </w:r>
+      <w:proofErr w:type="spellEnd"/>
+      <w:r>
+        <w:rPr>
+          <w:lang w:val="es-EC"/>
+        </w:rPr>
+        <w:t xml:space="preserve"> o valor de los datos.</w:t>
       </w:r>
     </w:p>
     <w:p>
@@ -3472,7 +6954,21 @@
           <w:lang w:val="es-EC"/>
         </w:rPr>
         <w:lastRenderedPageBreak/>
-        <w:t>A través de las diferentes arquitetcuras.</w:t>
+        <w:t xml:space="preserve">A través de las diferentes </w:t>
+      </w:r>
+      <w:proofErr w:type="spellStart"/>
+      <w:r>
+        <w:rPr>
+          <w:lang w:val="es-EC"/>
+        </w:rPr>
+        <w:t>arquitetcuras</w:t>
+      </w:r>
+      <w:proofErr w:type="spellEnd"/>
+      <w:r>
+        <w:rPr>
+          <w:lang w:val="es-EC"/>
+        </w:rPr>
+        <w:t>.</w:t>
       </w:r>
     </w:p>
     <w:p>
@@ -3498,7 +6994,49 @@
         <w:rPr>
           <w:lang w:val="es-EC"/>
         </w:rPr>
-        <w:t>Arquitectura: Arquitetco Cloud, de Dato. Esto viene  aser un modelo mental y es un proceso de reflexión y contexto y reflexionar cual es la mejor manera de estrcuturar el proyecto.</w:t>
+        <w:t xml:space="preserve">Arquitectura: </w:t>
+      </w:r>
+      <w:proofErr w:type="spellStart"/>
+      <w:r>
+        <w:rPr>
+          <w:lang w:val="es-EC"/>
+        </w:rPr>
+        <w:t>Arquitetco</w:t>
+      </w:r>
+      <w:proofErr w:type="spellEnd"/>
+      <w:r>
+        <w:rPr>
+          <w:lang w:val="es-EC"/>
+        </w:rPr>
+        <w:t xml:space="preserve"> Cloud, de Dato. Esto viene  </w:t>
+      </w:r>
+      <w:proofErr w:type="spellStart"/>
+      <w:r>
+        <w:rPr>
+          <w:lang w:val="es-EC"/>
+        </w:rPr>
+        <w:t>aser</w:t>
+      </w:r>
+      <w:proofErr w:type="spellEnd"/>
+      <w:r>
+        <w:rPr>
+          <w:lang w:val="es-EC"/>
+        </w:rPr>
+        <w:t xml:space="preserve"> un modelo mental y es un proceso de reflexión y contexto y reflexionar cual es la mejor manera de </w:t>
+      </w:r>
+      <w:proofErr w:type="spellStart"/>
+      <w:r>
+        <w:rPr>
+          <w:lang w:val="es-EC"/>
+        </w:rPr>
+        <w:t>estrcuturar</w:t>
+      </w:r>
+      <w:proofErr w:type="spellEnd"/>
+      <w:r>
+        <w:rPr>
+          <w:lang w:val="es-EC"/>
+        </w:rPr>
+        <w:t xml:space="preserve"> el proyecto.</w:t>
       </w:r>
     </w:p>
     <w:p>
@@ -3524,40 +7062,166 @@
         <w:rPr>
           <w:lang w:val="es-EC"/>
         </w:rPr>
-        <w:t>Diagramas UML como de casos de uso, entidad relacion, etc.</w:t>
-      </w:r>
-    </w:p>
-    <w:p>
-      <w:pPr>
-        <w:rPr>
-          <w:lang w:val="es-EC"/>
-        </w:rPr>
-      </w:pPr>
-    </w:p>
-    <w:p>
-      <w:pPr>
-        <w:rPr>
-          <w:lang w:val="es-EC"/>
-        </w:rPr>
-      </w:pPr>
-      <w:r>
-        <w:rPr>
-          <w:lang w:val="es-EC"/>
-        </w:rPr>
-        <w:t>Todo esta en Stasr Scheme y en One big tabe.</w:t>
-      </w:r>
-    </w:p>
-    <w:p>
-      <w:pPr>
-        <w:rPr>
-          <w:lang w:val="es-EC"/>
-        </w:rPr>
-      </w:pPr>
-      <w:r>
-        <w:rPr>
-          <w:lang w:val="es-EC"/>
-        </w:rPr>
-        <w:t>Hay estructura de capas que era medallion architecture. Hay la capa</w:t>
+        <w:t xml:space="preserve">Diagramas UML como de casos de uso, entidad </w:t>
+      </w:r>
+      <w:proofErr w:type="spellStart"/>
+      <w:r>
+        <w:rPr>
+          <w:lang w:val="es-EC"/>
+        </w:rPr>
+        <w:t>relacion</w:t>
+      </w:r>
+      <w:proofErr w:type="spellEnd"/>
+      <w:r>
+        <w:rPr>
+          <w:lang w:val="es-EC"/>
+        </w:rPr>
+        <w:t>, etc.</w:t>
+      </w:r>
+    </w:p>
+    <w:p>
+      <w:pPr>
+        <w:rPr>
+          <w:lang w:val="es-EC"/>
+        </w:rPr>
+      </w:pPr>
+    </w:p>
+    <w:p>
+      <w:pPr>
+        <w:rPr>
+          <w:lang w:val="es-EC"/>
+        </w:rPr>
+      </w:pPr>
+      <w:r>
+        <w:rPr>
+          <w:lang w:val="es-EC"/>
+        </w:rPr>
+        <w:t xml:space="preserve">Todo </w:t>
+      </w:r>
+      <w:proofErr w:type="spellStart"/>
+      <w:r>
+        <w:rPr>
+          <w:lang w:val="es-EC"/>
+        </w:rPr>
+        <w:t>esta</w:t>
+      </w:r>
+      <w:proofErr w:type="spellEnd"/>
+      <w:r>
+        <w:rPr>
+          <w:lang w:val="es-EC"/>
+        </w:rPr>
+        <w:t xml:space="preserve"> en </w:t>
+      </w:r>
+      <w:proofErr w:type="spellStart"/>
+      <w:r>
+        <w:rPr>
+          <w:lang w:val="es-EC"/>
+        </w:rPr>
+        <w:t>Stasr</w:t>
+      </w:r>
+      <w:proofErr w:type="spellEnd"/>
+      <w:r>
+        <w:rPr>
+          <w:lang w:val="es-EC"/>
+        </w:rPr>
+        <w:t xml:space="preserve"> </w:t>
+      </w:r>
+      <w:proofErr w:type="spellStart"/>
+      <w:r>
+        <w:rPr>
+          <w:lang w:val="es-EC"/>
+        </w:rPr>
+        <w:t>Scheme</w:t>
+      </w:r>
+      <w:proofErr w:type="spellEnd"/>
+      <w:r>
+        <w:rPr>
+          <w:lang w:val="es-EC"/>
+        </w:rPr>
+        <w:t xml:space="preserve"> y en </w:t>
+      </w:r>
+      <w:proofErr w:type="spellStart"/>
+      <w:r>
+        <w:rPr>
+          <w:lang w:val="es-EC"/>
+        </w:rPr>
+        <w:t>One</w:t>
+      </w:r>
+      <w:proofErr w:type="spellEnd"/>
+      <w:r>
+        <w:rPr>
+          <w:lang w:val="es-EC"/>
+        </w:rPr>
+        <w:t xml:space="preserve"> </w:t>
+      </w:r>
+      <w:proofErr w:type="spellStart"/>
+      <w:r>
+        <w:rPr>
+          <w:lang w:val="es-EC"/>
+        </w:rPr>
+        <w:t>big</w:t>
+      </w:r>
+      <w:proofErr w:type="spellEnd"/>
+      <w:r>
+        <w:rPr>
+          <w:lang w:val="es-EC"/>
+        </w:rPr>
+        <w:t xml:space="preserve"> </w:t>
+      </w:r>
+      <w:proofErr w:type="spellStart"/>
+      <w:r>
+        <w:rPr>
+          <w:lang w:val="es-EC"/>
+        </w:rPr>
+        <w:t>tabe</w:t>
+      </w:r>
+      <w:proofErr w:type="spellEnd"/>
+      <w:r>
+        <w:rPr>
+          <w:lang w:val="es-EC"/>
+        </w:rPr>
+        <w:t>.</w:t>
+      </w:r>
+    </w:p>
+    <w:p>
+      <w:pPr>
+        <w:rPr>
+          <w:lang w:val="es-EC"/>
+        </w:rPr>
+      </w:pPr>
+      <w:r>
+        <w:rPr>
+          <w:lang w:val="es-EC"/>
+        </w:rPr>
+        <w:t xml:space="preserve">Hay estructura de capas que era </w:t>
+      </w:r>
+      <w:proofErr w:type="spellStart"/>
+      <w:r>
+        <w:rPr>
+          <w:lang w:val="es-EC"/>
+        </w:rPr>
+        <w:t>medallion</w:t>
+      </w:r>
+      <w:proofErr w:type="spellEnd"/>
+      <w:r>
+        <w:rPr>
+          <w:lang w:val="es-EC"/>
+        </w:rPr>
+        <w:t xml:space="preserve"> </w:t>
+      </w:r>
+      <w:proofErr w:type="spellStart"/>
+      <w:r>
+        <w:rPr>
+          <w:lang w:val="es-EC"/>
+        </w:rPr>
+        <w:t>architecture</w:t>
+      </w:r>
+      <w:proofErr w:type="spellEnd"/>
+      <w:r>
+        <w:rPr>
+          <w:lang w:val="es-EC"/>
+        </w:rPr>
+        <w:t>. Hay la capa</w:t>
       </w:r>
     </w:p>
     <w:p>
@@ -3575,8 +7239,16 @@
         <w:rPr>
           <w:lang w:val="es-EC"/>
         </w:rPr>
-        <w:t>Cruda/Staging</w:t>
-      </w:r>
+        <w:t>Cruda/</w:t>
+      </w:r>
+      <w:proofErr w:type="spellStart"/>
+      <w:r>
+        <w:rPr>
+          <w:lang w:val="es-EC"/>
+        </w:rPr>
+        <w:t>Staging</w:t>
+      </w:r>
+      <w:proofErr w:type="spellEnd"/>
     </w:p>
     <w:p>
       <w:pPr>
@@ -3593,8 +7265,16 @@
         <w:rPr>
           <w:lang w:val="es-EC"/>
         </w:rPr>
-        <w:t>Core: Limpia con lógica de egocio</w:t>
-      </w:r>
+        <w:t xml:space="preserve">Core: Limpia con lógica de </w:t>
+      </w:r>
+      <w:proofErr w:type="spellStart"/>
+      <w:r>
+        <w:rPr>
+          <w:lang w:val="es-EC"/>
+        </w:rPr>
+        <w:t>egocio</w:t>
+      </w:r>
+      <w:proofErr w:type="spellEnd"/>
     </w:p>
     <w:p>
       <w:pPr>
@@ -3611,33 +7291,111 @@
         <w:rPr>
           <w:lang w:val="es-EC"/>
         </w:rPr>
-        <w:t>Marts: Reporteria y ya curada</w:t>
-      </w:r>
-    </w:p>
-    <w:p>
-      <w:pPr>
-        <w:rPr>
-          <w:lang w:val="es-EC"/>
-        </w:rPr>
-      </w:pPr>
-      <w:r>
-        <w:rPr>
-          <w:lang w:val="es-EC"/>
-        </w:rPr>
-        <w:t>Vamos aplicar esto con mage en postgres. Vamos  uasar lo mismo.</w:t>
-      </w:r>
-    </w:p>
-    <w:p>
-      <w:pPr>
-        <w:rPr>
-          <w:lang w:val="es-EC"/>
-        </w:rPr>
-      </w:pPr>
-      <w:r>
-        <w:rPr>
-          <w:lang w:val="es-EC"/>
-        </w:rPr>
-        <w:t>Tiemout en mage es relevante</w:t>
+        <w:t xml:space="preserve">Marts: </w:t>
+      </w:r>
+      <w:proofErr w:type="spellStart"/>
+      <w:r>
+        <w:rPr>
+          <w:lang w:val="es-EC"/>
+        </w:rPr>
+        <w:t>Reporteria</w:t>
+      </w:r>
+      <w:proofErr w:type="spellEnd"/>
+      <w:r>
+        <w:rPr>
+          <w:lang w:val="es-EC"/>
+        </w:rPr>
+        <w:t xml:space="preserve"> y ya curada</w:t>
+      </w:r>
+    </w:p>
+    <w:p>
+      <w:pPr>
+        <w:rPr>
+          <w:lang w:val="es-EC"/>
+        </w:rPr>
+      </w:pPr>
+      <w:r>
+        <w:rPr>
+          <w:lang w:val="es-EC"/>
+        </w:rPr>
+        <w:t xml:space="preserve">Vamos aplicar esto con </w:t>
+      </w:r>
+      <w:proofErr w:type="spellStart"/>
+      <w:r>
+        <w:rPr>
+          <w:lang w:val="es-EC"/>
+        </w:rPr>
+        <w:t>mage</w:t>
+      </w:r>
+      <w:proofErr w:type="spellEnd"/>
+      <w:r>
+        <w:rPr>
+          <w:lang w:val="es-EC"/>
+        </w:rPr>
+        <w:t xml:space="preserve"> en </w:t>
+      </w:r>
+      <w:proofErr w:type="spellStart"/>
+      <w:r>
+        <w:rPr>
+          <w:lang w:val="es-EC"/>
+        </w:rPr>
+        <w:t>postgres</w:t>
+      </w:r>
+      <w:proofErr w:type="spellEnd"/>
+      <w:r>
+        <w:rPr>
+          <w:lang w:val="es-EC"/>
+        </w:rPr>
+        <w:t xml:space="preserve">. Vamos  </w:t>
+      </w:r>
+      <w:proofErr w:type="spellStart"/>
+      <w:r>
+        <w:rPr>
+          <w:lang w:val="es-EC"/>
+        </w:rPr>
+        <w:t>uasar</w:t>
+      </w:r>
+      <w:proofErr w:type="spellEnd"/>
+      <w:r>
+        <w:rPr>
+          <w:lang w:val="es-EC"/>
+        </w:rPr>
+        <w:t xml:space="preserve"> lo mismo.</w:t>
+      </w:r>
+    </w:p>
+    <w:p>
+      <w:pPr>
+        <w:rPr>
+          <w:lang w:val="es-EC"/>
+        </w:rPr>
+      </w:pPr>
+      <w:proofErr w:type="spellStart"/>
+      <w:r>
+        <w:rPr>
+          <w:lang w:val="es-EC"/>
+        </w:rPr>
+        <w:t>Tiemout</w:t>
+      </w:r>
+      <w:proofErr w:type="spellEnd"/>
+      <w:r>
+        <w:rPr>
+          <w:lang w:val="es-EC"/>
+        </w:rPr>
+        <w:t xml:space="preserve"> en </w:t>
+      </w:r>
+      <w:proofErr w:type="spellStart"/>
+      <w:r>
+        <w:rPr>
+          <w:lang w:val="es-EC"/>
+        </w:rPr>
+        <w:t>mage</w:t>
+      </w:r>
+      <w:proofErr w:type="spellEnd"/>
+      <w:r>
+        <w:rPr>
+          <w:lang w:val="es-EC"/>
+        </w:rPr>
+        <w:t xml:space="preserve"> es relevante</w:t>
       </w:r>
       <w:r>
         <w:rPr>
@@ -3656,21 +7414,57 @@
         <w:rPr>
           <w:lang w:val="es-EC"/>
         </w:rPr>
-        <w:t>Ya tenemos la carga lista y ahora viene el valr ya que deberíamos poder procesar con otra tubería</w:t>
-      </w:r>
-    </w:p>
-    <w:p>
-      <w:pPr>
-        <w:rPr>
-          <w:lang w:val="es-EC"/>
-        </w:rPr>
-      </w:pPr>
-      <w:r>
-        <w:rPr>
-          <w:lang w:val="es-EC"/>
-        </w:rPr>
-        <w:t>Vamos a aprender modelamiento dimensioanl y de hecho con transformación con DBT model</w:t>
-      </w:r>
+        <w:t xml:space="preserve">Ya tenemos la carga lista y ahora viene el </w:t>
+      </w:r>
+      <w:proofErr w:type="spellStart"/>
+      <w:r>
+        <w:rPr>
+          <w:lang w:val="es-EC"/>
+        </w:rPr>
+        <w:t>valr</w:t>
+      </w:r>
+      <w:proofErr w:type="spellEnd"/>
+      <w:r>
+        <w:rPr>
+          <w:lang w:val="es-EC"/>
+        </w:rPr>
+        <w:t xml:space="preserve"> ya que deberíamos poder procesar con otra tubería</w:t>
+      </w:r>
+    </w:p>
+    <w:p>
+      <w:pPr>
+        <w:rPr>
+          <w:lang w:val="es-EC"/>
+        </w:rPr>
+      </w:pPr>
+      <w:r>
+        <w:rPr>
+          <w:lang w:val="es-EC"/>
+        </w:rPr>
+        <w:t xml:space="preserve">Vamos a aprender modelamiento </w:t>
+      </w:r>
+      <w:proofErr w:type="spellStart"/>
+      <w:r>
+        <w:rPr>
+          <w:lang w:val="es-EC"/>
+        </w:rPr>
+        <w:t>dimensioanl</w:t>
+      </w:r>
+      <w:proofErr w:type="spellEnd"/>
+      <w:r>
+        <w:rPr>
+          <w:lang w:val="es-EC"/>
+        </w:rPr>
+        <w:t xml:space="preserve"> y de hecho con transformación con DBT </w:t>
+      </w:r>
+      <w:proofErr w:type="spellStart"/>
+      <w:r>
+        <w:rPr>
+          <w:lang w:val="es-EC"/>
+        </w:rPr>
+        <w:t>model</w:t>
+      </w:r>
+      <w:proofErr w:type="spellEnd"/>
     </w:p>
     <w:p>
       <w:pPr>
@@ -3695,7 +7489,21 @@
         <w:rPr>
           <w:lang w:val="es-EC"/>
         </w:rPr>
-        <w:t>Activar DBT en mage:</w:t>
+        <w:t xml:space="preserve">Activar DBT en </w:t>
+      </w:r>
+      <w:proofErr w:type="spellStart"/>
+      <w:r>
+        <w:rPr>
+          <w:lang w:val="es-EC"/>
+        </w:rPr>
+        <w:t>mage</w:t>
+      </w:r>
+      <w:proofErr w:type="spellEnd"/>
+      <w:r>
+        <w:rPr>
+          <w:lang w:val="es-EC"/>
+        </w:rPr>
+        <w:t>:</w:t>
       </w:r>
       <w:r>
         <w:rPr>
@@ -3707,7 +7515,49 @@
         <w:rPr>
           <w:lang w:val="es-EC"/>
         </w:rPr>
-        <w:t xml:space="preserve">root@a8c730e256e6:/home/src/scheduler# cd dbt </w:t>
+        <w:t>root@a8c730e256e6:/home/</w:t>
+      </w:r>
+      <w:proofErr w:type="spellStart"/>
+      <w:r>
+        <w:rPr>
+          <w:lang w:val="es-EC"/>
+        </w:rPr>
+        <w:t>src</w:t>
+      </w:r>
+      <w:proofErr w:type="spellEnd"/>
+      <w:r>
+        <w:rPr>
+          <w:lang w:val="es-EC"/>
+        </w:rPr>
+        <w:t>/</w:t>
+      </w:r>
+      <w:proofErr w:type="spellStart"/>
+      <w:r>
+        <w:rPr>
+          <w:lang w:val="es-EC"/>
+        </w:rPr>
+        <w:t>scheduler</w:t>
+      </w:r>
+      <w:proofErr w:type="spellEnd"/>
+      <w:r>
+        <w:rPr>
+          <w:lang w:val="es-EC"/>
+        </w:rPr>
+        <w:t xml:space="preserve"># cd </w:t>
+      </w:r>
+      <w:proofErr w:type="spellStart"/>
+      <w:r>
+        <w:rPr>
+          <w:lang w:val="es-EC"/>
+        </w:rPr>
+        <w:t>dbt</w:t>
+      </w:r>
+      <w:proofErr w:type="spellEnd"/>
+      <w:r>
+        <w:rPr>
+          <w:lang w:val="es-EC"/>
+        </w:rPr>
+        <w:t xml:space="preserve"> </w:t>
       </w:r>
     </w:p>
     <w:p>
@@ -3717,7 +7567,15 @@
     </w:p>
     <w:p>
       <w:r>
-        <w:t xml:space="preserve">18:50:59 Running with dbt=1.8.7 </w:t>
+        <w:t xml:space="preserve">18:50:59 Running with </w:t>
+      </w:r>
+      <w:proofErr w:type="spellStart"/>
+      <w:r>
+        <w:t>dbt</w:t>
+      </w:r>
+      <w:proofErr w:type="spellEnd"/>
+      <w:r>
+        <w:t xml:space="preserve">=1.8.7 </w:t>
       </w:r>
     </w:p>
     <w:p>
@@ -3728,17 +7586,49 @@
     </w:p>
     <w:p>
       <w:r>
-        <w:t xml:space="preserve">Your new dbt project "scheduler_transformations" was created! </w:t>
-      </w:r>
-    </w:p>
-    <w:p>
-      <w:r>
-        <w:t xml:space="preserve">For more information on how to configure the profiles.yml file, </w:t>
-      </w:r>
-    </w:p>
-    <w:p>
-      <w:r>
-        <w:t xml:space="preserve">please consult the dbt documentation here: </w:t>
+        <w:t xml:space="preserve">Your new </w:t>
+      </w:r>
+      <w:proofErr w:type="spellStart"/>
+      <w:r>
+        <w:t>dbt</w:t>
+      </w:r>
+      <w:proofErr w:type="spellEnd"/>
+      <w:r>
+        <w:t xml:space="preserve"> project "</w:t>
+      </w:r>
+      <w:proofErr w:type="spellStart"/>
+      <w:r>
+        <w:t>scheduler_transformations</w:t>
+      </w:r>
+      <w:proofErr w:type="spellEnd"/>
+      <w:r>
+        <w:t xml:space="preserve">" was created! </w:t>
+      </w:r>
+    </w:p>
+    <w:p>
+      <w:r>
+        <w:t xml:space="preserve">For more information on how to configure the </w:t>
+      </w:r>
+      <w:proofErr w:type="spellStart"/>
+      <w:r>
+        <w:t>profiles.yml</w:t>
+      </w:r>
+      <w:proofErr w:type="spellEnd"/>
+      <w:r>
+        <w:t xml:space="preserve"> file, </w:t>
+      </w:r>
+    </w:p>
+    <w:p>
+      <w:r>
+        <w:t xml:space="preserve">please consult the </w:t>
+      </w:r>
+      <w:proofErr w:type="spellStart"/>
+      <w:r>
+        <w:t>dbt</w:t>
+      </w:r>
+      <w:proofErr w:type="spellEnd"/>
+      <w:r>
+        <w:t xml:space="preserve"> documentation here: </w:t>
       </w:r>
     </w:p>
     <w:p>
@@ -3768,7 +7658,23 @@
     </w:p>
     <w:p>
       <w:r>
-        <w:t xml:space="preserve">root@a8c730e256e6:/home/src/scheduler/dbt# ^C </w:t>
+        <w:t>root@a8c730e256e6:/home/</w:t>
+      </w:r>
+      <w:proofErr w:type="spellStart"/>
+      <w:r>
+        <w:t>src</w:t>
+      </w:r>
+      <w:proofErr w:type="spellEnd"/>
+      <w:r>
+        <w:t>/scheduler/</w:t>
+      </w:r>
+      <w:proofErr w:type="spellStart"/>
+      <w:r>
+        <w:t>dbt</w:t>
+      </w:r>
+      <w:proofErr w:type="spellEnd"/>
+      <w:r>
+        <w:t xml:space="preserve"># ^C </w:t>
       </w:r>
     </w:p>
     <w:p/>
@@ -3778,11 +7684,33 @@
           <w:lang w:val="es-EC"/>
         </w:rPr>
       </w:pPr>
-      <w:r>
-        <w:rPr>
-          <w:lang w:val="es-EC"/>
-        </w:rPr>
-        <w:t>profieles dentro de dbt permite c</w:t>
+      <w:proofErr w:type="spellStart"/>
+      <w:r>
+        <w:rPr>
+          <w:lang w:val="es-EC"/>
+        </w:rPr>
+        <w:t>profieles</w:t>
+      </w:r>
+      <w:proofErr w:type="spellEnd"/>
+      <w:r>
+        <w:rPr>
+          <w:lang w:val="es-EC"/>
+        </w:rPr>
+        <w:t xml:space="preserve"> dentro de </w:t>
+      </w:r>
+      <w:proofErr w:type="spellStart"/>
+      <w:r>
+        <w:rPr>
+          <w:lang w:val="es-EC"/>
+        </w:rPr>
+        <w:t>dbt</w:t>
+      </w:r>
+      <w:proofErr w:type="spellEnd"/>
+      <w:r>
+        <w:rPr>
+          <w:lang w:val="es-EC"/>
+        </w:rPr>
+        <w:t xml:space="preserve"> permite c</w:t>
       </w:r>
       <w:r>
         <w:rPr>
@@ -3797,24 +7725,68 @@
           <w:lang w:val="es-EC"/>
         </w:rPr>
       </w:pPr>
+      <w:proofErr w:type="spellStart"/>
       <w:r>
         <w:rPr>
           <w:lang w:val="es-EC"/>
         </w:rPr>
         <w:t>Profiles.yml</w:t>
       </w:r>
-    </w:p>
-    <w:p>
-      <w:pPr>
-        <w:rPr>
-          <w:lang w:val="es-EC"/>
-        </w:rPr>
-      </w:pPr>
-      <w:r>
-        <w:rPr>
-          <w:lang w:val="es-EC"/>
-        </w:rPr>
-        <w:t>El dbt Project.yml confirgura el proyecto</w:t>
+      <w:proofErr w:type="spellEnd"/>
+    </w:p>
+    <w:p>
+      <w:pPr>
+        <w:rPr>
+          <w:lang w:val="es-EC"/>
+        </w:rPr>
+      </w:pPr>
+      <w:r>
+        <w:rPr>
+          <w:lang w:val="es-EC"/>
+        </w:rPr>
+        <w:t xml:space="preserve">El </w:t>
+      </w:r>
+      <w:proofErr w:type="spellStart"/>
+      <w:r>
+        <w:rPr>
+          <w:lang w:val="es-EC"/>
+        </w:rPr>
+        <w:t>dbt</w:t>
+      </w:r>
+      <w:proofErr w:type="spellEnd"/>
+      <w:r>
+        <w:rPr>
+          <w:lang w:val="es-EC"/>
+        </w:rPr>
+        <w:t xml:space="preserve"> </w:t>
+      </w:r>
+      <w:proofErr w:type="spellStart"/>
+      <w:r>
+        <w:rPr>
+          <w:lang w:val="es-EC"/>
+        </w:rPr>
+        <w:t>Project.yml</w:t>
+      </w:r>
+      <w:proofErr w:type="spellEnd"/>
+      <w:r>
+        <w:rPr>
+          <w:lang w:val="es-EC"/>
+        </w:rPr>
+        <w:t xml:space="preserve"> </w:t>
+      </w:r>
+      <w:proofErr w:type="spellStart"/>
+      <w:r>
+        <w:rPr>
+          <w:lang w:val="es-EC"/>
+        </w:rPr>
+        <w:t>confirgura</w:t>
+      </w:r>
+      <w:proofErr w:type="spellEnd"/>
+      <w:r>
+        <w:rPr>
+          <w:lang w:val="es-EC"/>
+        </w:rPr>
+        <w:t xml:space="preserve"> el proyecto</w:t>
       </w:r>
     </w:p>
     <w:p>
@@ -3847,33 +7819,33 @@
           <w:iCs/>
           <w:lang w:val="es-EC"/>
         </w:rPr>
-        <w:t># Full documentation: https://docs.getdbt.com/docs/configuring-models</w:t>
-      </w:r>
-    </w:p>
-    <w:p>
-      <w:pPr>
-        <w:rPr>
-          <w:lang w:val="es-EC"/>
-        </w:rPr>
-      </w:pPr>
-    </w:p>
-    <w:p>
+        <w:t xml:space="preserve"># Full </w:t>
+      </w:r>
+      <w:proofErr w:type="spellStart"/>
       <w:r>
         <w:rPr>
           <w:i/>
           <w:iCs/>
-        </w:rPr>
-        <w:t># In this example config, we tell dbt to build all models in the example/</w:t>
-      </w:r>
-    </w:p>
-    <w:p>
+          <w:lang w:val="es-EC"/>
+        </w:rPr>
+        <w:t>documentation</w:t>
+      </w:r>
+      <w:proofErr w:type="spellEnd"/>
       <w:r>
         <w:rPr>
           <w:i/>
           <w:iCs/>
-        </w:rPr>
-        <w:t># directory as views. These settings can be overridden in the individual model</w:t>
-      </w:r>
+          <w:lang w:val="es-EC"/>
+        </w:rPr>
+        <w:t>: https://docs.getdbt.com/docs/configuring-models</w:t>
+      </w:r>
+    </w:p>
+    <w:p>
+      <w:pPr>
+        <w:rPr>
+          <w:lang w:val="es-EC"/>
+        </w:rPr>
+      </w:pPr>
     </w:p>
     <w:p>
       <w:r>
@@ -3881,6 +7853,40 @@
           <w:i/>
           <w:iCs/>
         </w:rPr>
+        <w:t xml:space="preserve"># In this example config, we tell </w:t>
+      </w:r>
+      <w:proofErr w:type="spellStart"/>
+      <w:r>
+        <w:rPr>
+          <w:i/>
+          <w:iCs/>
+        </w:rPr>
+        <w:t>dbt</w:t>
+      </w:r>
+      <w:proofErr w:type="spellEnd"/>
+      <w:r>
+        <w:rPr>
+          <w:i/>
+          <w:iCs/>
+        </w:rPr>
+        <w:t xml:space="preserve"> to build all models in the example/</w:t>
+      </w:r>
+    </w:p>
+    <w:p>
+      <w:r>
+        <w:rPr>
+          <w:i/>
+          <w:iCs/>
+        </w:rPr>
+        <w:t># directory as views. These settings can be overridden in the individual model</w:t>
+      </w:r>
+    </w:p>
+    <w:p>
+      <w:r>
+        <w:rPr>
+          <w:i/>
+          <w:iCs/>
+        </w:rPr>
         <w:t># files using the `{{ config(...) }}` macro.</w:t>
       </w:r>
     </w:p>
@@ -3892,7 +7898,15 @@
     </w:p>
     <w:p>
       <w:r>
-        <w:t>  taxi_dbt:</w:t>
+        <w:t xml:space="preserve">  </w:t>
+      </w:r>
+      <w:proofErr w:type="spellStart"/>
+      <w:r>
+        <w:t>taxi_dbt</w:t>
+      </w:r>
+      <w:proofErr w:type="spellEnd"/>
+      <w:r>
+        <w:t>:</w:t>
       </w:r>
     </w:p>
     <w:p>
@@ -3955,20 +7969,48 @@
         <w:rPr>
           <w:lang w:val="es-EC"/>
         </w:rPr>
-        <w:t>+materialized: table</w:t>
-      </w:r>
-    </w:p>
-    <w:p>
-      <w:pPr>
-        <w:rPr>
-          <w:lang w:val="es-EC"/>
-        </w:rPr>
-      </w:pPr>
-      <w:r>
-        <w:rPr>
-          <w:lang w:val="es-EC"/>
-        </w:rPr>
-        <w:t>      +schema: golde</w:t>
+        <w:t>+</w:t>
+      </w:r>
+      <w:proofErr w:type="spellStart"/>
+      <w:r>
+        <w:rPr>
+          <w:lang w:val="es-EC"/>
+        </w:rPr>
+        <w:t>materialized</w:t>
+      </w:r>
+      <w:proofErr w:type="spellEnd"/>
+      <w:r>
+        <w:rPr>
+          <w:lang w:val="es-EC"/>
+        </w:rPr>
+        <w:t>: table</w:t>
+      </w:r>
+    </w:p>
+    <w:p>
+      <w:pPr>
+        <w:rPr>
+          <w:lang w:val="es-EC"/>
+        </w:rPr>
+      </w:pPr>
+      <w:r>
+        <w:rPr>
+          <w:lang w:val="es-EC"/>
+        </w:rPr>
+        <w:t>      +</w:t>
+      </w:r>
+      <w:proofErr w:type="spellStart"/>
+      <w:r>
+        <w:rPr>
+          <w:lang w:val="es-EC"/>
+        </w:rPr>
+        <w:t>schema</w:t>
+      </w:r>
+      <w:proofErr w:type="spellEnd"/>
+      <w:r>
+        <w:rPr>
+          <w:lang w:val="es-EC"/>
+        </w:rPr>
+        <w:t>: golde</w:t>
       </w:r>
     </w:p>
     <w:p>
@@ -3987,27 +8029,105 @@
         <w:rPr>
           <w:lang w:val="es-EC"/>
         </w:rPr>
-        <w:t xml:space="preserve"> archivos y se importa el sql como dbt model en el canvas</w:t>
-      </w:r>
-    </w:p>
-    <w:p>
-      <w:pPr>
-        <w:rPr>
-          <w:lang w:val="es-EC"/>
-        </w:rPr>
-      </w:pPr>
-    </w:p>
-    <w:p>
-      <w:pPr>
-        <w:rPr>
-          <w:lang w:val="es-EC"/>
-        </w:rPr>
-      </w:pPr>
-      <w:r>
-        <w:rPr>
-          <w:lang w:val="es-EC"/>
-        </w:rPr>
-        <w:t xml:space="preserve">Es necesario siempre describir el esquema completo de la capa bronce par poder definir y verificar todo lo que viene, tipar y cambiar </w:t>
+        <w:t xml:space="preserve"> archivos y se importa el </w:t>
+      </w:r>
+      <w:proofErr w:type="spellStart"/>
+      <w:r>
+        <w:rPr>
+          <w:lang w:val="es-EC"/>
+        </w:rPr>
+        <w:t>sql</w:t>
+      </w:r>
+      <w:proofErr w:type="spellEnd"/>
+      <w:r>
+        <w:rPr>
+          <w:lang w:val="es-EC"/>
+        </w:rPr>
+        <w:t xml:space="preserve"> como </w:t>
+      </w:r>
+      <w:proofErr w:type="spellStart"/>
+      <w:r>
+        <w:rPr>
+          <w:lang w:val="es-EC"/>
+        </w:rPr>
+        <w:t>dbt</w:t>
+      </w:r>
+      <w:proofErr w:type="spellEnd"/>
+      <w:r>
+        <w:rPr>
+          <w:lang w:val="es-EC"/>
+        </w:rPr>
+        <w:t xml:space="preserve"> </w:t>
+      </w:r>
+      <w:proofErr w:type="spellStart"/>
+      <w:r>
+        <w:rPr>
+          <w:lang w:val="es-EC"/>
+        </w:rPr>
+        <w:t>model</w:t>
+      </w:r>
+      <w:proofErr w:type="spellEnd"/>
+      <w:r>
+        <w:rPr>
+          <w:lang w:val="es-EC"/>
+        </w:rPr>
+        <w:t xml:space="preserve"> en el </w:t>
+      </w:r>
+      <w:proofErr w:type="spellStart"/>
+      <w:r>
+        <w:rPr>
+          <w:lang w:val="es-EC"/>
+        </w:rPr>
+        <w:t>canvas</w:t>
+      </w:r>
+      <w:proofErr w:type="spellEnd"/>
+    </w:p>
+    <w:p>
+      <w:pPr>
+        <w:rPr>
+          <w:lang w:val="es-EC"/>
+        </w:rPr>
+      </w:pPr>
+    </w:p>
+    <w:p>
+      <w:pPr>
+        <w:rPr>
+          <w:lang w:val="es-EC"/>
+        </w:rPr>
+      </w:pPr>
+      <w:r>
+        <w:rPr>
+          <w:lang w:val="es-EC"/>
+        </w:rPr>
+        <w:t xml:space="preserve">Es necesario siempre describir el esquema completo de la capa bronce </w:t>
+      </w:r>
+      <w:proofErr w:type="spellStart"/>
+      <w:r>
+        <w:rPr>
+          <w:lang w:val="es-EC"/>
+        </w:rPr>
+        <w:t>par</w:t>
+      </w:r>
+      <w:proofErr w:type="spellEnd"/>
+      <w:r>
+        <w:rPr>
+          <w:lang w:val="es-EC"/>
+        </w:rPr>
+        <w:t xml:space="preserve"> poder definir y verificar todo lo que viene, </w:t>
+      </w:r>
+      <w:proofErr w:type="spellStart"/>
+      <w:r>
+        <w:rPr>
+          <w:lang w:val="es-EC"/>
+        </w:rPr>
+        <w:t>tipar</w:t>
+      </w:r>
+      <w:proofErr w:type="spellEnd"/>
+      <w:r>
+        <w:rPr>
+          <w:lang w:val="es-EC"/>
+        </w:rPr>
+        <w:t xml:space="preserve"> y cambiar </w:t>
       </w:r>
       <w:r>
         <w:rPr>
@@ -4026,7 +8146,21 @@
         <w:rPr>
           <w:lang w:val="es-EC"/>
         </w:rPr>
-        <w:t>Fin de bornce.</w:t>
+        <w:t xml:space="preserve">Fin de </w:t>
+      </w:r>
+      <w:proofErr w:type="spellStart"/>
+      <w:r>
+        <w:rPr>
+          <w:lang w:val="es-EC"/>
+        </w:rPr>
+        <w:t>bornce</w:t>
+      </w:r>
+      <w:proofErr w:type="spellEnd"/>
+      <w:r>
+        <w:rPr>
+          <w:lang w:val="es-EC"/>
+        </w:rPr>
+        <w:t>.</w:t>
       </w:r>
     </w:p>
     <w:p>
@@ -4078,37 +8212,101 @@
           <w:lang w:val="es-EC"/>
         </w:rPr>
       </w:pPr>
-      <w:r>
-        <w:rPr>
-          <w:lang w:val="es-EC"/>
-        </w:rPr>
-        <w:t>Continuacion del mage con sus pipelines. Bronce esta en el primer pipeline que es el raw.</w:t>
-      </w:r>
-    </w:p>
-    <w:p>
-      <w:pPr>
-        <w:rPr>
-          <w:lang w:val="es-EC"/>
-        </w:rPr>
-      </w:pPr>
-      <w:r>
-        <w:rPr>
-          <w:lang w:val="es-EC"/>
-        </w:rPr>
-        <w:t xml:space="preserve">Luego se tiene dbt_project.yml </w:t>
-      </w:r>
-    </w:p>
-    <w:p>
-      <w:pPr>
-        <w:rPr>
-          <w:lang w:val="es-EC"/>
-        </w:rPr>
-      </w:pPr>
-      <w:r>
-        <w:rPr>
-          <w:lang w:val="es-EC"/>
-        </w:rPr>
-        <w:t>No nos estaba tomadno directamente la materialización</w:t>
+      <w:proofErr w:type="spellStart"/>
+      <w:r>
+        <w:rPr>
+          <w:lang w:val="es-EC"/>
+        </w:rPr>
+        <w:t>Continuacion</w:t>
+      </w:r>
+      <w:proofErr w:type="spellEnd"/>
+      <w:r>
+        <w:rPr>
+          <w:lang w:val="es-EC"/>
+        </w:rPr>
+        <w:t xml:space="preserve"> del </w:t>
+      </w:r>
+      <w:proofErr w:type="spellStart"/>
+      <w:r>
+        <w:rPr>
+          <w:lang w:val="es-EC"/>
+        </w:rPr>
+        <w:t>mage</w:t>
+      </w:r>
+      <w:proofErr w:type="spellEnd"/>
+      <w:r>
+        <w:rPr>
+          <w:lang w:val="es-EC"/>
+        </w:rPr>
+        <w:t xml:space="preserve"> con sus pipelines. Bronce </w:t>
+      </w:r>
+      <w:proofErr w:type="spellStart"/>
+      <w:r>
+        <w:rPr>
+          <w:lang w:val="es-EC"/>
+        </w:rPr>
+        <w:t>esta</w:t>
+      </w:r>
+      <w:proofErr w:type="spellEnd"/>
+      <w:r>
+        <w:rPr>
+          <w:lang w:val="es-EC"/>
+        </w:rPr>
+        <w:t xml:space="preserve"> en el primer pipeline que es el raw.</w:t>
+      </w:r>
+    </w:p>
+    <w:p>
+      <w:pPr>
+        <w:rPr>
+          <w:lang w:val="es-EC"/>
+        </w:rPr>
+      </w:pPr>
+      <w:r>
+        <w:rPr>
+          <w:lang w:val="es-EC"/>
+        </w:rPr>
+        <w:t xml:space="preserve">Luego se tiene </w:t>
+      </w:r>
+      <w:proofErr w:type="spellStart"/>
+      <w:r>
+        <w:rPr>
+          <w:lang w:val="es-EC"/>
+        </w:rPr>
+        <w:t>dbt_project.yml</w:t>
+      </w:r>
+      <w:proofErr w:type="spellEnd"/>
+      <w:r>
+        <w:rPr>
+          <w:lang w:val="es-EC"/>
+        </w:rPr>
+        <w:t xml:space="preserve"> </w:t>
+      </w:r>
+    </w:p>
+    <w:p>
+      <w:pPr>
+        <w:rPr>
+          <w:lang w:val="es-EC"/>
+        </w:rPr>
+      </w:pPr>
+      <w:r>
+        <w:rPr>
+          <w:lang w:val="es-EC"/>
+        </w:rPr>
+        <w:t xml:space="preserve">No nos estaba </w:t>
+      </w:r>
+      <w:proofErr w:type="spellStart"/>
+      <w:r>
+        <w:rPr>
+          <w:lang w:val="es-EC"/>
+        </w:rPr>
+        <w:t>tomadno</w:t>
+      </w:r>
+      <w:proofErr w:type="spellEnd"/>
+      <w:r>
+        <w:rPr>
+          <w:lang w:val="es-EC"/>
+        </w:rPr>
+        <w:t xml:space="preserve"> directamente la materialización</w:t>
       </w:r>
     </w:p>
     <w:p>
@@ -4134,8 +8332,1553 @@
         <w:rPr>
           <w:lang w:val="es-EC"/>
         </w:rPr>
-        <w:t>Falta namespace y debe ponérsele el mismo nombre de cuando hicimos el init</w:t>
-      </w:r>
+        <w:t xml:space="preserve">Falta </w:t>
+      </w:r>
+      <w:proofErr w:type="spellStart"/>
+      <w:r>
+        <w:rPr>
+          <w:lang w:val="es-EC"/>
+        </w:rPr>
+        <w:t>namespace</w:t>
+      </w:r>
+      <w:proofErr w:type="spellEnd"/>
+      <w:r>
+        <w:rPr>
+          <w:lang w:val="es-EC"/>
+        </w:rPr>
+        <w:t xml:space="preserve"> y debe ponérsele el mismo nombre de cuando hicimos el </w:t>
+      </w:r>
+      <w:proofErr w:type="spellStart"/>
+      <w:r>
+        <w:rPr>
+          <w:lang w:val="es-EC"/>
+        </w:rPr>
+        <w:t>init</w:t>
+      </w:r>
+      <w:proofErr w:type="spellEnd"/>
+    </w:p>
+    <w:p>
+      <w:pPr>
+        <w:rPr>
+          <w:lang w:val="es-EC"/>
+        </w:rPr>
+      </w:pPr>
+    </w:p>
+    <w:p>
+      <w:pPr>
+        <w:rPr>
+          <w:lang w:val="es-EC"/>
+        </w:rPr>
+      </w:pPr>
+      <w:r>
+        <w:rPr>
+          <w:lang w:val="es-EC"/>
+        </w:rPr>
+        <w:t xml:space="preserve">Revisar </w:t>
+      </w:r>
+      <w:proofErr w:type="spellStart"/>
+      <w:r>
+        <w:rPr>
+          <w:lang w:val="es-EC"/>
+        </w:rPr>
+        <w:t>bine</w:t>
+      </w:r>
+      <w:proofErr w:type="spellEnd"/>
+      <w:r>
+        <w:rPr>
+          <w:lang w:val="es-EC"/>
+        </w:rPr>
+        <w:t xml:space="preserve"> como se maneja esto para poder manejar diferentes fuentes d </w:t>
+      </w:r>
+      <w:proofErr w:type="spellStart"/>
+      <w:r>
+        <w:rPr>
+          <w:lang w:val="es-EC"/>
+        </w:rPr>
+        <w:t>edatos</w:t>
+      </w:r>
+      <w:proofErr w:type="spellEnd"/>
+      <w:r>
+        <w:rPr>
+          <w:lang w:val="es-EC"/>
+        </w:rPr>
+        <w:t xml:space="preserve"> y tener un mismo bronce </w:t>
+      </w:r>
+      <w:proofErr w:type="spellStart"/>
+      <w:r>
+        <w:rPr>
+          <w:lang w:val="es-EC"/>
+        </w:rPr>
+        <w:t>layer</w:t>
+      </w:r>
+      <w:proofErr w:type="spellEnd"/>
+      <w:r>
+        <w:rPr>
+          <w:lang w:val="es-EC"/>
+        </w:rPr>
+        <w:br/>
+      </w:r>
+      <w:r>
+        <w:rPr>
+          <w:lang w:val="es-EC"/>
+        </w:rPr>
+        <w:br/>
+      </w:r>
+      <w:proofErr w:type="spellStart"/>
+      <w:r>
+        <w:rPr>
+          <w:lang w:val="es-EC"/>
+        </w:rPr>
+        <w:t>with</w:t>
+      </w:r>
+      <w:proofErr w:type="spellEnd"/>
+      <w:r>
+        <w:rPr>
+          <w:lang w:val="es-EC"/>
+        </w:rPr>
+        <w:t xml:space="preserve"> base as ( </w:t>
+      </w:r>
+    </w:p>
+    <w:p>
+      <w:r>
+        <w:rPr>
+          <w:lang w:val="es-EC"/>
+        </w:rPr>
+        <w:t xml:space="preserve">    </w:t>
+      </w:r>
+      <w:r>
+        <w:t>select * from {{source('</w:t>
+      </w:r>
+      <w:proofErr w:type="spellStart"/>
+      <w:r>
+        <w:t>origen</w:t>
+      </w:r>
+      <w:proofErr w:type="spellEnd"/>
+      <w:r>
+        <w:t>', '</w:t>
+      </w:r>
+      <w:proofErr w:type="spellStart"/>
+      <w:r>
+        <w:t>taxi_trips</w:t>
+      </w:r>
+      <w:proofErr w:type="spellEnd"/>
+      <w:r>
+        <w:t>')}}</w:t>
+      </w:r>
+    </w:p>
+    <w:p>
+      <w:pPr>
+        <w:rPr>
+          <w:lang w:val="es-EC"/>
+        </w:rPr>
+      </w:pPr>
+      <w:r>
+        <w:rPr>
+          <w:lang w:val="es-EC"/>
+        </w:rPr>
+        <w:t>)</w:t>
+      </w:r>
+    </w:p>
+    <w:p>
+      <w:pPr>
+        <w:rPr>
+          <w:lang w:val="es-EC"/>
+        </w:rPr>
+      </w:pPr>
+    </w:p>
+    <w:p>
+      <w:pPr>
+        <w:rPr>
+          <w:lang w:val="es-EC"/>
+        </w:rPr>
+      </w:pPr>
+      <w:r>
+        <w:rPr>
+          <w:lang w:val="es-EC"/>
+        </w:rPr>
+        <w:t>Capa bronce solo cambia columnas y establece un esquema de datos y alguna columna derivada .</w:t>
+      </w:r>
+    </w:p>
+    <w:p>
+      <w:pPr>
+        <w:rPr>
+          <w:lang w:val="es-EC"/>
+        </w:rPr>
+      </w:pPr>
+    </w:p>
+    <w:p>
+      <w:pPr>
+        <w:rPr>
+          <w:lang w:val="es-EC"/>
+        </w:rPr>
+      </w:pPr>
+      <w:r>
+        <w:rPr>
+          <w:lang w:val="es-EC"/>
+        </w:rPr>
+        <w:t xml:space="preserve">Hay tres tipos de </w:t>
+      </w:r>
+      <w:proofErr w:type="spellStart"/>
+      <w:r>
+        <w:rPr>
+          <w:lang w:val="es-EC"/>
+        </w:rPr>
+        <w:t>testing</w:t>
+      </w:r>
+      <w:proofErr w:type="spellEnd"/>
+      <w:r>
+        <w:rPr>
+          <w:lang w:val="es-EC"/>
+        </w:rPr>
+        <w:t>. Pruebas unitarias, de función, de integración.</w:t>
+      </w:r>
+      <w:r>
+        <w:rPr>
+          <w:lang w:val="es-EC"/>
+        </w:rPr>
+        <w:t>’</w:t>
+      </w:r>
+    </w:p>
+    <w:p>
+      <w:pPr>
+        <w:rPr>
+          <w:lang w:val="es-EC"/>
+        </w:rPr>
+      </w:pPr>
+    </w:p>
+    <w:p>
+      <w:pPr>
+        <w:rPr>
+          <w:lang w:val="es-EC"/>
+        </w:rPr>
+      </w:pPr>
+    </w:p>
+    <w:p>
+      <w:pPr>
+        <w:rPr>
+          <w:lang w:val="es-EC"/>
+        </w:rPr>
+      </w:pPr>
+    </w:p>
+    <w:p>
+      <w:pPr>
+        <w:rPr>
+          <w:lang w:val="es-EC"/>
+        </w:rPr>
+      </w:pPr>
+    </w:p>
+    <w:p>
+      <w:pPr>
+        <w:rPr>
+          <w:lang w:val="es-EC"/>
+        </w:rPr>
+      </w:pPr>
+    </w:p>
+    <w:p>
+      <w:pPr>
+        <w:pStyle w:val="Heading1"/>
+        <w:rPr>
+          <w:lang w:val="es-EC"/>
+        </w:rPr>
+      </w:pPr>
+      <w:r>
+        <w:rPr>
+          <w:lang w:val="es-EC"/>
+        </w:rPr>
+        <w:lastRenderedPageBreak/>
+        <w:t>Clase 18/02</w:t>
+      </w:r>
+    </w:p>
+    <w:p>
+      <w:pPr>
+        <w:rPr>
+          <w:lang w:val="es-EC"/>
+        </w:rPr>
+      </w:pPr>
+      <w:r>
+        <w:rPr>
+          <w:lang w:val="es-EC"/>
+        </w:rPr>
+        <w:t xml:space="preserve">Procesamiento de </w:t>
+      </w:r>
+      <w:proofErr w:type="spellStart"/>
+      <w:r>
+        <w:rPr>
+          <w:lang w:val="es-EC"/>
+        </w:rPr>
+        <w:t>big</w:t>
+      </w:r>
+      <w:proofErr w:type="spellEnd"/>
+      <w:r>
+        <w:rPr>
+          <w:lang w:val="es-EC"/>
+        </w:rPr>
+        <w:t xml:space="preserve"> data.</w:t>
+      </w:r>
+    </w:p>
+    <w:p>
+      <w:pPr>
+        <w:rPr>
+          <w:lang w:val="es-EC"/>
+        </w:rPr>
+      </w:pPr>
+      <w:r>
+        <w:rPr>
+          <w:lang w:val="es-EC"/>
+        </w:rPr>
+        <w:t xml:space="preserve">Spark es una herramienta </w:t>
+      </w:r>
+      <w:proofErr w:type="spellStart"/>
+      <w:r>
+        <w:rPr>
+          <w:lang w:val="es-EC"/>
+        </w:rPr>
+        <w:t>apr</w:t>
+      </w:r>
+      <w:proofErr w:type="spellEnd"/>
+      <w:r>
+        <w:rPr>
+          <w:lang w:val="es-EC"/>
+        </w:rPr>
+        <w:t xml:space="preserve"> </w:t>
+      </w:r>
+      <w:proofErr w:type="spellStart"/>
+      <w:r>
+        <w:rPr>
+          <w:lang w:val="es-EC"/>
+        </w:rPr>
+        <w:t>aprocesar</w:t>
+      </w:r>
+      <w:proofErr w:type="spellEnd"/>
+      <w:r>
+        <w:rPr>
+          <w:lang w:val="es-EC"/>
+        </w:rPr>
+        <w:t xml:space="preserve"> flujos de trabajo de forma </w:t>
+      </w:r>
+      <w:proofErr w:type="spellStart"/>
+      <w:r>
+        <w:rPr>
+          <w:lang w:val="es-EC"/>
+        </w:rPr>
+        <w:t>distirbuida</w:t>
+      </w:r>
+      <w:proofErr w:type="spellEnd"/>
+      <w:r>
+        <w:rPr>
+          <w:lang w:val="es-EC"/>
+        </w:rPr>
+        <w:t xml:space="preserve">. E </w:t>
+      </w:r>
+      <w:proofErr w:type="spellStart"/>
+      <w:r>
+        <w:rPr>
+          <w:lang w:val="es-EC"/>
+        </w:rPr>
+        <w:t>sun</w:t>
+      </w:r>
+      <w:proofErr w:type="spellEnd"/>
+      <w:r>
+        <w:rPr>
+          <w:lang w:val="es-EC"/>
+        </w:rPr>
+        <w:t xml:space="preserve"> motor que orquesta trabajo entre muchas computadoras.</w:t>
+      </w:r>
+    </w:p>
+    <w:p>
+      <w:pPr>
+        <w:rPr>
+          <w:lang w:val="es-EC"/>
+        </w:rPr>
+      </w:pPr>
+      <w:r>
+        <w:rPr>
+          <w:lang w:val="es-EC"/>
+        </w:rPr>
+        <w:t>Lectura:</w:t>
+      </w:r>
+    </w:p>
+    <w:p>
+      <w:pPr>
+        <w:pStyle w:val="ListParagraph"/>
+        <w:numPr>
+          <w:ilvl w:val="0"/>
+          <w:numId w:val="13"/>
+        </w:numPr>
+        <w:rPr>
+          <w:lang w:val="es-EC"/>
+        </w:rPr>
+      </w:pPr>
+      <w:r>
+        <w:rPr>
+          <w:lang w:val="es-EC"/>
+        </w:rPr>
+        <w:t xml:space="preserve">Que problema resuelve </w:t>
+      </w:r>
+      <w:proofErr w:type="spellStart"/>
+      <w:r>
+        <w:rPr>
+          <w:lang w:val="es-EC"/>
+        </w:rPr>
+        <w:t>spark</w:t>
+      </w:r>
+      <w:proofErr w:type="spellEnd"/>
+      <w:r>
+        <w:rPr>
+          <w:lang w:val="es-EC"/>
+        </w:rPr>
+        <w:t xml:space="preserve">? </w:t>
+      </w:r>
+    </w:p>
+    <w:p>
+      <w:pPr>
+        <w:pStyle w:val="ListParagraph"/>
+        <w:numPr>
+          <w:ilvl w:val="0"/>
+          <w:numId w:val="13"/>
+        </w:numPr>
+        <w:rPr>
+          <w:lang w:val="es-EC"/>
+        </w:rPr>
+      </w:pPr>
+      <w:r>
+        <w:rPr>
+          <w:lang w:val="es-EC"/>
+        </w:rPr>
+        <w:t>Qué es esto del master Slave? Hay un nodo central que orquesta y distribuye carga</w:t>
+      </w:r>
+    </w:p>
+    <w:p>
+      <w:pPr>
+        <w:pStyle w:val="ListParagraph"/>
+        <w:numPr>
+          <w:ilvl w:val="0"/>
+          <w:numId w:val="13"/>
+        </w:numPr>
+        <w:rPr>
+          <w:lang w:val="es-EC"/>
+        </w:rPr>
+      </w:pPr>
+      <w:r>
+        <w:rPr>
+          <w:lang w:val="es-EC"/>
+        </w:rPr>
+        <w:t xml:space="preserve">Qué es un </w:t>
+      </w:r>
+      <w:proofErr w:type="spellStart"/>
+      <w:r>
+        <w:rPr>
+          <w:lang w:val="es-EC"/>
+        </w:rPr>
+        <w:t>cluster</w:t>
+      </w:r>
+      <w:proofErr w:type="spellEnd"/>
+      <w:r>
+        <w:rPr>
+          <w:lang w:val="es-EC"/>
+        </w:rPr>
+        <w:t xml:space="preserve"> y un nodo? Punto Extra anotado</w:t>
+      </w:r>
+    </w:p>
+    <w:p>
+      <w:pPr>
+        <w:pStyle w:val="ListParagraph"/>
+        <w:numPr>
+          <w:ilvl w:val="0"/>
+          <w:numId w:val="13"/>
+        </w:numPr>
+        <w:rPr>
+          <w:lang w:val="es-EC"/>
+        </w:rPr>
+      </w:pPr>
+      <w:r>
+        <w:rPr>
+          <w:lang w:val="es-EC"/>
+        </w:rPr>
+        <w:t xml:space="preserve">Que responsabilidades exactas tiene el driver que no tiene el resto? </w:t>
+      </w:r>
+    </w:p>
+    <w:p>
+      <w:pPr>
+        <w:pStyle w:val="ListParagraph"/>
+        <w:numPr>
+          <w:ilvl w:val="0"/>
+          <w:numId w:val="13"/>
+        </w:numPr>
+        <w:rPr>
+          <w:lang w:val="es-EC"/>
+        </w:rPr>
+      </w:pPr>
+      <w:r>
+        <w:rPr>
+          <w:lang w:val="es-EC"/>
+        </w:rPr>
+        <w:t xml:space="preserve">Que maneja o tiene como responsabilidad el </w:t>
+      </w:r>
+      <w:proofErr w:type="spellStart"/>
+      <w:r>
+        <w:rPr>
+          <w:lang w:val="es-EC"/>
+        </w:rPr>
+        <w:t>cluster</w:t>
+      </w:r>
+      <w:proofErr w:type="spellEnd"/>
+      <w:r>
+        <w:rPr>
+          <w:lang w:val="es-EC"/>
+        </w:rPr>
+        <w:t xml:space="preserve"> administrador? </w:t>
+      </w:r>
+      <w:proofErr w:type="spellStart"/>
+      <w:r>
+        <w:rPr>
+          <w:lang w:val="es-EC"/>
+        </w:rPr>
+        <w:t>Adminstra</w:t>
+      </w:r>
+      <w:proofErr w:type="spellEnd"/>
+      <w:r>
+        <w:rPr>
+          <w:lang w:val="es-EC"/>
+        </w:rPr>
+        <w:t xml:space="preserve"> compute y </w:t>
+      </w:r>
+      <w:proofErr w:type="spellStart"/>
+      <w:r>
+        <w:rPr>
+          <w:lang w:val="es-EC"/>
+        </w:rPr>
+        <w:t>ram</w:t>
+      </w:r>
+      <w:proofErr w:type="spellEnd"/>
+      <w:r>
+        <w:rPr>
+          <w:lang w:val="es-EC"/>
+        </w:rPr>
+        <w:t xml:space="preserve">. Lanza los </w:t>
+      </w:r>
+      <w:proofErr w:type="spellStart"/>
+      <w:r>
+        <w:rPr>
+          <w:lang w:val="es-EC"/>
+        </w:rPr>
+        <w:t>ejecutadores</w:t>
+      </w:r>
+      <w:proofErr w:type="spellEnd"/>
+      <w:r>
+        <w:rPr>
+          <w:lang w:val="es-EC"/>
+        </w:rPr>
+        <w:t xml:space="preserve"> y orquesta que hace que.</w:t>
+      </w:r>
+    </w:p>
+    <w:p>
+      <w:pPr>
+        <w:pStyle w:val="ListParagraph"/>
+        <w:numPr>
+          <w:ilvl w:val="0"/>
+          <w:numId w:val="13"/>
+        </w:numPr>
+        <w:rPr>
+          <w:lang w:val="es-EC"/>
+        </w:rPr>
+      </w:pPr>
+      <w:r>
+        <w:rPr>
+          <w:lang w:val="es-EC"/>
+        </w:rPr>
+        <w:t xml:space="preserve">Diferencia entre Worker </w:t>
+      </w:r>
+      <w:proofErr w:type="spellStart"/>
+      <w:r>
+        <w:rPr>
+          <w:lang w:val="es-EC"/>
+        </w:rPr>
+        <w:t>nodes</w:t>
+      </w:r>
+      <w:proofErr w:type="spellEnd"/>
+      <w:r>
+        <w:rPr>
+          <w:lang w:val="es-EC"/>
+        </w:rPr>
+        <w:t xml:space="preserve"> y </w:t>
+      </w:r>
+      <w:proofErr w:type="spellStart"/>
+      <w:r>
+        <w:rPr>
+          <w:lang w:val="es-EC"/>
+        </w:rPr>
+        <w:t>Executors</w:t>
+      </w:r>
+      <w:proofErr w:type="spellEnd"/>
+      <w:r>
+        <w:rPr>
+          <w:lang w:val="es-EC"/>
+        </w:rPr>
+        <w:t xml:space="preserve">? El </w:t>
+      </w:r>
+      <w:proofErr w:type="spellStart"/>
+      <w:r>
+        <w:rPr>
+          <w:lang w:val="es-EC"/>
+        </w:rPr>
+        <w:t>executor</w:t>
+      </w:r>
+      <w:proofErr w:type="spellEnd"/>
+      <w:r>
+        <w:rPr>
+          <w:lang w:val="es-EC"/>
+        </w:rPr>
+        <w:t xml:space="preserve"> es e proceso que se ejecuta en el hilo.</w:t>
+      </w:r>
+    </w:p>
+    <w:p>
+      <w:pPr>
+        <w:pStyle w:val="ListParagraph"/>
+        <w:numPr>
+          <w:ilvl w:val="0"/>
+          <w:numId w:val="13"/>
+        </w:numPr>
+        <w:rPr>
+          <w:lang w:val="es-EC"/>
+        </w:rPr>
+      </w:pPr>
+      <w:r>
+        <w:rPr>
+          <w:lang w:val="es-EC"/>
+        </w:rPr>
+        <w:t xml:space="preserve">Cual es la </w:t>
+      </w:r>
+      <w:proofErr w:type="spellStart"/>
+      <w:r>
+        <w:rPr>
+          <w:lang w:val="es-EC"/>
+        </w:rPr>
+        <w:t>diferenida</w:t>
+      </w:r>
+      <w:proofErr w:type="spellEnd"/>
+      <w:r>
+        <w:rPr>
+          <w:lang w:val="es-EC"/>
+        </w:rPr>
+        <w:t xml:space="preserve"> entre los RDD y Data </w:t>
+      </w:r>
+      <w:proofErr w:type="spellStart"/>
+      <w:r>
+        <w:rPr>
+          <w:lang w:val="es-EC"/>
+        </w:rPr>
+        <w:t>frames</w:t>
+      </w:r>
+      <w:proofErr w:type="spellEnd"/>
+      <w:r>
+        <w:rPr>
+          <w:lang w:val="es-EC"/>
+        </w:rPr>
+        <w:t xml:space="preserve">? La diferencia real es que el RDD es de bajo nivel, nos da mayor control sobre la estructura de datos. Y un </w:t>
+      </w:r>
+      <w:proofErr w:type="spellStart"/>
+      <w:r>
+        <w:rPr>
+          <w:lang w:val="es-EC"/>
+        </w:rPr>
+        <w:t>dataframe</w:t>
+      </w:r>
+      <w:proofErr w:type="spellEnd"/>
+      <w:r>
+        <w:rPr>
+          <w:lang w:val="es-EC"/>
+        </w:rPr>
+        <w:t xml:space="preserve"> es una estructura de alto nivel y permite hacer </w:t>
+      </w:r>
+      <w:proofErr w:type="spellStart"/>
+      <w:r>
+        <w:rPr>
+          <w:lang w:val="es-EC"/>
+        </w:rPr>
+        <w:t>trasnformaciones</w:t>
+      </w:r>
+      <w:proofErr w:type="spellEnd"/>
+      <w:r>
+        <w:rPr>
+          <w:lang w:val="es-EC"/>
+        </w:rPr>
+        <w:t xml:space="preserve"> de forma optimizada. No estructurados es mejor </w:t>
+      </w:r>
+      <w:proofErr w:type="spellStart"/>
+      <w:r>
+        <w:rPr>
+          <w:lang w:val="es-EC"/>
+        </w:rPr>
+        <w:t>madnar</w:t>
+      </w:r>
+      <w:proofErr w:type="spellEnd"/>
+      <w:r>
+        <w:rPr>
+          <w:lang w:val="es-EC"/>
+        </w:rPr>
+        <w:t xml:space="preserve"> a un RDD.</w:t>
+      </w:r>
+    </w:p>
+    <w:p>
+      <w:pPr>
+        <w:pStyle w:val="ListParagraph"/>
+        <w:numPr>
+          <w:ilvl w:val="0"/>
+          <w:numId w:val="13"/>
+        </w:numPr>
+        <w:rPr>
+          <w:lang w:val="es-EC"/>
+        </w:rPr>
+      </w:pPr>
+      <w:r>
+        <w:rPr>
+          <w:lang w:val="es-EC"/>
+        </w:rPr>
+        <w:t xml:space="preserve">Diferencia entre </w:t>
+      </w:r>
+      <w:proofErr w:type="spellStart"/>
+      <w:r>
+        <w:rPr>
+          <w:lang w:val="es-EC"/>
+        </w:rPr>
+        <w:t>Lazy</w:t>
+      </w:r>
+      <w:proofErr w:type="spellEnd"/>
+      <w:r>
+        <w:rPr>
+          <w:lang w:val="es-EC"/>
+        </w:rPr>
+        <w:t xml:space="preserve"> e </w:t>
+      </w:r>
+      <w:r>
+        <w:rPr>
+          <w:lang w:val="es-EC"/>
+        </w:rPr>
+        <w:t xml:space="preserve">Eager </w:t>
+      </w:r>
+      <w:proofErr w:type="spellStart"/>
+      <w:r>
+        <w:rPr>
+          <w:lang w:val="es-EC"/>
+        </w:rPr>
+        <w:t>Evaluation</w:t>
+      </w:r>
+      <w:proofErr w:type="spellEnd"/>
+      <w:r>
+        <w:rPr>
+          <w:lang w:val="es-EC"/>
+        </w:rPr>
+        <w:t>?</w:t>
+      </w:r>
+    </w:p>
+    <w:p>
+      <w:pPr>
+        <w:rPr>
+          <w:lang w:val="es-EC"/>
+        </w:rPr>
+      </w:pPr>
+    </w:p>
+    <w:p>
+      <w:pPr>
+        <w:rPr>
+          <w:lang w:val="es-EC"/>
+        </w:rPr>
+      </w:pPr>
+      <w:r>
+        <w:rPr>
+          <w:lang w:val="es-EC"/>
+        </w:rPr>
+        <w:t>Clase:</w:t>
+      </w:r>
+    </w:p>
+    <w:p>
+      <w:pPr>
+        <w:rPr>
+          <w:lang w:val="es-EC"/>
+        </w:rPr>
+      </w:pPr>
+      <w:r>
+        <w:rPr>
+          <w:lang w:val="es-EC"/>
+        </w:rPr>
+        <w:t xml:space="preserve">Hay dos problemas </w:t>
+      </w:r>
+      <w:proofErr w:type="spellStart"/>
+      <w:r>
+        <w:rPr>
+          <w:lang w:val="es-EC"/>
+        </w:rPr>
+        <w:t>empresariale.s</w:t>
+      </w:r>
+      <w:proofErr w:type="spellEnd"/>
+      <w:r>
+        <w:rPr>
+          <w:lang w:val="es-EC"/>
+        </w:rPr>
+        <w:t xml:space="preserve"> Empresas que manejan </w:t>
+      </w:r>
+      <w:proofErr w:type="spellStart"/>
+      <w:r>
+        <w:rPr>
+          <w:lang w:val="es-EC"/>
+        </w:rPr>
+        <w:t>poocos</w:t>
+      </w:r>
+      <w:proofErr w:type="spellEnd"/>
+      <w:r>
+        <w:rPr>
+          <w:lang w:val="es-EC"/>
+        </w:rPr>
+        <w:t xml:space="preserve"> datos y otras que manejan larga escala. 1000 de </w:t>
+      </w:r>
+      <w:proofErr w:type="spellStart"/>
+      <w:r>
+        <w:rPr>
+          <w:lang w:val="es-EC"/>
+        </w:rPr>
+        <w:t>teras</w:t>
+      </w:r>
+      <w:proofErr w:type="spellEnd"/>
+      <w:r>
+        <w:rPr>
+          <w:lang w:val="es-EC"/>
+        </w:rPr>
+        <w:t xml:space="preserve">. </w:t>
+      </w:r>
+    </w:p>
+    <w:p>
+      <w:pPr>
+        <w:rPr>
+          <w:lang w:val="es-EC"/>
+        </w:rPr>
+      </w:pPr>
+      <w:r>
+        <w:rPr>
+          <w:lang w:val="es-EC"/>
+        </w:rPr>
+        <w:t xml:space="preserve">Ahora va a haber una introducción a </w:t>
+      </w:r>
+      <w:proofErr w:type="spellStart"/>
+      <w:r>
+        <w:rPr>
+          <w:lang w:val="es-EC"/>
+        </w:rPr>
+        <w:t>spark</w:t>
+      </w:r>
+      <w:proofErr w:type="spellEnd"/>
+      <w:r>
+        <w:rPr>
+          <w:lang w:val="es-EC"/>
+        </w:rPr>
+        <w:t xml:space="preserve"> y se hace el proyecto 3 con esto y machine </w:t>
+      </w:r>
+      <w:proofErr w:type="spellStart"/>
+      <w:r>
+        <w:rPr>
+          <w:lang w:val="es-EC"/>
+        </w:rPr>
+        <w:t>learning</w:t>
+      </w:r>
+      <w:proofErr w:type="spellEnd"/>
+      <w:r>
+        <w:rPr>
+          <w:lang w:val="es-EC"/>
+        </w:rPr>
+        <w:t>.</w:t>
+      </w:r>
+    </w:p>
+    <w:p>
+      <w:pPr>
+        <w:rPr>
+          <w:lang w:val="es-EC"/>
+        </w:rPr>
+      </w:pPr>
+      <w:r>
+        <w:rPr>
+          <w:lang w:val="es-EC"/>
+        </w:rPr>
+        <w:t>Examen</w:t>
+      </w:r>
+    </w:p>
+    <w:p>
+      <w:pPr>
+        <w:rPr>
+          <w:lang w:val="es-EC"/>
+        </w:rPr>
+      </w:pPr>
+      <w:r>
+        <w:rPr>
+          <w:lang w:val="es-EC"/>
+        </w:rPr>
+        <w:t>25 preguntas teóricas a 30s por pregunta. Y 3 ejercicios de código a mano. Lo que se ha hecho en los deberes.</w:t>
+      </w:r>
+    </w:p>
+    <w:p>
+      <w:pPr>
+        <w:pStyle w:val="ListParagraph"/>
+        <w:numPr>
+          <w:ilvl w:val="0"/>
+          <w:numId w:val="1"/>
+        </w:numPr>
+        <w:rPr>
+          <w:lang w:val="es-EC"/>
+        </w:rPr>
+      </w:pPr>
+      <w:r>
+        <w:rPr>
+          <w:lang w:val="es-EC"/>
+        </w:rPr>
+        <w:lastRenderedPageBreak/>
+        <w:t xml:space="preserve">Qué es procesamiento Batch o por lote? </w:t>
+      </w:r>
+    </w:p>
+    <w:p>
+      <w:pPr>
+        <w:rPr>
+          <w:lang w:val="es-EC"/>
+        </w:rPr>
+      </w:pPr>
+      <w:proofErr w:type="spellStart"/>
+      <w:r>
+        <w:rPr>
+          <w:lang w:val="es-EC"/>
+        </w:rPr>
+        <w:t>Shuffle</w:t>
+      </w:r>
+      <w:proofErr w:type="spellEnd"/>
+      <w:r>
+        <w:rPr>
+          <w:lang w:val="es-EC"/>
+        </w:rPr>
+        <w:t xml:space="preserve"> sirve par </w:t>
+      </w:r>
+      <w:proofErr w:type="spellStart"/>
+      <w:r>
+        <w:rPr>
+          <w:lang w:val="es-EC"/>
+        </w:rPr>
+        <w:t>aagrupar</w:t>
+      </w:r>
+      <w:proofErr w:type="spellEnd"/>
+      <w:r>
+        <w:rPr>
+          <w:lang w:val="es-EC"/>
+        </w:rPr>
+        <w:t xml:space="preserve"> datos </w:t>
+      </w:r>
+      <w:proofErr w:type="spellStart"/>
+      <w:r>
+        <w:rPr>
+          <w:lang w:val="es-EC"/>
+        </w:rPr>
+        <w:t>distirbuidos</w:t>
+      </w:r>
+      <w:proofErr w:type="spellEnd"/>
+      <w:r>
+        <w:rPr>
+          <w:lang w:val="es-EC"/>
+        </w:rPr>
+        <w:t xml:space="preserve"> y </w:t>
+      </w:r>
+      <w:proofErr w:type="spellStart"/>
+      <w:r>
+        <w:rPr>
+          <w:lang w:val="es-EC"/>
+        </w:rPr>
+        <w:t>converjany</w:t>
+      </w:r>
+      <w:proofErr w:type="spellEnd"/>
+      <w:r>
+        <w:rPr>
+          <w:lang w:val="es-EC"/>
+        </w:rPr>
+        <w:t xml:space="preserve"> regresen al nodo principal</w:t>
+      </w:r>
+    </w:p>
+    <w:p>
+      <w:pPr>
+        <w:rPr>
+          <w:lang w:val="es-EC"/>
+        </w:rPr>
+      </w:pPr>
+    </w:p>
+    <w:p>
+      <w:r>
+        <w:t xml:space="preserve">Modelo de </w:t>
+      </w:r>
+      <w:proofErr w:type="spellStart"/>
+      <w:r>
+        <w:t>Ejecucion</w:t>
+      </w:r>
+      <w:proofErr w:type="spellEnd"/>
+      <w:r>
+        <w:t>: Jobs, Stages and t</w:t>
+      </w:r>
+      <w:r>
+        <w:t>asks</w:t>
+      </w:r>
+    </w:p>
+    <w:p>
+      <w:pPr>
+        <w:rPr>
+          <w:lang w:val="es-EC"/>
+        </w:rPr>
+      </w:pPr>
+      <w:r>
+        <w:rPr>
+          <w:lang w:val="es-EC"/>
+        </w:rPr>
+        <w:t xml:space="preserve">Un </w:t>
+      </w:r>
+      <w:proofErr w:type="spellStart"/>
+      <w:r>
+        <w:rPr>
+          <w:lang w:val="es-EC"/>
+        </w:rPr>
+        <w:t>task</w:t>
+      </w:r>
+      <w:proofErr w:type="spellEnd"/>
+      <w:r>
+        <w:rPr>
+          <w:lang w:val="es-EC"/>
+        </w:rPr>
+        <w:t xml:space="preserve"> es la u</w:t>
+      </w:r>
+      <w:r>
+        <w:rPr>
+          <w:lang w:val="es-EC"/>
+        </w:rPr>
+        <w:t xml:space="preserve">nidad </w:t>
+      </w:r>
+      <w:proofErr w:type="spellStart"/>
+      <w:r>
+        <w:rPr>
+          <w:lang w:val="es-EC"/>
+        </w:rPr>
+        <w:t>minima</w:t>
+      </w:r>
+      <w:proofErr w:type="spellEnd"/>
+      <w:r>
+        <w:rPr>
+          <w:lang w:val="es-EC"/>
+        </w:rPr>
+        <w:t xml:space="preserve"> de trabaja ejecutada en una partición</w:t>
+      </w:r>
+    </w:p>
+    <w:p>
+      <w:pPr>
+        <w:rPr>
+          <w:lang w:val="es-EC"/>
+        </w:rPr>
+      </w:pPr>
+    </w:p>
+    <w:p>
+      <w:pPr>
+        <w:rPr>
+          <w:lang w:val="es-EC"/>
+        </w:rPr>
+      </w:pPr>
+      <w:r>
+        <w:rPr>
+          <w:lang w:val="es-EC"/>
+        </w:rPr>
+        <w:t xml:space="preserve">Todo se trabaja en particiones. </w:t>
+      </w:r>
+    </w:p>
+    <w:p>
+      <w:pPr>
+        <w:rPr>
+          <w:lang w:val="es-EC"/>
+        </w:rPr>
+      </w:pPr>
+    </w:p>
+    <w:p>
+      <w:pPr>
+        <w:rPr>
+          <w:lang w:val="es-EC"/>
+        </w:rPr>
+      </w:pPr>
+      <w:r>
+        <w:rPr>
+          <w:lang w:val="es-EC"/>
+        </w:rPr>
+        <w:t xml:space="preserve">Comprender bien el tema de </w:t>
+      </w:r>
+      <w:proofErr w:type="spellStart"/>
+      <w:r>
+        <w:rPr>
+          <w:lang w:val="es-EC"/>
+        </w:rPr>
+        <w:t>lazy</w:t>
+      </w:r>
+      <w:proofErr w:type="spellEnd"/>
+      <w:r>
+        <w:rPr>
+          <w:lang w:val="es-EC"/>
+        </w:rPr>
+        <w:t xml:space="preserve"> e </w:t>
+      </w:r>
+      <w:proofErr w:type="spellStart"/>
+      <w:r>
+        <w:rPr>
+          <w:lang w:val="es-EC"/>
+        </w:rPr>
+        <w:t>eagre</w:t>
+      </w:r>
+      <w:proofErr w:type="spellEnd"/>
+      <w:r>
+        <w:rPr>
+          <w:lang w:val="es-EC"/>
+        </w:rPr>
+        <w:t xml:space="preserve">. Por ejemplo un </w:t>
+      </w:r>
+      <w:proofErr w:type="spellStart"/>
+      <w:r>
+        <w:rPr>
+          <w:lang w:val="es-EC"/>
+        </w:rPr>
+        <w:t>filter</w:t>
+      </w:r>
+      <w:proofErr w:type="spellEnd"/>
+      <w:r>
+        <w:rPr>
+          <w:lang w:val="es-EC"/>
+        </w:rPr>
+        <w:t xml:space="preserve"> es </w:t>
+      </w:r>
+      <w:proofErr w:type="spellStart"/>
+      <w:r>
+        <w:rPr>
+          <w:lang w:val="es-EC"/>
+        </w:rPr>
+        <w:t>lazy</w:t>
+      </w:r>
+      <w:proofErr w:type="spellEnd"/>
+      <w:r>
+        <w:rPr>
+          <w:lang w:val="es-EC"/>
+        </w:rPr>
+        <w:t xml:space="preserve"> y todo lo de </w:t>
+      </w:r>
+      <w:proofErr w:type="spellStart"/>
+      <w:r>
+        <w:rPr>
+          <w:lang w:val="es-EC"/>
+        </w:rPr>
+        <w:t>groupby</w:t>
+      </w:r>
+      <w:proofErr w:type="spellEnd"/>
+      <w:r>
+        <w:rPr>
+          <w:lang w:val="es-EC"/>
+        </w:rPr>
+        <w:t xml:space="preserve"> . </w:t>
+      </w:r>
+      <w:proofErr w:type="spellStart"/>
+      <w:r>
+        <w:rPr>
+          <w:lang w:val="es-EC"/>
+        </w:rPr>
+        <w:t>Cuanod</w:t>
+      </w:r>
+      <w:proofErr w:type="spellEnd"/>
+      <w:r>
+        <w:rPr>
+          <w:lang w:val="es-EC"/>
+        </w:rPr>
+        <w:t xml:space="preserve"> sucede el </w:t>
+      </w:r>
+      <w:proofErr w:type="spellStart"/>
+      <w:r>
+        <w:rPr>
+          <w:lang w:val="es-EC"/>
+        </w:rPr>
+        <w:t>collect</w:t>
+      </w:r>
+      <w:proofErr w:type="spellEnd"/>
+      <w:r>
+        <w:rPr>
+          <w:lang w:val="es-EC"/>
+        </w:rPr>
+        <w:t xml:space="preserve"> que es la acción ya se ejecuta todo.</w:t>
+      </w:r>
+    </w:p>
+    <w:p>
+      <w:pPr>
+        <w:rPr>
+          <w:lang w:val="es-EC"/>
+        </w:rPr>
+      </w:pPr>
+    </w:p>
+    <w:p>
+      <w:pPr>
+        <w:rPr>
+          <w:lang w:val="es-EC"/>
+        </w:rPr>
+      </w:pPr>
+      <w:proofErr w:type="spellStart"/>
+      <w:r>
+        <w:rPr>
+          <w:lang w:val="es-EC"/>
+        </w:rPr>
+        <w:t>Revsiar</w:t>
+      </w:r>
+      <w:proofErr w:type="spellEnd"/>
+      <w:r>
+        <w:rPr>
+          <w:lang w:val="es-EC"/>
+        </w:rPr>
+        <w:t xml:space="preserve"> </w:t>
+      </w:r>
+      <w:proofErr w:type="spellStart"/>
+      <w:r>
+        <w:rPr>
+          <w:lang w:val="es-EC"/>
+        </w:rPr>
+        <w:t>paper</w:t>
+      </w:r>
+      <w:proofErr w:type="spellEnd"/>
+      <w:r>
+        <w:rPr>
+          <w:lang w:val="es-EC"/>
+        </w:rPr>
+        <w:t xml:space="preserve"> </w:t>
+      </w:r>
+      <w:proofErr w:type="spellStart"/>
+      <w:r>
+        <w:rPr>
+          <w:lang w:val="es-EC"/>
+        </w:rPr>
+        <w:t>map</w:t>
+      </w:r>
+      <w:proofErr w:type="spellEnd"/>
+      <w:r>
+        <w:rPr>
+          <w:lang w:val="es-EC"/>
+        </w:rPr>
+        <w:t xml:space="preserve"> reduce original que </w:t>
+      </w:r>
+      <w:proofErr w:type="spellStart"/>
+      <w:r>
+        <w:rPr>
+          <w:lang w:val="es-EC"/>
+        </w:rPr>
+        <w:t>e</w:t>
+      </w:r>
+      <w:proofErr w:type="spellEnd"/>
+      <w:r>
+        <w:rPr>
+          <w:lang w:val="es-EC"/>
+        </w:rPr>
+        <w:t xml:space="preserve"> </w:t>
+      </w:r>
+      <w:proofErr w:type="spellStart"/>
+      <w:r>
+        <w:rPr>
+          <w:lang w:val="es-EC"/>
+        </w:rPr>
+        <w:t>sun</w:t>
+      </w:r>
+      <w:proofErr w:type="spellEnd"/>
+      <w:r>
+        <w:rPr>
+          <w:lang w:val="es-EC"/>
+        </w:rPr>
+        <w:t xml:space="preserve"> </w:t>
+      </w:r>
+      <w:proofErr w:type="spellStart"/>
+      <w:r>
+        <w:rPr>
+          <w:lang w:val="es-EC"/>
+        </w:rPr>
+        <w:t>rdd</w:t>
+      </w:r>
+      <w:proofErr w:type="spellEnd"/>
+      <w:r>
+        <w:rPr>
+          <w:lang w:val="es-EC"/>
+        </w:rPr>
+        <w:t>.</w:t>
+      </w:r>
+    </w:p>
+    <w:p>
+      <w:pPr>
+        <w:rPr>
+          <w:lang w:val="es-EC"/>
+        </w:rPr>
+      </w:pPr>
+    </w:p>
+    <w:p>
+      <w:pPr>
+        <w:rPr>
+          <w:lang w:val="es-EC"/>
+        </w:rPr>
+      </w:pPr>
+      <w:r>
+        <w:rPr>
+          <w:lang w:val="es-EC"/>
+        </w:rPr>
+        <w:t>Transformaciones principales</w:t>
+      </w:r>
+    </w:p>
+    <w:p>
+      <w:pPr>
+        <w:pStyle w:val="ListParagraph"/>
+        <w:numPr>
+          <w:ilvl w:val="0"/>
+          <w:numId w:val="14"/>
+        </w:numPr>
+        <w:rPr>
+          <w:lang w:val="es-EC"/>
+        </w:rPr>
+      </w:pPr>
+      <w:r>
+        <w:rPr>
+          <w:lang w:val="es-EC"/>
+        </w:rPr>
+        <w:t>Seleccionar y filtrar</w:t>
+      </w:r>
+    </w:p>
+    <w:p>
+      <w:pPr>
+        <w:pStyle w:val="ListParagraph"/>
+        <w:numPr>
+          <w:ilvl w:val="0"/>
+          <w:numId w:val="14"/>
+        </w:numPr>
+        <w:rPr>
+          <w:lang w:val="es-EC"/>
+        </w:rPr>
+      </w:pPr>
+      <w:r>
+        <w:rPr>
+          <w:lang w:val="es-EC"/>
+        </w:rPr>
+        <w:t>Joins Distribuidos</w:t>
+      </w:r>
+    </w:p>
+    <w:p>
+      <w:pPr>
+        <w:pStyle w:val="ListParagraph"/>
+        <w:numPr>
+          <w:ilvl w:val="0"/>
+          <w:numId w:val="14"/>
+        </w:numPr>
+        <w:rPr>
+          <w:lang w:val="es-EC"/>
+        </w:rPr>
+      </w:pPr>
+      <w:r>
+        <w:rPr>
+          <w:lang w:val="es-EC"/>
+        </w:rPr>
+        <w:t xml:space="preserve">Agregaciones, </w:t>
+      </w:r>
+      <w:proofErr w:type="spellStart"/>
+      <w:r>
+        <w:rPr>
+          <w:lang w:val="es-EC"/>
+        </w:rPr>
+        <w:t>group</w:t>
+      </w:r>
+      <w:proofErr w:type="spellEnd"/>
+      <w:r>
+        <w:rPr>
+          <w:lang w:val="es-EC"/>
+        </w:rPr>
+        <w:t xml:space="preserve"> </w:t>
+      </w:r>
+      <w:proofErr w:type="spellStart"/>
+      <w:r>
+        <w:rPr>
+          <w:lang w:val="es-EC"/>
+        </w:rPr>
+        <w:t>by</w:t>
+      </w:r>
+      <w:proofErr w:type="spellEnd"/>
+      <w:r>
+        <w:rPr>
+          <w:lang w:val="es-EC"/>
+        </w:rPr>
+        <w:t>, contar, etc.</w:t>
+      </w:r>
+    </w:p>
+    <w:p>
+      <w:pPr>
+        <w:pStyle w:val="ListParagraph"/>
+        <w:numPr>
+          <w:ilvl w:val="0"/>
+          <w:numId w:val="14"/>
+        </w:numPr>
+        <w:rPr>
+          <w:lang w:val="es-EC"/>
+        </w:rPr>
+      </w:pPr>
+      <w:r>
+        <w:rPr>
+          <w:lang w:val="es-EC"/>
+        </w:rPr>
+        <w:t xml:space="preserve">UDF: User define </w:t>
+      </w:r>
+      <w:proofErr w:type="spellStart"/>
+      <w:r>
+        <w:rPr>
+          <w:lang w:val="es-EC"/>
+        </w:rPr>
+        <w:t>funcitions</w:t>
+      </w:r>
+      <w:proofErr w:type="spellEnd"/>
+      <w:r>
+        <w:rPr>
+          <w:lang w:val="es-EC"/>
+        </w:rPr>
+        <w:t xml:space="preserve"> si nada</w:t>
+      </w:r>
+      <w:r>
+        <w:rPr>
+          <w:lang w:val="es-EC"/>
+        </w:rPr>
+        <w:t xml:space="preserve"> de lo anterior funciona.</w:t>
+      </w:r>
+    </w:p>
+    <w:p>
+      <w:pPr>
+        <w:rPr>
+          <w:lang w:val="es-EC"/>
+        </w:rPr>
+      </w:pPr>
+      <w:r>
+        <w:rPr>
+          <w:lang w:val="es-EC"/>
+        </w:rPr>
+        <w:t xml:space="preserve">Siempre es mejor hacer </w:t>
+      </w:r>
+      <w:proofErr w:type="spellStart"/>
+      <w:r>
+        <w:rPr>
+          <w:lang w:val="es-EC"/>
+        </w:rPr>
+        <w:t>trasnformaicones</w:t>
+      </w:r>
+      <w:proofErr w:type="spellEnd"/>
+      <w:r>
+        <w:rPr>
+          <w:lang w:val="es-EC"/>
+        </w:rPr>
+        <w:t xml:space="preserve"> sencillas con </w:t>
+      </w:r>
+      <w:proofErr w:type="spellStart"/>
+      <w:r>
+        <w:rPr>
+          <w:lang w:val="es-EC"/>
+        </w:rPr>
+        <w:t>sql</w:t>
+      </w:r>
+      <w:proofErr w:type="spellEnd"/>
+      <w:r>
+        <w:rPr>
+          <w:lang w:val="es-EC"/>
+        </w:rPr>
+        <w:t xml:space="preserve"> directo si toca cosas mas complejas toca entrar a </w:t>
+      </w:r>
+      <w:proofErr w:type="spellStart"/>
+      <w:r>
+        <w:rPr>
+          <w:lang w:val="es-EC"/>
+        </w:rPr>
+        <w:t>spark</w:t>
+      </w:r>
+      <w:proofErr w:type="spellEnd"/>
+      <w:r>
+        <w:rPr>
+          <w:lang w:val="es-EC"/>
+        </w:rPr>
+        <w:t xml:space="preserve">. Si datos superan 1 tera toca irse por </w:t>
+      </w:r>
+      <w:proofErr w:type="spellStart"/>
+      <w:r>
+        <w:rPr>
+          <w:lang w:val="es-EC"/>
+        </w:rPr>
+        <w:t>spark</w:t>
+      </w:r>
+      <w:proofErr w:type="spellEnd"/>
+      <w:r>
+        <w:rPr>
+          <w:lang w:val="es-EC"/>
+        </w:rPr>
+        <w:t>.</w:t>
+      </w:r>
+    </w:p>
+    <w:p>
+      <w:pPr>
+        <w:rPr>
+          <w:lang w:val="es-EC"/>
+        </w:rPr>
+      </w:pPr>
+      <w:r>
+        <w:rPr>
+          <w:lang w:val="es-EC"/>
+        </w:rPr>
+        <w:t>{</w:t>
+      </w:r>
+    </w:p>
+    <w:p>
+      <w:pPr>
+        <w:rPr>
+          <w:lang w:val="es-EC"/>
+        </w:rPr>
+      </w:pPr>
+    </w:p>
+    <w:p>
+      <w:pPr>
+        <w:rPr>
+          <w:lang w:val="es-EC"/>
+        </w:rPr>
+      </w:pPr>
+      <w:proofErr w:type="spellStart"/>
+      <w:r>
+        <w:rPr>
+          <w:lang w:val="es-EC"/>
+        </w:rPr>
+        <w:t>Ejerciico</w:t>
+      </w:r>
+      <w:proofErr w:type="spellEnd"/>
+      <w:r>
+        <w:rPr>
+          <w:lang w:val="es-EC"/>
+        </w:rPr>
+        <w:t xml:space="preserve"> en otro Docker </w:t>
+      </w:r>
+      <w:proofErr w:type="spellStart"/>
+      <w:r>
+        <w:rPr>
+          <w:lang w:val="es-EC"/>
+        </w:rPr>
+        <w:t>levanatr</w:t>
+      </w:r>
+      <w:proofErr w:type="spellEnd"/>
+      <w:r>
+        <w:rPr>
+          <w:lang w:val="es-EC"/>
+        </w:rPr>
+        <w:t xml:space="preserve"> desde cero todo esto</w:t>
+      </w:r>
+    </w:p>
+    <w:p>
+      <w:pPr>
+        <w:rPr>
+          <w:lang w:val="es-EC"/>
+        </w:rPr>
+      </w:pPr>
+    </w:p>
+    <w:p>
+      <w:pPr>
+        <w:rPr>
+          <w:lang w:val="es-EC"/>
+        </w:rPr>
+      </w:pPr>
     </w:p>
     <w:sectPr>
       <w:pgSz w:w="12240" w:h="15840"/>
@@ -4150,6 +9893,95 @@
 <file path=word/numbering.xml><?xml version="1.0" encoding="utf-8"?>
 <w:numbering xmlns:wpc="http://schemas.microsoft.com/office/word/2010/wordprocessingCanvas" xmlns:cx="http://schemas.microsoft.com/office/drawing/2014/chartex" xmlns:cx1="http://schemas.microsoft.com/office/drawing/2015/9/8/chartex" xmlns:cx2="http://schemas.microsoft.com/office/drawing/2015/10/21/chartex" xmlns:cx3="http://schemas.microsoft.com/office/drawing/2016/5/9/chartex" xmlns:cx4="http://schemas.microsoft.com/office/drawing/2016/5/10/chartex" xmlns:cx5="http://schemas.microsoft.com/office/drawing/2016/5/11/chartex" xmlns:cx6="http://schemas.microsoft.com/office/drawing/2016/5/12/chartex" xmlns:cx7="http://schemas.microsoft.com/office/drawing/2016/5/13/chartex" xmlns:cx8="http://schemas.microsoft.com/office/drawing/2016/5/14/chartex" xmlns:mc="http://schemas.openxmlformats.org/markup-compatibility/2006" xmlns:aink="http://schemas.microsoft.com/office/drawing/2016/ink" xmlns:am3d="http://schemas.microsoft.com/office/drawing/2017/model3d" xmlns:o="urn:schemas-microsoft-com:office:office" xmlns:oel="http://schemas.microsoft.com/office/2019/extlst" xmlns:r="http://schemas.openxmlformats.org/officeDocument/2006/relationships" xmlns:m="http://schemas.openxmlformats.org/officeDocument/2006/math" xmlns:v="urn:schemas-microsoft-com:vml" xmlns:wp14="http://schemas.microsoft.com/office/word/2010/wordprocessingDrawing" xmlns:wp="http://schemas.openxmlformats.org/drawingml/2006/wordprocessingDrawing" xmlns:w10="urn:schemas-microsoft-com:office:word" xmlns:w="http://schemas.openxmlformats.org/wordprocessingml/2006/main" xmlns:w14="http://schemas.microsoft.com/office/word/2010/wordml" xmlns:w15="http://schemas.microsoft.com/office/word/2012/wordml" xmlns:w16cex="http://schemas.microsoft.com/office/word/2018/wordml/cex" xmlns:w16cid="http://schemas.microsoft.com/office/word/2016/wordml/cid" xmlns:w16="http://schemas.microsoft.com/office/word/2018/wordml" xmlns:w16du="http://schemas.microsoft.com/office/word/2023/wordml/word16du" xmlns:w16sdtdh="http://schemas.microsoft.com/office/word/2020/wordml/sdtdatahash" xmlns:w16sdtfl="http://schemas.microsoft.com/office/word/2024/wordml/sdtformatlock" xmlns:w16se="http://schemas.microsoft.com/office/word/2015/wordml/symex" xmlns:wpg="http://schemas.microsoft.com/office/word/2010/wordprocessingGroup" xmlns:wpi="http://schemas.microsoft.com/office/word/2010/wordprocessingInk" xmlns:wne="http://schemas.microsoft.com/office/word/2006/wordml" xmlns:wps="http://schemas.microsoft.com/office/word/2010/wordprocessingShape" mc:Ignorable="w14 w15 w16se w16cid w16 w16cex w16sdtdh w16sdtfl w16du wp14">
   <w:abstractNum w:abstractNumId="0" w15:restartNumberingAfterBreak="0">
+    <w:nsid w:val="06E4031E"/>
+    <w:multiLevelType w:val="hybridMultilevel"/>
+    <w:tmpl w:val="074088B4"/>
+    <w:lvl w:ilvl="0" w:tplc="0409000F">
+      <w:start w:val="1"/>
+      <w:numFmt w:val="decimal"/>
+      <w:lvlText w:val="%1."/>
+      <w:lvlJc w:val="left"/>
+      <w:pPr>
+        <w:ind w:left="720" w:hanging="360"/>
+      </w:pPr>
+      <w:rPr>
+        <w:rFonts w:hint="default"/>
+      </w:rPr>
+    </w:lvl>
+    <w:lvl w:ilvl="1" w:tplc="04090019" w:tentative="1">
+      <w:start w:val="1"/>
+      <w:numFmt w:val="lowerLetter"/>
+      <w:lvlText w:val="%2."/>
+      <w:lvlJc w:val="left"/>
+      <w:pPr>
+        <w:ind w:left="1440" w:hanging="360"/>
+      </w:pPr>
+    </w:lvl>
+    <w:lvl w:ilvl="2" w:tplc="0409001B" w:tentative="1">
+      <w:start w:val="1"/>
+      <w:numFmt w:val="lowerRoman"/>
+      <w:lvlText w:val="%3."/>
+      <w:lvlJc w:val="right"/>
+      <w:pPr>
+        <w:ind w:left="2160" w:hanging="180"/>
+      </w:pPr>
+    </w:lvl>
+    <w:lvl w:ilvl="3" w:tplc="0409000F" w:tentative="1">
+      <w:start w:val="1"/>
+      <w:numFmt w:val="decimal"/>
+      <w:lvlText w:val="%4."/>
+      <w:lvlJc w:val="left"/>
+      <w:pPr>
+        <w:ind w:left="2880" w:hanging="360"/>
+      </w:pPr>
+    </w:lvl>
+    <w:lvl w:ilvl="4" w:tplc="04090019" w:tentative="1">
+      <w:start w:val="1"/>
+      <w:numFmt w:val="lowerLetter"/>
+      <w:lvlText w:val="%5."/>
+      <w:lvlJc w:val="left"/>
+      <w:pPr>
+        <w:ind w:left="3600" w:hanging="360"/>
+      </w:pPr>
+    </w:lvl>
+    <w:lvl w:ilvl="5" w:tplc="0409001B" w:tentative="1">
+      <w:start w:val="1"/>
+      <w:numFmt w:val="lowerRoman"/>
+      <w:lvlText w:val="%6."/>
+      <w:lvlJc w:val="right"/>
+      <w:pPr>
+        <w:ind w:left="4320" w:hanging="180"/>
+      </w:pPr>
+    </w:lvl>
+    <w:lvl w:ilvl="6" w:tplc="0409000F" w:tentative="1">
+      <w:start w:val="1"/>
+      <w:numFmt w:val="decimal"/>
+      <w:lvlText w:val="%7."/>
+      <w:lvlJc w:val="left"/>
+      <w:pPr>
+        <w:ind w:left="5040" w:hanging="360"/>
+      </w:pPr>
+    </w:lvl>
+    <w:lvl w:ilvl="7" w:tplc="04090019" w:tentative="1">
+      <w:start w:val="1"/>
+      <w:numFmt w:val="lowerLetter"/>
+      <w:lvlText w:val="%8."/>
+      <w:lvlJc w:val="left"/>
+      <w:pPr>
+        <w:ind w:left="5760" w:hanging="360"/>
+      </w:pPr>
+    </w:lvl>
+    <w:lvl w:ilvl="8" w:tplc="0409001B" w:tentative="1">
+      <w:start w:val="1"/>
+      <w:numFmt w:val="lowerRoman"/>
+      <w:lvlText w:val="%9."/>
+      <w:lvlJc w:val="right"/>
+      <w:pPr>
+        <w:ind w:left="6480" w:hanging="180"/>
+      </w:pPr>
+    </w:lvl>
+  </w:abstractNum>
+  <w:abstractNum w:abstractNumId="1" w15:restartNumberingAfterBreak="0">
     <w:nsid w:val="0C4430EA"/>
     <w:multiLevelType w:val="hybridMultilevel"/>
     <w:tmpl w:val="B8900CBC"/>
@@ -4238,7 +10070,7 @@
       </w:pPr>
     </w:lvl>
   </w:abstractNum>
-  <w:abstractNum w:abstractNumId="1" w15:restartNumberingAfterBreak="0">
+  <w:abstractNum w:abstractNumId="2" w15:restartNumberingAfterBreak="0">
     <w:nsid w:val="11CD2BC5"/>
     <w:multiLevelType w:val="hybridMultilevel"/>
     <w:tmpl w:val="9ADC623E"/>
@@ -4327,7 +10159,96 @@
       </w:pPr>
     </w:lvl>
   </w:abstractNum>
-  <w:abstractNum w:abstractNumId="2" w15:restartNumberingAfterBreak="0">
+  <w:abstractNum w:abstractNumId="3" w15:restartNumberingAfterBreak="0">
+    <w:nsid w:val="1F890D7F"/>
+    <w:multiLevelType w:val="hybridMultilevel"/>
+    <w:tmpl w:val="C262ACF0"/>
+    <w:lvl w:ilvl="0" w:tplc="0409000F">
+      <w:start w:val="1"/>
+      <w:numFmt w:val="decimal"/>
+      <w:lvlText w:val="%1."/>
+      <w:lvlJc w:val="left"/>
+      <w:pPr>
+        <w:ind w:left="720" w:hanging="360"/>
+      </w:pPr>
+      <w:rPr>
+        <w:rFonts w:hint="default"/>
+      </w:rPr>
+    </w:lvl>
+    <w:lvl w:ilvl="1" w:tplc="04090019" w:tentative="1">
+      <w:start w:val="1"/>
+      <w:numFmt w:val="lowerLetter"/>
+      <w:lvlText w:val="%2."/>
+      <w:lvlJc w:val="left"/>
+      <w:pPr>
+        <w:ind w:left="1440" w:hanging="360"/>
+      </w:pPr>
+    </w:lvl>
+    <w:lvl w:ilvl="2" w:tplc="0409001B" w:tentative="1">
+      <w:start w:val="1"/>
+      <w:numFmt w:val="lowerRoman"/>
+      <w:lvlText w:val="%3."/>
+      <w:lvlJc w:val="right"/>
+      <w:pPr>
+        <w:ind w:left="2160" w:hanging="180"/>
+      </w:pPr>
+    </w:lvl>
+    <w:lvl w:ilvl="3" w:tplc="0409000F" w:tentative="1">
+      <w:start w:val="1"/>
+      <w:numFmt w:val="decimal"/>
+      <w:lvlText w:val="%4."/>
+      <w:lvlJc w:val="left"/>
+      <w:pPr>
+        <w:ind w:left="2880" w:hanging="360"/>
+      </w:pPr>
+    </w:lvl>
+    <w:lvl w:ilvl="4" w:tplc="04090019" w:tentative="1">
+      <w:start w:val="1"/>
+      <w:numFmt w:val="lowerLetter"/>
+      <w:lvlText w:val="%5."/>
+      <w:lvlJc w:val="left"/>
+      <w:pPr>
+        <w:ind w:left="3600" w:hanging="360"/>
+      </w:pPr>
+    </w:lvl>
+    <w:lvl w:ilvl="5" w:tplc="0409001B" w:tentative="1">
+      <w:start w:val="1"/>
+      <w:numFmt w:val="lowerRoman"/>
+      <w:lvlText w:val="%6."/>
+      <w:lvlJc w:val="right"/>
+      <w:pPr>
+        <w:ind w:left="4320" w:hanging="180"/>
+      </w:pPr>
+    </w:lvl>
+    <w:lvl w:ilvl="6" w:tplc="0409000F" w:tentative="1">
+      <w:start w:val="1"/>
+      <w:numFmt w:val="decimal"/>
+      <w:lvlText w:val="%7."/>
+      <w:lvlJc w:val="left"/>
+      <w:pPr>
+        <w:ind w:left="5040" w:hanging="360"/>
+      </w:pPr>
+    </w:lvl>
+    <w:lvl w:ilvl="7" w:tplc="04090019" w:tentative="1">
+      <w:start w:val="1"/>
+      <w:numFmt w:val="lowerLetter"/>
+      <w:lvlText w:val="%8."/>
+      <w:lvlJc w:val="left"/>
+      <w:pPr>
+        <w:ind w:left="5760" w:hanging="360"/>
+      </w:pPr>
+    </w:lvl>
+    <w:lvl w:ilvl="8" w:tplc="0409001B" w:tentative="1">
+      <w:start w:val="1"/>
+      <w:numFmt w:val="lowerRoman"/>
+      <w:lvlText w:val="%9."/>
+      <w:lvlJc w:val="right"/>
+      <w:pPr>
+        <w:ind w:left="6480" w:hanging="180"/>
+      </w:pPr>
+    </w:lvl>
+  </w:abstractNum>
+  <w:abstractNum w:abstractNumId="4" w15:restartNumberingAfterBreak="0">
     <w:nsid w:val="23D4312B"/>
     <w:multiLevelType w:val="hybridMultilevel"/>
     <w:tmpl w:val="7C042510"/>
@@ -4416,7 +10337,7 @@
       </w:pPr>
     </w:lvl>
   </w:abstractNum>
-  <w:abstractNum w:abstractNumId="3" w15:restartNumberingAfterBreak="0">
+  <w:abstractNum w:abstractNumId="5" w15:restartNumberingAfterBreak="0">
     <w:nsid w:val="27FF2EB7"/>
     <w:multiLevelType w:val="hybridMultilevel"/>
     <w:tmpl w:val="C97C52C8"/>
@@ -4505,7 +10426,7 @@
       </w:pPr>
     </w:lvl>
   </w:abstractNum>
-  <w:abstractNum w:abstractNumId="4" w15:restartNumberingAfterBreak="0">
+  <w:abstractNum w:abstractNumId="6" w15:restartNumberingAfterBreak="0">
     <w:nsid w:val="33366BF8"/>
     <w:multiLevelType w:val="hybridMultilevel"/>
     <w:tmpl w:val="B5621184"/>
@@ -4594,7 +10515,7 @@
       </w:pPr>
     </w:lvl>
   </w:abstractNum>
-  <w:abstractNum w:abstractNumId="5" w15:restartNumberingAfterBreak="0">
+  <w:abstractNum w:abstractNumId="7" w15:restartNumberingAfterBreak="0">
     <w:nsid w:val="3399249E"/>
     <w:multiLevelType w:val="hybridMultilevel"/>
     <w:tmpl w:val="CC9C1160"/>
@@ -4707,7 +10628,7 @@
       </w:rPr>
     </w:lvl>
   </w:abstractNum>
-  <w:abstractNum w:abstractNumId="6" w15:restartNumberingAfterBreak="0">
+  <w:abstractNum w:abstractNumId="8" w15:restartNumberingAfterBreak="0">
     <w:nsid w:val="33C70F20"/>
     <w:multiLevelType w:val="hybridMultilevel"/>
     <w:tmpl w:val="15C8E994"/>
@@ -4796,7 +10717,7 @@
       </w:pPr>
     </w:lvl>
   </w:abstractNum>
-  <w:abstractNum w:abstractNumId="7" w15:restartNumberingAfterBreak="0">
+  <w:abstractNum w:abstractNumId="9" w15:restartNumberingAfterBreak="0">
     <w:nsid w:val="3EBE52CE"/>
     <w:multiLevelType w:val="hybridMultilevel"/>
     <w:tmpl w:val="5532DCA6"/>
@@ -4885,7 +10806,7 @@
       </w:pPr>
     </w:lvl>
   </w:abstractNum>
-  <w:abstractNum w:abstractNumId="8" w15:restartNumberingAfterBreak="0">
+  <w:abstractNum w:abstractNumId="10" w15:restartNumberingAfterBreak="0">
     <w:nsid w:val="44BE7D2D"/>
     <w:multiLevelType w:val="hybridMultilevel"/>
     <w:tmpl w:val="4678D16E"/>
@@ -4974,7 +10895,7 @@
       </w:pPr>
     </w:lvl>
   </w:abstractNum>
-  <w:abstractNum w:abstractNumId="9" w15:restartNumberingAfterBreak="0">
+  <w:abstractNum w:abstractNumId="11" w15:restartNumberingAfterBreak="0">
     <w:nsid w:val="461F61B3"/>
     <w:multiLevelType w:val="hybridMultilevel"/>
     <w:tmpl w:val="4DD09E8A"/>
@@ -5063,7 +10984,7 @@
       </w:pPr>
     </w:lvl>
   </w:abstractNum>
-  <w:abstractNum w:abstractNumId="10" w15:restartNumberingAfterBreak="0">
+  <w:abstractNum w:abstractNumId="12" w15:restartNumberingAfterBreak="0">
     <w:nsid w:val="5C3A66CD"/>
     <w:multiLevelType w:val="hybridMultilevel"/>
     <w:tmpl w:val="D4DA37F4"/>
@@ -5152,7 +11073,7 @@
       </w:pPr>
     </w:lvl>
   </w:abstractNum>
-  <w:abstractNum w:abstractNumId="11" w15:restartNumberingAfterBreak="0">
+  <w:abstractNum w:abstractNumId="13" w15:restartNumberingAfterBreak="0">
     <w:nsid w:val="72CC5D15"/>
     <w:multiLevelType w:val="hybridMultilevel"/>
     <w:tmpl w:val="056A2704"/>
@@ -5242,40 +11163,46 @@
     </w:lvl>
   </w:abstractNum>
   <w:num w:numId="1" w16cid:durableId="913777406">
+    <w:abstractNumId w:val="7"/>
+  </w:num>
+  <w:num w:numId="2" w16cid:durableId="384766467">
+    <w:abstractNumId w:val="9"/>
+  </w:num>
+  <w:num w:numId="3" w16cid:durableId="1490294888">
+    <w:abstractNumId w:val="8"/>
+  </w:num>
+  <w:num w:numId="4" w16cid:durableId="1343893122">
+    <w:abstractNumId w:val="6"/>
+  </w:num>
+  <w:num w:numId="5" w16cid:durableId="1406996107">
+    <w:abstractNumId w:val="10"/>
+  </w:num>
+  <w:num w:numId="6" w16cid:durableId="1595551792">
+    <w:abstractNumId w:val="2"/>
+  </w:num>
+  <w:num w:numId="7" w16cid:durableId="281616495">
+    <w:abstractNumId w:val="12"/>
+  </w:num>
+  <w:num w:numId="8" w16cid:durableId="1870798660">
+    <w:abstractNumId w:val="11"/>
+  </w:num>
+  <w:num w:numId="9" w16cid:durableId="1170216123">
+    <w:abstractNumId w:val="13"/>
+  </w:num>
+  <w:num w:numId="10" w16cid:durableId="805005114">
     <w:abstractNumId w:val="5"/>
   </w:num>
-  <w:num w:numId="2" w16cid:durableId="384766467">
-    <w:abstractNumId w:val="7"/>
-  </w:num>
-  <w:num w:numId="3" w16cid:durableId="1490294888">
-    <w:abstractNumId w:val="6"/>
-  </w:num>
-  <w:num w:numId="4" w16cid:durableId="1343893122">
+  <w:num w:numId="11" w16cid:durableId="64761016">
     <w:abstractNumId w:val="4"/>
   </w:num>
-  <w:num w:numId="5" w16cid:durableId="1406996107">
-    <w:abstractNumId w:val="8"/>
-  </w:num>
-  <w:num w:numId="6" w16cid:durableId="1595551792">
+  <w:num w:numId="12" w16cid:durableId="1179346052">
     <w:abstractNumId w:val="1"/>
   </w:num>
-  <w:num w:numId="7" w16cid:durableId="281616495">
-    <w:abstractNumId w:val="10"/>
+  <w:num w:numId="13" w16cid:durableId="1189296151">
+    <w:abstractNumId w:val="0"/>
   </w:num>
-  <w:num w:numId="8" w16cid:durableId="1870798660">
-    <w:abstractNumId w:val="9"/>
-  </w:num>
-  <w:num w:numId="9" w16cid:durableId="1170216123">
-    <w:abstractNumId w:val="11"/>
-  </w:num>
-  <w:num w:numId="10" w16cid:durableId="805005114">
+  <w:num w:numId="14" w16cid:durableId="1236403872">
     <w:abstractNumId w:val="3"/>
-  </w:num>
-  <w:num w:numId="11" w16cid:durableId="64761016">
-    <w:abstractNumId w:val="2"/>
-  </w:num>
-  <w:num w:numId="12" w16cid:durableId="1179346052">
-    <w:abstractNumId w:val="0"/>
   </w:num>
 </w:numbering>
 </file>
@@ -5889,7 +11816,6 @@
   <w:style w:type="character" w:default="1" w:styleId="DefaultParagraphFont">
     <w:name w:val="Default Paragraph Font"/>
     <w:uiPriority w:val="1"/>
-    <w:semiHidden/>
     <w:unhideWhenUsed/>
   </w:style>
   <w:style w:type="table" w:default="1" w:styleId="TableNormal">

--- a/DataMining_Parcial1.docx
+++ b/DataMining_Parcial1.docx
@@ -280,7 +280,21 @@
         <w:rPr>
           <w:lang w:val="es-EC"/>
         </w:rPr>
-        <w:t xml:space="preserve">Registro: Una computadora o servidor. Como Docker Hub o un registro de Azure donde se sube la imagen o </w:t>
+        <w:t xml:space="preserve">Registro: Una computadora o servidor. Como Docker </w:t>
+      </w:r>
+      <w:proofErr w:type="gramStart"/>
+      <w:r>
+        <w:rPr>
+          <w:lang w:val="es-EC"/>
+        </w:rPr>
+        <w:t>Hub</w:t>
+      </w:r>
+      <w:proofErr w:type="gramEnd"/>
+      <w:r>
+        <w:rPr>
+          <w:lang w:val="es-EC"/>
+        </w:rPr>
+        <w:t xml:space="preserve"> o un registro de Azure donde se sube la imagen o </w:t>
       </w:r>
       <w:proofErr w:type="spellStart"/>
       <w:r>
@@ -572,7 +586,21 @@
         <w:rPr>
           <w:lang w:val="es-EC"/>
         </w:rPr>
-        <w:t xml:space="preserve">Todo en la vida real genera información. Sistemas digitales almacenan datos. Todo estos se almacena en bases de datos. </w:t>
+        <w:t xml:space="preserve">Todo en la vida real genera información. Sistemas digitales almacenan datos. Todo </w:t>
+      </w:r>
+      <w:proofErr w:type="gramStart"/>
+      <w:r>
+        <w:rPr>
+          <w:lang w:val="es-EC"/>
+        </w:rPr>
+        <w:t>estos se almacena</w:t>
+      </w:r>
+      <w:proofErr w:type="gramEnd"/>
+      <w:r>
+        <w:rPr>
+          <w:lang w:val="es-EC"/>
+        </w:rPr>
+        <w:t xml:space="preserve"> en bases de datos. </w:t>
       </w:r>
     </w:p>
     <w:p>
@@ -809,6 +837,7 @@
         </w:rPr>
       </w:pPr>
       <w:proofErr w:type="spellStart"/>
+      <w:proofErr w:type="gramStart"/>
       <w:r>
         <w:rPr>
           <w:lang w:val="es-EC"/>
@@ -823,6 +852,7 @@
         <w:t>[</w:t>
       </w:r>
       <w:proofErr w:type="spellStart"/>
+      <w:proofErr w:type="gramEnd"/>
       <w:r>
         <w:rPr>
           <w:lang w:val="es-EC"/>
@@ -919,11 +949,19 @@
           <w:lang w:val="es-EC"/>
         </w:rPr>
       </w:pPr>
-      <w:r>
-        <w:rPr>
-          <w:lang w:val="es-EC"/>
-        </w:rPr>
-        <w:t xml:space="preserve">La redes de cada Docker en bridge o en </w:t>
+      <w:proofErr w:type="gramStart"/>
+      <w:r>
+        <w:rPr>
+          <w:lang w:val="es-EC"/>
+        </w:rPr>
+        <w:t>La redes</w:t>
+      </w:r>
+      <w:proofErr w:type="gramEnd"/>
+      <w:r>
+        <w:rPr>
+          <w:lang w:val="es-EC"/>
+        </w:rPr>
+        <w:t xml:space="preserve"> de cada Docker en bridge o en </w:t>
       </w:r>
       <w:proofErr w:type="spellStart"/>
       <w:r>
@@ -1488,7 +1526,21 @@
         <w:rPr>
           <w:lang w:val="es-EC"/>
         </w:rPr>
-        <w:t xml:space="preserve">. Que usar los : y el </w:t>
+        <w:t xml:space="preserve">. Que usar </w:t>
+      </w:r>
+      <w:proofErr w:type="gramStart"/>
+      <w:r>
+        <w:rPr>
+          <w:lang w:val="es-EC"/>
+        </w:rPr>
+        <w:t>los :</w:t>
+      </w:r>
+      <w:proofErr w:type="gramEnd"/>
+      <w:r>
+        <w:rPr>
+          <w:lang w:val="es-EC"/>
+        </w:rPr>
+        <w:t xml:space="preserve"> y el </w:t>
       </w:r>
       <w:proofErr w:type="spellStart"/>
       <w:r>
@@ -1584,7 +1636,14 @@
         <w:rPr>
           <w:lang w:val="es-EC"/>
         </w:rPr>
-        <w:t>Variables de entorno no deben quemarse en el archivo. Se debe crear archivo .</w:t>
+        <w:t xml:space="preserve">Variables de entorno no deben quemarse en el archivo. Se debe crear </w:t>
+      </w:r>
+      <w:proofErr w:type="gramStart"/>
+      <w:r>
+        <w:rPr>
+          <w:lang w:val="es-EC"/>
+        </w:rPr>
+        <w:t>archivo .</w:t>
       </w:r>
       <w:proofErr w:type="spellStart"/>
       <w:r>
@@ -1594,6 +1653,7 @@
         <w:t>env</w:t>
       </w:r>
       <w:proofErr w:type="spellEnd"/>
+      <w:proofErr w:type="gramEnd"/>
       <w:r>
         <w:rPr>
           <w:lang w:val="es-EC"/>
@@ -1989,7 +2049,15 @@
       </w:r>
       <w:proofErr w:type="spellEnd"/>
       <w:r>
-        <w:t xml:space="preserve"> para Data Mining a</w:t>
+        <w:t xml:space="preserve"> </w:t>
+      </w:r>
+      <w:proofErr w:type="gramStart"/>
+      <w:r>
+        <w:t>para Data</w:t>
+      </w:r>
+      <w:proofErr w:type="gramEnd"/>
+      <w:r>
+        <w:t xml:space="preserve"> Mining a</w:t>
       </w:r>
       <w:r>
         <w:t>nd Engineering:</w:t>
@@ -3082,6 +3150,7 @@
         <w:t xml:space="preserve">¿Cuál es </w:t>
       </w:r>
       <w:proofErr w:type="spellStart"/>
+      <w:proofErr w:type="gramStart"/>
       <w:r>
         <w:rPr>
           <w:lang w:val="es-EC"/>
@@ -3093,7 +3162,14 @@
         <w:rPr>
           <w:lang w:val="es-EC"/>
         </w:rPr>
-        <w:t xml:space="preserve"> diferencia entre </w:t>
+        <w:t xml:space="preserve"> diferencia</w:t>
+      </w:r>
+      <w:proofErr w:type="gramEnd"/>
+      <w:r>
+        <w:rPr>
+          <w:lang w:val="es-EC"/>
+        </w:rPr>
+        <w:t xml:space="preserve"> entre </w:t>
       </w:r>
       <w:proofErr w:type="spellStart"/>
       <w:r>
@@ -4239,7 +4315,21 @@
         <w:rPr>
           <w:lang w:val="es-EC"/>
         </w:rPr>
-        <w:t xml:space="preserve"> requieren computo. Pero permite acelerar búsqueda selectivas.</w:t>
+        <w:t xml:space="preserve"> requieren computo. Pero permite acelerar </w:t>
+      </w:r>
+      <w:proofErr w:type="gramStart"/>
+      <w:r>
+        <w:rPr>
+          <w:lang w:val="es-EC"/>
+        </w:rPr>
+        <w:t>búsqueda selectivas</w:t>
+      </w:r>
+      <w:proofErr w:type="gramEnd"/>
+      <w:r>
+        <w:rPr>
+          <w:lang w:val="es-EC"/>
+        </w:rPr>
+        <w:t>.</w:t>
       </w:r>
     </w:p>
     <w:p>
@@ -5028,7 +5118,21 @@
         <w:rPr>
           <w:lang w:val="es-EC"/>
         </w:rPr>
-        <w:t xml:space="preserve"> datase de nueva york. Y se debe hacer practica como </w:t>
+        <w:t xml:space="preserve"> datase de </w:t>
+      </w:r>
+      <w:proofErr w:type="gramStart"/>
+      <w:r>
+        <w:rPr>
+          <w:lang w:val="es-EC"/>
+        </w:rPr>
+        <w:t>nueva york</w:t>
+      </w:r>
+      <w:proofErr w:type="gramEnd"/>
+      <w:r>
+        <w:rPr>
+          <w:lang w:val="es-EC"/>
+        </w:rPr>
+        <w:t xml:space="preserve">. Y se debe hacer practica como </w:t>
       </w:r>
       <w:proofErr w:type="spellStart"/>
       <w:r>
@@ -5305,10 +5409,12 @@
         <w:t xml:space="preserve">CREATE TABLE </w:t>
       </w:r>
       <w:proofErr w:type="spellStart"/>
+      <w:proofErr w:type="gramStart"/>
       <w:r>
         <w:t>ventas</w:t>
       </w:r>
       <w:proofErr w:type="spellEnd"/>
+      <w:proofErr w:type="gramEnd"/>
       <w:r>
         <w:t xml:space="preserve"> (</w:t>
       </w:r>
@@ -5449,16 +5555,23 @@
     </w:p>
     <w:p>
       <w:r>
-        <w:t>) PARTITION BY RANGE(</w:t>
-      </w:r>
-      <w:proofErr w:type="spellStart"/>
+        <w:t xml:space="preserve">) PARTITION BY </w:t>
+      </w:r>
+      <w:proofErr w:type="gramStart"/>
+      <w:r>
+        <w:t>RANGE(</w:t>
+      </w:r>
+      <w:proofErr w:type="spellStart"/>
+      <w:proofErr w:type="gramEnd"/>
       <w:r>
         <w:t>fecha_venta</w:t>
       </w:r>
       <w:proofErr w:type="spellEnd"/>
+      <w:proofErr w:type="gramStart"/>
       <w:r>
         <w:t>);</w:t>
       </w:r>
+      <w:proofErr w:type="gramEnd"/>
     </w:p>
     <w:p>
       <w:r>
@@ -5472,7 +5585,15 @@
     </w:p>
     <w:p>
       <w:r>
-        <w:t>FOR VALUES FROM ('2025-01-01') TO ('2025-02-01'); --EXCLUYENTE DERECHA.</w:t>
+        <w:t>FOR VALUES FROM ('2025-01-01') TO ('2025-02-01</w:t>
+      </w:r>
+      <w:proofErr w:type="gramStart"/>
+      <w:r>
+        <w:t>');</w:t>
+      </w:r>
+      <w:proofErr w:type="gramEnd"/>
+      <w:r>
+        <w:t xml:space="preserve"> --EXCLUYENTE DERECHA.</w:t>
       </w:r>
     </w:p>
     <w:p/>
@@ -5488,8 +5609,13 @@
     </w:p>
     <w:p>
       <w:r>
-        <w:t>FOR VALUES FROM ('2025-02-01') TO ('2025-03-01');</w:t>
-      </w:r>
+        <w:t>FOR VALUES FROM ('2025-02-01') TO ('2025-03-01'</w:t>
+      </w:r>
+      <w:proofErr w:type="gramStart"/>
+      <w:r>
+        <w:t>);</w:t>
+      </w:r>
+      <w:proofErr w:type="gramEnd"/>
     </w:p>
     <w:p/>
     <w:p>
@@ -5504,8 +5630,13 @@
     </w:p>
     <w:p>
       <w:r>
-        <w:t>FOR VALUES FROM ('2025-03-01') TO ('2025-04-01');</w:t>
-      </w:r>
+        <w:t>FOR VALUES FROM ('2025-03-01') TO ('2025-04-01'</w:t>
+      </w:r>
+      <w:proofErr w:type="gramStart"/>
+      <w:r>
+        <w:t>);</w:t>
+      </w:r>
+      <w:proofErr w:type="gramEnd"/>
     </w:p>
     <w:p/>
     <w:p>
@@ -5532,7 +5663,35 @@
           <w:lang w:val="es-EC"/>
         </w:rPr>
         <w:tab/>
-        <w:t xml:space="preserve">CHECK ( </w:t>
+        <w:t xml:space="preserve">CHECK </w:t>
+      </w:r>
+      <w:proofErr w:type="gramStart"/>
+      <w:r>
+        <w:rPr>
+          <w:lang w:val="es-EC"/>
+        </w:rPr>
+        <w:t xml:space="preserve">( </w:t>
+      </w:r>
+      <w:proofErr w:type="spellStart"/>
+      <w:r>
+        <w:rPr>
+          <w:lang w:val="es-EC"/>
+        </w:rPr>
+        <w:t>fecha</w:t>
+      </w:r>
+      <w:proofErr w:type="gramEnd"/>
+      <w:r>
+        <w:rPr>
+          <w:lang w:val="es-EC"/>
+        </w:rPr>
+        <w:t>_venta</w:t>
+      </w:r>
+      <w:proofErr w:type="spellEnd"/>
+      <w:r>
+        <w:rPr>
+          <w:lang w:val="es-EC"/>
+        </w:rPr>
+        <w:t xml:space="preserve"> &gt;= '2025-01-01' AND </w:t>
       </w:r>
       <w:proofErr w:type="spellStart"/>
       <w:r>
@@ -5546,20 +5705,6 @@
         <w:rPr>
           <w:lang w:val="es-EC"/>
         </w:rPr>
-        <w:t xml:space="preserve"> &gt;= '2025-01-01' AND </w:t>
-      </w:r>
-      <w:proofErr w:type="spellStart"/>
-      <w:r>
-        <w:rPr>
-          <w:lang w:val="es-EC"/>
-        </w:rPr>
-        <w:t>fecha_venta</w:t>
-      </w:r>
-      <w:proofErr w:type="spellEnd"/>
-      <w:r>
-        <w:rPr>
-          <w:lang w:val="es-EC"/>
-        </w:rPr>
         <w:t xml:space="preserve"> &lt; '2025-02-01');</w:t>
       </w:r>
     </w:p>
@@ -5594,14 +5739,28 @@
           <w:lang w:val="es-EC"/>
         </w:rPr>
         <w:tab/>
-        <w:t xml:space="preserve">CHECK ( </w:t>
-      </w:r>
-      <w:proofErr w:type="spellStart"/>
-      <w:r>
-        <w:rPr>
-          <w:lang w:val="es-EC"/>
-        </w:rPr>
-        <w:t>fecha_venta</w:t>
+        <w:t xml:space="preserve">CHECK </w:t>
+      </w:r>
+      <w:proofErr w:type="gramStart"/>
+      <w:r>
+        <w:rPr>
+          <w:lang w:val="es-EC"/>
+        </w:rPr>
+        <w:t xml:space="preserve">( </w:t>
+      </w:r>
+      <w:proofErr w:type="spellStart"/>
+      <w:r>
+        <w:rPr>
+          <w:lang w:val="es-EC"/>
+        </w:rPr>
+        <w:t>fecha</w:t>
+      </w:r>
+      <w:proofErr w:type="gramEnd"/>
+      <w:r>
+        <w:rPr>
+          <w:lang w:val="es-EC"/>
+        </w:rPr>
+        <w:t>_venta</w:t>
       </w:r>
       <w:proofErr w:type="spellEnd"/>
       <w:r>
@@ -5847,6 +6006,7 @@
         <w:t xml:space="preserve"> </w:t>
       </w:r>
       <w:proofErr w:type="spellStart"/>
+      <w:proofErr w:type="gramStart"/>
       <w:r>
         <w:rPr>
           <w:lang w:val="es-EC"/>
@@ -5858,7 +6018,14 @@
         <w:rPr>
           <w:lang w:val="es-EC"/>
         </w:rPr>
-        <w:t xml:space="preserve">.. </w:t>
+        <w:t>..</w:t>
+      </w:r>
+      <w:proofErr w:type="gramEnd"/>
+      <w:r>
+        <w:rPr>
+          <w:lang w:val="es-EC"/>
+        </w:rPr>
+        <w:t xml:space="preserve"> </w:t>
       </w:r>
     </w:p>
     <w:p>
@@ -6648,7 +6815,21 @@
         <w:rPr>
           <w:lang w:val="es-EC"/>
         </w:rPr>
-        <w:t xml:space="preserve">Ventaja del estrella es que esta todo a un </w:t>
+        <w:t xml:space="preserve">Ventaja </w:t>
+      </w:r>
+      <w:proofErr w:type="gramStart"/>
+      <w:r>
+        <w:rPr>
+          <w:lang w:val="es-EC"/>
+        </w:rPr>
+        <w:t>del estrella</w:t>
+      </w:r>
+      <w:proofErr w:type="gramEnd"/>
+      <w:r>
+        <w:rPr>
+          <w:lang w:val="es-EC"/>
+        </w:rPr>
+        <w:t xml:space="preserve"> es que esta todo a un </w:t>
       </w:r>
       <w:proofErr w:type="spellStart"/>
       <w:r>
@@ -6708,7 +6889,35 @@
         <w:rPr>
           <w:lang w:val="es-EC"/>
         </w:rPr>
-        <w:t xml:space="preserve"> es el factura id en la principal y el siguiente de un detalle por ejemplo seria el </w:t>
+        <w:t xml:space="preserve"> es </w:t>
+      </w:r>
+      <w:proofErr w:type="gramStart"/>
+      <w:r>
+        <w:rPr>
+          <w:lang w:val="es-EC"/>
+        </w:rPr>
+        <w:t>el factura</w:t>
+      </w:r>
+      <w:proofErr w:type="gramEnd"/>
+      <w:r>
+        <w:rPr>
+          <w:lang w:val="es-EC"/>
+        </w:rPr>
+        <w:t xml:space="preserve"> id en la principal y el siguiente de un detalle por ejemplo </w:t>
+      </w:r>
+      <w:proofErr w:type="gramStart"/>
+      <w:r>
+        <w:rPr>
+          <w:lang w:val="es-EC"/>
+        </w:rPr>
+        <w:t>seria</w:t>
+      </w:r>
+      <w:proofErr w:type="gramEnd"/>
+      <w:r>
+        <w:rPr>
+          <w:lang w:val="es-EC"/>
+        </w:rPr>
+        <w:t xml:space="preserve"> el </w:t>
       </w:r>
       <w:proofErr w:type="spellStart"/>
       <w:r>
@@ -6794,7 +7003,21 @@
         <w:rPr>
           <w:lang w:val="es-EC"/>
         </w:rPr>
-        <w:t xml:space="preserve"> INMON normalizando todo y optimizando, y llega KIMBALL a minimizar esta complejidad. Kimball crea una sola fuente de verdad de  la empresa. A partir de ahí se plantea propuestas de datos.</w:t>
+        <w:t xml:space="preserve"> INMON normalizando todo y optimizando, y llega KIMBALL a minimizar esta complejidad. Kimball crea una sola fuente de verdad </w:t>
+      </w:r>
+      <w:proofErr w:type="gramStart"/>
+      <w:r>
+        <w:rPr>
+          <w:lang w:val="es-EC"/>
+        </w:rPr>
+        <w:t>de  la</w:t>
+      </w:r>
+      <w:proofErr w:type="gramEnd"/>
+      <w:r>
+        <w:rPr>
+          <w:lang w:val="es-EC"/>
+        </w:rPr>
+        <w:t xml:space="preserve"> empresa. A partir de ahí se plantea propuestas de datos.</w:t>
       </w:r>
     </w:p>
     <w:p>
@@ -7008,7 +7231,14 @@
         <w:rPr>
           <w:lang w:val="es-EC"/>
         </w:rPr>
-        <w:t xml:space="preserve"> Cloud, de Dato. Esto viene  </w:t>
+        <w:t xml:space="preserve"> Cloud, de Dato. Esto </w:t>
+      </w:r>
+      <w:proofErr w:type="gramStart"/>
+      <w:r>
+        <w:rPr>
+          <w:lang w:val="es-EC"/>
+        </w:rPr>
+        <w:t xml:space="preserve">viene  </w:t>
       </w:r>
       <w:proofErr w:type="spellStart"/>
       <w:r>
@@ -7018,6 +7248,7 @@
         <w:t>aser</w:t>
       </w:r>
       <w:proofErr w:type="spellEnd"/>
+      <w:proofErr w:type="gramEnd"/>
       <w:r>
         <w:rPr>
           <w:lang w:val="es-EC"/>
@@ -7314,11 +7545,19 @@
           <w:lang w:val="es-EC"/>
         </w:rPr>
       </w:pPr>
-      <w:r>
-        <w:rPr>
-          <w:lang w:val="es-EC"/>
-        </w:rPr>
-        <w:t xml:space="preserve">Vamos aplicar esto con </w:t>
+      <w:proofErr w:type="gramStart"/>
+      <w:r>
+        <w:rPr>
+          <w:lang w:val="es-EC"/>
+        </w:rPr>
+        <w:t>Vamos</w:t>
+      </w:r>
+      <w:proofErr w:type="gramEnd"/>
+      <w:r>
+        <w:rPr>
+          <w:lang w:val="es-EC"/>
+        </w:rPr>
+        <w:t xml:space="preserve"> aplicar esto con </w:t>
       </w:r>
       <w:proofErr w:type="spellStart"/>
       <w:r>
@@ -7346,7 +7585,14 @@
         <w:rPr>
           <w:lang w:val="es-EC"/>
         </w:rPr>
-        <w:t xml:space="preserve">. Vamos  </w:t>
+        <w:t xml:space="preserve">. </w:t>
+      </w:r>
+      <w:proofErr w:type="gramStart"/>
+      <w:r>
+        <w:rPr>
+          <w:lang w:val="es-EC"/>
+        </w:rPr>
+        <w:t xml:space="preserve">Vamos  </w:t>
       </w:r>
       <w:proofErr w:type="spellStart"/>
       <w:r>
@@ -7356,6 +7602,7 @@
         <w:t>uasar</w:t>
       </w:r>
       <w:proofErr w:type="spellEnd"/>
+      <w:proofErr w:type="gramEnd"/>
       <w:r>
         <w:rPr>
           <w:lang w:val="es-EC"/>
@@ -7619,8 +7866,13 @@
       </w:r>
     </w:p>
     <w:p>
-      <w:r>
-        <w:t xml:space="preserve">please consult the </w:t>
+      <w:proofErr w:type="gramStart"/>
+      <w:r>
+        <w:t>please</w:t>
+      </w:r>
+      <w:proofErr w:type="gramEnd"/>
+      <w:r>
+        <w:t xml:space="preserve"> consult the </w:t>
       </w:r>
       <w:proofErr w:type="spellStart"/>
       <w:r>
@@ -7887,7 +8139,23 @@
           <w:i/>
           <w:iCs/>
         </w:rPr>
-        <w:t># files using the `{{ config(...) }}` macro.</w:t>
+        <w:t xml:space="preserve"># files using the </w:t>
+      </w:r>
+      <w:proofErr w:type="gramStart"/>
+      <w:r>
+        <w:rPr>
+          <w:i/>
+          <w:iCs/>
+        </w:rPr>
+        <w:t>`{{ config(...) }}`</w:t>
+      </w:r>
+      <w:proofErr w:type="gramEnd"/>
+      <w:r>
+        <w:rPr>
+          <w:i/>
+          <w:iCs/>
+        </w:rPr>
+        <w:t xml:space="preserve"> macro.</w:t>
       </w:r>
     </w:p>
     <w:p>
@@ -7918,7 +8186,23 @@
           <w:i/>
           <w:iCs/>
         </w:rPr>
-        <w:t># Config indicated by + and applies to all files under models/example/</w:t>
+        <w:t xml:space="preserve"># Config indicated by + and applies to all files under </w:t>
+      </w:r>
+      <w:proofErr w:type="gramStart"/>
+      <w:r>
+        <w:rPr>
+          <w:i/>
+          <w:iCs/>
+        </w:rPr>
+        <w:t>models</w:t>
+      </w:r>
+      <w:proofErr w:type="gramEnd"/>
+      <w:r>
+        <w:rPr>
+          <w:i/>
+          <w:iCs/>
+        </w:rPr>
+        <w:t>/example/</w:t>
       </w:r>
     </w:p>
     <w:p>
@@ -8447,7 +8731,15 @@
         <w:t xml:space="preserve">    </w:t>
       </w:r>
       <w:r>
-        <w:t>select * from {{source('</w:t>
+        <w:t>select * from {{</w:t>
+      </w:r>
+      <w:proofErr w:type="gramStart"/>
+      <w:r>
+        <w:t>source(</w:t>
+      </w:r>
+      <w:proofErr w:type="gramEnd"/>
+      <w:r>
+        <w:t>'</w:t>
       </w:r>
       <w:proofErr w:type="spellStart"/>
       <w:r>
@@ -8462,9 +8754,11 @@
         <w:t>taxi_trips</w:t>
       </w:r>
       <w:proofErr w:type="spellEnd"/>
+      <w:proofErr w:type="gramStart"/>
       <w:r>
         <w:t>')}}</w:t>
       </w:r>
+      <w:proofErr w:type="gramEnd"/>
     </w:p>
     <w:p>
       <w:pPr>
@@ -8496,8 +8790,16 @@
         <w:rPr>
           <w:lang w:val="es-EC"/>
         </w:rPr>
-        <w:t>Capa bronce solo cambia columnas y establece un esquema de datos y alguna columna derivada .</w:t>
-      </w:r>
+        <w:t xml:space="preserve">Capa bronce solo cambia columnas y establece un esquema de datos y alguna columna </w:t>
+      </w:r>
+      <w:proofErr w:type="gramStart"/>
+      <w:r>
+        <w:rPr>
+          <w:lang w:val="es-EC"/>
+        </w:rPr>
+        <w:t>derivada .</w:t>
+      </w:r>
+      <w:proofErr w:type="gramEnd"/>
     </w:p>
     <w:p>
       <w:pPr>
@@ -8709,11 +9011,19 @@
           <w:lang w:val="es-EC"/>
         </w:rPr>
       </w:pPr>
-      <w:r>
-        <w:rPr>
-          <w:lang w:val="es-EC"/>
-        </w:rPr>
-        <w:t xml:space="preserve">Que problema resuelve </w:t>
+      <w:proofErr w:type="spellStart"/>
+      <w:r>
+        <w:rPr>
+          <w:lang w:val="es-EC"/>
+        </w:rPr>
+        <w:t>Que</w:t>
+      </w:r>
+      <w:proofErr w:type="spellEnd"/>
+      <w:r>
+        <w:rPr>
+          <w:lang w:val="es-EC"/>
+        </w:rPr>
+        <w:t xml:space="preserve"> problema resuelve </w:t>
       </w:r>
       <w:proofErr w:type="spellStart"/>
       <w:r>
@@ -8745,7 +9055,21 @@
         <w:rPr>
           <w:lang w:val="es-EC"/>
         </w:rPr>
-        <w:t>Qué es esto del master Slave? Hay un nodo central que orquesta y distribuye carga</w:t>
+        <w:t xml:space="preserve">Qué es esto del </w:t>
+      </w:r>
+      <w:proofErr w:type="gramStart"/>
+      <w:r>
+        <w:rPr>
+          <w:lang w:val="es-EC"/>
+        </w:rPr>
+        <w:t>master</w:t>
+      </w:r>
+      <w:proofErr w:type="gramEnd"/>
+      <w:r>
+        <w:rPr>
+          <w:lang w:val="es-EC"/>
+        </w:rPr>
+        <w:t xml:space="preserve"> Slave? Hay un nodo central que orquesta y distribuye carga</w:t>
       </w:r>
     </w:p>
     <w:p>
@@ -8766,6 +9090,7 @@
         <w:t xml:space="preserve">Qué es un </w:t>
       </w:r>
       <w:proofErr w:type="spellStart"/>
+      <w:proofErr w:type="gramStart"/>
       <w:r>
         <w:rPr>
           <w:lang w:val="es-EC"/>
@@ -8773,6 +9098,7 @@
         <w:t>cluster</w:t>
       </w:r>
       <w:proofErr w:type="spellEnd"/>
+      <w:proofErr w:type="gramEnd"/>
       <w:r>
         <w:rPr>
           <w:lang w:val="es-EC"/>
@@ -8795,7 +9121,21 @@
         <w:rPr>
           <w:lang w:val="es-EC"/>
         </w:rPr>
-        <w:t xml:space="preserve">Que responsabilidades exactas tiene el driver que no tiene el resto? </w:t>
+        <w:t xml:space="preserve">Que responsabilidades exactas tiene el </w:t>
+      </w:r>
+      <w:proofErr w:type="gramStart"/>
+      <w:r>
+        <w:rPr>
+          <w:lang w:val="es-EC"/>
+        </w:rPr>
+        <w:t>driver</w:t>
+      </w:r>
+      <w:proofErr w:type="gramEnd"/>
+      <w:r>
+        <w:rPr>
+          <w:lang w:val="es-EC"/>
+        </w:rPr>
+        <w:t xml:space="preserve"> que no tiene el resto? </w:t>
       </w:r>
     </w:p>
     <w:p>
@@ -8816,6 +9156,7 @@
         <w:t xml:space="preserve">Que maneja o tiene como responsabilidad el </w:t>
       </w:r>
       <w:proofErr w:type="spellStart"/>
+      <w:proofErr w:type="gramStart"/>
       <w:r>
         <w:rPr>
           <w:lang w:val="es-EC"/>
@@ -8823,6 +9164,7 @@
         <w:t>cluster</w:t>
       </w:r>
       <w:proofErr w:type="spellEnd"/>
+      <w:proofErr w:type="gramEnd"/>
       <w:r>
         <w:rPr>
           <w:lang w:val="es-EC"/>
@@ -8929,7 +9271,21 @@
         <w:rPr>
           <w:lang w:val="es-EC"/>
         </w:rPr>
-        <w:t xml:space="preserve"> es e proceso que se ejecuta en el hilo.</w:t>
+        <w:t xml:space="preserve"> es </w:t>
+      </w:r>
+      <w:proofErr w:type="gramStart"/>
+      <w:r>
+        <w:rPr>
+          <w:lang w:val="es-EC"/>
+        </w:rPr>
+        <w:t>e</w:t>
+      </w:r>
+      <w:proofErr w:type="gramEnd"/>
+      <w:r>
+        <w:rPr>
+          <w:lang w:val="es-EC"/>
+        </w:rPr>
+        <w:t xml:space="preserve"> proceso que se ejecuta en el hilo.</w:t>
       </w:r>
     </w:p>
     <w:p>
@@ -8943,11 +9299,19 @@
           <w:lang w:val="es-EC"/>
         </w:rPr>
       </w:pPr>
-      <w:r>
-        <w:rPr>
-          <w:lang w:val="es-EC"/>
-        </w:rPr>
-        <w:t xml:space="preserve">Cual es la </w:t>
+      <w:proofErr w:type="spellStart"/>
+      <w:r>
+        <w:rPr>
+          <w:lang w:val="es-EC"/>
+        </w:rPr>
+        <w:t>Cual</w:t>
+      </w:r>
+      <w:proofErr w:type="spellEnd"/>
+      <w:r>
+        <w:rPr>
+          <w:lang w:val="es-EC"/>
+        </w:rPr>
+        <w:t xml:space="preserve"> es la </w:t>
       </w:r>
       <w:proofErr w:type="spellStart"/>
       <w:r>
@@ -9105,6 +9469,7 @@
         <w:t xml:space="preserve">Hay dos problemas </w:t>
       </w:r>
       <w:proofErr w:type="spellStart"/>
+      <w:proofErr w:type="gramStart"/>
       <w:r>
         <w:rPr>
           <w:lang w:val="es-EC"/>
@@ -9112,6 +9477,7 @@
         <w:t>empresariale.s</w:t>
       </w:r>
       <w:proofErr w:type="spellEnd"/>
+      <w:proofErr w:type="gramEnd"/>
       <w:r>
         <w:rPr>
           <w:lang w:val="es-EC"/>
@@ -9251,7 +9617,21 @@
         <w:rPr>
           <w:lang w:val="es-EC"/>
         </w:rPr>
-        <w:t xml:space="preserve"> sirve par </w:t>
+        <w:t xml:space="preserve"> sirve </w:t>
+      </w:r>
+      <w:proofErr w:type="spellStart"/>
+      <w:r>
+        <w:rPr>
+          <w:lang w:val="es-EC"/>
+        </w:rPr>
+        <w:t>par</w:t>
+      </w:r>
+      <w:proofErr w:type="spellEnd"/>
+      <w:r>
+        <w:rPr>
+          <w:lang w:val="es-EC"/>
+        </w:rPr>
+        <w:t xml:space="preserve"> </w:t>
       </w:r>
       <w:proofErr w:type="spellStart"/>
       <w:r>
@@ -9462,6 +9842,7 @@
         <w:t xml:space="preserve"> y todo lo de </w:t>
       </w:r>
       <w:proofErr w:type="spellStart"/>
+      <w:proofErr w:type="gramStart"/>
       <w:r>
         <w:rPr>
           <w:lang w:val="es-EC"/>
@@ -9473,7 +9854,14 @@
         <w:rPr>
           <w:lang w:val="es-EC"/>
         </w:rPr>
-        <w:t xml:space="preserve"> . </w:t>
+        <w:t xml:space="preserve"> .</w:t>
+      </w:r>
+      <w:proofErr w:type="gramEnd"/>
+      <w:r>
+        <w:rPr>
+          <w:lang w:val="es-EC"/>
+        </w:rPr>
+        <w:t xml:space="preserve"> </w:t>
       </w:r>
       <w:proofErr w:type="spellStart"/>
       <w:r>
@@ -9719,7 +10107,21 @@
         <w:rPr>
           <w:lang w:val="es-EC"/>
         </w:rPr>
-        <w:t xml:space="preserve">UDF: User define </w:t>
+        <w:t xml:space="preserve">UDF: </w:t>
+      </w:r>
+      <w:proofErr w:type="spellStart"/>
+      <w:r>
+        <w:rPr>
+          <w:lang w:val="es-EC"/>
+        </w:rPr>
+        <w:t>User</w:t>
+      </w:r>
+      <w:proofErr w:type="spellEnd"/>
+      <w:r>
+        <w:rPr>
+          <w:lang w:val="es-EC"/>
+        </w:rPr>
+        <w:t xml:space="preserve"> define </w:t>
       </w:r>
       <w:proofErr w:type="spellStart"/>
       <w:r>
@@ -9868,10 +10270,134 @@
     </w:p>
     <w:p>
       <w:pPr>
-        <w:rPr>
-          <w:lang w:val="es-EC"/>
-        </w:rPr>
-      </w:pPr>
+        <w:pStyle w:val="Heading1"/>
+        <w:rPr>
+          <w:lang w:val="es-EC"/>
+        </w:rPr>
+      </w:pPr>
+      <w:r>
+        <w:rPr>
+          <w:lang w:val="es-EC"/>
+        </w:rPr>
+        <w:t>Clase 23-02</w:t>
+      </w:r>
+    </w:p>
+    <w:p>
+      <w:pPr>
+        <w:rPr>
+          <w:lang w:val="es-EC"/>
+        </w:rPr>
+      </w:pPr>
+      <w:r>
+        <w:rPr>
+          <w:lang w:val="es-EC"/>
+        </w:rPr>
+        <w:t xml:space="preserve">Parte </w:t>
+      </w:r>
+      <w:proofErr w:type="spellStart"/>
+      <w:r>
+        <w:rPr>
+          <w:lang w:val="es-EC"/>
+        </w:rPr>
+        <w:t>Teorica</w:t>
+      </w:r>
+      <w:proofErr w:type="spellEnd"/>
+      <w:r>
+        <w:rPr>
+          <w:lang w:val="es-EC"/>
+        </w:rPr>
+        <w:t xml:space="preserve"> va lo de la </w:t>
+      </w:r>
+      <w:proofErr w:type="spellStart"/>
+      <w:r>
+        <w:rPr>
+          <w:lang w:val="es-EC"/>
+        </w:rPr>
+        <w:t>dipoasitivas</w:t>
+      </w:r>
+      <w:proofErr w:type="spellEnd"/>
+      <w:r>
+        <w:rPr>
+          <w:lang w:val="es-EC"/>
+        </w:rPr>
+        <w:t xml:space="preserve"> incluida lecturas.</w:t>
+      </w:r>
+    </w:p>
+    <w:p>
+      <w:pPr>
+        <w:rPr>
+          <w:lang w:val="es-EC"/>
+        </w:rPr>
+      </w:pPr>
+      <w:r>
+        <w:rPr>
+          <w:lang w:val="es-EC"/>
+        </w:rPr>
+        <w:t xml:space="preserve">Parte </w:t>
+      </w:r>
+      <w:proofErr w:type="spellStart"/>
+      <w:r>
+        <w:rPr>
+          <w:lang w:val="es-EC"/>
+        </w:rPr>
+        <w:t>practcia</w:t>
+      </w:r>
+      <w:proofErr w:type="spellEnd"/>
+      <w:r>
+        <w:rPr>
+          <w:lang w:val="es-EC"/>
+        </w:rPr>
+        <w:t xml:space="preserve"> todo lo de los </w:t>
+      </w:r>
+      <w:proofErr w:type="spellStart"/>
+      <w:r>
+        <w:rPr>
+          <w:lang w:val="es-EC"/>
+        </w:rPr>
+        <w:t>PSETs</w:t>
+      </w:r>
+      <w:proofErr w:type="spellEnd"/>
+      <w:r>
+        <w:rPr>
+          <w:lang w:val="es-EC"/>
+        </w:rPr>
+        <w:t>.</w:t>
+      </w:r>
+    </w:p>
+    <w:p>
+      <w:pPr>
+        <w:rPr>
+          <w:lang w:val="es-EC"/>
+        </w:rPr>
+      </w:pPr>
+      <w:r>
+        <w:rPr>
+          <w:lang w:val="es-EC"/>
+        </w:rPr>
+        <w:t xml:space="preserve">Si algo falla se </w:t>
+      </w:r>
+      <w:proofErr w:type="spellStart"/>
+      <w:r>
+        <w:rPr>
+          <w:lang w:val="es-EC"/>
+        </w:rPr>
+        <w:t>pued</w:t>
+      </w:r>
+      <w:proofErr w:type="spellEnd"/>
+      <w:r>
+        <w:rPr>
+          <w:lang w:val="es-EC"/>
+        </w:rPr>
+        <w:t xml:space="preserve"> ver el error nativo desde el propio Docker en la sección </w:t>
+      </w:r>
+      <w:proofErr w:type="spellStart"/>
+      <w:r>
+        <w:rPr>
+          <w:lang w:val="es-EC"/>
+        </w:rPr>
+        <w:t>exce</w:t>
+      </w:r>
+      <w:proofErr w:type="spellEnd"/>
     </w:p>
     <w:p>
       <w:pPr>
@@ -11816,6 +12342,7 @@
   <w:style w:type="character" w:default="1" w:styleId="DefaultParagraphFont">
     <w:name w:val="Default Paragraph Font"/>
     <w:uiPriority w:val="1"/>
+    <w:semiHidden/>
     <w:unhideWhenUsed/>
   </w:style>
   <w:style w:type="table" w:default="1" w:styleId="TableNormal">

--- a/DataMining_Parcial1.docx
+++ b/DataMining_Parcial1.docx
@@ -10401,10 +10401,1082 @@
     </w:p>
     <w:p>
       <w:pPr>
-        <w:rPr>
-          <w:lang w:val="es-EC"/>
-        </w:rPr>
-      </w:pPr>
+        <w:pStyle w:val="Heading1"/>
+        <w:rPr>
+          <w:lang w:val="es-EC"/>
+        </w:rPr>
+      </w:pPr>
+      <w:r>
+        <w:rPr>
+          <w:lang w:val="es-EC"/>
+        </w:rPr>
+        <w:t>Clase 25-02</w:t>
+      </w:r>
+    </w:p>
+    <w:p>
+      <w:pPr>
+        <w:pStyle w:val="ListParagraph"/>
+        <w:numPr>
+          <w:ilvl w:val="0"/>
+          <w:numId w:val="15"/>
+        </w:numPr>
+        <w:rPr>
+          <w:lang w:val="es-EC"/>
+        </w:rPr>
+      </w:pPr>
+      <w:proofErr w:type="spellStart"/>
+      <w:r>
+        <w:rPr>
+          <w:lang w:val="es-EC"/>
+        </w:rPr>
+        <w:t>Revision</w:t>
+      </w:r>
+      <w:proofErr w:type="spellEnd"/>
+      <w:r>
+        <w:rPr>
+          <w:lang w:val="es-EC"/>
+        </w:rPr>
+        <w:t xml:space="preserve"> arquitectura </w:t>
+      </w:r>
+      <w:proofErr w:type="spellStart"/>
+      <w:r>
+        <w:rPr>
+          <w:lang w:val="es-EC"/>
+        </w:rPr>
+        <w:t>spark</w:t>
+      </w:r>
+      <w:proofErr w:type="spellEnd"/>
+      <w:r>
+        <w:rPr>
+          <w:lang w:val="es-EC"/>
+        </w:rPr>
+        <w:t>.</w:t>
+      </w:r>
+    </w:p>
+    <w:p>
+      <w:pPr>
+        <w:rPr>
+          <w:lang w:val="es-EC"/>
+        </w:rPr>
+      </w:pPr>
+      <w:r>
+        <w:rPr>
+          <w:lang w:val="es-EC"/>
+        </w:rPr>
+        <w:t>Driver-</w:t>
+      </w:r>
+      <w:proofErr w:type="spellStart"/>
+      <w:proofErr w:type="gramStart"/>
+      <w:r>
+        <w:rPr>
+          <w:lang w:val="es-EC"/>
+        </w:rPr>
+        <w:t>cluster</w:t>
+      </w:r>
+      <w:proofErr w:type="spellEnd"/>
+      <w:proofErr w:type="gramEnd"/>
+      <w:r>
+        <w:rPr>
+          <w:lang w:val="es-EC"/>
+        </w:rPr>
+        <w:t xml:space="preserve"> </w:t>
+      </w:r>
+      <w:proofErr w:type="gramStart"/>
+      <w:r>
+        <w:rPr>
+          <w:lang w:val="es-EC"/>
+        </w:rPr>
+        <w:t>manager</w:t>
+      </w:r>
+      <w:proofErr w:type="gramEnd"/>
+      <w:r>
+        <w:rPr>
+          <w:lang w:val="es-EC"/>
+        </w:rPr>
+        <w:t>-</w:t>
+      </w:r>
+      <w:proofErr w:type="spellStart"/>
+      <w:r>
+        <w:rPr>
+          <w:lang w:val="es-EC"/>
+        </w:rPr>
+        <w:t>executors</w:t>
+      </w:r>
+      <w:proofErr w:type="spellEnd"/>
+    </w:p>
+    <w:p>
+      <w:pPr>
+        <w:pStyle w:val="ListParagraph"/>
+        <w:numPr>
+          <w:ilvl w:val="0"/>
+          <w:numId w:val="15"/>
+        </w:numPr>
+        <w:rPr>
+          <w:lang w:val="es-EC"/>
+        </w:rPr>
+      </w:pPr>
+      <w:r>
+        <w:rPr>
+          <w:lang w:val="es-EC"/>
+        </w:rPr>
+        <w:t>Ejemplo de Data: 100 GB de Sales y 1Gb de productos.</w:t>
+      </w:r>
+    </w:p>
+    <w:p>
+      <w:pPr>
+        <w:rPr>
+          <w:lang w:val="es-EC"/>
+        </w:rPr>
+      </w:pPr>
+      <w:r>
+        <w:rPr>
+          <w:lang w:val="es-EC"/>
+        </w:rPr>
+        <w:t xml:space="preserve">Tenemos 5 </w:t>
+      </w:r>
+      <w:proofErr w:type="spellStart"/>
+      <w:r>
+        <w:rPr>
+          <w:lang w:val="es-EC"/>
+        </w:rPr>
+        <w:t>clsuters</w:t>
+      </w:r>
+      <w:proofErr w:type="spellEnd"/>
+    </w:p>
+    <w:p>
+      <w:pPr>
+        <w:pStyle w:val="ListParagraph"/>
+        <w:numPr>
+          <w:ilvl w:val="0"/>
+          <w:numId w:val="1"/>
+        </w:numPr>
+        <w:rPr>
+          <w:lang w:val="es-EC"/>
+        </w:rPr>
+      </w:pPr>
+      <w:r>
+        <w:rPr>
+          <w:lang w:val="es-EC"/>
+        </w:rPr>
+        <w:t xml:space="preserve">Cuando cargamos: Spark-Read lo que sucede es que se divide la data en particiones de 20GB y 0.2 GB. Se divide la misma cantidad en cada uno. El defecto son 6 nodos. Estas divisiones son estocásticas, aleatorias. </w:t>
+      </w:r>
+    </w:p>
+    <w:p>
+      <w:pPr>
+        <w:pStyle w:val="ListParagraph"/>
+        <w:numPr>
+          <w:ilvl w:val="0"/>
+          <w:numId w:val="1"/>
+        </w:numPr>
+        <w:rPr>
+          <w:lang w:val="es-EC"/>
+        </w:rPr>
+      </w:pPr>
+      <w:proofErr w:type="spellStart"/>
+      <w:r>
+        <w:rPr>
+          <w:lang w:val="es-EC"/>
+        </w:rPr>
+        <w:t>Que</w:t>
+      </w:r>
+      <w:proofErr w:type="spellEnd"/>
+      <w:r>
+        <w:rPr>
+          <w:lang w:val="es-EC"/>
+        </w:rPr>
+        <w:t xml:space="preserve"> pasa si queremos hace run </w:t>
+      </w:r>
+      <w:proofErr w:type="spellStart"/>
+      <w:r>
+        <w:rPr>
+          <w:lang w:val="es-EC"/>
+        </w:rPr>
+        <w:t>fact_</w:t>
+      </w:r>
+      <w:proofErr w:type="gramStart"/>
+      <w:r>
+        <w:rPr>
+          <w:lang w:val="es-EC"/>
+        </w:rPr>
+        <w:t>sales.join</w:t>
+      </w:r>
+      <w:proofErr w:type="spellEnd"/>
+      <w:proofErr w:type="gramEnd"/>
+      <w:r>
+        <w:rPr>
+          <w:lang w:val="es-EC"/>
+        </w:rPr>
+        <w:t xml:space="preserve"> (</w:t>
+      </w:r>
+      <w:proofErr w:type="spellStart"/>
+      <w:r>
+        <w:rPr>
+          <w:lang w:val="es-EC"/>
+        </w:rPr>
+        <w:t>dim_product</w:t>
+      </w:r>
+      <w:proofErr w:type="spellEnd"/>
+      <w:r>
+        <w:rPr>
+          <w:lang w:val="es-EC"/>
+        </w:rPr>
+        <w:t xml:space="preserve">)? Si tenemos en 2 nodos puede que en un nodo el </w:t>
+      </w:r>
+      <w:proofErr w:type="spellStart"/>
+      <w:r>
+        <w:rPr>
+          <w:lang w:val="es-EC"/>
+        </w:rPr>
+        <w:t>p_id</w:t>
+      </w:r>
+      <w:proofErr w:type="spellEnd"/>
+      <w:r>
+        <w:rPr>
+          <w:lang w:val="es-EC"/>
+        </w:rPr>
+        <w:t xml:space="preserve"> tenga el valor 10 pero en </w:t>
+      </w:r>
+      <w:proofErr w:type="spellStart"/>
+      <w:r>
+        <w:rPr>
+          <w:lang w:val="es-EC"/>
+        </w:rPr>
+        <w:t>ningun</w:t>
+      </w:r>
+      <w:proofErr w:type="spellEnd"/>
+      <w:r>
+        <w:rPr>
+          <w:lang w:val="es-EC"/>
+        </w:rPr>
+        <w:t xml:space="preserve"> nodo </w:t>
+      </w:r>
+      <w:proofErr w:type="spellStart"/>
+      <w:r>
+        <w:rPr>
+          <w:lang w:val="es-EC"/>
+        </w:rPr>
+        <w:t>esta</w:t>
+      </w:r>
+      <w:proofErr w:type="spellEnd"/>
+      <w:r>
+        <w:rPr>
+          <w:lang w:val="es-EC"/>
+        </w:rPr>
+        <w:t xml:space="preserve"> el producto al que referencian.</w:t>
+      </w:r>
+    </w:p>
+    <w:p>
+      <w:pPr>
+        <w:pStyle w:val="ListParagraph"/>
+        <w:numPr>
+          <w:ilvl w:val="0"/>
+          <w:numId w:val="1"/>
+        </w:numPr>
+        <w:rPr>
+          <w:lang w:val="es-EC"/>
+        </w:rPr>
+      </w:pPr>
+      <w:r>
+        <w:rPr>
+          <w:lang w:val="es-EC"/>
+        </w:rPr>
+        <w:t xml:space="preserve">¿Cómo se soluciona? Spark maneja </w:t>
+      </w:r>
+      <w:proofErr w:type="gramStart"/>
+      <w:r>
+        <w:rPr>
+          <w:lang w:val="es-EC"/>
+        </w:rPr>
+        <w:t>un metada</w:t>
+      </w:r>
+      <w:proofErr w:type="gramEnd"/>
+      <w:r>
+        <w:rPr>
+          <w:lang w:val="es-EC"/>
+        </w:rPr>
+        <w:t xml:space="preserve"> </w:t>
+      </w:r>
+      <w:proofErr w:type="spellStart"/>
+      <w:r>
+        <w:rPr>
+          <w:lang w:val="es-EC"/>
+        </w:rPr>
+        <w:t>management</w:t>
+      </w:r>
+      <w:proofErr w:type="spellEnd"/>
+      <w:r>
+        <w:rPr>
+          <w:lang w:val="es-EC"/>
+        </w:rPr>
+        <w:t xml:space="preserve"> y sabe que esta que clave esta en que cosa. Esto </w:t>
+      </w:r>
+      <w:proofErr w:type="spellStart"/>
+      <w:r>
+        <w:rPr>
+          <w:lang w:val="es-EC"/>
+        </w:rPr>
+        <w:t>s</w:t>
+      </w:r>
+      <w:proofErr w:type="spellEnd"/>
+      <w:r>
+        <w:rPr>
+          <w:lang w:val="es-EC"/>
+        </w:rPr>
+        <w:t xml:space="preserve"> </w:t>
+      </w:r>
+      <w:proofErr w:type="spellStart"/>
+      <w:r>
+        <w:rPr>
+          <w:lang w:val="es-EC"/>
+        </w:rPr>
+        <w:t>eva</w:t>
+      </w:r>
+      <w:proofErr w:type="spellEnd"/>
+      <w:r>
+        <w:rPr>
+          <w:lang w:val="es-EC"/>
+        </w:rPr>
+        <w:t xml:space="preserve"> </w:t>
+      </w:r>
+      <w:proofErr w:type="spellStart"/>
+      <w:r>
+        <w:rPr>
+          <w:lang w:val="es-EC"/>
+        </w:rPr>
+        <w:t>calculadndo</w:t>
+      </w:r>
+      <w:proofErr w:type="spellEnd"/>
+      <w:r>
+        <w:rPr>
+          <w:lang w:val="es-EC"/>
+        </w:rPr>
+        <w:t xml:space="preserve"> </w:t>
+      </w:r>
+      <w:proofErr w:type="spellStart"/>
+      <w:r>
+        <w:rPr>
+          <w:lang w:val="es-EC"/>
+        </w:rPr>
+        <w:t>dinamicamiente</w:t>
+      </w:r>
+      <w:proofErr w:type="spellEnd"/>
+      <w:r>
+        <w:rPr>
+          <w:lang w:val="es-EC"/>
+        </w:rPr>
+        <w:t xml:space="preserve">. </w:t>
+      </w:r>
+      <w:proofErr w:type="spellStart"/>
+      <w:r>
+        <w:rPr>
+          <w:lang w:val="es-EC"/>
+        </w:rPr>
+        <w:t>Cuanod</w:t>
+      </w:r>
+      <w:proofErr w:type="spellEnd"/>
+      <w:r>
+        <w:rPr>
+          <w:lang w:val="es-EC"/>
+        </w:rPr>
+        <w:t xml:space="preserve"> se define la </w:t>
+      </w:r>
+      <w:proofErr w:type="spellStart"/>
+      <w:r>
+        <w:rPr>
+          <w:lang w:val="es-EC"/>
+        </w:rPr>
+        <w:t>joining</w:t>
+      </w:r>
+      <w:proofErr w:type="spellEnd"/>
+      <w:r>
+        <w:rPr>
+          <w:lang w:val="es-EC"/>
+        </w:rPr>
+        <w:t xml:space="preserve"> </w:t>
+      </w:r>
+      <w:proofErr w:type="spellStart"/>
+      <w:r>
+        <w:rPr>
+          <w:lang w:val="es-EC"/>
+        </w:rPr>
+        <w:t>key</w:t>
+      </w:r>
+      <w:proofErr w:type="spellEnd"/>
+      <w:r>
+        <w:rPr>
+          <w:lang w:val="es-EC"/>
+        </w:rPr>
+        <w:t xml:space="preserve"> se hace esta investigación. Cuando se define el </w:t>
+      </w:r>
+      <w:proofErr w:type="spellStart"/>
+      <w:r>
+        <w:rPr>
+          <w:lang w:val="es-EC"/>
+        </w:rPr>
+        <w:t>join</w:t>
+      </w:r>
+      <w:proofErr w:type="spellEnd"/>
+      <w:r>
+        <w:rPr>
+          <w:lang w:val="es-EC"/>
+        </w:rPr>
+        <w:t xml:space="preserve"> el motor va y busca. Ahí ocurre el </w:t>
+      </w:r>
+      <w:proofErr w:type="spellStart"/>
+      <w:r>
+        <w:rPr>
+          <w:lang w:val="es-EC"/>
+        </w:rPr>
+        <w:t>shuffle</w:t>
+      </w:r>
+      <w:proofErr w:type="spellEnd"/>
+      <w:r>
+        <w:rPr>
+          <w:lang w:val="es-EC"/>
+        </w:rPr>
+        <w:t>:</w:t>
+      </w:r>
+    </w:p>
+    <w:p>
+      <w:pPr>
+        <w:pStyle w:val="ListParagraph"/>
+        <w:numPr>
+          <w:ilvl w:val="0"/>
+          <w:numId w:val="1"/>
+        </w:numPr>
+        <w:rPr>
+          <w:lang w:val="es-EC"/>
+        </w:rPr>
+      </w:pPr>
+      <w:proofErr w:type="spellStart"/>
+      <w:r>
+        <w:rPr>
+          <w:lang w:val="es-EC"/>
+        </w:rPr>
+        <w:t>Shuffle</w:t>
+      </w:r>
+      <w:proofErr w:type="spellEnd"/>
+      <w:r>
+        <w:rPr>
+          <w:lang w:val="es-EC"/>
+        </w:rPr>
+        <w:t xml:space="preserve">: Es una operación, algoritmo, que lo que hace que sea de la misma llave vaya a al mismo nodo en base al </w:t>
+      </w:r>
+      <w:proofErr w:type="spellStart"/>
+      <w:r>
+        <w:rPr>
+          <w:lang w:val="es-EC"/>
+        </w:rPr>
+        <w:t>join</w:t>
+      </w:r>
+      <w:proofErr w:type="spellEnd"/>
+      <w:r>
+        <w:rPr>
+          <w:lang w:val="es-EC"/>
+        </w:rPr>
+        <w:t xml:space="preserve"> id como en este caso </w:t>
+      </w:r>
+      <w:proofErr w:type="spellStart"/>
+      <w:r>
+        <w:rPr>
+          <w:lang w:val="es-EC"/>
+        </w:rPr>
+        <w:t>producto_id</w:t>
+      </w:r>
+      <w:proofErr w:type="spellEnd"/>
+      <w:r>
+        <w:rPr>
+          <w:lang w:val="es-EC"/>
+        </w:rPr>
+        <w:t xml:space="preserve">. Esto se hace para las </w:t>
+      </w:r>
+      <w:proofErr w:type="spellStart"/>
+      <w:r>
+        <w:rPr>
+          <w:lang w:val="es-EC"/>
+        </w:rPr>
+        <w:t>tabals</w:t>
+      </w:r>
+      <w:proofErr w:type="spellEnd"/>
+      <w:r>
+        <w:rPr>
+          <w:lang w:val="es-EC"/>
+        </w:rPr>
+        <w:t xml:space="preserve"> del </w:t>
+      </w:r>
+      <w:proofErr w:type="spellStart"/>
+      <w:r>
+        <w:rPr>
+          <w:lang w:val="es-EC"/>
+        </w:rPr>
+        <w:t>join</w:t>
+      </w:r>
+      <w:proofErr w:type="spellEnd"/>
+      <w:r>
+        <w:rPr>
+          <w:lang w:val="es-EC"/>
+        </w:rPr>
+        <w:t>, es una operación costosa.</w:t>
+      </w:r>
+    </w:p>
+    <w:p>
+      <w:pPr>
+        <w:pStyle w:val="ListParagraph"/>
+        <w:numPr>
+          <w:ilvl w:val="0"/>
+          <w:numId w:val="1"/>
+        </w:numPr>
+        <w:rPr>
+          <w:lang w:val="es-EC"/>
+        </w:rPr>
+      </w:pPr>
+      <w:proofErr w:type="spellStart"/>
+      <w:r>
+        <w:rPr>
+          <w:lang w:val="es-EC"/>
+        </w:rPr>
+        <w:lastRenderedPageBreak/>
+        <w:t>Shuffle</w:t>
+      </w:r>
+      <w:proofErr w:type="spellEnd"/>
+      <w:r>
+        <w:rPr>
+          <w:lang w:val="es-EC"/>
+        </w:rPr>
+        <w:t xml:space="preserve">: Reordenar ya grupas todas las llaves Enel </w:t>
+      </w:r>
+      <w:proofErr w:type="spellStart"/>
+      <w:r>
+        <w:rPr>
+          <w:lang w:val="es-EC"/>
+        </w:rPr>
+        <w:t>ondo</w:t>
+      </w:r>
+      <w:proofErr w:type="spellEnd"/>
+      <w:r>
+        <w:rPr>
+          <w:lang w:val="es-EC"/>
+        </w:rPr>
+        <w:t xml:space="preserve"> de forma que cuando suceda el </w:t>
+      </w:r>
+      <w:proofErr w:type="spellStart"/>
+      <w:r>
+        <w:rPr>
+          <w:lang w:val="es-EC"/>
+        </w:rPr>
+        <w:t>join</w:t>
+      </w:r>
+      <w:proofErr w:type="spellEnd"/>
+      <w:r>
+        <w:rPr>
+          <w:lang w:val="es-EC"/>
+        </w:rPr>
+        <w:t xml:space="preserve"> se tenga todo ahí mismo. Se llama </w:t>
+      </w:r>
+      <w:proofErr w:type="spellStart"/>
+      <w:r>
+        <w:rPr>
+          <w:lang w:val="es-EC"/>
+        </w:rPr>
+        <w:t>Shuffle</w:t>
+      </w:r>
+      <w:proofErr w:type="spellEnd"/>
+      <w:r>
+        <w:rPr>
+          <w:lang w:val="es-EC"/>
+        </w:rPr>
+        <w:t xml:space="preserve"> </w:t>
+      </w:r>
+      <w:proofErr w:type="spellStart"/>
+      <w:r>
+        <w:rPr>
+          <w:lang w:val="es-EC"/>
+        </w:rPr>
+        <w:t>Map</w:t>
+      </w:r>
+      <w:proofErr w:type="spellEnd"/>
+      <w:r>
+        <w:rPr>
+          <w:lang w:val="es-EC"/>
+        </w:rPr>
+        <w:t>.</w:t>
+      </w:r>
+    </w:p>
+    <w:p>
+      <w:pPr>
+        <w:pStyle w:val="ListParagraph"/>
+        <w:numPr>
+          <w:ilvl w:val="0"/>
+          <w:numId w:val="1"/>
+        </w:numPr>
+        <w:rPr>
+          <w:lang w:val="es-EC"/>
+        </w:rPr>
+      </w:pPr>
+      <w:proofErr w:type="spellStart"/>
+      <w:r>
+        <w:rPr>
+          <w:lang w:val="es-EC"/>
+        </w:rPr>
+        <w:t>Reduccion</w:t>
+      </w:r>
+      <w:proofErr w:type="spellEnd"/>
+      <w:r>
+        <w:rPr>
+          <w:lang w:val="es-EC"/>
+        </w:rPr>
+        <w:t xml:space="preserve">: Cuando em data todo es la tabla que resume todo juntado, solo ocurre cuando haya una acción con un </w:t>
+      </w:r>
+      <w:proofErr w:type="gramStart"/>
+      <w:r>
+        <w:rPr>
+          <w:lang w:val="es-EC"/>
+        </w:rPr>
+        <w:t>show</w:t>
+      </w:r>
+      <w:proofErr w:type="gramEnd"/>
+      <w:r>
+        <w:rPr>
+          <w:lang w:val="es-EC"/>
+        </w:rPr>
+        <w:t xml:space="preserve">, sino todo esta </w:t>
+      </w:r>
+      <w:proofErr w:type="spellStart"/>
+      <w:r>
+        <w:rPr>
+          <w:lang w:val="es-EC"/>
+        </w:rPr>
+        <w:t>distrbuido</w:t>
+      </w:r>
+      <w:proofErr w:type="spellEnd"/>
+      <w:r>
+        <w:rPr>
+          <w:lang w:val="es-EC"/>
+        </w:rPr>
+        <w:t>.</w:t>
+      </w:r>
+    </w:p>
+    <w:p>
+      <w:pPr>
+        <w:rPr>
+          <w:lang w:val="es-EC"/>
+        </w:rPr>
+      </w:pPr>
+      <w:r>
+        <w:rPr>
+          <w:lang w:val="es-EC"/>
+        </w:rPr>
+        <w:t>Hay dos tipos de JOIN:</w:t>
+      </w:r>
+      <w:r>
+        <w:rPr>
+          <w:lang w:val="es-EC"/>
+        </w:rPr>
+        <w:br/>
+        <w:t xml:space="preserve">- </w:t>
+      </w:r>
+      <w:proofErr w:type="spellStart"/>
+      <w:r>
+        <w:rPr>
+          <w:lang w:val="es-EC"/>
+        </w:rPr>
+        <w:t>Join</w:t>
+      </w:r>
+      <w:proofErr w:type="spellEnd"/>
+      <w:r>
+        <w:rPr>
+          <w:lang w:val="es-EC"/>
+        </w:rPr>
+        <w:t xml:space="preserve"> Normal: Lo que vimos antes, ambas tablas se </w:t>
+      </w:r>
+      <w:proofErr w:type="spellStart"/>
+      <w:r>
+        <w:rPr>
+          <w:lang w:val="es-EC"/>
+        </w:rPr>
+        <w:t>reparticionan</w:t>
+      </w:r>
+      <w:proofErr w:type="spellEnd"/>
+      <w:r>
+        <w:rPr>
+          <w:lang w:val="es-EC"/>
+        </w:rPr>
+        <w:t xml:space="preserve"> con las llaves juntas. Es recomendable cuando ambas tablas son grandes e iguales casi entre </w:t>
+      </w:r>
+      <w:proofErr w:type="spellStart"/>
+      <w:r>
+        <w:rPr>
+          <w:lang w:val="es-EC"/>
+        </w:rPr>
+        <w:t>si</w:t>
+      </w:r>
+      <w:proofErr w:type="spellEnd"/>
+      <w:r>
+        <w:rPr>
+          <w:lang w:val="es-EC"/>
+        </w:rPr>
+        <w:t>.</w:t>
+      </w:r>
+    </w:p>
+    <w:p>
+      <w:pPr>
+        <w:rPr>
+          <w:lang w:val="es-EC"/>
+        </w:rPr>
+      </w:pPr>
+      <w:r>
+        <w:rPr>
+          <w:lang w:val="es-EC"/>
+        </w:rPr>
+        <w:t xml:space="preserve">Broadcast </w:t>
+      </w:r>
+      <w:proofErr w:type="spellStart"/>
+      <w:r>
+        <w:rPr>
+          <w:lang w:val="es-EC"/>
+        </w:rPr>
+        <w:t>Join</w:t>
+      </w:r>
+      <w:proofErr w:type="spellEnd"/>
+      <w:r>
+        <w:rPr>
+          <w:lang w:val="es-EC"/>
+        </w:rPr>
+        <w:t xml:space="preserve">: Es igual pero replica la 1 GB de </w:t>
+      </w:r>
+      <w:proofErr w:type="spellStart"/>
+      <w:r>
+        <w:rPr>
+          <w:lang w:val="es-EC"/>
+        </w:rPr>
+        <w:t>latabla</w:t>
+      </w:r>
+      <w:proofErr w:type="spellEnd"/>
+      <w:r>
+        <w:rPr>
+          <w:lang w:val="es-EC"/>
+        </w:rPr>
+        <w:t xml:space="preserve"> </w:t>
+      </w:r>
+      <w:proofErr w:type="spellStart"/>
+      <w:proofErr w:type="gramStart"/>
+      <w:r>
+        <w:rPr>
+          <w:lang w:val="es-EC"/>
+        </w:rPr>
+        <w:t>peque;a</w:t>
+      </w:r>
+      <w:proofErr w:type="spellEnd"/>
+      <w:proofErr w:type="gramEnd"/>
+      <w:r>
+        <w:rPr>
+          <w:lang w:val="es-EC"/>
+        </w:rPr>
+        <w:t xml:space="preserve"> en cada nodo, se ahora buscar en esto. Se recomienda con tablas </w:t>
+      </w:r>
+      <w:proofErr w:type="spellStart"/>
+      <w:r>
+        <w:rPr>
+          <w:lang w:val="es-EC"/>
+        </w:rPr>
+        <w:t>dimenisonales</w:t>
+      </w:r>
+      <w:proofErr w:type="spellEnd"/>
+      <w:r>
+        <w:rPr>
+          <w:lang w:val="es-EC"/>
+        </w:rPr>
+        <w:t xml:space="preserve"> pequeñas, como por ejemplo 100 MB pero depende del nodo.</w:t>
+      </w:r>
+    </w:p>
+    <w:p>
+      <w:pPr>
+        <w:rPr>
+          <w:lang w:val="es-EC"/>
+        </w:rPr>
+      </w:pPr>
+      <w:r>
+        <w:rPr>
+          <w:lang w:val="es-EC"/>
+        </w:rPr>
+        <w:t xml:space="preserve">Se hace </w:t>
+      </w:r>
+      <w:proofErr w:type="spellStart"/>
+      <w:r>
+        <w:rPr>
+          <w:lang w:val="es-EC"/>
+        </w:rPr>
+        <w:t>shiffle</w:t>
+      </w:r>
+      <w:proofErr w:type="spellEnd"/>
+      <w:r>
+        <w:rPr>
+          <w:lang w:val="es-EC"/>
+        </w:rPr>
+        <w:t xml:space="preserve"> de una sola tabla. </w:t>
+      </w:r>
+    </w:p>
+    <w:p>
+      <w:pPr>
+        <w:rPr>
+          <w:lang w:val="es-EC"/>
+        </w:rPr>
+      </w:pPr>
+      <w:r>
+        <w:rPr>
+          <w:lang w:val="es-EC"/>
+        </w:rPr>
+        <w:t xml:space="preserve">Esto no </w:t>
+      </w:r>
+      <w:proofErr w:type="spellStart"/>
+      <w:r>
+        <w:rPr>
+          <w:lang w:val="es-EC"/>
+        </w:rPr>
+        <w:t>e</w:t>
+      </w:r>
+      <w:proofErr w:type="spellEnd"/>
+      <w:r>
+        <w:rPr>
+          <w:lang w:val="es-EC"/>
+        </w:rPr>
+        <w:t xml:space="preserve"> </w:t>
+      </w:r>
+      <w:proofErr w:type="spellStart"/>
+      <w:r>
+        <w:rPr>
+          <w:lang w:val="es-EC"/>
+        </w:rPr>
+        <w:t>sun</w:t>
+      </w:r>
+      <w:proofErr w:type="spellEnd"/>
+      <w:r>
+        <w:rPr>
+          <w:lang w:val="es-EC"/>
+        </w:rPr>
+        <w:t xml:space="preserve"> </w:t>
+      </w:r>
+      <w:proofErr w:type="spellStart"/>
+      <w:r>
+        <w:rPr>
+          <w:lang w:val="es-EC"/>
+        </w:rPr>
+        <w:t>warehouse</w:t>
+      </w:r>
+      <w:proofErr w:type="spellEnd"/>
+      <w:r>
+        <w:rPr>
+          <w:lang w:val="es-EC"/>
+        </w:rPr>
+        <w:t xml:space="preserve"> e</w:t>
+      </w:r>
+      <w:r>
+        <w:rPr>
+          <w:lang w:val="es-EC"/>
+        </w:rPr>
+        <w:t xml:space="preserve">s un motor de procesamiento, todo se </w:t>
+      </w:r>
+      <w:proofErr w:type="spellStart"/>
+      <w:r>
+        <w:rPr>
+          <w:lang w:val="es-EC"/>
+        </w:rPr>
+        <w:t>gaurda</w:t>
+      </w:r>
+      <w:proofErr w:type="spellEnd"/>
+      <w:r>
+        <w:rPr>
+          <w:lang w:val="es-EC"/>
+        </w:rPr>
+        <w:t xml:space="preserve"> nativamente en raw en el volumen del directorio.</w:t>
+      </w:r>
+    </w:p>
+    <w:p>
+      <w:pPr>
+        <w:rPr>
+          <w:lang w:val="es-EC"/>
+        </w:rPr>
+      </w:pPr>
+      <w:proofErr w:type="spellStart"/>
+      <w:r>
+        <w:rPr>
+          <w:lang w:val="es-EC"/>
+        </w:rPr>
+        <w:t>Postrgess</w:t>
+      </w:r>
+      <w:proofErr w:type="spellEnd"/>
+      <w:r>
+        <w:rPr>
+          <w:lang w:val="es-EC"/>
+        </w:rPr>
+        <w:t xml:space="preserve"> es solo un motor de base de </w:t>
+      </w:r>
+      <w:proofErr w:type="spellStart"/>
+      <w:r>
+        <w:rPr>
+          <w:lang w:val="es-EC"/>
+        </w:rPr>
+        <w:t>atos</w:t>
+      </w:r>
+      <w:proofErr w:type="spellEnd"/>
+      <w:r>
+        <w:rPr>
+          <w:lang w:val="es-EC"/>
+        </w:rPr>
+        <w:t xml:space="preserve">, </w:t>
+      </w:r>
+      <w:proofErr w:type="spellStart"/>
+      <w:r>
+        <w:rPr>
+          <w:lang w:val="es-EC"/>
+        </w:rPr>
+        <w:t>spark</w:t>
+      </w:r>
+      <w:proofErr w:type="spellEnd"/>
+      <w:r>
+        <w:rPr>
+          <w:lang w:val="es-EC"/>
+        </w:rPr>
+        <w:t xml:space="preserve"> es un motor de procesamiento </w:t>
+      </w:r>
+      <w:proofErr w:type="spellStart"/>
+      <w:r>
+        <w:rPr>
+          <w:lang w:val="es-EC"/>
+        </w:rPr>
+        <w:t>disitrbuido</w:t>
+      </w:r>
+      <w:proofErr w:type="spellEnd"/>
+      <w:r>
+        <w:rPr>
+          <w:lang w:val="es-EC"/>
+        </w:rPr>
+        <w:t xml:space="preserve">. Por eso se integra a un data </w:t>
+      </w:r>
+      <w:proofErr w:type="spellStart"/>
+      <w:r>
+        <w:rPr>
+          <w:lang w:val="es-EC"/>
+        </w:rPr>
+        <w:t>lake</w:t>
+      </w:r>
+      <w:proofErr w:type="spellEnd"/>
+      <w:r>
+        <w:rPr>
+          <w:lang w:val="es-EC"/>
+        </w:rPr>
+        <w:t xml:space="preserve"> y se procesa en </w:t>
+      </w:r>
+      <w:proofErr w:type="spellStart"/>
+      <w:r>
+        <w:rPr>
+          <w:lang w:val="es-EC"/>
+        </w:rPr>
+        <w:t>spark</w:t>
+      </w:r>
+      <w:proofErr w:type="spellEnd"/>
+      <w:r>
+        <w:rPr>
+          <w:lang w:val="es-EC"/>
+        </w:rPr>
+        <w:t>.</w:t>
+      </w:r>
+    </w:p>
+    <w:p>
+      <w:pPr>
+        <w:rPr>
+          <w:lang w:val="es-EC"/>
+        </w:rPr>
+      </w:pPr>
+      <w:r>
+        <w:rPr>
+          <w:lang w:val="es-EC"/>
+        </w:rPr>
+        <w:t xml:space="preserve">Revisar como se </w:t>
+      </w:r>
+      <w:proofErr w:type="spellStart"/>
+      <w:r>
+        <w:rPr>
+          <w:lang w:val="es-EC"/>
+        </w:rPr>
+        <w:t>partciiona</w:t>
+      </w:r>
+      <w:proofErr w:type="spellEnd"/>
+      <w:r>
+        <w:rPr>
+          <w:lang w:val="es-EC"/>
+        </w:rPr>
+        <w:t xml:space="preserve"> y que </w:t>
+      </w:r>
+      <w:proofErr w:type="spellStart"/>
+      <w:r>
+        <w:rPr>
+          <w:lang w:val="es-EC"/>
+        </w:rPr>
+        <w:t>apsa</w:t>
+      </w:r>
+      <w:proofErr w:type="spellEnd"/>
+      <w:r>
+        <w:rPr>
+          <w:lang w:val="es-EC"/>
+        </w:rPr>
+        <w:t xml:space="preserve"> en localhost 4040</w:t>
+      </w:r>
+    </w:p>
+    <w:p>
+      <w:pPr>
+        <w:rPr>
+          <w:lang w:val="es-EC"/>
+        </w:rPr>
+      </w:pPr>
+      <w:r>
+        <w:rPr>
+          <w:lang w:val="es-EC"/>
+        </w:rPr>
+        <w:t xml:space="preserve">Entender </w:t>
+      </w:r>
+      <w:proofErr w:type="spellStart"/>
+      <w:r>
+        <w:rPr>
+          <w:lang w:val="es-EC"/>
+        </w:rPr>
+        <w:t>por que</w:t>
+      </w:r>
+      <w:proofErr w:type="spellEnd"/>
+      <w:r>
+        <w:rPr>
+          <w:lang w:val="es-EC"/>
+        </w:rPr>
+        <w:t xml:space="preserve"> </w:t>
+      </w:r>
+      <w:proofErr w:type="spellStart"/>
+      <w:r>
+        <w:rPr>
+          <w:lang w:val="es-EC"/>
+        </w:rPr>
+        <w:t>relllama</w:t>
+      </w:r>
+      <w:proofErr w:type="spellEnd"/>
+      <w:r>
+        <w:rPr>
+          <w:lang w:val="es-EC"/>
+        </w:rPr>
+        <w:t xml:space="preserve"> como </w:t>
+      </w:r>
+      <w:proofErr w:type="spellStart"/>
+      <w:r>
+        <w:rPr>
+          <w:lang w:val="es-EC"/>
+        </w:rPr>
+        <w:t>ShulffleRowRDD</w:t>
+      </w:r>
+      <w:proofErr w:type="spellEnd"/>
+      <w:r>
+        <w:rPr>
+          <w:lang w:val="es-EC"/>
+        </w:rPr>
+        <w:t xml:space="preserve"> y por que es RDD que es y que api usa. </w:t>
+      </w:r>
     </w:p>
     <w:sectPr>
       <w:pgSz w:w="12240" w:h="15840"/>
@@ -11244,9 +12316,9 @@
     </w:lvl>
   </w:abstractNum>
   <w:abstractNum w:abstractNumId="9" w15:restartNumberingAfterBreak="0">
-    <w:nsid w:val="3EBE52CE"/>
+    <w:nsid w:val="3BA73D17"/>
     <w:multiLevelType w:val="hybridMultilevel"/>
-    <w:tmpl w:val="5532DCA6"/>
+    <w:tmpl w:val="3C74AF66"/>
     <w:lvl w:ilvl="0" w:tplc="0409000F">
       <w:start w:val="1"/>
       <w:numFmt w:val="decimal"/>
@@ -11333,6 +12405,95 @@
     </w:lvl>
   </w:abstractNum>
   <w:abstractNum w:abstractNumId="10" w15:restartNumberingAfterBreak="0">
+    <w:nsid w:val="3EBE52CE"/>
+    <w:multiLevelType w:val="hybridMultilevel"/>
+    <w:tmpl w:val="5532DCA6"/>
+    <w:lvl w:ilvl="0" w:tplc="0409000F">
+      <w:start w:val="1"/>
+      <w:numFmt w:val="decimal"/>
+      <w:lvlText w:val="%1."/>
+      <w:lvlJc w:val="left"/>
+      <w:pPr>
+        <w:ind w:left="720" w:hanging="360"/>
+      </w:pPr>
+      <w:rPr>
+        <w:rFonts w:hint="default"/>
+      </w:rPr>
+    </w:lvl>
+    <w:lvl w:ilvl="1" w:tplc="04090019" w:tentative="1">
+      <w:start w:val="1"/>
+      <w:numFmt w:val="lowerLetter"/>
+      <w:lvlText w:val="%2."/>
+      <w:lvlJc w:val="left"/>
+      <w:pPr>
+        <w:ind w:left="1440" w:hanging="360"/>
+      </w:pPr>
+    </w:lvl>
+    <w:lvl w:ilvl="2" w:tplc="0409001B" w:tentative="1">
+      <w:start w:val="1"/>
+      <w:numFmt w:val="lowerRoman"/>
+      <w:lvlText w:val="%3."/>
+      <w:lvlJc w:val="right"/>
+      <w:pPr>
+        <w:ind w:left="2160" w:hanging="180"/>
+      </w:pPr>
+    </w:lvl>
+    <w:lvl w:ilvl="3" w:tplc="0409000F" w:tentative="1">
+      <w:start w:val="1"/>
+      <w:numFmt w:val="decimal"/>
+      <w:lvlText w:val="%4."/>
+      <w:lvlJc w:val="left"/>
+      <w:pPr>
+        <w:ind w:left="2880" w:hanging="360"/>
+      </w:pPr>
+    </w:lvl>
+    <w:lvl w:ilvl="4" w:tplc="04090019" w:tentative="1">
+      <w:start w:val="1"/>
+      <w:numFmt w:val="lowerLetter"/>
+      <w:lvlText w:val="%5."/>
+      <w:lvlJc w:val="left"/>
+      <w:pPr>
+        <w:ind w:left="3600" w:hanging="360"/>
+      </w:pPr>
+    </w:lvl>
+    <w:lvl w:ilvl="5" w:tplc="0409001B" w:tentative="1">
+      <w:start w:val="1"/>
+      <w:numFmt w:val="lowerRoman"/>
+      <w:lvlText w:val="%6."/>
+      <w:lvlJc w:val="right"/>
+      <w:pPr>
+        <w:ind w:left="4320" w:hanging="180"/>
+      </w:pPr>
+    </w:lvl>
+    <w:lvl w:ilvl="6" w:tplc="0409000F" w:tentative="1">
+      <w:start w:val="1"/>
+      <w:numFmt w:val="decimal"/>
+      <w:lvlText w:val="%7."/>
+      <w:lvlJc w:val="left"/>
+      <w:pPr>
+        <w:ind w:left="5040" w:hanging="360"/>
+      </w:pPr>
+    </w:lvl>
+    <w:lvl w:ilvl="7" w:tplc="04090019" w:tentative="1">
+      <w:start w:val="1"/>
+      <w:numFmt w:val="lowerLetter"/>
+      <w:lvlText w:val="%8."/>
+      <w:lvlJc w:val="left"/>
+      <w:pPr>
+        <w:ind w:left="5760" w:hanging="360"/>
+      </w:pPr>
+    </w:lvl>
+    <w:lvl w:ilvl="8" w:tplc="0409001B" w:tentative="1">
+      <w:start w:val="1"/>
+      <w:numFmt w:val="lowerRoman"/>
+      <w:lvlText w:val="%9."/>
+      <w:lvlJc w:val="right"/>
+      <w:pPr>
+        <w:ind w:left="6480" w:hanging="180"/>
+      </w:pPr>
+    </w:lvl>
+  </w:abstractNum>
+  <w:abstractNum w:abstractNumId="11" w15:restartNumberingAfterBreak="0">
     <w:nsid w:val="44BE7D2D"/>
     <w:multiLevelType w:val="hybridMultilevel"/>
     <w:tmpl w:val="4678D16E"/>
@@ -11421,7 +12582,7 @@
       </w:pPr>
     </w:lvl>
   </w:abstractNum>
-  <w:abstractNum w:abstractNumId="11" w15:restartNumberingAfterBreak="0">
+  <w:abstractNum w:abstractNumId="12" w15:restartNumberingAfterBreak="0">
     <w:nsid w:val="461F61B3"/>
     <w:multiLevelType w:val="hybridMultilevel"/>
     <w:tmpl w:val="4DD09E8A"/>
@@ -11510,7 +12671,7 @@
       </w:pPr>
     </w:lvl>
   </w:abstractNum>
-  <w:abstractNum w:abstractNumId="12" w15:restartNumberingAfterBreak="0">
+  <w:abstractNum w:abstractNumId="13" w15:restartNumberingAfterBreak="0">
     <w:nsid w:val="5C3A66CD"/>
     <w:multiLevelType w:val="hybridMultilevel"/>
     <w:tmpl w:val="D4DA37F4"/>
@@ -11599,7 +12760,7 @@
       </w:pPr>
     </w:lvl>
   </w:abstractNum>
-  <w:abstractNum w:abstractNumId="13" w15:restartNumberingAfterBreak="0">
+  <w:abstractNum w:abstractNumId="14" w15:restartNumberingAfterBreak="0">
     <w:nsid w:val="72CC5D15"/>
     <w:multiLevelType w:val="hybridMultilevel"/>
     <w:tmpl w:val="056A2704"/>
@@ -11692,7 +12853,7 @@
     <w:abstractNumId w:val="7"/>
   </w:num>
   <w:num w:numId="2" w16cid:durableId="384766467">
-    <w:abstractNumId w:val="9"/>
+    <w:abstractNumId w:val="10"/>
   </w:num>
   <w:num w:numId="3" w16cid:durableId="1490294888">
     <w:abstractNumId w:val="8"/>
@@ -11701,19 +12862,19 @@
     <w:abstractNumId w:val="6"/>
   </w:num>
   <w:num w:numId="5" w16cid:durableId="1406996107">
-    <w:abstractNumId w:val="10"/>
+    <w:abstractNumId w:val="11"/>
   </w:num>
   <w:num w:numId="6" w16cid:durableId="1595551792">
     <w:abstractNumId w:val="2"/>
   </w:num>
   <w:num w:numId="7" w16cid:durableId="281616495">
+    <w:abstractNumId w:val="13"/>
+  </w:num>
+  <w:num w:numId="8" w16cid:durableId="1870798660">
     <w:abstractNumId w:val="12"/>
   </w:num>
-  <w:num w:numId="8" w16cid:durableId="1870798660">
-    <w:abstractNumId w:val="11"/>
-  </w:num>
   <w:num w:numId="9" w16cid:durableId="1170216123">
-    <w:abstractNumId w:val="13"/>
+    <w:abstractNumId w:val="14"/>
   </w:num>
   <w:num w:numId="10" w16cid:durableId="805005114">
     <w:abstractNumId w:val="5"/>
@@ -11729,6 +12890,9 @@
   </w:num>
   <w:num w:numId="14" w16cid:durableId="1236403872">
     <w:abstractNumId w:val="3"/>
+  </w:num>
+  <w:num w:numId="15" w16cid:durableId="195967233">
+    <w:abstractNumId w:val="9"/>
   </w:num>
 </w:numbering>
 </file>
